--- a/DOCS_DA_CONVERTIRE/arco3_fornasari_en.docx
+++ b/DOCS_DA_CONVERTIRE/arco3_fornasari_en.docx
@@ -3,38 +3,245 @@
 <w:document xmlns:wpc="http://schemas.microsoft.com/office/word/2010/wordprocessingCanvas" xmlns:cx="http://schemas.microsoft.com/office/drawing/2014/chartex" xmlns:cx1="http://schemas.microsoft.com/office/drawing/2015/9/8/chartex" xmlns:cx2="http://schemas.microsoft.com/office/drawing/2015/10/21/chartex" xmlns:cx3="http://schemas.microsoft.com/office/drawing/2016/5/9/chartex" xmlns:cx4="http://schemas.microsoft.com/office/drawing/2016/5/10/chartex" xmlns:cx5="http://schemas.microsoft.com/office/drawing/2016/5/11/chartex" xmlns:cx6="http://schemas.microsoft.com/office/drawing/2016/5/12/chartex" xmlns:cx7="http://schemas.microsoft.com/office/drawing/2016/5/13/chartex" xmlns:cx8="http://schemas.microsoft.com/office/drawing/2016/5/14/chartex" xmlns:mc="http://schemas.openxmlformats.org/markup-compatibility/2006" xmlns:aink="http://schemas.microsoft.com/office/drawing/2016/ink" xmlns:am3d="http://schemas.microsoft.com/office/drawing/2017/model3d" xmlns:o="urn:schemas-microsoft-com:office:office" xmlns:oel="http://schemas.microsoft.com/office/2019/extlst" xmlns:r="http://schemas.openxmlformats.org/officeDocument/2006/relationships" xmlns:m="http://schemas.openxmlformats.org/officeDocument/2006/math" xmlns:v="urn:schemas-microsoft-com:vml" xmlns:wp14="http://schemas.microsoft.com/office/word/2010/wordprocessingDrawing" xmlns:wp="http://schemas.openxmlformats.org/drawingml/2006/wordprocessingDrawing" xmlns:w10="urn:schemas-microsoft-com:office:word" xmlns:w="http://schemas.openxmlformats.org/wordprocessingml/2006/main" xmlns:w14="http://schemas.microsoft.com/office/word/2010/wordml" xmlns:w15="http://schemas.microsoft.com/office/word/2012/wordml" xmlns:w16cex="http://schemas.microsoft.com/office/word/2018/wordml/cex" xmlns:w16cid="http://schemas.microsoft.com/office/word/2016/wordml/cid" xmlns:w16="http://schemas.microsoft.com/office/word/2018/wordml" xmlns:w16du="http://schemas.microsoft.com/office/word/2023/wordml/word16du" xmlns:w16sdtdh="http://schemas.microsoft.com/office/word/2020/wordml/sdtdatahash" xmlns:w16sdtfl="http://schemas.microsoft.com/office/word/2024/wordml/sdtformatlock" xmlns:w16se="http://schemas.microsoft.com/office/word/2015/wordml/symex" xmlns:wpg="http://schemas.microsoft.com/office/word/2010/wordprocessingGroup" xmlns:wpi="http://schemas.microsoft.com/office/word/2010/wordprocessingInk" xmlns:wne="http://schemas.microsoft.com/office/word/2006/wordml" xmlns:wps="http://schemas.microsoft.com/office/word/2010/wordprocessingShape" mc:Ignorable="w14 w15 w16se w16cid w16 w16cex w16sdtdh w16sdtfl w16du wp14">
   <w:body>
     <w:p>
-      <w:pPr>
-        <w:pStyle w:val="Corpotesto"/>
-        <w:numPr>
-          <w:ilvl w:val="0"/>
-          <w:numId w:val="1"/>
-        </w:numPr>
-        <w:tabs>
-          <w:tab w:val="left" w:pos="707"/>
-        </w:tabs>
-      </w:pPr>
-      <w:r>
-        <w:t>Arch 3. Funded by Co: Gioseffo Carpegna.</w:t>
+      <w:r>
+        <w:rPr>
+          <w:b/>
+          <w:bCs/>
+        </w:rPr>
+        <w:t>Arch 3 - Portico of San Luca</w:t>
       </w:r>
     </w:p>
     <w:p>
-      <w:pPr>
-        <w:pStyle w:val="Corpotesto"/>
-        <w:ind w:left="424"/>
-        <w:jc w:val="center"/>
-      </w:pPr>
-      <w:r>
-        <w:br/>
-      </w:r>
+      <w:r>
+        <w:t xml:space="preserve">The system of </w:t>
+      </w:r>
+      <w:proofErr w:type="spellStart"/>
+      <w:r>
+        <w:t>porticos</w:t>
+      </w:r>
+      <w:proofErr w:type="spellEnd"/>
+      <w:r>
+        <w:t xml:space="preserve"> </w:t>
+      </w:r>
+      <w:proofErr w:type="spellStart"/>
+      <w:r>
+        <w:t>leading</w:t>
+      </w:r>
+      <w:proofErr w:type="spellEnd"/>
+      <w:r>
+        <w:t xml:space="preserve"> up to the Colle della Guardia </w:t>
+      </w:r>
+      <w:proofErr w:type="spellStart"/>
+      <w:r>
+        <w:t>was</w:t>
+      </w:r>
+      <w:proofErr w:type="spellEnd"/>
+      <w:r>
+        <w:t xml:space="preserve"> </w:t>
+      </w:r>
+      <w:proofErr w:type="spellStart"/>
+      <w:r>
+        <w:t>built</w:t>
+      </w:r>
+      <w:proofErr w:type="spellEnd"/>
+      <w:r>
+        <w:t xml:space="preserve"> thanks to </w:t>
+      </w:r>
+      <w:proofErr w:type="spellStart"/>
+      <w:r>
+        <w:t>extraordinary</w:t>
+      </w:r>
+      <w:proofErr w:type="spellEnd"/>
+      <w:r>
+        <w:t xml:space="preserve"> </w:t>
+      </w:r>
+      <w:proofErr w:type="spellStart"/>
+      <w:r>
+        <w:t>collective</w:t>
+      </w:r>
+      <w:proofErr w:type="spellEnd"/>
+      <w:r>
+        <w:t xml:space="preserve"> </w:t>
+      </w:r>
+      <w:proofErr w:type="spellStart"/>
+      <w:r>
+        <w:t>participation</w:t>
+      </w:r>
+      <w:proofErr w:type="spellEnd"/>
+      <w:r>
+        <w:t xml:space="preserve">: </w:t>
+      </w:r>
+      <w:proofErr w:type="spellStart"/>
+      <w:r>
+        <w:t>noble</w:t>
+      </w:r>
+      <w:proofErr w:type="spellEnd"/>
+      <w:r>
+        <w:t xml:space="preserve"> families, trade </w:t>
+      </w:r>
+      <w:proofErr w:type="spellStart"/>
+      <w:r>
+        <w:t>guilds</w:t>
+      </w:r>
+      <w:proofErr w:type="spellEnd"/>
+      <w:r>
+        <w:t xml:space="preserve">, and </w:t>
+      </w:r>
+      <w:proofErr w:type="spellStart"/>
+      <w:r>
+        <w:t>wealthy</w:t>
+      </w:r>
+      <w:proofErr w:type="spellEnd"/>
+      <w:r>
+        <w:t xml:space="preserve"> </w:t>
+      </w:r>
+      <w:proofErr w:type="spellStart"/>
+      <w:r>
+        <w:t>citizens</w:t>
+      </w:r>
+      <w:proofErr w:type="spellEnd"/>
+      <w:r>
+        <w:t xml:space="preserve"> or </w:t>
+      </w:r>
+      <w:proofErr w:type="spellStart"/>
+      <w:r>
+        <w:t>religious</w:t>
+      </w:r>
+      <w:proofErr w:type="spellEnd"/>
+      <w:r>
+        <w:t xml:space="preserve"> </w:t>
+      </w:r>
+      <w:proofErr w:type="spellStart"/>
+      <w:r>
+        <w:t>figures</w:t>
+      </w:r>
+      <w:proofErr w:type="spellEnd"/>
+      <w:r>
+        <w:t xml:space="preserve"> </w:t>
+      </w:r>
+      <w:proofErr w:type="spellStart"/>
+      <w:r>
+        <w:t>financed</w:t>
+      </w:r>
+      <w:proofErr w:type="spellEnd"/>
+      <w:r>
+        <w:t xml:space="preserve"> the </w:t>
+      </w:r>
+      <w:proofErr w:type="spellStart"/>
+      <w:r>
+        <w:t>construction</w:t>
+      </w:r>
+      <w:proofErr w:type="spellEnd"/>
+      <w:r>
+        <w:t xml:space="preserve"> of one or more </w:t>
+      </w:r>
+      <w:proofErr w:type="spellStart"/>
+      <w:r>
+        <w:t>arches</w:t>
+      </w:r>
+      <w:proofErr w:type="spellEnd"/>
+      <w:r>
+        <w:t xml:space="preserve">, </w:t>
+      </w:r>
+      <w:proofErr w:type="spellStart"/>
+      <w:r>
+        <w:t>leaving</w:t>
+      </w:r>
+      <w:proofErr w:type="spellEnd"/>
+      <w:r>
+        <w:t xml:space="preserve"> a </w:t>
+      </w:r>
+      <w:proofErr w:type="spellStart"/>
+      <w:r>
+        <w:t>plaque</w:t>
+      </w:r>
+      <w:proofErr w:type="spellEnd"/>
+      <w:r>
+        <w:t xml:space="preserve"> to commemorate </w:t>
+      </w:r>
+      <w:proofErr w:type="spellStart"/>
+      <w:r>
+        <w:t>their</w:t>
+      </w:r>
+      <w:proofErr w:type="spellEnd"/>
+      <w:r>
+        <w:t xml:space="preserve"> </w:t>
+      </w:r>
+      <w:proofErr w:type="spellStart"/>
+      <w:r>
+        <w:t>contribution</w:t>
+      </w:r>
+      <w:proofErr w:type="spellEnd"/>
+      <w:r>
+        <w:t xml:space="preserve">. Count Gioseffo Carpegna </w:t>
+      </w:r>
+      <w:proofErr w:type="spellStart"/>
+      <w:r>
+        <w:t>financed</w:t>
+      </w:r>
+      <w:proofErr w:type="spellEnd"/>
+      <w:r>
+        <w:t xml:space="preserve"> the </w:t>
+      </w:r>
+      <w:proofErr w:type="spellStart"/>
+      <w:r>
+        <w:t>construction</w:t>
+      </w:r>
+      <w:proofErr w:type="spellEnd"/>
+      <w:r>
+        <w:t xml:space="preserve"> of Arch 3 of the Portico of San Luca. </w:t>
+      </w:r>
+      <w:proofErr w:type="spellStart"/>
+      <w:r>
+        <w:t>As</w:t>
+      </w:r>
+      <w:proofErr w:type="spellEnd"/>
+      <w:r>
+        <w:t xml:space="preserve"> a </w:t>
+      </w:r>
+      <w:proofErr w:type="spellStart"/>
+      <w:r>
+        <w:t>testament</w:t>
+      </w:r>
+      <w:proofErr w:type="spellEnd"/>
+      <w:r>
+        <w:t xml:space="preserve"> to the work </w:t>
+      </w:r>
+      <w:proofErr w:type="spellStart"/>
+      <w:r>
+        <w:t>completed</w:t>
+      </w:r>
+      <w:proofErr w:type="spellEnd"/>
+      <w:r>
+        <w:t xml:space="preserve">, a commemorative </w:t>
+      </w:r>
+      <w:proofErr w:type="spellStart"/>
+      <w:r>
+        <w:t>plaque</w:t>
+      </w:r>
+      <w:proofErr w:type="spellEnd"/>
+      <w:r>
+        <w:t xml:space="preserve"> </w:t>
+      </w:r>
+      <w:proofErr w:type="spellStart"/>
+      <w:r>
+        <w:t>was</w:t>
+      </w:r>
+      <w:proofErr w:type="spellEnd"/>
+      <w:r>
+        <w:t xml:space="preserve"> made. </w:t>
+      </w:r>
+    </w:p>
+    <w:p>
       <w:r>
         <w:rPr>
           <w:noProof/>
         </w:rPr>
         <w:drawing>
-          <wp:inline distT="0" distB="0" distL="0" distR="0" wp14:anchorId="0D2D7EF0" wp14:editId="43708B86">
-            <wp:extent cx="3554624" cy="2186940"/>
-            <wp:effectExtent l="0" t="0" r="8255" b="3810"/>
-            <wp:docPr id="1579656874" name="Immagine 1"/>
+          <wp:inline distT="0" distB="0" distL="0" distR="0" wp14:anchorId="364D3B90" wp14:editId="4B1AA8E9">
+            <wp:extent cx="3667125" cy="2257425"/>
+            <wp:effectExtent l="0" t="0" r="9525" b="9525"/>
+            <wp:docPr id="1065164713" name="Immagine 1"/>
             <wp:cNvGraphicFramePr>
               <a:graphicFrameLocks xmlns:a="http://schemas.openxmlformats.org/drawingml/2006/main" noChangeAspect="1"/>
             </wp:cNvGraphicFramePr>
@@ -42,11 +249,11 @@
               <a:graphicData uri="http://schemas.openxmlformats.org/drawingml/2006/picture">
                 <pic:pic xmlns:pic="http://schemas.openxmlformats.org/drawingml/2006/picture">
                   <pic:nvPicPr>
-                    <pic:cNvPr id="1579656874" name="Immagine 1579656874"/>
+                    <pic:cNvPr id="1065164713" name="Immagine 1065164713"/>
                     <pic:cNvPicPr/>
                   </pic:nvPicPr>
                   <pic:blipFill>
-                    <a:blip r:embed="rId5" cstate="print">
+                    <a:blip r:embed="rId5">
                       <a:extLst>
                         <a:ext uri="{28A0092B-C50C-407E-A947-70E740481C1C}">
                           <a14:useLocalDpi xmlns:a14="http://schemas.microsoft.com/office/drawing/2010/main" val="0"/>
@@ -60,7 +267,7 @@
                   <pic:spPr>
                     <a:xfrm>
                       <a:off x="0" y="0"/>
-                      <a:ext cx="3572991" cy="2198240"/>
+                      <a:ext cx="3667125" cy="2257425"/>
                     </a:xfrm>
                     <a:prstGeom prst="rect">
                       <a:avLst/>
@@ -74,114 +281,1379 @@
       </w:r>
     </w:p>
     <w:p>
-      <w:pPr>
-        <w:pStyle w:val="Corpotesto"/>
-        <w:ind w:left="424"/>
-      </w:pPr>
-      <w:r>
-        <w:t>[SPLIT_BLOCK:Arco3_Carpegna.jpg]</w:t>
+      <w:r>
+        <w:t>[SPLIT_</w:t>
+      </w:r>
+      <w:proofErr w:type="gramStart"/>
+      <w:r>
+        <w:t>BLOCK:arco3_lapide.jpg</w:t>
+      </w:r>
+      <w:proofErr w:type="gramEnd"/>
+      <w:r>
+        <w:t>]</w:t>
+      </w:r>
+    </w:p>
+    <w:p>
+      <w:r>
+        <w:rPr>
+          <w:b/>
+          <w:bCs/>
+        </w:rPr>
+        <w:t xml:space="preserve">The </w:t>
+      </w:r>
+      <w:proofErr w:type="spellStart"/>
+      <w:r>
+        <w:rPr>
+          <w:b/>
+          <w:bCs/>
+        </w:rPr>
+        <w:t>Inscription</w:t>
+      </w:r>
+      <w:proofErr w:type="spellEnd"/>
+      <w:r>
+        <w:rPr>
+          <w:b/>
+          <w:bCs/>
+        </w:rPr>
+        <w:t xml:space="preserve"> and </w:t>
+      </w:r>
+      <w:proofErr w:type="spellStart"/>
+      <w:r>
+        <w:rPr>
+          <w:b/>
+          <w:bCs/>
+        </w:rPr>
+        <w:t>its</w:t>
+      </w:r>
+      <w:proofErr w:type="spellEnd"/>
+      <w:r>
+        <w:rPr>
+          <w:b/>
+          <w:bCs/>
+        </w:rPr>
+        <w:t xml:space="preserve"> </w:t>
+      </w:r>
+      <w:proofErr w:type="spellStart"/>
+      <w:r>
+        <w:rPr>
+          <w:b/>
+          <w:bCs/>
+        </w:rPr>
+        <w:t>Decoding</w:t>
+      </w:r>
+      <w:proofErr w:type="spellEnd"/>
+    </w:p>
+    <w:p>
+      <w:proofErr w:type="spellStart"/>
+      <w:r>
+        <w:t>This</w:t>
+      </w:r>
+      <w:proofErr w:type="spellEnd"/>
+      <w:r>
+        <w:t xml:space="preserve"> </w:t>
+      </w:r>
+      <w:proofErr w:type="spellStart"/>
+      <w:r>
+        <w:t>inscription</w:t>
+      </w:r>
+      <w:proofErr w:type="spellEnd"/>
+      <w:r>
+        <w:t xml:space="preserve"> </w:t>
+      </w:r>
+      <w:proofErr w:type="spellStart"/>
+      <w:r>
+        <w:t>is</w:t>
+      </w:r>
+      <w:proofErr w:type="spellEnd"/>
+      <w:r>
+        <w:t xml:space="preserve"> a </w:t>
+      </w:r>
+      <w:proofErr w:type="spellStart"/>
+      <w:r>
+        <w:t>classic</w:t>
+      </w:r>
+      <w:proofErr w:type="spellEnd"/>
+      <w:r>
+        <w:t xml:space="preserve"> </w:t>
+      </w:r>
+      <w:proofErr w:type="spellStart"/>
+      <w:r>
+        <w:t>example</w:t>
+      </w:r>
+      <w:proofErr w:type="spellEnd"/>
+      <w:r>
+        <w:t xml:space="preserve"> of </w:t>
+      </w:r>
+      <w:proofErr w:type="spellStart"/>
+      <w:r>
+        <w:t>Baroque</w:t>
+      </w:r>
+      <w:proofErr w:type="spellEnd"/>
+      <w:r>
+        <w:t xml:space="preserve"> or </w:t>
+      </w:r>
+      <w:proofErr w:type="spellStart"/>
+      <w:r>
+        <w:t>Neoclassical</w:t>
+      </w:r>
+      <w:proofErr w:type="spellEnd"/>
+      <w:r>
+        <w:t xml:space="preserve"> Latin </w:t>
+      </w:r>
+      <w:proofErr w:type="spellStart"/>
+      <w:r>
+        <w:t>epigraphy</w:t>
+      </w:r>
+      <w:proofErr w:type="spellEnd"/>
+      <w:r>
+        <w:t xml:space="preserve">, </w:t>
+      </w:r>
+      <w:proofErr w:type="spellStart"/>
+      <w:r>
+        <w:t>likely</w:t>
+      </w:r>
+      <w:proofErr w:type="spellEnd"/>
+      <w:r>
+        <w:t xml:space="preserve"> </w:t>
+      </w:r>
+      <w:proofErr w:type="spellStart"/>
+      <w:r>
+        <w:t>located</w:t>
+      </w:r>
+      <w:proofErr w:type="spellEnd"/>
+      <w:r>
+        <w:t xml:space="preserve"> </w:t>
+      </w:r>
+      <w:proofErr w:type="gramStart"/>
+      <w:r>
+        <w:t>in a</w:t>
+      </w:r>
+      <w:proofErr w:type="gramEnd"/>
+      <w:r>
+        <w:t xml:space="preserve"> </w:t>
+      </w:r>
+      <w:proofErr w:type="spellStart"/>
+      <w:r>
+        <w:t>monumental</w:t>
+      </w:r>
+      <w:proofErr w:type="spellEnd"/>
+      <w:r>
+        <w:t xml:space="preserve"> or </w:t>
+      </w:r>
+      <w:proofErr w:type="spellStart"/>
+      <w:r>
+        <w:t>academic</w:t>
+      </w:r>
+      <w:proofErr w:type="spellEnd"/>
+      <w:r>
+        <w:t xml:space="preserve"> </w:t>
+      </w:r>
+      <w:proofErr w:type="spellStart"/>
+      <w:r>
+        <w:t>context</w:t>
+      </w:r>
+      <w:proofErr w:type="spellEnd"/>
+      <w:r>
+        <w:t xml:space="preserve">. </w:t>
+      </w:r>
+      <w:proofErr w:type="spellStart"/>
+      <w:r>
+        <w:t>It</w:t>
+      </w:r>
+      <w:proofErr w:type="spellEnd"/>
+      <w:r>
+        <w:t xml:space="preserve"> </w:t>
+      </w:r>
+      <w:proofErr w:type="spellStart"/>
+      <w:r>
+        <w:t>is</w:t>
+      </w:r>
+      <w:proofErr w:type="spellEnd"/>
+      <w:r>
+        <w:t xml:space="preserve"> a </w:t>
+      </w:r>
+      <w:proofErr w:type="spellStart"/>
+      <w:r>
+        <w:t>solemn</w:t>
+      </w:r>
+      <w:proofErr w:type="spellEnd"/>
+      <w:r>
+        <w:t xml:space="preserve"> </w:t>
+      </w:r>
+      <w:proofErr w:type="spellStart"/>
+      <w:r>
+        <w:t>dedication</w:t>
+      </w:r>
+      <w:proofErr w:type="spellEnd"/>
+      <w:r>
+        <w:t xml:space="preserve"> </w:t>
+      </w:r>
+      <w:proofErr w:type="spellStart"/>
+      <w:r>
+        <w:t>combining</w:t>
+      </w:r>
+      <w:proofErr w:type="spellEnd"/>
+      <w:r>
+        <w:t xml:space="preserve"> </w:t>
+      </w:r>
+      <w:proofErr w:type="spellStart"/>
+      <w:r>
+        <w:t>religious</w:t>
+      </w:r>
+      <w:proofErr w:type="spellEnd"/>
+      <w:r>
+        <w:t xml:space="preserve"> </w:t>
+      </w:r>
+      <w:proofErr w:type="spellStart"/>
+      <w:r>
+        <w:t>devotion</w:t>
+      </w:r>
+      <w:proofErr w:type="spellEnd"/>
+      <w:r>
+        <w:t xml:space="preserve"> with </w:t>
+      </w:r>
+      <w:proofErr w:type="spellStart"/>
+      <w:r>
+        <w:t>academic</w:t>
+      </w:r>
+      <w:proofErr w:type="spellEnd"/>
+      <w:r>
+        <w:t xml:space="preserve"> and </w:t>
+      </w:r>
+      <w:proofErr w:type="spellStart"/>
+      <w:r>
+        <w:t>noble</w:t>
+      </w:r>
+      <w:proofErr w:type="spellEnd"/>
+      <w:r>
+        <w:t xml:space="preserve"> pride. </w:t>
+      </w:r>
+    </w:p>
+    <w:p>
+      <w:r>
+        <w:t xml:space="preserve">The first part of the text </w:t>
+      </w:r>
+      <w:proofErr w:type="spellStart"/>
+      <w:r>
+        <w:t>celebrates</w:t>
+      </w:r>
+      <w:proofErr w:type="spellEnd"/>
+      <w:r>
+        <w:t xml:space="preserve"> the patron: </w:t>
       </w:r>
     </w:p>
     <w:p>
       <w:pPr>
-        <w:pStyle w:val="Corpotesto"/>
-        <w:ind w:left="424"/>
+        <w:numPr>
+          <w:ilvl w:val="0"/>
+          <w:numId w:val="1"/>
+        </w:numPr>
       </w:pPr>
+      <w:r>
+        <w:t xml:space="preserve">CHRISTO PONT. OPTIMO: "To Christ, the Best Pontiff", the </w:t>
+      </w:r>
+      <w:proofErr w:type="spellStart"/>
+      <w:r>
+        <w:t>main</w:t>
+      </w:r>
+      <w:proofErr w:type="spellEnd"/>
+      <w:r>
+        <w:t xml:space="preserve"> </w:t>
+      </w:r>
+      <w:proofErr w:type="spellStart"/>
+      <w:r>
+        <w:t>dedication</w:t>
+      </w:r>
+      <w:proofErr w:type="spellEnd"/>
+      <w:r>
+        <w:t xml:space="preserve"> to Jesus Christ </w:t>
+      </w:r>
+      <w:proofErr w:type="spellStart"/>
+      <w:r>
+        <w:t>as</w:t>
+      </w:r>
+      <w:proofErr w:type="spellEnd"/>
+      <w:r>
+        <w:t xml:space="preserve"> high </w:t>
+      </w:r>
+      <w:proofErr w:type="spellStart"/>
+      <w:r>
+        <w:t>priest</w:t>
+      </w:r>
+      <w:proofErr w:type="spellEnd"/>
+      <w:r>
+        <w:t xml:space="preserve">. </w:t>
+      </w:r>
     </w:p>
     <w:p>
       <w:pPr>
-        <w:pStyle w:val="Corpotesto"/>
+        <w:numPr>
+          <w:ilvl w:val="0"/>
+          <w:numId w:val="1"/>
+        </w:numPr>
       </w:pPr>
-      <w:proofErr w:type="spellStart"/>
-      <w:r>
-        <w:t>Fornasari</w:t>
-      </w:r>
-      <w:proofErr w:type="spellEnd"/>
-      <w:r>
-        <w:t xml:space="preserve"> tombstone, with a sandstone sculpture by Francesco Albertoni. Ippolito di Antonio Fornasari, archpriest-abbot of Poggio </w:t>
-      </w:r>
-      <w:proofErr w:type="spellStart"/>
-      <w:r>
-        <w:t>Renatico</w:t>
-      </w:r>
-      <w:proofErr w:type="spellEnd"/>
-      <w:r>
-        <w:t xml:space="preserve"> and teacher at the Bologna university; he died at the age of seventy in 1697.</w:t>
+      <w:r>
+        <w:rPr>
+          <w:b/>
+          <w:bCs/>
+        </w:rPr>
+        <w:t>AUGUSTAE VM MATRI</w:t>
+      </w:r>
+      <w:r>
+        <w:t xml:space="preserve">: "To the </w:t>
+      </w:r>
+      <w:proofErr w:type="spellStart"/>
+      <w:r>
+        <w:t>august</w:t>
+      </w:r>
+      <w:proofErr w:type="spellEnd"/>
+      <w:r>
+        <w:t xml:space="preserve"> Virgin </w:t>
+      </w:r>
+      <w:proofErr w:type="spellStart"/>
+      <w:r>
+        <w:t>Mother</w:t>
+      </w:r>
+      <w:proofErr w:type="spellEnd"/>
+      <w:r>
+        <w:t xml:space="preserve">" (Virgini Mariae). </w:t>
       </w:r>
     </w:p>
     <w:p>
-      <w:r>
-        <w:t xml:space="preserve">Translation of the Latin text from Google Translate: </w:t>
-      </w:r>
-      <w:r>
-        <w:br/>
-        <w:t>CHRISTO PONT. OPTIMO</w:t>
+      <w:pPr>
+        <w:numPr>
+          <w:ilvl w:val="0"/>
+          <w:numId w:val="1"/>
+        </w:numPr>
+      </w:pPr>
+      <w:r>
+        <w:t xml:space="preserve">IPPOLITO ABBA FORNASARIUS BON. G. NOB.: "Ippolito Abbot Fornasari, Bolognese, Of Noble </w:t>
+      </w:r>
+      <w:proofErr w:type="spellStart"/>
+      <w:r>
+        <w:t>Lineage</w:t>
+      </w:r>
+      <w:proofErr w:type="spellEnd"/>
+      <w:r>
+        <w:t xml:space="preserve">". </w:t>
       </w:r>
     </w:p>
     <w:p>
-      <w:r>
-        <w:t>AUGUSTAE VM MATRI</w:t>
+      <w:pPr>
+        <w:numPr>
+          <w:ilvl w:val="0"/>
+          <w:numId w:val="1"/>
+        </w:numPr>
+      </w:pPr>
+      <w:r>
+        <w:t xml:space="preserve">EN PATR. ARCHIGYM. IC DE MANE PRIM. EMER. D.: "Behold, the Patrician, </w:t>
+      </w:r>
+      <w:proofErr w:type="spellStart"/>
+      <w:r>
+        <w:t>Jurisconsult</w:t>
+      </w:r>
+      <w:proofErr w:type="spellEnd"/>
+      <w:r>
+        <w:t xml:space="preserve"> of the </w:t>
+      </w:r>
+      <w:proofErr w:type="spellStart"/>
+      <w:r>
+        <w:t>morning</w:t>
+      </w:r>
+      <w:proofErr w:type="spellEnd"/>
+      <w:r>
+        <w:t xml:space="preserve"> in the first place of the Archiginnasio, </w:t>
+      </w:r>
+      <w:proofErr w:type="spellStart"/>
+      <w:r>
+        <w:t>emeritus</w:t>
+      </w:r>
+      <w:proofErr w:type="spellEnd"/>
+      <w:r>
+        <w:t xml:space="preserve">, </w:t>
+      </w:r>
+      <w:proofErr w:type="spellStart"/>
+      <w:r>
+        <w:t>dedicated</w:t>
+      </w:r>
+      <w:proofErr w:type="spellEnd"/>
+      <w:r>
+        <w:t xml:space="preserve">". </w:t>
       </w:r>
     </w:p>
     <w:p>
       <w:r>
-        <w:t>IPPOLITO ABBA FORNASARIUS BON. G. NOB.</w:t>
+        <w:t xml:space="preserve">Ippolito Fornasari </w:t>
+      </w:r>
+      <w:proofErr w:type="spellStart"/>
+      <w:r>
+        <w:t>was</w:t>
+      </w:r>
+      <w:proofErr w:type="spellEnd"/>
+      <w:r>
+        <w:t xml:space="preserve"> an </w:t>
+      </w:r>
+      <w:proofErr w:type="spellStart"/>
+      <w:r>
+        <w:t>illustrious</w:t>
+      </w:r>
+      <w:proofErr w:type="spellEnd"/>
+      <w:r>
+        <w:t xml:space="preserve"> </w:t>
+      </w:r>
+      <w:proofErr w:type="spellStart"/>
+      <w:r>
+        <w:t>jurist</w:t>
+      </w:r>
+      <w:proofErr w:type="spellEnd"/>
+      <w:r>
+        <w:t xml:space="preserve"> and professor </w:t>
+      </w:r>
+      <w:proofErr w:type="spellStart"/>
+      <w:r>
+        <w:t>between</w:t>
+      </w:r>
+      <w:proofErr w:type="spellEnd"/>
+      <w:r>
+        <w:t xml:space="preserve"> the late 17th and </w:t>
+      </w:r>
+      <w:proofErr w:type="spellStart"/>
+      <w:r>
+        <w:t>early</w:t>
+      </w:r>
+      <w:proofErr w:type="spellEnd"/>
+      <w:r>
+        <w:t xml:space="preserve"> 18th </w:t>
+      </w:r>
+      <w:proofErr w:type="spellStart"/>
+      <w:r>
+        <w:t>centuries</w:t>
+      </w:r>
+      <w:proofErr w:type="spellEnd"/>
+      <w:r>
+        <w:t xml:space="preserve">. The </w:t>
+      </w:r>
+      <w:proofErr w:type="spellStart"/>
+      <w:r>
+        <w:t>phrase</w:t>
+      </w:r>
+      <w:proofErr w:type="spellEnd"/>
+      <w:r>
+        <w:t xml:space="preserve"> "DE MANE PRIM." </w:t>
+      </w:r>
+      <w:proofErr w:type="spellStart"/>
+      <w:r>
+        <w:t>confirms</w:t>
+      </w:r>
+      <w:proofErr w:type="spellEnd"/>
+      <w:r>
+        <w:t xml:space="preserve"> </w:t>
+      </w:r>
+      <w:proofErr w:type="spellStart"/>
+      <w:r>
+        <w:t>his</w:t>
+      </w:r>
+      <w:proofErr w:type="spellEnd"/>
+      <w:r>
+        <w:t xml:space="preserve"> </w:t>
+      </w:r>
+      <w:proofErr w:type="spellStart"/>
+      <w:r>
+        <w:t>academic</w:t>
+      </w:r>
+      <w:proofErr w:type="spellEnd"/>
+      <w:r>
+        <w:t xml:space="preserve"> status, </w:t>
+      </w:r>
+      <w:proofErr w:type="spellStart"/>
+      <w:r>
+        <w:t>referring</w:t>
+      </w:r>
+      <w:proofErr w:type="spellEnd"/>
+      <w:r>
+        <w:t xml:space="preserve"> to the </w:t>
+      </w:r>
+      <w:proofErr w:type="spellStart"/>
+      <w:r>
+        <w:t>morning</w:t>
+      </w:r>
+      <w:proofErr w:type="spellEnd"/>
+      <w:r>
+        <w:t xml:space="preserve"> </w:t>
+      </w:r>
+      <w:proofErr w:type="spellStart"/>
+      <w:r>
+        <w:t>chair</w:t>
+      </w:r>
+      <w:proofErr w:type="spellEnd"/>
+      <w:r>
+        <w:t xml:space="preserve">, </w:t>
+      </w:r>
+      <w:proofErr w:type="spellStart"/>
+      <w:r>
+        <w:t>which</w:t>
+      </w:r>
+      <w:proofErr w:type="spellEnd"/>
+      <w:r>
+        <w:t xml:space="preserve"> </w:t>
+      </w:r>
+      <w:proofErr w:type="spellStart"/>
+      <w:r>
+        <w:t>was</w:t>
+      </w:r>
+      <w:proofErr w:type="spellEnd"/>
+      <w:r>
+        <w:t xml:space="preserve"> the </w:t>
+      </w:r>
+      <w:proofErr w:type="spellStart"/>
+      <w:r>
+        <w:t>most</w:t>
+      </w:r>
+      <w:proofErr w:type="spellEnd"/>
+      <w:r>
+        <w:t xml:space="preserve"> </w:t>
+      </w:r>
+      <w:proofErr w:type="spellStart"/>
+      <w:r>
+        <w:t>prestigious</w:t>
+      </w:r>
+      <w:proofErr w:type="spellEnd"/>
+      <w:r>
+        <w:t xml:space="preserve"> </w:t>
+      </w:r>
+      <w:proofErr w:type="spellStart"/>
+      <w:r>
+        <w:t>at</w:t>
+      </w:r>
+      <w:proofErr w:type="spellEnd"/>
+      <w:r>
+        <w:t xml:space="preserve"> the Archiginnasio. </w:t>
       </w:r>
     </w:p>
     <w:p>
       <w:r>
-        <w:t>IN PATR. ARCHIGYM.IC DE MANE PRIM. EMER.D.</w:t>
+        <w:rPr>
+          <w:b/>
+          <w:bCs/>
+        </w:rPr>
+        <w:t xml:space="preserve">The </w:t>
+      </w:r>
+      <w:proofErr w:type="spellStart"/>
+      <w:r>
+        <w:rPr>
+          <w:b/>
+          <w:bCs/>
+        </w:rPr>
+        <w:t>Poetic</w:t>
+      </w:r>
+      <w:proofErr w:type="spellEnd"/>
+      <w:r>
+        <w:rPr>
+          <w:b/>
+          <w:bCs/>
+        </w:rPr>
+        <w:t xml:space="preserve"> </w:t>
+      </w:r>
+      <w:proofErr w:type="spellStart"/>
+      <w:r>
+        <w:rPr>
+          <w:b/>
+          <w:bCs/>
+        </w:rPr>
+        <w:t>Composition</w:t>
+      </w:r>
+      <w:proofErr w:type="spellEnd"/>
+      <w:r>
+        <w:rPr>
+          <w:b/>
+          <w:bCs/>
+        </w:rPr>
+        <w:t xml:space="preserve"> (1693)</w:t>
       </w:r>
     </w:p>
     <w:p>
       <w:r>
-        <w:t>She stands as the leader of the Tuscans on the top of the mountain</w:t>
+        <w:t xml:space="preserve">The second part of the </w:t>
+      </w:r>
+      <w:proofErr w:type="spellStart"/>
+      <w:r>
+        <w:t>inscription</w:t>
+      </w:r>
+      <w:proofErr w:type="spellEnd"/>
+      <w:r>
+        <w:t xml:space="preserve"> </w:t>
+      </w:r>
+      <w:proofErr w:type="spellStart"/>
+      <w:r>
+        <w:t>is</w:t>
+      </w:r>
+      <w:proofErr w:type="spellEnd"/>
+      <w:r>
+        <w:t xml:space="preserve"> a </w:t>
+      </w:r>
+      <w:proofErr w:type="spellStart"/>
+      <w:r>
+        <w:t>poem</w:t>
+      </w:r>
+      <w:proofErr w:type="spellEnd"/>
+      <w:r>
+        <w:t xml:space="preserve"> in </w:t>
+      </w:r>
+      <w:proofErr w:type="spellStart"/>
+      <w:r>
+        <w:t>elegiac</w:t>
+      </w:r>
+      <w:proofErr w:type="spellEnd"/>
+      <w:r>
+        <w:t xml:space="preserve"> couplets from the </w:t>
+      </w:r>
+      <w:proofErr w:type="spellStart"/>
+      <w:r>
+        <w:t>year</w:t>
+      </w:r>
+      <w:proofErr w:type="spellEnd"/>
+      <w:r>
+        <w:t xml:space="preserve"> 1693: </w:t>
       </w:r>
     </w:p>
     <w:p>
-      <w:r>
-        <w:t xml:space="preserve">There, with the </w:t>
-      </w:r>
-      <w:proofErr w:type="spellStart"/>
-      <w:r>
-        <w:t>Felsini</w:t>
-      </w:r>
-      <w:proofErr w:type="spellEnd"/>
-      <w:r>
-        <w:t xml:space="preserve"> Portici, the wall of the temple, the Virgin increases this golden house of heaven</w:t>
+      <w:pPr>
+        <w:numPr>
+          <w:ilvl w:val="0"/>
+          <w:numId w:val="2"/>
+        </w:numPr>
+      </w:pPr>
+      <w:proofErr w:type="spellStart"/>
+      <w:r>
+        <w:rPr>
+          <w:b/>
+          <w:bCs/>
+        </w:rPr>
+        <w:lastRenderedPageBreak/>
+        <w:t>Eminet</w:t>
+      </w:r>
+      <w:proofErr w:type="spellEnd"/>
+      <w:r>
+        <w:rPr>
+          <w:b/>
+          <w:bCs/>
+        </w:rPr>
+        <w:t xml:space="preserve"> Illa Caput </w:t>
+      </w:r>
+      <w:proofErr w:type="spellStart"/>
+      <w:r>
+        <w:rPr>
+          <w:b/>
+          <w:bCs/>
+        </w:rPr>
+        <w:t>Tuscorum</w:t>
+      </w:r>
+      <w:proofErr w:type="spellEnd"/>
+      <w:r>
+        <w:rPr>
+          <w:b/>
+          <w:bCs/>
+        </w:rPr>
+        <w:t xml:space="preserve"> in Vertice Montis</w:t>
+      </w:r>
+      <w:r>
+        <w:t xml:space="preserve">: "She [the Church] stands out </w:t>
+      </w:r>
+      <w:proofErr w:type="spellStart"/>
+      <w:r>
+        <w:t>above</w:t>
+      </w:r>
+      <w:proofErr w:type="spellEnd"/>
+      <w:r>
+        <w:t xml:space="preserve"> the Head of the </w:t>
+      </w:r>
+      <w:proofErr w:type="spellStart"/>
+      <w:r>
+        <w:t>Tuscans</w:t>
+      </w:r>
+      <w:proofErr w:type="spellEnd"/>
+      <w:r>
+        <w:t xml:space="preserve">, on the summit of the mountain". </w:t>
       </w:r>
     </w:p>
     <w:p>
-      <w:r>
-        <w:t>The door of the Tower of David's guardian in a hospital</w:t>
+      <w:pPr>
+        <w:numPr>
+          <w:ilvl w:val="0"/>
+          <w:numId w:val="2"/>
+        </w:numPr>
+      </w:pPr>
+      <w:proofErr w:type="spellStart"/>
+      <w:r>
+        <w:rPr>
+          <w:b/>
+          <w:bCs/>
+        </w:rPr>
+        <w:t>Illuc</w:t>
+      </w:r>
+      <w:proofErr w:type="spellEnd"/>
+      <w:r>
+        <w:rPr>
+          <w:b/>
+          <w:bCs/>
+        </w:rPr>
+        <w:t xml:space="preserve"> </w:t>
+      </w:r>
+      <w:proofErr w:type="spellStart"/>
+      <w:r>
+        <w:rPr>
+          <w:b/>
+          <w:bCs/>
+        </w:rPr>
+        <w:t>Productis</w:t>
+      </w:r>
+      <w:proofErr w:type="spellEnd"/>
+      <w:r>
+        <w:rPr>
+          <w:b/>
+          <w:bCs/>
+        </w:rPr>
+        <w:t xml:space="preserve"> Felsina </w:t>
+      </w:r>
+      <w:proofErr w:type="spellStart"/>
+      <w:r>
+        <w:rPr>
+          <w:b/>
+          <w:bCs/>
+        </w:rPr>
+        <w:t>Porticibus</w:t>
+      </w:r>
+      <w:proofErr w:type="spellEnd"/>
+      <w:r>
+        <w:t>: "</w:t>
+      </w:r>
+      <w:proofErr w:type="spellStart"/>
+      <w:r>
+        <w:t>thither</w:t>
+      </w:r>
+      <w:proofErr w:type="spellEnd"/>
+      <w:r>
+        <w:t xml:space="preserve"> Bologna </w:t>
+      </w:r>
+      <w:proofErr w:type="spellStart"/>
+      <w:r>
+        <w:t>is</w:t>
+      </w:r>
+      <w:proofErr w:type="spellEnd"/>
+      <w:r>
+        <w:t xml:space="preserve"> led by the </w:t>
+      </w:r>
+      <w:proofErr w:type="spellStart"/>
+      <w:r>
+        <w:t>extended</w:t>
+      </w:r>
+      <w:proofErr w:type="spellEnd"/>
+      <w:r>
+        <w:t xml:space="preserve"> </w:t>
+      </w:r>
+      <w:proofErr w:type="spellStart"/>
+      <w:r>
+        <w:t>porticos</w:t>
+      </w:r>
+      <w:proofErr w:type="spellEnd"/>
+      <w:r>
+        <w:t xml:space="preserve">". </w:t>
       </w:r>
     </w:p>
     <w:p>
-      <w:r>
-        <w:t>And becomes the next womb of the Virgin, the Citizen</w:t>
+      <w:pPr>
+        <w:numPr>
+          <w:ilvl w:val="0"/>
+          <w:numId w:val="2"/>
+        </w:numPr>
+      </w:pPr>
+      <w:r>
+        <w:rPr>
+          <w:b/>
+          <w:bCs/>
+        </w:rPr>
+        <w:t xml:space="preserve">Templi muro </w:t>
+      </w:r>
+      <w:proofErr w:type="spellStart"/>
+      <w:r>
+        <w:rPr>
+          <w:b/>
+          <w:bCs/>
+        </w:rPr>
+        <w:t>Hanc</w:t>
+      </w:r>
+      <w:proofErr w:type="spellEnd"/>
+      <w:r>
+        <w:rPr>
+          <w:b/>
+          <w:bCs/>
+        </w:rPr>
+        <w:t xml:space="preserve"> Virgo </w:t>
+      </w:r>
+      <w:proofErr w:type="spellStart"/>
+      <w:r>
+        <w:rPr>
+          <w:b/>
+          <w:bCs/>
+        </w:rPr>
+        <w:t>auget</w:t>
+      </w:r>
+      <w:proofErr w:type="spellEnd"/>
+      <w:r>
+        <w:rPr>
+          <w:b/>
+          <w:bCs/>
+        </w:rPr>
+        <w:t xml:space="preserve"> Domus Aurea Caeli / Porta Vigil Turris David in Hospitium</w:t>
+      </w:r>
+      <w:r>
+        <w:t xml:space="preserve">: The Virgin, </w:t>
+      </w:r>
+      <w:proofErr w:type="spellStart"/>
+      <w:r>
+        <w:t>described</w:t>
+      </w:r>
+      <w:proofErr w:type="spellEnd"/>
+      <w:r>
+        <w:t xml:space="preserve"> with </w:t>
+      </w:r>
+      <w:proofErr w:type="spellStart"/>
+      <w:r>
+        <w:t>titles</w:t>
+      </w:r>
+      <w:proofErr w:type="spellEnd"/>
+      <w:r>
+        <w:t xml:space="preserve"> from the Litany of Loreto </w:t>
+      </w:r>
+      <w:proofErr w:type="spellStart"/>
+      <w:r>
+        <w:t>such</w:t>
+      </w:r>
+      <w:proofErr w:type="spellEnd"/>
+      <w:r>
+        <w:t xml:space="preserve"> </w:t>
+      </w:r>
+      <w:proofErr w:type="spellStart"/>
+      <w:r>
+        <w:t>as</w:t>
+      </w:r>
+      <w:proofErr w:type="spellEnd"/>
+      <w:r>
+        <w:t xml:space="preserve"> </w:t>
+      </w:r>
+      <w:r>
+        <w:rPr>
+          <w:b/>
+          <w:bCs/>
+        </w:rPr>
+        <w:t>Domus Aurea</w:t>
+      </w:r>
+      <w:r>
+        <w:t xml:space="preserve"> and </w:t>
+      </w:r>
+      <w:r>
+        <w:rPr>
+          <w:b/>
+          <w:bCs/>
+        </w:rPr>
+        <w:t>Turris David</w:t>
+      </w:r>
+      <w:r>
+        <w:t xml:space="preserve">, </w:t>
+      </w:r>
+      <w:proofErr w:type="spellStart"/>
+      <w:r>
+        <w:t>welcomes</w:t>
+      </w:r>
+      <w:proofErr w:type="spellEnd"/>
+      <w:r>
+        <w:t xml:space="preserve"> the </w:t>
+      </w:r>
+      <w:proofErr w:type="spellStart"/>
+      <w:r>
+        <w:t>faithful</w:t>
+      </w:r>
+      <w:proofErr w:type="spellEnd"/>
+      <w:r>
+        <w:t xml:space="preserve"> </w:t>
+      </w:r>
+      <w:proofErr w:type="spellStart"/>
+      <w:r>
+        <w:t>into</w:t>
+      </w:r>
+      <w:proofErr w:type="spellEnd"/>
+      <w:r>
+        <w:t xml:space="preserve"> the </w:t>
+      </w:r>
+      <w:proofErr w:type="spellStart"/>
+      <w:r>
+        <w:t>Sanctuary</w:t>
+      </w:r>
+      <w:proofErr w:type="spellEnd"/>
+      <w:r>
+        <w:t xml:space="preserve">. </w:t>
       </w:r>
     </w:p>
     <w:p>
-      <w:r>
-        <w:t>The Son, as well as the Seer, the Best Watcher</w:t>
+      <w:pPr>
+        <w:numPr>
+          <w:ilvl w:val="0"/>
+          <w:numId w:val="2"/>
+        </w:numPr>
+      </w:pPr>
+      <w:proofErr w:type="spellStart"/>
+      <w:r>
+        <w:rPr>
+          <w:b/>
+          <w:bCs/>
+        </w:rPr>
+        <w:t>Fitque</w:t>
+      </w:r>
+      <w:proofErr w:type="spellEnd"/>
+      <w:r>
+        <w:rPr>
+          <w:b/>
+          <w:bCs/>
+        </w:rPr>
+        <w:t xml:space="preserve"> </w:t>
+      </w:r>
+      <w:proofErr w:type="spellStart"/>
+      <w:r>
+        <w:rPr>
+          <w:b/>
+          <w:bCs/>
+        </w:rPr>
+        <w:t>sequens</w:t>
+      </w:r>
+      <w:proofErr w:type="spellEnd"/>
+      <w:r>
+        <w:rPr>
+          <w:b/>
+          <w:bCs/>
+        </w:rPr>
+        <w:t xml:space="preserve"> </w:t>
+      </w:r>
+      <w:proofErr w:type="spellStart"/>
+      <w:r>
+        <w:rPr>
+          <w:b/>
+          <w:bCs/>
+        </w:rPr>
+        <w:t>Ventrem</w:t>
+      </w:r>
+      <w:proofErr w:type="spellEnd"/>
+      <w:r>
+        <w:rPr>
+          <w:b/>
+          <w:bCs/>
+        </w:rPr>
+        <w:t xml:space="preserve"> </w:t>
+      </w:r>
+      <w:proofErr w:type="spellStart"/>
+      <w:r>
+        <w:rPr>
+          <w:b/>
+          <w:bCs/>
+        </w:rPr>
+        <w:t>Partus</w:t>
+      </w:r>
+      <w:proofErr w:type="spellEnd"/>
+      <w:r>
+        <w:rPr>
+          <w:b/>
+          <w:bCs/>
+        </w:rPr>
+        <w:t xml:space="preserve"> </w:t>
+      </w:r>
+      <w:proofErr w:type="spellStart"/>
+      <w:r>
+        <w:rPr>
+          <w:b/>
+          <w:bCs/>
+        </w:rPr>
+        <w:t>vum</w:t>
+      </w:r>
+      <w:proofErr w:type="spellEnd"/>
+      <w:r>
+        <w:rPr>
+          <w:b/>
+          <w:bCs/>
+        </w:rPr>
+        <w:t xml:space="preserve"> Virgine Civis / Filius </w:t>
+      </w:r>
+      <w:proofErr w:type="spellStart"/>
+      <w:r>
+        <w:rPr>
+          <w:b/>
+          <w:bCs/>
+        </w:rPr>
+        <w:t>utque</w:t>
+      </w:r>
+      <w:proofErr w:type="spellEnd"/>
+      <w:r>
+        <w:rPr>
+          <w:b/>
+          <w:bCs/>
+        </w:rPr>
+        <w:t xml:space="preserve"> </w:t>
+      </w:r>
+      <w:proofErr w:type="spellStart"/>
+      <w:r>
+        <w:rPr>
+          <w:b/>
+          <w:bCs/>
+        </w:rPr>
+        <w:t>Videns</w:t>
+      </w:r>
+      <w:proofErr w:type="spellEnd"/>
+      <w:r>
+        <w:rPr>
+          <w:b/>
+          <w:bCs/>
+        </w:rPr>
+        <w:t xml:space="preserve"> Optimus </w:t>
+      </w:r>
+      <w:proofErr w:type="spellStart"/>
+      <w:r>
+        <w:rPr>
+          <w:b/>
+          <w:bCs/>
+        </w:rPr>
+        <w:t>Excubitor</w:t>
+      </w:r>
+      <w:proofErr w:type="spellEnd"/>
+      <w:r>
+        <w:t xml:space="preserve">: The </w:t>
+      </w:r>
+      <w:proofErr w:type="spellStart"/>
+      <w:r>
+        <w:t>citizen</w:t>
+      </w:r>
+      <w:proofErr w:type="spellEnd"/>
+      <w:r>
+        <w:t xml:space="preserve"> (</w:t>
+      </w:r>
+      <w:r>
+        <w:rPr>
+          <w:b/>
+          <w:bCs/>
+        </w:rPr>
+        <w:t>Civis</w:t>
+      </w:r>
+      <w:r>
+        <w:t xml:space="preserve">) </w:t>
+      </w:r>
+      <w:proofErr w:type="spellStart"/>
+      <w:r>
+        <w:t>metaphorically</w:t>
+      </w:r>
+      <w:proofErr w:type="spellEnd"/>
+      <w:r>
+        <w:t xml:space="preserve"> </w:t>
+      </w:r>
+      <w:proofErr w:type="spellStart"/>
+      <w:r>
+        <w:t>becomes</w:t>
+      </w:r>
+      <w:proofErr w:type="spellEnd"/>
+      <w:r>
+        <w:t xml:space="preserve"> a son (</w:t>
+      </w:r>
+      <w:r>
+        <w:rPr>
+          <w:b/>
+          <w:bCs/>
+        </w:rPr>
+        <w:t>Filius</w:t>
+      </w:r>
+      <w:r>
+        <w:t xml:space="preserve">) and a </w:t>
+      </w:r>
+      <w:proofErr w:type="spellStart"/>
+      <w:r>
+        <w:t>guardian</w:t>
+      </w:r>
+      <w:proofErr w:type="spellEnd"/>
+      <w:r>
+        <w:t xml:space="preserve"> (</w:t>
+      </w:r>
+      <w:proofErr w:type="spellStart"/>
+      <w:r>
+        <w:rPr>
+          <w:b/>
+          <w:bCs/>
+        </w:rPr>
+        <w:t>Excubitor</w:t>
+      </w:r>
+      <w:proofErr w:type="spellEnd"/>
+      <w:r>
+        <w:t xml:space="preserve">) of the Virgin. </w:t>
       </w:r>
     </w:p>
     <w:p>
-      <w:r>
-        <w:t>So the head is diminished, That Rome is a city among the Citizens</w:t>
+      <w:pPr>
+        <w:numPr>
+          <w:ilvl w:val="0"/>
+          <w:numId w:val="2"/>
+        </w:numPr>
+      </w:pPr>
+      <w:proofErr w:type="spellStart"/>
+      <w:r>
+        <w:rPr>
+          <w:b/>
+          <w:bCs/>
+        </w:rPr>
+        <w:t>Augustae</w:t>
+      </w:r>
+      <w:proofErr w:type="spellEnd"/>
+      <w:r>
+        <w:rPr>
+          <w:b/>
+          <w:bCs/>
+        </w:rPr>
+        <w:t xml:space="preserve"> et Primi Regia </w:t>
+      </w:r>
+      <w:proofErr w:type="spellStart"/>
+      <w:r>
+        <w:rPr>
+          <w:b/>
+          <w:bCs/>
+        </w:rPr>
+        <w:t>Pontificum</w:t>
+      </w:r>
+      <w:proofErr w:type="spellEnd"/>
+      <w:r>
+        <w:t xml:space="preserve">: </w:t>
+      </w:r>
+      <w:proofErr w:type="spellStart"/>
+      <w:r>
+        <w:t>Defines</w:t>
+      </w:r>
+      <w:proofErr w:type="spellEnd"/>
+      <w:r>
+        <w:t xml:space="preserve"> the </w:t>
+      </w:r>
+      <w:proofErr w:type="spellStart"/>
+      <w:r>
+        <w:t>Sanctuary</w:t>
+      </w:r>
+      <w:proofErr w:type="spellEnd"/>
+      <w:r>
+        <w:t xml:space="preserve"> </w:t>
+      </w:r>
+      <w:proofErr w:type="spellStart"/>
+      <w:r>
+        <w:t>as</w:t>
+      </w:r>
+      <w:proofErr w:type="spellEnd"/>
+      <w:r>
+        <w:t xml:space="preserve"> the </w:t>
+      </w:r>
+      <w:proofErr w:type="spellStart"/>
+      <w:r>
+        <w:t>palace</w:t>
+      </w:r>
+      <w:proofErr w:type="spellEnd"/>
+      <w:r>
+        <w:t xml:space="preserve"> of the Augusta and the first </w:t>
+      </w:r>
+      <w:proofErr w:type="spellStart"/>
+      <w:r>
+        <w:t>Pontiffs</w:t>
+      </w:r>
+      <w:proofErr w:type="spellEnd"/>
+      <w:r>
+        <w:t xml:space="preserve">. </w:t>
       </w:r>
     </w:p>
     <w:p>
-      <w:r>
-        <w:t>Augusta and the First Royal Pontiff</w:t>
+      <w:proofErr w:type="spellStart"/>
+      <w:r>
+        <w:rPr>
+          <w:b/>
+          <w:bCs/>
+        </w:rPr>
+        <w:t>Historical</w:t>
+      </w:r>
+      <w:proofErr w:type="spellEnd"/>
+      <w:r>
+        <w:rPr>
+          <w:b/>
+          <w:bCs/>
+        </w:rPr>
+        <w:t xml:space="preserve"> </w:t>
+      </w:r>
+      <w:proofErr w:type="spellStart"/>
+      <w:r>
+        <w:rPr>
+          <w:b/>
+          <w:bCs/>
+        </w:rPr>
+        <w:t>Context</w:t>
+      </w:r>
+      <w:proofErr w:type="spellEnd"/>
+      <w:r>
+        <w:rPr>
+          <w:b/>
+          <w:bCs/>
+        </w:rPr>
+        <w:t>: Gioseffo Carpegna</w:t>
       </w:r>
     </w:p>
+    <w:p>
+      <w:r>
+        <w:t xml:space="preserve">In 1693, Count Gioseffo Maria Carpegna </w:t>
+      </w:r>
+      <w:proofErr w:type="spellStart"/>
+      <w:r>
+        <w:t>held</w:t>
+      </w:r>
+      <w:proofErr w:type="spellEnd"/>
+      <w:r>
+        <w:t xml:space="preserve"> the position of Vice-Legate of Bologna. He </w:t>
+      </w:r>
+      <w:proofErr w:type="spellStart"/>
+      <w:r>
+        <w:t>represented</w:t>
+      </w:r>
+      <w:proofErr w:type="spellEnd"/>
+      <w:r>
+        <w:t xml:space="preserve"> the </w:t>
+      </w:r>
+      <w:proofErr w:type="spellStart"/>
+      <w:r>
+        <w:t>civil</w:t>
+      </w:r>
+      <w:proofErr w:type="spellEnd"/>
+      <w:r>
+        <w:t xml:space="preserve"> and </w:t>
+      </w:r>
+      <w:proofErr w:type="spellStart"/>
+      <w:r>
+        <w:t>administrative</w:t>
+      </w:r>
+      <w:proofErr w:type="spellEnd"/>
+      <w:r>
+        <w:t xml:space="preserve"> authority of the </w:t>
+      </w:r>
+      <w:proofErr w:type="spellStart"/>
+      <w:r>
+        <w:t>Papal</w:t>
+      </w:r>
+      <w:proofErr w:type="spellEnd"/>
+      <w:r>
+        <w:t xml:space="preserve"> States, </w:t>
+      </w:r>
+      <w:proofErr w:type="spellStart"/>
+      <w:r>
+        <w:t>acting</w:t>
+      </w:r>
+      <w:proofErr w:type="spellEnd"/>
+      <w:r>
+        <w:t xml:space="preserve"> </w:t>
+      </w:r>
+      <w:proofErr w:type="spellStart"/>
+      <w:r>
+        <w:t>as</w:t>
+      </w:r>
+      <w:proofErr w:type="spellEnd"/>
+      <w:r>
+        <w:t xml:space="preserve"> the </w:t>
+      </w:r>
+      <w:proofErr w:type="spellStart"/>
+      <w:r>
+        <w:t>right</w:t>
+      </w:r>
+      <w:proofErr w:type="spellEnd"/>
+      <w:r>
+        <w:t xml:space="preserve"> hand of the Cardinal Legate. His family, the Counts of Carpegna, </w:t>
+      </w:r>
+      <w:proofErr w:type="spellStart"/>
+      <w:r>
+        <w:t>was</w:t>
+      </w:r>
+      <w:proofErr w:type="spellEnd"/>
+      <w:r>
+        <w:t xml:space="preserve"> </w:t>
+      </w:r>
+      <w:proofErr w:type="spellStart"/>
+      <w:r>
+        <w:t>extremely</w:t>
+      </w:r>
+      <w:proofErr w:type="spellEnd"/>
+      <w:r>
+        <w:t xml:space="preserve"> </w:t>
+      </w:r>
+      <w:proofErr w:type="spellStart"/>
+      <w:r>
+        <w:t>influential</w:t>
+      </w:r>
+      <w:proofErr w:type="spellEnd"/>
+      <w:r>
+        <w:t xml:space="preserve"> in Rome, with </w:t>
+      </w:r>
+      <w:proofErr w:type="spellStart"/>
+      <w:r>
+        <w:t>ties</w:t>
+      </w:r>
+      <w:proofErr w:type="spellEnd"/>
+      <w:r>
+        <w:t xml:space="preserve"> to Cardinal Gaspare Carpegna. In official </w:t>
+      </w:r>
+      <w:proofErr w:type="spellStart"/>
+      <w:r>
+        <w:t>documents</w:t>
+      </w:r>
+      <w:proofErr w:type="spellEnd"/>
+      <w:r>
+        <w:t xml:space="preserve"> of the time, </w:t>
+      </w:r>
+      <w:proofErr w:type="spellStart"/>
+      <w:r>
+        <w:t>his</w:t>
+      </w:r>
+      <w:proofErr w:type="spellEnd"/>
+      <w:r>
+        <w:t xml:space="preserve"> name </w:t>
+      </w:r>
+      <w:proofErr w:type="spellStart"/>
+      <w:r>
+        <w:t>may</w:t>
+      </w:r>
+      <w:proofErr w:type="spellEnd"/>
+      <w:r>
+        <w:t xml:space="preserve"> </w:t>
+      </w:r>
+      <w:proofErr w:type="spellStart"/>
+      <w:r>
+        <w:t>appear</w:t>
+      </w:r>
+      <w:proofErr w:type="spellEnd"/>
+      <w:r>
+        <w:t xml:space="preserve"> Latinized </w:t>
+      </w:r>
+      <w:proofErr w:type="spellStart"/>
+      <w:r>
+        <w:t>as</w:t>
+      </w:r>
+      <w:proofErr w:type="spellEnd"/>
+      <w:r>
+        <w:t xml:space="preserve"> Iosephus Carpineus. </w:t>
+      </w:r>
+    </w:p>
+    <w:p>
+      <w:r>
+        <w:pict w14:anchorId="3B5B7DED">
+          <v:rect id="_x0000_i1031" style="width:0;height:1.5pt" o:hralign="center" o:hrstd="t" o:hr="t" fillcolor="#a0a0a0" stroked="f"/>
+        </w:pict>
+      </w:r>
+    </w:p>
+    <w:p/>
     <w:sectPr>
       <w:pgSz w:w="11906" w:h="16838"/>
-      <w:pgMar w:top="1134" w:right="1134" w:bottom="1134" w:left="1134" w:header="0" w:footer="0" w:gutter="0"/>
-      <w:cols w:space="720"/>
-      <w:formProt w:val="0"/>
-      <w:docGrid w:linePitch="600" w:charSpace="32768"/>
+      <w:pgMar w:top="1417" w:right="1134" w:bottom="1134" w:left="1134" w:header="708" w:footer="708" w:gutter="0"/>
+      <w:cols w:space="708"/>
+      <w:docGrid w:linePitch="360"/>
     </w:sectPr>
   </w:body>
 </w:document>
@@ -190,9 +1662,9 @@
 <file path=word/numbering.xml><?xml version="1.0" encoding="utf-8"?>
 <w:numbering xmlns:wpc="http://schemas.microsoft.com/office/word/2010/wordprocessingCanvas" xmlns:cx="http://schemas.microsoft.com/office/drawing/2014/chartex" xmlns:cx1="http://schemas.microsoft.com/office/drawing/2015/9/8/chartex" xmlns:cx2="http://schemas.microsoft.com/office/drawing/2015/10/21/chartex" xmlns:cx3="http://schemas.microsoft.com/office/drawing/2016/5/9/chartex" xmlns:cx4="http://schemas.microsoft.com/office/drawing/2016/5/10/chartex" xmlns:cx5="http://schemas.microsoft.com/office/drawing/2016/5/11/chartex" xmlns:cx6="http://schemas.microsoft.com/office/drawing/2016/5/12/chartex" xmlns:cx7="http://schemas.microsoft.com/office/drawing/2016/5/13/chartex" xmlns:cx8="http://schemas.microsoft.com/office/drawing/2016/5/14/chartex" xmlns:mc="http://schemas.openxmlformats.org/markup-compatibility/2006" xmlns:aink="http://schemas.microsoft.com/office/drawing/2016/ink" xmlns:am3d="http://schemas.microsoft.com/office/drawing/2017/model3d" xmlns:o="urn:schemas-microsoft-com:office:office" xmlns:oel="http://schemas.microsoft.com/office/2019/extlst" xmlns:r="http://schemas.openxmlformats.org/officeDocument/2006/relationships" xmlns:m="http://schemas.openxmlformats.org/officeDocument/2006/math" xmlns:v="urn:schemas-microsoft-com:vml" xmlns:wp14="http://schemas.microsoft.com/office/word/2010/wordprocessingDrawing" xmlns:wp="http://schemas.openxmlformats.org/drawingml/2006/wordprocessingDrawing" xmlns:w10="urn:schemas-microsoft-com:office:word" xmlns:w="http://schemas.openxmlformats.org/wordprocessingml/2006/main" xmlns:w14="http://schemas.microsoft.com/office/word/2010/wordml" xmlns:w15="http://schemas.microsoft.com/office/word/2012/wordml" xmlns:w16cex="http://schemas.microsoft.com/office/word/2018/wordml/cex" xmlns:w16cid="http://schemas.microsoft.com/office/word/2016/wordml/cid" xmlns:w16="http://schemas.microsoft.com/office/word/2018/wordml" xmlns:w16du="http://schemas.microsoft.com/office/word/2023/wordml/word16du" xmlns:w16sdtdh="http://schemas.microsoft.com/office/word/2020/wordml/sdtdatahash" xmlns:w16sdtfl="http://schemas.microsoft.com/office/word/2024/wordml/sdtformatlock" xmlns:w16se="http://schemas.microsoft.com/office/word/2015/wordml/symex" xmlns:wpg="http://schemas.microsoft.com/office/word/2010/wordprocessingGroup" xmlns:wpi="http://schemas.microsoft.com/office/word/2010/wordprocessingInk" xmlns:wne="http://schemas.microsoft.com/office/word/2006/wordml" xmlns:wps="http://schemas.microsoft.com/office/word/2010/wordprocessingShape" mc:Ignorable="w14 w15 w16se w16cid w16 w16cex w16sdtdh w16sdtfl w16du wp14">
   <w:abstractNum w:abstractNumId="0" w15:restartNumberingAfterBreak="0">
-    <w:nsid w:val="4C3B2BC2"/>
+    <w:nsid w:val="2AA77BF1"/>
     <w:multiLevelType w:val="multilevel"/>
-    <w:tmpl w:val="F8D6C98A"/>
+    <w:tmpl w:val="5AD03636"/>
     <w:lvl w:ilvl="0">
       <w:start w:val="1"/>
       <w:numFmt w:val="bullet"/>
@@ -200,262 +1672,298 @@
       <w:lvlJc w:val="left"/>
       <w:pPr>
         <w:tabs>
-          <w:tab w:val="num" w:pos="707"/>
+          <w:tab w:val="num" w:pos="720"/>
         </w:tabs>
-        <w:ind w:left="707" w:hanging="283"/>
+        <w:ind w:left="720" w:hanging="360"/>
       </w:pPr>
       <w:rPr>
-        <w:rFonts w:ascii="Symbol" w:hAnsi="Symbol" w:cs="Symbol" w:hint="default"/>
+        <w:rFonts w:ascii="Symbol" w:hAnsi="Symbol" w:hint="default"/>
+        <w:sz w:val="20"/>
       </w:rPr>
     </w:lvl>
-    <w:lvl w:ilvl="1">
+    <w:lvl w:ilvl="1" w:tentative="1">
+      <w:start w:val="1"/>
+      <w:numFmt w:val="bullet"/>
+      <w:lvlText w:val="o"/>
+      <w:lvlJc w:val="left"/>
+      <w:pPr>
+        <w:tabs>
+          <w:tab w:val="num" w:pos="1440"/>
+        </w:tabs>
+        <w:ind w:left="1440" w:hanging="360"/>
+      </w:pPr>
+      <w:rPr>
+        <w:rFonts w:ascii="Courier New" w:hAnsi="Courier New" w:hint="default"/>
+        <w:sz w:val="20"/>
+      </w:rPr>
+    </w:lvl>
+    <w:lvl w:ilvl="2" w:tentative="1">
+      <w:start w:val="1"/>
+      <w:numFmt w:val="bullet"/>
+      <w:lvlText w:val=""/>
+      <w:lvlJc w:val="left"/>
+      <w:pPr>
+        <w:tabs>
+          <w:tab w:val="num" w:pos="2160"/>
+        </w:tabs>
+        <w:ind w:left="2160" w:hanging="360"/>
+      </w:pPr>
+      <w:rPr>
+        <w:rFonts w:ascii="Wingdings" w:hAnsi="Wingdings" w:hint="default"/>
+        <w:sz w:val="20"/>
+      </w:rPr>
+    </w:lvl>
+    <w:lvl w:ilvl="3" w:tentative="1">
+      <w:start w:val="1"/>
+      <w:numFmt w:val="bullet"/>
+      <w:lvlText w:val=""/>
+      <w:lvlJc w:val="left"/>
+      <w:pPr>
+        <w:tabs>
+          <w:tab w:val="num" w:pos="2880"/>
+        </w:tabs>
+        <w:ind w:left="2880" w:hanging="360"/>
+      </w:pPr>
+      <w:rPr>
+        <w:rFonts w:ascii="Wingdings" w:hAnsi="Wingdings" w:hint="default"/>
+        <w:sz w:val="20"/>
+      </w:rPr>
+    </w:lvl>
+    <w:lvl w:ilvl="4" w:tentative="1">
+      <w:start w:val="1"/>
+      <w:numFmt w:val="bullet"/>
+      <w:lvlText w:val=""/>
+      <w:lvlJc w:val="left"/>
+      <w:pPr>
+        <w:tabs>
+          <w:tab w:val="num" w:pos="3600"/>
+        </w:tabs>
+        <w:ind w:left="3600" w:hanging="360"/>
+      </w:pPr>
+      <w:rPr>
+        <w:rFonts w:ascii="Wingdings" w:hAnsi="Wingdings" w:hint="default"/>
+        <w:sz w:val="20"/>
+      </w:rPr>
+    </w:lvl>
+    <w:lvl w:ilvl="5" w:tentative="1">
+      <w:start w:val="1"/>
+      <w:numFmt w:val="bullet"/>
+      <w:lvlText w:val=""/>
+      <w:lvlJc w:val="left"/>
+      <w:pPr>
+        <w:tabs>
+          <w:tab w:val="num" w:pos="4320"/>
+        </w:tabs>
+        <w:ind w:left="4320" w:hanging="360"/>
+      </w:pPr>
+      <w:rPr>
+        <w:rFonts w:ascii="Wingdings" w:hAnsi="Wingdings" w:hint="default"/>
+        <w:sz w:val="20"/>
+      </w:rPr>
+    </w:lvl>
+    <w:lvl w:ilvl="6" w:tentative="1">
+      <w:start w:val="1"/>
+      <w:numFmt w:val="bullet"/>
+      <w:lvlText w:val=""/>
+      <w:lvlJc w:val="left"/>
+      <w:pPr>
+        <w:tabs>
+          <w:tab w:val="num" w:pos="5040"/>
+        </w:tabs>
+        <w:ind w:left="5040" w:hanging="360"/>
+      </w:pPr>
+      <w:rPr>
+        <w:rFonts w:ascii="Wingdings" w:hAnsi="Wingdings" w:hint="default"/>
+        <w:sz w:val="20"/>
+      </w:rPr>
+    </w:lvl>
+    <w:lvl w:ilvl="7" w:tentative="1">
+      <w:start w:val="1"/>
+      <w:numFmt w:val="bullet"/>
+      <w:lvlText w:val=""/>
+      <w:lvlJc w:val="left"/>
+      <w:pPr>
+        <w:tabs>
+          <w:tab w:val="num" w:pos="5760"/>
+        </w:tabs>
+        <w:ind w:left="5760" w:hanging="360"/>
+      </w:pPr>
+      <w:rPr>
+        <w:rFonts w:ascii="Wingdings" w:hAnsi="Wingdings" w:hint="default"/>
+        <w:sz w:val="20"/>
+      </w:rPr>
+    </w:lvl>
+    <w:lvl w:ilvl="8" w:tentative="1">
+      <w:start w:val="1"/>
+      <w:numFmt w:val="bullet"/>
+      <w:lvlText w:val=""/>
+      <w:lvlJc w:val="left"/>
+      <w:pPr>
+        <w:tabs>
+          <w:tab w:val="num" w:pos="6480"/>
+        </w:tabs>
+        <w:ind w:left="6480" w:hanging="360"/>
+      </w:pPr>
+      <w:rPr>
+        <w:rFonts w:ascii="Wingdings" w:hAnsi="Wingdings" w:hint="default"/>
+        <w:sz w:val="20"/>
+      </w:rPr>
+    </w:lvl>
+  </w:abstractNum>
+  <w:abstractNum w:abstractNumId="1" w15:restartNumberingAfterBreak="0">
+    <w:nsid w:val="75660E1F"/>
+    <w:multiLevelType w:val="multilevel"/>
+    <w:tmpl w:val="E1D67EDC"/>
+    <w:lvl w:ilvl="0">
       <w:start w:val="1"/>
       <w:numFmt w:val="bullet"/>
       <w:lvlText w:val=""/>
       <w:lvlJc w:val="left"/>
       <w:pPr>
         <w:tabs>
-          <w:tab w:val="num" w:pos="1414"/>
+          <w:tab w:val="num" w:pos="720"/>
         </w:tabs>
-        <w:ind w:left="1414" w:hanging="283"/>
+        <w:ind w:left="720" w:hanging="360"/>
       </w:pPr>
       <w:rPr>
-        <w:rFonts w:ascii="Symbol" w:hAnsi="Symbol" w:cs="Symbol" w:hint="default"/>
+        <w:rFonts w:ascii="Symbol" w:hAnsi="Symbol" w:hint="default"/>
+        <w:sz w:val="20"/>
       </w:rPr>
     </w:lvl>
-    <w:lvl w:ilvl="2">
+    <w:lvl w:ilvl="1" w:tentative="1">
       <w:start w:val="1"/>
       <w:numFmt w:val="bullet"/>
-      <w:lvlText w:val=""/>
-      <w:lvlJc w:val="left"/>
-      <w:pPr>
-        <w:tabs>
-          <w:tab w:val="num" w:pos="2121"/>
-        </w:tabs>
-        <w:ind w:left="2121" w:hanging="283"/>
-      </w:pPr>
-      <w:rPr>
-        <w:rFonts w:ascii="Symbol" w:hAnsi="Symbol" w:cs="Symbol" w:hint="default"/>
-      </w:rPr>
-    </w:lvl>
-    <w:lvl w:ilvl="3">
-      <w:start w:val="1"/>
-      <w:numFmt w:val="bullet"/>
-      <w:lvlText w:val=""/>
-      <w:lvlJc w:val="left"/>
-      <w:pPr>
-        <w:tabs>
-          <w:tab w:val="num" w:pos="2828"/>
-        </w:tabs>
-        <w:ind w:left="2828" w:hanging="283"/>
-      </w:pPr>
-      <w:rPr>
-        <w:rFonts w:ascii="Symbol" w:hAnsi="Symbol" w:cs="Symbol" w:hint="default"/>
-      </w:rPr>
-    </w:lvl>
-    <w:lvl w:ilvl="4">
-      <w:start w:val="1"/>
-      <w:numFmt w:val="bullet"/>
-      <w:lvlText w:val=""/>
-      <w:lvlJc w:val="left"/>
-      <w:pPr>
-        <w:tabs>
-          <w:tab w:val="num" w:pos="3535"/>
-        </w:tabs>
-        <w:ind w:left="3535" w:hanging="283"/>
-      </w:pPr>
-      <w:rPr>
-        <w:rFonts w:ascii="Symbol" w:hAnsi="Symbol" w:cs="Symbol" w:hint="default"/>
-      </w:rPr>
-    </w:lvl>
-    <w:lvl w:ilvl="5">
-      <w:start w:val="1"/>
-      <w:numFmt w:val="bullet"/>
-      <w:lvlText w:val=""/>
-      <w:lvlJc w:val="left"/>
-      <w:pPr>
-        <w:tabs>
-          <w:tab w:val="num" w:pos="4242"/>
-        </w:tabs>
-        <w:ind w:left="4242" w:hanging="283"/>
-      </w:pPr>
-      <w:rPr>
-        <w:rFonts w:ascii="Symbol" w:hAnsi="Symbol" w:cs="Symbol" w:hint="default"/>
-      </w:rPr>
-    </w:lvl>
-    <w:lvl w:ilvl="6">
-      <w:start w:val="1"/>
-      <w:numFmt w:val="bullet"/>
-      <w:lvlText w:val=""/>
-      <w:lvlJc w:val="left"/>
-      <w:pPr>
-        <w:tabs>
-          <w:tab w:val="num" w:pos="4949"/>
-        </w:tabs>
-        <w:ind w:left="4949" w:hanging="283"/>
-      </w:pPr>
-      <w:rPr>
-        <w:rFonts w:ascii="Symbol" w:hAnsi="Symbol" w:cs="Symbol" w:hint="default"/>
-      </w:rPr>
-    </w:lvl>
-    <w:lvl w:ilvl="7">
-      <w:start w:val="1"/>
-      <w:numFmt w:val="bullet"/>
-      <w:lvlText w:val=""/>
-      <w:lvlJc w:val="left"/>
-      <w:pPr>
-        <w:tabs>
-          <w:tab w:val="num" w:pos="5656"/>
-        </w:tabs>
-        <w:ind w:left="5656" w:hanging="283"/>
-      </w:pPr>
-      <w:rPr>
-        <w:rFonts w:ascii="Symbol" w:hAnsi="Symbol" w:cs="Symbol" w:hint="default"/>
-      </w:rPr>
-    </w:lvl>
-    <w:lvl w:ilvl="8">
-      <w:start w:val="1"/>
-      <w:numFmt w:val="bullet"/>
-      <w:lvlText w:val=""/>
-      <w:lvlJc w:val="left"/>
-      <w:pPr>
-        <w:tabs>
-          <w:tab w:val="num" w:pos="6363"/>
-        </w:tabs>
-        <w:ind w:left="6363" w:hanging="283"/>
-      </w:pPr>
-      <w:rPr>
-        <w:rFonts w:ascii="Symbol" w:hAnsi="Symbol" w:cs="Symbol" w:hint="default"/>
-      </w:rPr>
-    </w:lvl>
-  </w:abstractNum>
-  <w:abstractNum w:abstractNumId="1" w15:restartNumberingAfterBreak="0">
-    <w:nsid w:val="75DB35D7"/>
-    <w:multiLevelType w:val="multilevel"/>
-    <w:tmpl w:val="5A667C78"/>
-    <w:lvl w:ilvl="0">
-      <w:start w:val="1"/>
-      <w:numFmt w:val="none"/>
-      <w:suff w:val="nothing"/>
-      <w:lvlText w:val="%1"/>
-      <w:lvlJc w:val="left"/>
-      <w:pPr>
-        <w:tabs>
-          <w:tab w:val="num" w:pos="432"/>
-        </w:tabs>
-        <w:ind w:left="432" w:hanging="432"/>
-      </w:pPr>
-    </w:lvl>
-    <w:lvl w:ilvl="1">
-      <w:start w:val="1"/>
-      <w:numFmt w:val="none"/>
-      <w:suff w:val="nothing"/>
-      <w:lvlText w:val="%2"/>
-      <w:lvlJc w:val="left"/>
-      <w:pPr>
-        <w:tabs>
-          <w:tab w:val="num" w:pos="576"/>
-        </w:tabs>
-        <w:ind w:left="576" w:hanging="576"/>
-      </w:pPr>
-    </w:lvl>
-    <w:lvl w:ilvl="2">
-      <w:start w:val="1"/>
-      <w:numFmt w:val="none"/>
-      <w:suff w:val="nothing"/>
-      <w:lvlText w:val="%3"/>
-      <w:lvlJc w:val="left"/>
-      <w:pPr>
-        <w:tabs>
-          <w:tab w:val="num" w:pos="720"/>
-        </w:tabs>
-        <w:ind w:left="720" w:hanging="720"/>
-      </w:pPr>
-    </w:lvl>
-    <w:lvl w:ilvl="3">
-      <w:start w:val="1"/>
-      <w:numFmt w:val="none"/>
-      <w:suff w:val="nothing"/>
-      <w:lvlText w:val="%4"/>
-      <w:lvlJc w:val="left"/>
-      <w:pPr>
-        <w:tabs>
-          <w:tab w:val="num" w:pos="864"/>
-        </w:tabs>
-        <w:ind w:left="864" w:hanging="864"/>
-      </w:pPr>
-    </w:lvl>
-    <w:lvl w:ilvl="4">
-      <w:start w:val="1"/>
-      <w:numFmt w:val="none"/>
-      <w:suff w:val="nothing"/>
-      <w:lvlText w:val="%5"/>
-      <w:lvlJc w:val="left"/>
-      <w:pPr>
-        <w:tabs>
-          <w:tab w:val="num" w:pos="1008"/>
-        </w:tabs>
-        <w:ind w:left="1008" w:hanging="1008"/>
-      </w:pPr>
-    </w:lvl>
-    <w:lvl w:ilvl="5">
-      <w:start w:val="1"/>
-      <w:numFmt w:val="none"/>
-      <w:suff w:val="nothing"/>
-      <w:lvlText w:val="%6"/>
-      <w:lvlJc w:val="left"/>
-      <w:pPr>
-        <w:tabs>
-          <w:tab w:val="num" w:pos="1152"/>
-        </w:tabs>
-        <w:ind w:left="1152" w:hanging="1152"/>
-      </w:pPr>
-    </w:lvl>
-    <w:lvl w:ilvl="6">
-      <w:start w:val="1"/>
-      <w:numFmt w:val="none"/>
-      <w:suff w:val="nothing"/>
-      <w:lvlText w:val="%7"/>
-      <w:lvlJc w:val="left"/>
-      <w:pPr>
-        <w:tabs>
-          <w:tab w:val="num" w:pos="1296"/>
-        </w:tabs>
-        <w:ind w:left="1296" w:hanging="1296"/>
-      </w:pPr>
-    </w:lvl>
-    <w:lvl w:ilvl="7">
-      <w:start w:val="1"/>
-      <w:numFmt w:val="none"/>
-      <w:suff w:val="nothing"/>
-      <w:lvlText w:val="%8"/>
+      <w:lvlText w:val="o"/>
       <w:lvlJc w:val="left"/>
       <w:pPr>
         <w:tabs>
           <w:tab w:val="num" w:pos="1440"/>
         </w:tabs>
-        <w:ind w:left="1440" w:hanging="1440"/>
+        <w:ind w:left="1440" w:hanging="360"/>
       </w:pPr>
+      <w:rPr>
+        <w:rFonts w:ascii="Courier New" w:hAnsi="Courier New" w:hint="default"/>
+        <w:sz w:val="20"/>
+      </w:rPr>
     </w:lvl>
-    <w:lvl w:ilvl="8">
+    <w:lvl w:ilvl="2" w:tentative="1">
       <w:start w:val="1"/>
-      <w:numFmt w:val="none"/>
-      <w:suff w:val="nothing"/>
-      <w:lvlText w:val="%9"/>
+      <w:numFmt w:val="bullet"/>
+      <w:lvlText w:val=""/>
       <w:lvlJc w:val="left"/>
       <w:pPr>
         <w:tabs>
-          <w:tab w:val="num" w:pos="1584"/>
+          <w:tab w:val="num" w:pos="2160"/>
         </w:tabs>
-        <w:ind w:left="1584" w:hanging="1584"/>
+        <w:ind w:left="2160" w:hanging="360"/>
       </w:pPr>
+      <w:rPr>
+        <w:rFonts w:ascii="Wingdings" w:hAnsi="Wingdings" w:hint="default"/>
+        <w:sz w:val="20"/>
+      </w:rPr>
+    </w:lvl>
+    <w:lvl w:ilvl="3" w:tentative="1">
+      <w:start w:val="1"/>
+      <w:numFmt w:val="bullet"/>
+      <w:lvlText w:val=""/>
+      <w:lvlJc w:val="left"/>
+      <w:pPr>
+        <w:tabs>
+          <w:tab w:val="num" w:pos="2880"/>
+        </w:tabs>
+        <w:ind w:left="2880" w:hanging="360"/>
+      </w:pPr>
+      <w:rPr>
+        <w:rFonts w:ascii="Wingdings" w:hAnsi="Wingdings" w:hint="default"/>
+        <w:sz w:val="20"/>
+      </w:rPr>
+    </w:lvl>
+    <w:lvl w:ilvl="4" w:tentative="1">
+      <w:start w:val="1"/>
+      <w:numFmt w:val="bullet"/>
+      <w:lvlText w:val=""/>
+      <w:lvlJc w:val="left"/>
+      <w:pPr>
+        <w:tabs>
+          <w:tab w:val="num" w:pos="3600"/>
+        </w:tabs>
+        <w:ind w:left="3600" w:hanging="360"/>
+      </w:pPr>
+      <w:rPr>
+        <w:rFonts w:ascii="Wingdings" w:hAnsi="Wingdings" w:hint="default"/>
+        <w:sz w:val="20"/>
+      </w:rPr>
+    </w:lvl>
+    <w:lvl w:ilvl="5" w:tentative="1">
+      <w:start w:val="1"/>
+      <w:numFmt w:val="bullet"/>
+      <w:lvlText w:val=""/>
+      <w:lvlJc w:val="left"/>
+      <w:pPr>
+        <w:tabs>
+          <w:tab w:val="num" w:pos="4320"/>
+        </w:tabs>
+        <w:ind w:left="4320" w:hanging="360"/>
+      </w:pPr>
+      <w:rPr>
+        <w:rFonts w:ascii="Wingdings" w:hAnsi="Wingdings" w:hint="default"/>
+        <w:sz w:val="20"/>
+      </w:rPr>
+    </w:lvl>
+    <w:lvl w:ilvl="6" w:tentative="1">
+      <w:start w:val="1"/>
+      <w:numFmt w:val="bullet"/>
+      <w:lvlText w:val=""/>
+      <w:lvlJc w:val="left"/>
+      <w:pPr>
+        <w:tabs>
+          <w:tab w:val="num" w:pos="5040"/>
+        </w:tabs>
+        <w:ind w:left="5040" w:hanging="360"/>
+      </w:pPr>
+      <w:rPr>
+        <w:rFonts w:ascii="Wingdings" w:hAnsi="Wingdings" w:hint="default"/>
+        <w:sz w:val="20"/>
+      </w:rPr>
+    </w:lvl>
+    <w:lvl w:ilvl="7" w:tentative="1">
+      <w:start w:val="1"/>
+      <w:numFmt w:val="bullet"/>
+      <w:lvlText w:val=""/>
+      <w:lvlJc w:val="left"/>
+      <w:pPr>
+        <w:tabs>
+          <w:tab w:val="num" w:pos="5760"/>
+        </w:tabs>
+        <w:ind w:left="5760" w:hanging="360"/>
+      </w:pPr>
+      <w:rPr>
+        <w:rFonts w:ascii="Wingdings" w:hAnsi="Wingdings" w:hint="default"/>
+        <w:sz w:val="20"/>
+      </w:rPr>
+    </w:lvl>
+    <w:lvl w:ilvl="8" w:tentative="1">
+      <w:start w:val="1"/>
+      <w:numFmt w:val="bullet"/>
+      <w:lvlText w:val=""/>
+      <w:lvlJc w:val="left"/>
+      <w:pPr>
+        <w:tabs>
+          <w:tab w:val="num" w:pos="6480"/>
+        </w:tabs>
+        <w:ind w:left="6480" w:hanging="360"/>
+      </w:pPr>
+      <w:rPr>
+        <w:rFonts w:ascii="Wingdings" w:hAnsi="Wingdings" w:hint="default"/>
+        <w:sz w:val="20"/>
+      </w:rPr>
     </w:lvl>
   </w:abstractNum>
-  <w:num w:numId="1" w16cid:durableId="662051738">
+  <w:num w:numId="1" w16cid:durableId="616373600">
+    <w:abstractNumId w:val="1"/>
+  </w:num>
+  <w:num w:numId="2" w16cid:durableId="22750331">
     <w:abstractNumId w:val="0"/>
-  </w:num>
-  <w:num w:numId="2" w16cid:durableId="82993892">
-    <w:abstractNumId w:val="1"/>
   </w:num>
 </w:numbering>
 </file>
@@ -465,16 +1973,17 @@
   <w:docDefaults>
     <w:rPrDefault>
       <w:rPr>
-        <w:rFonts w:ascii="Times New Roman" w:eastAsia="SimSun" w:hAnsi="Times New Roman" w:cs="Lucida Sans"/>
+        <w:rFonts w:asciiTheme="minorHAnsi" w:eastAsiaTheme="minorHAnsi" w:hAnsiTheme="minorHAnsi" w:cstheme="minorBidi"/>
         <w:kern w:val="2"/>
         <w:sz w:val="24"/>
         <w:szCs w:val="24"/>
-        <w:lang w:val="en" w:eastAsia="zh-CN" w:bidi="hi-IN"/>
+        <w:lang w:val="it-IT" w:eastAsia="en-US" w:bidi="ar-SA"/>
+        <w14:ligatures w14:val="standardContextual"/>
       </w:rPr>
     </w:rPrDefault>
     <w:pPrDefault>
       <w:pPr>
-        <w:suppressAutoHyphens/>
+        <w:spacing w:after="160" w:line="278" w:lineRule="auto"/>
       </w:pPr>
     </w:pPrDefault>
   </w:docDefaults>
@@ -859,14 +2368,209 @@
   <w:style w:type="paragraph" w:default="1" w:styleId="Normale">
     <w:name w:val="Normal"/>
     <w:qFormat/>
+  </w:style>
+  <w:style w:type="paragraph" w:styleId="Titolo1">
+    <w:name w:val="heading 1"/>
+    <w:basedOn w:val="Normale"/>
+    <w:next w:val="Normale"/>
+    <w:link w:val="Titolo1Carattere"/>
+    <w:uiPriority w:val="9"/>
+    <w:qFormat/>
+    <w:rsid w:val="00F77F05"/>
     <w:pPr>
-      <w:widowControl w:val="0"/>
+      <w:keepNext/>
+      <w:keepLines/>
+      <w:spacing w:before="360" w:after="80"/>
+      <w:outlineLvl w:val="0"/>
     </w:pPr>
+    <w:rPr>
+      <w:rFonts w:asciiTheme="majorHAnsi" w:eastAsiaTheme="majorEastAsia" w:hAnsiTheme="majorHAnsi" w:cstheme="majorBidi"/>
+      <w:color w:val="0F4761" w:themeColor="accent1" w:themeShade="BF"/>
+      <w:sz w:val="40"/>
+      <w:szCs w:val="40"/>
+    </w:rPr>
+  </w:style>
+  <w:style w:type="paragraph" w:styleId="Titolo2">
+    <w:name w:val="heading 2"/>
+    <w:basedOn w:val="Normale"/>
+    <w:next w:val="Normale"/>
+    <w:link w:val="Titolo2Carattere"/>
+    <w:uiPriority w:val="9"/>
+    <w:semiHidden/>
+    <w:unhideWhenUsed/>
+    <w:qFormat/>
+    <w:rsid w:val="00F77F05"/>
+    <w:pPr>
+      <w:keepNext/>
+      <w:keepLines/>
+      <w:spacing w:before="160" w:after="80"/>
+      <w:outlineLvl w:val="1"/>
+    </w:pPr>
+    <w:rPr>
+      <w:rFonts w:asciiTheme="majorHAnsi" w:eastAsiaTheme="majorEastAsia" w:hAnsiTheme="majorHAnsi" w:cstheme="majorBidi"/>
+      <w:color w:val="0F4761" w:themeColor="accent1" w:themeShade="BF"/>
+      <w:sz w:val="32"/>
+      <w:szCs w:val="32"/>
+    </w:rPr>
+  </w:style>
+  <w:style w:type="paragraph" w:styleId="Titolo3">
+    <w:name w:val="heading 3"/>
+    <w:basedOn w:val="Normale"/>
+    <w:next w:val="Normale"/>
+    <w:link w:val="Titolo3Carattere"/>
+    <w:uiPriority w:val="9"/>
+    <w:semiHidden/>
+    <w:unhideWhenUsed/>
+    <w:qFormat/>
+    <w:rsid w:val="00F77F05"/>
+    <w:pPr>
+      <w:keepNext/>
+      <w:keepLines/>
+      <w:spacing w:before="160" w:after="80"/>
+      <w:outlineLvl w:val="2"/>
+    </w:pPr>
+    <w:rPr>
+      <w:rFonts w:eastAsiaTheme="majorEastAsia" w:cstheme="majorBidi"/>
+      <w:color w:val="0F4761" w:themeColor="accent1" w:themeShade="BF"/>
+      <w:sz w:val="28"/>
+      <w:szCs w:val="28"/>
+    </w:rPr>
+  </w:style>
+  <w:style w:type="paragraph" w:styleId="Titolo4">
+    <w:name w:val="heading 4"/>
+    <w:basedOn w:val="Normale"/>
+    <w:next w:val="Normale"/>
+    <w:link w:val="Titolo4Carattere"/>
+    <w:uiPriority w:val="9"/>
+    <w:semiHidden/>
+    <w:unhideWhenUsed/>
+    <w:qFormat/>
+    <w:rsid w:val="00F77F05"/>
+    <w:pPr>
+      <w:keepNext/>
+      <w:keepLines/>
+      <w:spacing w:before="80" w:after="40"/>
+      <w:outlineLvl w:val="3"/>
+    </w:pPr>
+    <w:rPr>
+      <w:rFonts w:eastAsiaTheme="majorEastAsia" w:cstheme="majorBidi"/>
+      <w:i/>
+      <w:iCs/>
+      <w:color w:val="0F4761" w:themeColor="accent1" w:themeShade="BF"/>
+    </w:rPr>
+  </w:style>
+  <w:style w:type="paragraph" w:styleId="Titolo5">
+    <w:name w:val="heading 5"/>
+    <w:basedOn w:val="Normale"/>
+    <w:next w:val="Normale"/>
+    <w:link w:val="Titolo5Carattere"/>
+    <w:uiPriority w:val="9"/>
+    <w:semiHidden/>
+    <w:unhideWhenUsed/>
+    <w:qFormat/>
+    <w:rsid w:val="00F77F05"/>
+    <w:pPr>
+      <w:keepNext/>
+      <w:keepLines/>
+      <w:spacing w:before="80" w:after="40"/>
+      <w:outlineLvl w:val="4"/>
+    </w:pPr>
+    <w:rPr>
+      <w:rFonts w:eastAsiaTheme="majorEastAsia" w:cstheme="majorBidi"/>
+      <w:color w:val="0F4761" w:themeColor="accent1" w:themeShade="BF"/>
+    </w:rPr>
+  </w:style>
+  <w:style w:type="paragraph" w:styleId="Titolo6">
+    <w:name w:val="heading 6"/>
+    <w:basedOn w:val="Normale"/>
+    <w:next w:val="Normale"/>
+    <w:link w:val="Titolo6Carattere"/>
+    <w:uiPriority w:val="9"/>
+    <w:semiHidden/>
+    <w:unhideWhenUsed/>
+    <w:qFormat/>
+    <w:rsid w:val="00F77F05"/>
+    <w:pPr>
+      <w:keepNext/>
+      <w:keepLines/>
+      <w:spacing w:before="40" w:after="0"/>
+      <w:outlineLvl w:val="5"/>
+    </w:pPr>
+    <w:rPr>
+      <w:rFonts w:eastAsiaTheme="majorEastAsia" w:cstheme="majorBidi"/>
+      <w:i/>
+      <w:iCs/>
+      <w:color w:val="595959" w:themeColor="text1" w:themeTint="A6"/>
+    </w:rPr>
+  </w:style>
+  <w:style w:type="paragraph" w:styleId="Titolo7">
+    <w:name w:val="heading 7"/>
+    <w:basedOn w:val="Normale"/>
+    <w:next w:val="Normale"/>
+    <w:link w:val="Titolo7Carattere"/>
+    <w:uiPriority w:val="9"/>
+    <w:semiHidden/>
+    <w:unhideWhenUsed/>
+    <w:qFormat/>
+    <w:rsid w:val="00F77F05"/>
+    <w:pPr>
+      <w:keepNext/>
+      <w:keepLines/>
+      <w:spacing w:before="40" w:after="0"/>
+      <w:outlineLvl w:val="6"/>
+    </w:pPr>
+    <w:rPr>
+      <w:rFonts w:eastAsiaTheme="majorEastAsia" w:cstheme="majorBidi"/>
+      <w:color w:val="595959" w:themeColor="text1" w:themeTint="A6"/>
+    </w:rPr>
+  </w:style>
+  <w:style w:type="paragraph" w:styleId="Titolo8">
+    <w:name w:val="heading 8"/>
+    <w:basedOn w:val="Normale"/>
+    <w:next w:val="Normale"/>
+    <w:link w:val="Titolo8Carattere"/>
+    <w:uiPriority w:val="9"/>
+    <w:semiHidden/>
+    <w:unhideWhenUsed/>
+    <w:qFormat/>
+    <w:rsid w:val="00F77F05"/>
+    <w:pPr>
+      <w:keepNext/>
+      <w:keepLines/>
+      <w:spacing w:after="0"/>
+      <w:outlineLvl w:val="7"/>
+    </w:pPr>
+    <w:rPr>
+      <w:rFonts w:eastAsiaTheme="majorEastAsia" w:cstheme="majorBidi"/>
+      <w:i/>
+      <w:iCs/>
+      <w:color w:val="272727" w:themeColor="text1" w:themeTint="D8"/>
+    </w:rPr>
+  </w:style>
+  <w:style w:type="paragraph" w:styleId="Titolo9">
+    <w:name w:val="heading 9"/>
+    <w:basedOn w:val="Normale"/>
+    <w:next w:val="Normale"/>
+    <w:link w:val="Titolo9Carattere"/>
+    <w:uiPriority w:val="9"/>
+    <w:semiHidden/>
+    <w:unhideWhenUsed/>
+    <w:qFormat/>
+    <w:rsid w:val="00F77F05"/>
+    <w:pPr>
+      <w:keepNext/>
+      <w:keepLines/>
+      <w:spacing w:after="0"/>
+      <w:outlineLvl w:val="8"/>
+    </w:pPr>
+    <w:rPr>
+      <w:rFonts w:eastAsiaTheme="majorEastAsia" w:cstheme="majorBidi"/>
+      <w:color w:val="272727" w:themeColor="text1" w:themeTint="D8"/>
+    </w:rPr>
   </w:style>
   <w:style w:type="character" w:default="1" w:styleId="Carpredefinitoparagrafo">
     <w:name w:val="Default Paragraph Font"/>
     <w:uiPriority w:val="1"/>
-    <w:semiHidden/>
     <w:unhideWhenUsed/>
   </w:style>
   <w:style w:type="table" w:default="1" w:styleId="Tabellanormale">
@@ -890,149 +2594,525 @@
     <w:semiHidden/>
     <w:unhideWhenUsed/>
   </w:style>
-  <w:style w:type="character" w:customStyle="1" w:styleId="Punti">
-    <w:name w:val="Punti"/>
-    <w:qFormat/>
+  <w:style w:type="character" w:customStyle="1" w:styleId="Titolo1Carattere">
+    <w:name w:val="Titolo 1 Carattere"/>
+    <w:basedOn w:val="Carpredefinitoparagrafo"/>
+    <w:link w:val="Titolo1"/>
+    <w:uiPriority w:val="9"/>
+    <w:rsid w:val="00F77F05"/>
     <w:rPr>
-      <w:rFonts w:ascii="OpenSymbol" w:eastAsia="OpenSymbol" w:hAnsi="OpenSymbol" w:cs="OpenSymbol"/>
+      <w:rFonts w:asciiTheme="majorHAnsi" w:eastAsiaTheme="majorEastAsia" w:hAnsiTheme="majorHAnsi" w:cstheme="majorBidi"/>
+      <w:color w:val="0F4761" w:themeColor="accent1" w:themeShade="BF"/>
+      <w:sz w:val="40"/>
+      <w:szCs w:val="40"/>
     </w:rPr>
   </w:style>
-  <w:style w:type="character" w:styleId="Enfasicorsivo">
-    <w:name w:val="Emphasis"/>
-    <w:qFormat/>
+  <w:style w:type="character" w:customStyle="1" w:styleId="Titolo2Carattere">
+    <w:name w:val="Titolo 2 Carattere"/>
+    <w:basedOn w:val="Carpredefinitoparagrafo"/>
+    <w:link w:val="Titolo2"/>
+    <w:uiPriority w:val="9"/>
+    <w:semiHidden/>
+    <w:rsid w:val="00F77F05"/>
     <w:rPr>
+      <w:rFonts w:asciiTheme="majorHAnsi" w:eastAsiaTheme="majorEastAsia" w:hAnsiTheme="majorHAnsi" w:cstheme="majorBidi"/>
+      <w:color w:val="0F4761" w:themeColor="accent1" w:themeShade="BF"/>
+      <w:sz w:val="32"/>
+      <w:szCs w:val="32"/>
+    </w:rPr>
+  </w:style>
+  <w:style w:type="character" w:customStyle="1" w:styleId="Titolo3Carattere">
+    <w:name w:val="Titolo 3 Carattere"/>
+    <w:basedOn w:val="Carpredefinitoparagrafo"/>
+    <w:link w:val="Titolo3"/>
+    <w:uiPriority w:val="9"/>
+    <w:semiHidden/>
+    <w:rsid w:val="00F77F05"/>
+    <w:rPr>
+      <w:rFonts w:eastAsiaTheme="majorEastAsia" w:cstheme="majorBidi"/>
+      <w:color w:val="0F4761" w:themeColor="accent1" w:themeShade="BF"/>
+      <w:sz w:val="28"/>
+      <w:szCs w:val="28"/>
+    </w:rPr>
+  </w:style>
+  <w:style w:type="character" w:customStyle="1" w:styleId="Titolo4Carattere">
+    <w:name w:val="Titolo 4 Carattere"/>
+    <w:basedOn w:val="Carpredefinitoparagrafo"/>
+    <w:link w:val="Titolo4"/>
+    <w:uiPriority w:val="9"/>
+    <w:semiHidden/>
+    <w:rsid w:val="00F77F05"/>
+    <w:rPr>
+      <w:rFonts w:eastAsiaTheme="majorEastAsia" w:cstheme="majorBidi"/>
       <w:i/>
       <w:iCs/>
+      <w:color w:val="0F4761" w:themeColor="accent1" w:themeShade="BF"/>
+    </w:rPr>
+  </w:style>
+  <w:style w:type="character" w:customStyle="1" w:styleId="Titolo5Carattere">
+    <w:name w:val="Titolo 5 Carattere"/>
+    <w:basedOn w:val="Carpredefinitoparagrafo"/>
+    <w:link w:val="Titolo5"/>
+    <w:uiPriority w:val="9"/>
+    <w:semiHidden/>
+    <w:rsid w:val="00F77F05"/>
+    <w:rPr>
+      <w:rFonts w:eastAsiaTheme="majorEastAsia" w:cstheme="majorBidi"/>
+      <w:color w:val="0F4761" w:themeColor="accent1" w:themeShade="BF"/>
+    </w:rPr>
+  </w:style>
+  <w:style w:type="character" w:customStyle="1" w:styleId="Titolo6Carattere">
+    <w:name w:val="Titolo 6 Carattere"/>
+    <w:basedOn w:val="Carpredefinitoparagrafo"/>
+    <w:link w:val="Titolo6"/>
+    <w:uiPriority w:val="9"/>
+    <w:semiHidden/>
+    <w:rsid w:val="00F77F05"/>
+    <w:rPr>
+      <w:rFonts w:eastAsiaTheme="majorEastAsia" w:cstheme="majorBidi"/>
+      <w:i/>
+      <w:iCs/>
+      <w:color w:val="595959" w:themeColor="text1" w:themeTint="A6"/>
+    </w:rPr>
+  </w:style>
+  <w:style w:type="character" w:customStyle="1" w:styleId="Titolo7Carattere">
+    <w:name w:val="Titolo 7 Carattere"/>
+    <w:basedOn w:val="Carpredefinitoparagrafo"/>
+    <w:link w:val="Titolo7"/>
+    <w:uiPriority w:val="9"/>
+    <w:semiHidden/>
+    <w:rsid w:val="00F77F05"/>
+    <w:rPr>
+      <w:rFonts w:eastAsiaTheme="majorEastAsia" w:cstheme="majorBidi"/>
+      <w:color w:val="595959" w:themeColor="text1" w:themeTint="A6"/>
+    </w:rPr>
+  </w:style>
+  <w:style w:type="character" w:customStyle="1" w:styleId="Titolo8Carattere">
+    <w:name w:val="Titolo 8 Carattere"/>
+    <w:basedOn w:val="Carpredefinitoparagrafo"/>
+    <w:link w:val="Titolo8"/>
+    <w:uiPriority w:val="9"/>
+    <w:semiHidden/>
+    <w:rsid w:val="00F77F05"/>
+    <w:rPr>
+      <w:rFonts w:eastAsiaTheme="majorEastAsia" w:cstheme="majorBidi"/>
+      <w:i/>
+      <w:iCs/>
+      <w:color w:val="272727" w:themeColor="text1" w:themeTint="D8"/>
+    </w:rPr>
+  </w:style>
+  <w:style w:type="character" w:customStyle="1" w:styleId="Titolo9Carattere">
+    <w:name w:val="Titolo 9 Carattere"/>
+    <w:basedOn w:val="Carpredefinitoparagrafo"/>
+    <w:link w:val="Titolo9"/>
+    <w:uiPriority w:val="9"/>
+    <w:semiHidden/>
+    <w:rsid w:val="00F77F05"/>
+    <w:rPr>
+      <w:rFonts w:eastAsiaTheme="majorEastAsia" w:cstheme="majorBidi"/>
+      <w:color w:val="272727" w:themeColor="text1" w:themeTint="D8"/>
     </w:rPr>
   </w:style>
   <w:style w:type="paragraph" w:styleId="Titolo">
     <w:name w:val="Title"/>
     <w:basedOn w:val="Normale"/>
-    <w:next w:val="Corpotesto"/>
+    <w:next w:val="Normale"/>
+    <w:link w:val="TitoloCarattere"/>
     <w:uiPriority w:val="10"/>
     <w:qFormat/>
+    <w:rsid w:val="00F77F05"/>
     <w:pPr>
-      <w:keepNext/>
-      <w:spacing w:before="240" w:after="120"/>
+      <w:spacing w:after="80" w:line="240" w:lineRule="auto"/>
+      <w:contextualSpacing/>
     </w:pPr>
     <w:rPr>
-      <w:rFonts w:ascii="Arial" w:eastAsia="Microsoft YaHei" w:hAnsi="Arial"/>
+      <w:rFonts w:asciiTheme="majorHAnsi" w:eastAsiaTheme="majorEastAsia" w:hAnsiTheme="majorHAnsi" w:cstheme="majorBidi"/>
+      <w:spacing w:val="-10"/>
+      <w:kern w:val="28"/>
+      <w:sz w:val="56"/>
+      <w:szCs w:val="56"/>
+    </w:rPr>
+  </w:style>
+  <w:style w:type="character" w:customStyle="1" w:styleId="TitoloCarattere">
+    <w:name w:val="Titolo Carattere"/>
+    <w:basedOn w:val="Carpredefinitoparagrafo"/>
+    <w:link w:val="Titolo"/>
+    <w:uiPriority w:val="10"/>
+    <w:rsid w:val="00F77F05"/>
+    <w:rPr>
+      <w:rFonts w:asciiTheme="majorHAnsi" w:eastAsiaTheme="majorEastAsia" w:hAnsiTheme="majorHAnsi" w:cstheme="majorBidi"/>
+      <w:spacing w:val="-10"/>
+      <w:kern w:val="28"/>
+      <w:sz w:val="56"/>
+      <w:szCs w:val="56"/>
+    </w:rPr>
+  </w:style>
+  <w:style w:type="paragraph" w:styleId="Sottotitolo">
+    <w:name w:val="Subtitle"/>
+    <w:basedOn w:val="Normale"/>
+    <w:next w:val="Normale"/>
+    <w:link w:val="SottotitoloCarattere"/>
+    <w:uiPriority w:val="11"/>
+    <w:qFormat/>
+    <w:rsid w:val="00F77F05"/>
+    <w:pPr>
+      <w:numPr>
+        <w:ilvl w:val="1"/>
+      </w:numPr>
+    </w:pPr>
+    <w:rPr>
+      <w:rFonts w:eastAsiaTheme="majorEastAsia" w:cstheme="majorBidi"/>
+      <w:color w:val="595959" w:themeColor="text1" w:themeTint="A6"/>
+      <w:spacing w:val="15"/>
       <w:sz w:val="28"/>
       <w:szCs w:val="28"/>
     </w:rPr>
   </w:style>
-  <w:style w:type="paragraph" w:styleId="Corpotesto">
-    <w:name w:val="Body Text"/>
+  <w:style w:type="character" w:customStyle="1" w:styleId="SottotitoloCarattere">
+    <w:name w:val="Sottotitolo Carattere"/>
+    <w:basedOn w:val="Carpredefinitoparagrafo"/>
+    <w:link w:val="Sottotitolo"/>
+    <w:uiPriority w:val="11"/>
+    <w:rsid w:val="00F77F05"/>
+    <w:rPr>
+      <w:rFonts w:eastAsiaTheme="majorEastAsia" w:cstheme="majorBidi"/>
+      <w:color w:val="595959" w:themeColor="text1" w:themeTint="A6"/>
+      <w:spacing w:val="15"/>
+      <w:sz w:val="28"/>
+      <w:szCs w:val="28"/>
+    </w:rPr>
+  </w:style>
+  <w:style w:type="paragraph" w:styleId="Citazione">
+    <w:name w:val="Quote"/>
     <w:basedOn w:val="Normale"/>
+    <w:next w:val="Normale"/>
+    <w:link w:val="CitazioneCarattere"/>
+    <w:uiPriority w:val="29"/>
+    <w:qFormat/>
+    <w:rsid w:val="00F77F05"/>
     <w:pPr>
-      <w:spacing w:after="120"/>
-    </w:pPr>
-  </w:style>
-  <w:style w:type="paragraph" w:styleId="Elenco">
-    <w:name w:val="List"/>
-    <w:basedOn w:val="Corpotesto"/>
-  </w:style>
-  <w:style w:type="paragraph" w:styleId="Didascalia">
-    <w:name w:val="caption"/>
-    <w:basedOn w:val="Normale"/>
-    <w:qFormat/>
-    <w:pPr>
-      <w:suppressLineNumbers/>
-      <w:spacing w:before="120" w:after="120"/>
+      <w:spacing w:before="160"/>
+      <w:jc w:val="center"/>
     </w:pPr>
     <w:rPr>
       <w:i/>
       <w:iCs/>
+      <w:color w:val="404040" w:themeColor="text1" w:themeTint="BF"/>
     </w:rPr>
   </w:style>
-  <w:style w:type="paragraph" w:customStyle="1" w:styleId="Indice">
-    <w:name w:val="Indice"/>
+  <w:style w:type="character" w:customStyle="1" w:styleId="CitazioneCarattere">
+    <w:name w:val="Citazione Carattere"/>
+    <w:basedOn w:val="Carpredefinitoparagrafo"/>
+    <w:link w:val="Citazione"/>
+    <w:uiPriority w:val="29"/>
+    <w:rsid w:val="00F77F05"/>
+    <w:rPr>
+      <w:i/>
+      <w:iCs/>
+      <w:color w:val="404040" w:themeColor="text1" w:themeTint="BF"/>
+    </w:rPr>
+  </w:style>
+  <w:style w:type="paragraph" w:styleId="Paragrafoelenco">
+    <w:name w:val="List Paragraph"/>
     <w:basedOn w:val="Normale"/>
+    <w:uiPriority w:val="34"/>
     <w:qFormat/>
+    <w:rsid w:val="00F77F05"/>
     <w:pPr>
-      <w:suppressLineNumbers/>
+      <w:ind w:left="720"/>
+      <w:contextualSpacing/>
     </w:pPr>
+  </w:style>
+  <w:style w:type="character" w:styleId="Enfasiintensa">
+    <w:name w:val="Intense Emphasis"/>
+    <w:basedOn w:val="Carpredefinitoparagrafo"/>
+    <w:uiPriority w:val="21"/>
+    <w:qFormat/>
+    <w:rsid w:val="00F77F05"/>
+    <w:rPr>
+      <w:i/>
+      <w:iCs/>
+      <w:color w:val="0F4761" w:themeColor="accent1" w:themeShade="BF"/>
+    </w:rPr>
+  </w:style>
+  <w:style w:type="paragraph" w:styleId="Citazioneintensa">
+    <w:name w:val="Intense Quote"/>
+    <w:basedOn w:val="Normale"/>
+    <w:next w:val="Normale"/>
+    <w:link w:val="CitazioneintensaCarattere"/>
+    <w:uiPriority w:val="30"/>
+    <w:qFormat/>
+    <w:rsid w:val="00F77F05"/>
+    <w:pPr>
+      <w:pBdr>
+        <w:top w:val="single" w:sz="4" w:space="10" w:color="0F4761" w:themeColor="accent1" w:themeShade="BF"/>
+        <w:bottom w:val="single" w:sz="4" w:space="10" w:color="0F4761" w:themeColor="accent1" w:themeShade="BF"/>
+      </w:pBdr>
+      <w:spacing w:before="360" w:after="360"/>
+      <w:ind w:left="864" w:right="864"/>
+      <w:jc w:val="center"/>
+    </w:pPr>
+    <w:rPr>
+      <w:i/>
+      <w:iCs/>
+      <w:color w:val="0F4761" w:themeColor="accent1" w:themeShade="BF"/>
+    </w:rPr>
+  </w:style>
+  <w:style w:type="character" w:customStyle="1" w:styleId="CitazioneintensaCarattere">
+    <w:name w:val="Citazione intensa Carattere"/>
+    <w:basedOn w:val="Carpredefinitoparagrafo"/>
+    <w:link w:val="Citazioneintensa"/>
+    <w:uiPriority w:val="30"/>
+    <w:rsid w:val="00F77F05"/>
+    <w:rPr>
+      <w:i/>
+      <w:iCs/>
+      <w:color w:val="0F4761" w:themeColor="accent1" w:themeShade="BF"/>
+    </w:rPr>
+  </w:style>
+  <w:style w:type="character" w:styleId="Riferimentointenso">
+    <w:name w:val="Intense Reference"/>
+    <w:basedOn w:val="Carpredefinitoparagrafo"/>
+    <w:uiPriority w:val="32"/>
+    <w:qFormat/>
+    <w:rsid w:val="00F77F05"/>
+    <w:rPr>
+      <w:b/>
+      <w:bCs/>
+      <w:smallCaps/>
+      <w:color w:val="0F4761" w:themeColor="accent1" w:themeShade="BF"/>
+      <w:spacing w:val="5"/>
+    </w:rPr>
   </w:style>
 </w:styles>
 </file>
 
 <file path=word/theme/theme1.xml><?xml version="1.0" encoding="utf-8"?>
-<a:theme xmlns:a="http://schemas.openxmlformats.org/drawingml/2006/main" name="Office">
+<a:theme xmlns:a="http://schemas.openxmlformats.org/drawingml/2006/main" name="Tema di Office">
   <a:themeElements>
-    <a:clrScheme name="LibreOffice">
+    <a:clrScheme name="Office">
       <a:dk1>
-        <a:srgbClr val="000000"/>
+        <a:sysClr val="windowText" lastClr="000000"/>
       </a:dk1>
       <a:lt1>
-        <a:srgbClr val="FFFFFF"/>
+        <a:sysClr val="window" lastClr="FFFFFF"/>
       </a:lt1>
       <a:dk2>
-        <a:srgbClr val="000000"/>
+        <a:srgbClr val="0E2841"/>
       </a:dk2>
       <a:lt2>
-        <a:srgbClr val="FFFFFF"/>
+        <a:srgbClr val="E8E8E8"/>
       </a:lt2>
       <a:accent1>
-        <a:srgbClr val="18A303"/>
+        <a:srgbClr val="156082"/>
       </a:accent1>
       <a:accent2>
-        <a:srgbClr val="0369A3"/>
+        <a:srgbClr val="E97132"/>
       </a:accent2>
       <a:accent3>
-        <a:srgbClr val="A33E03"/>
+        <a:srgbClr val="196B24"/>
       </a:accent3>
       <a:accent4>
-        <a:srgbClr val="8E03A3"/>
+        <a:srgbClr val="0F9ED5"/>
       </a:accent4>
       <a:accent5>
-        <a:srgbClr val="C99C00"/>
+        <a:srgbClr val="A02B93"/>
       </a:accent5>
       <a:accent6>
-        <a:srgbClr val="C9211E"/>
+        <a:srgbClr val="4EA72E"/>
       </a:accent6>
       <a:hlink>
-        <a:srgbClr val="0000EE"/>
+        <a:srgbClr val="467886"/>
       </a:hlink>
       <a:folHlink>
-        <a:srgbClr val="551A8B"/>
+        <a:srgbClr val="96607D"/>
       </a:folHlink>
     </a:clrScheme>
     <a:fontScheme name="Office">
       <a:majorFont>
-        <a:latin typeface="Arial"/>
-        <a:ea typeface="DejaVu Sans"/>
-        <a:cs typeface="DejaVu Sans"/>
+        <a:latin typeface="Aptos Display" panose="02110004020202020204"/>
+        <a:ea typeface=""/>
+        <a:cs typeface=""/>
+        <a:font script="Jpan" typeface="游ゴシック Light"/>
+        <a:font script="Hang" typeface="맑은 고딕"/>
+        <a:font script="Hans" typeface="等线 Light"/>
+        <a:font script="Hant" typeface="新細明體"/>
+        <a:font script="Arab" typeface="Times New Roman"/>
+        <a:font script="Hebr" typeface="Times New Roman"/>
+        <a:font script="Thai" typeface="Angsana New"/>
+        <a:font script="Ethi" typeface="Nyala"/>
+        <a:font script="Beng" typeface="Vrinda"/>
+        <a:font script="Gujr" typeface="Shruti"/>
+        <a:font script="Khmr" typeface="MoolBoran"/>
+        <a:font script="Knda" typeface="Tunga"/>
+        <a:font script="Guru" typeface="Raavi"/>
+        <a:font script="Cans" typeface="Euphemia"/>
+        <a:font script="Cher" typeface="Plantagenet Cherokee"/>
+        <a:font script="Yiii" typeface="Microsoft Yi Baiti"/>
+        <a:font script="Tibt" typeface="Microsoft Himalaya"/>
+        <a:font script="Thaa" typeface="MV Boli"/>
+        <a:font script="Deva" typeface="Mangal"/>
+        <a:font script="Telu" typeface="Gautami"/>
+        <a:font script="Taml" typeface="Latha"/>
+        <a:font script="Syrc" typeface="Estrangelo Edessa"/>
+        <a:font script="Orya" typeface="Kalinga"/>
+        <a:font script="Mlym" typeface="Kartika"/>
+        <a:font script="Laoo" typeface="DokChampa"/>
+        <a:font script="Sinh" typeface="Iskoola Pota"/>
+        <a:font script="Mong" typeface="Mongolian Baiti"/>
+        <a:font script="Viet" typeface="Times New Roman"/>
+        <a:font script="Uigh" typeface="Microsoft Uighur"/>
+        <a:font script="Geor" typeface="Sylfaen"/>
+        <a:font script="Armn" typeface="Arial"/>
+        <a:font script="Bugi" typeface="Leelawadee UI"/>
+        <a:font script="Bopo" typeface="Microsoft JhengHei"/>
+        <a:font script="Java" typeface="Javanese Text"/>
+        <a:font script="Lisu" typeface="Segoe UI"/>
+        <a:font script="Mymr" typeface="Myanmar Text"/>
+        <a:font script="Nkoo" typeface="Ebrima"/>
+        <a:font script="Olck" typeface="Nirmala UI"/>
+        <a:font script="Osma" typeface="Ebrima"/>
+        <a:font script="Phag" typeface="Phagspa"/>
+        <a:font script="Syrn" typeface="Estrangelo Edessa"/>
+        <a:font script="Syrj" typeface="Estrangelo Edessa"/>
+        <a:font script="Syre" typeface="Estrangelo Edessa"/>
+        <a:font script="Sora" typeface="Nirmala UI"/>
+        <a:font script="Tale" typeface="Microsoft Tai Le"/>
+        <a:font script="Talu" typeface="Microsoft New Tai Lue"/>
+        <a:font script="Tfng" typeface="Ebrima"/>
       </a:majorFont>
       <a:minorFont>
-        <a:latin typeface="Arial"/>
-        <a:ea typeface="DejaVu Sans"/>
-        <a:cs typeface="DejaVu Sans"/>
+        <a:latin typeface="Aptos" panose="02110004020202020204"/>
+        <a:ea typeface=""/>
+        <a:cs typeface=""/>
+        <a:font script="Jpan" typeface="游明朝"/>
+        <a:font script="Hang" typeface="맑은 고딕"/>
+        <a:font script="Hans" typeface="等线"/>
+        <a:font script="Hant" typeface="新細明體"/>
+        <a:font script="Arab" typeface="Arial"/>
+        <a:font script="Hebr" typeface="Arial"/>
+        <a:font script="Thai" typeface="Cordia New"/>
+        <a:font script="Ethi" typeface="Nyala"/>
+        <a:font script="Beng" typeface="Vrinda"/>
+        <a:font script="Gujr" typeface="Shruti"/>
+        <a:font script="Khmr" typeface="DaunPenh"/>
+        <a:font script="Knda" typeface="Tunga"/>
+        <a:font script="Guru" typeface="Raavi"/>
+        <a:font script="Cans" typeface="Euphemia"/>
+        <a:font script="Cher" typeface="Plantagenet Cherokee"/>
+        <a:font script="Yiii" typeface="Microsoft Yi Baiti"/>
+        <a:font script="Tibt" typeface="Microsoft Himalaya"/>
+        <a:font script="Thaa" typeface="MV Boli"/>
+        <a:font script="Deva" typeface="Mangal"/>
+        <a:font script="Telu" typeface="Gautami"/>
+        <a:font script="Taml" typeface="Latha"/>
+        <a:font script="Syrc" typeface="Estrangelo Edessa"/>
+        <a:font script="Orya" typeface="Kalinga"/>
+        <a:font script="Mlym" typeface="Kartika"/>
+        <a:font script="Laoo" typeface="DokChampa"/>
+        <a:font script="Sinh" typeface="Iskoola Pota"/>
+        <a:font script="Mong" typeface="Mongolian Baiti"/>
+        <a:font script="Viet" typeface="Arial"/>
+        <a:font script="Uigh" typeface="Microsoft Uighur"/>
+        <a:font script="Geor" typeface="Sylfaen"/>
+        <a:font script="Armn" typeface="Arial"/>
+        <a:font script="Bugi" typeface="Leelawadee UI"/>
+        <a:font script="Bopo" typeface="Microsoft JhengHei"/>
+        <a:font script="Java" typeface="Javanese Text"/>
+        <a:font script="Lisu" typeface="Segoe UI"/>
+        <a:font script="Mymr" typeface="Myanmar Text"/>
+        <a:font script="Nkoo" typeface="Ebrima"/>
+        <a:font script="Olck" typeface="Nirmala UI"/>
+        <a:font script="Osma" typeface="Ebrima"/>
+        <a:font script="Phag" typeface="Phagspa"/>
+        <a:font script="Syrn" typeface="Estrangelo Edessa"/>
+        <a:font script="Syrj" typeface="Estrangelo Edessa"/>
+        <a:font script="Syre" typeface="Estrangelo Edessa"/>
+        <a:font script="Sora" typeface="Nirmala UI"/>
+        <a:font script="Tale" typeface="Microsoft Tai Le"/>
+        <a:font script="Talu" typeface="Microsoft New Tai Lue"/>
+        <a:font script="Tfng" typeface="Ebrima"/>
       </a:minorFont>
     </a:fontScheme>
-    <a:fmtScheme>
+    <a:fmtScheme name="Office">
       <a:fillStyleLst>
         <a:solidFill>
           <a:schemeClr val="phClr"/>
         </a:solidFill>
-        <a:solidFill>
-          <a:schemeClr val="phClr"/>
-        </a:solidFill>
-        <a:solidFill>
-          <a:schemeClr val="phClr"/>
-        </a:solidFill>
+        <a:gradFill rotWithShape="1">
+          <a:gsLst>
+            <a:gs pos="0">
+              <a:schemeClr val="phClr">
+                <a:lumMod val="110000"/>
+                <a:satMod val="105000"/>
+                <a:tint val="67000"/>
+              </a:schemeClr>
+            </a:gs>
+            <a:gs pos="50000">
+              <a:schemeClr val="phClr">
+                <a:lumMod val="105000"/>
+                <a:satMod val="103000"/>
+                <a:tint val="73000"/>
+              </a:schemeClr>
+            </a:gs>
+            <a:gs pos="100000">
+              <a:schemeClr val="phClr">
+                <a:lumMod val="105000"/>
+                <a:satMod val="109000"/>
+                <a:tint val="81000"/>
+              </a:schemeClr>
+            </a:gs>
+          </a:gsLst>
+          <a:lin ang="5400000" scaled="0"/>
+        </a:gradFill>
+        <a:gradFill rotWithShape="1">
+          <a:gsLst>
+            <a:gs pos="0">
+              <a:schemeClr val="phClr">
+                <a:satMod val="103000"/>
+                <a:lumMod val="102000"/>
+                <a:tint val="94000"/>
+              </a:schemeClr>
+            </a:gs>
+            <a:gs pos="50000">
+              <a:schemeClr val="phClr">
+                <a:satMod val="110000"/>
+                <a:lumMod val="100000"/>
+                <a:shade val="100000"/>
+              </a:schemeClr>
+            </a:gs>
+            <a:gs pos="100000">
+              <a:schemeClr val="phClr">
+                <a:lumMod val="99000"/>
+                <a:satMod val="120000"/>
+                <a:shade val="78000"/>
+              </a:schemeClr>
+            </a:gs>
+          </a:gsLst>
+          <a:lin ang="5400000" scaled="0"/>
+        </a:gradFill>
       </a:fillStyleLst>
       <a:lnStyleLst>
         <a:ln w="6350" cap="flat" cmpd="sng" algn="ctr">
+          <a:solidFill>
+            <a:schemeClr val="phClr"/>
+          </a:solidFill>
           <a:prstDash val="solid"/>
-          <a:miter/>
+          <a:miter lim="800000"/>
         </a:ln>
-        <a:ln w="6350" cap="flat" cmpd="sng" algn="ctr">
+        <a:ln w="12700" cap="flat" cmpd="sng" algn="ctr">
+          <a:solidFill>
+            <a:schemeClr val="phClr"/>
+          </a:solidFill>
           <a:prstDash val="solid"/>
-          <a:miter/>
+          <a:miter lim="800000"/>
         </a:ln>
-        <a:ln w="6350" cap="flat" cmpd="sng" algn="ctr">
+        <a:ln w="19050" cap="flat" cmpd="sng" algn="ctr">
+          <a:solidFill>
+            <a:schemeClr val="phClr"/>
+          </a:solidFill>
           <a:prstDash val="solid"/>
-          <a:miter/>
+          <a:miter lim="800000"/>
         </a:ln>
       </a:lnStyleLst>
       <a:effectStyleLst>
@@ -1043,7 +3123,13 @@
           <a:effectLst/>
         </a:effectStyle>
         <a:effectStyle>
-          <a:effectLst/>
+          <a:effectLst>
+            <a:outerShdw blurRad="57150" dist="19050" dir="5400000" algn="ctr" rotWithShape="0">
+              <a:srgbClr val="000000">
+                <a:alpha val="63000"/>
+              </a:srgbClr>
+            </a:outerShdw>
+          </a:effectLst>
         </a:effectStyle>
       </a:effectStyleLst>
       <a:bgFillStyleLst>
@@ -1051,15 +3137,47 @@
           <a:schemeClr val="phClr"/>
         </a:solidFill>
         <a:solidFill>
-          <a:schemeClr val="phClr"/>
+          <a:schemeClr val="phClr">
+            <a:tint val="95000"/>
+            <a:satMod val="170000"/>
+          </a:schemeClr>
         </a:solidFill>
-        <a:solidFill>
-          <a:schemeClr val="phClr"/>
-        </a:solidFill>
+        <a:gradFill rotWithShape="1">
+          <a:gsLst>
+            <a:gs pos="0">
+              <a:schemeClr val="phClr">
+                <a:tint val="93000"/>
+                <a:satMod val="150000"/>
+                <a:shade val="98000"/>
+                <a:lumMod val="102000"/>
+              </a:schemeClr>
+            </a:gs>
+            <a:gs pos="50000">
+              <a:schemeClr val="phClr">
+                <a:tint val="98000"/>
+                <a:satMod val="130000"/>
+                <a:shade val="90000"/>
+                <a:lumMod val="103000"/>
+              </a:schemeClr>
+            </a:gs>
+            <a:gs pos="100000">
+              <a:schemeClr val="phClr">
+                <a:shade val="63000"/>
+                <a:satMod val="120000"/>
+              </a:schemeClr>
+            </a:gs>
+          </a:gsLst>
+          <a:lin ang="5400000" scaled="0"/>
+        </a:gradFill>
       </a:bgFillStyleLst>
     </a:fmtScheme>
   </a:themeElements>
   <a:objectDefaults/>
   <a:extraClrSchemeLst/>
+  <a:extLst>
+    <a:ext uri="{05A4C25C-085E-4340-85A3-A5531E510DB2}">
+      <thm15:themeFamily xmlns:thm15="http://schemas.microsoft.com/office/thememl/2012/main" name="Office Theme" id="{2E142A2C-CD16-42D6-873A-C26D2A0506FA}" vid="{1BDDFF52-6CD6-40A5-AB3C-68EB2F1E4D0A}"/>
+    </a:ext>
+  </a:extLst>
 </a:theme>
 </file>
--- a/DOCS_DA_CONVERTIRE/arco3_fornasari_en.docx
+++ b/DOCS_DA_CONVERTIRE/arco3_fornasari_en.docx
@@ -1,114 +1,708 @@
 
 <file path=word/document.xml><?xml version="1.0" encoding="utf-8"?>
-<w:document xmlns:mc="http://schemas.openxmlformats.org/markup-compatibility/2006" xmlns:o="urn:schemas-microsoft-com:office:office" xmlns:r="http://schemas.openxmlformats.org/officeDocument/2006/relationships" xmlns:m="http://schemas.openxmlformats.org/officeDocument/2006/math" xmlns:v="urn:schemas-microsoft-com:vml" xmlns:wp="http://schemas.openxmlformats.org/drawingml/2006/wordprocessingDrawing" xmlns:w10="urn:schemas-microsoft-com:office:word" xmlns:w="http://schemas.openxmlformats.org/wordprocessingml/2006/main" xmlns:wne="http://schemas.microsoft.com/office/word/2006/wordml" xmlns:sl="http://schemas.openxmlformats.org/schemaLibrary/2006/main" xmlns:a="http://schemas.openxmlformats.org/drawingml/2006/main" xmlns:pic="http://schemas.openxmlformats.org/drawingml/2006/picture" xmlns:c="http://schemas.openxmlformats.org/drawingml/2006/chart" xmlns:lc="http://schemas.openxmlformats.org/drawingml/2006/lockedCanvas" xmlns:dgm="http://schemas.openxmlformats.org/drawingml/2006/diagram" xmlns:wps="http://schemas.microsoft.com/office/word/2010/wordprocessingShape" xmlns:wpg="http://schemas.microsoft.com/office/word/2010/wordprocessingGroup" xmlns:w14="http://schemas.microsoft.com/office/word/2010/wordml" xmlns:w15="http://schemas.microsoft.com/office/word/2012/wordml" xmlns:w16="http://schemas.microsoft.com/office/word/2018/wordml" xmlns:w16cex="http://schemas.microsoft.com/office/word/2018/wordml/cex" xmlns:w16cid="http://schemas.microsoft.com/office/word/2016/wordml/cid" xmlns="http://schemas.microsoft.com/office/tasks/2019/documenttasks" xmlns:cr="http://schemas.microsoft.com/office/comments/2020/reactions">
+<w:document xmlns:wpc="http://schemas.microsoft.com/office/word/2010/wordprocessingCanvas" xmlns:cx="http://schemas.microsoft.com/office/drawing/2014/chartex" xmlns:cx1="http://schemas.microsoft.com/office/drawing/2015/9/8/chartex" xmlns:cx2="http://schemas.microsoft.com/office/drawing/2015/10/21/chartex" xmlns:cx3="http://schemas.microsoft.com/office/drawing/2016/5/9/chartex" xmlns:cx4="http://schemas.microsoft.com/office/drawing/2016/5/10/chartex" xmlns:cx5="http://schemas.microsoft.com/office/drawing/2016/5/11/chartex" xmlns:cx6="http://schemas.microsoft.com/office/drawing/2016/5/12/chartex" xmlns:cx7="http://schemas.microsoft.com/office/drawing/2016/5/13/chartex" xmlns:cx8="http://schemas.microsoft.com/office/drawing/2016/5/14/chartex" xmlns:mc="http://schemas.openxmlformats.org/markup-compatibility/2006" xmlns:aink="http://schemas.microsoft.com/office/drawing/2016/ink" xmlns:am3d="http://schemas.microsoft.com/office/drawing/2017/model3d" xmlns:o="urn:schemas-microsoft-com:office:office" xmlns:oel="http://schemas.microsoft.com/office/2019/extlst" xmlns:r="http://schemas.openxmlformats.org/officeDocument/2006/relationships" xmlns:m="http://schemas.openxmlformats.org/officeDocument/2006/math" xmlns:v="urn:schemas-microsoft-com:vml" xmlns:wp14="http://schemas.microsoft.com/office/word/2010/wordprocessingDrawing" xmlns:wp="http://schemas.openxmlformats.org/drawingml/2006/wordprocessingDrawing" xmlns:w10="urn:schemas-microsoft-com:office:word" xmlns:w="http://schemas.openxmlformats.org/wordprocessingml/2006/main" xmlns:w14="http://schemas.microsoft.com/office/word/2010/wordml" xmlns:w15="http://schemas.microsoft.com/office/word/2012/wordml" xmlns:w16cex="http://schemas.microsoft.com/office/word/2018/wordml/cex" xmlns:w16cid="http://schemas.microsoft.com/office/word/2016/wordml/cid" xmlns:w16="http://schemas.microsoft.com/office/word/2018/wordml" xmlns:w16du="http://schemas.microsoft.com/office/word/2023/wordml/word16du" xmlns:w16sdtdh="http://schemas.microsoft.com/office/word/2020/wordml/sdtdatahash" xmlns:w16sdtfl="http://schemas.microsoft.com/office/word/2024/wordml/sdtformatlock" xmlns:w16se="http://schemas.microsoft.com/office/word/2015/wordml/symex" xmlns:wpg="http://schemas.microsoft.com/office/word/2010/wordprocessingGroup" xmlns:wpi="http://schemas.microsoft.com/office/word/2010/wordprocessingInk" xmlns:wne="http://schemas.microsoft.com/office/word/2006/wordml" xmlns:wps="http://schemas.microsoft.com/office/word/2010/wordprocessingShape" mc:Ignorable="w14 w15 w16se w16cid w16 w16cex w16sdtdh w16sdtfl w16du wp14">
   <w:body>
     <w:p>
       <w:pPr>
-        <w:pStyle w:val="Heading1"/>
-        <w:pBdr>
-          <w:top w:space="0" w:sz="0" w:val="nil"/>
-          <w:left w:space="0" w:sz="0" w:val="nil"/>
-          <w:bottom w:space="0" w:sz="0" w:val="nil"/>
-          <w:right w:space="0" w:sz="0" w:val="nil"/>
-          <w:between w:space="0" w:sz="0" w:val="nil"/>
-        </w:pBdr>
-        <w:shd w:fill="auto" w:val="clear"/>
-        <w:rPr/>
-      </w:pPr>
-      <w:r>
-        <w:rPr>
-          <w:rtl w:val="0"/>
-        </w:rPr>
-        <w:t xml:space="preserve">Arch 3 Memorial Tablet of Abbot Ippolito Fornasari</w:t>
+        <w:pStyle w:val="Titolo1"/>
+      </w:pPr>
+      <w:r>
+        <w:t>Arch 3 Memorial Tablet of Abbot Ippolito Fornasari</w:t>
       </w:r>
     </w:p>
     <w:p>
       <w:pPr>
         <w:pBdr>
-          <w:top w:space="0" w:sz="0" w:val="nil"/>
-          <w:left w:space="0" w:sz="0" w:val="nil"/>
-          <w:bottom w:space="0" w:sz="0" w:val="nil"/>
-          <w:right w:space="0" w:sz="0" w:val="nil"/>
-          <w:between w:space="0" w:sz="0" w:val="nil"/>
+          <w:top w:val="nil"/>
+          <w:left w:val="nil"/>
+          <w:bottom w:val="nil"/>
+          <w:right w:val="nil"/>
+          <w:between w:val="nil"/>
         </w:pBdr>
-        <w:shd w:fill="auto" w:val="clear"/>
-        <w:rPr/>
-      </w:pPr>
-      <w:r>
-        <w:rPr>
-          <w:rtl w:val="0"/>
-        </w:rPr>
-        <w:t xml:space="preserve">The system of porticos that climbs to the Colle della Guardia was built thanks to an extraordinary collective participation: noble families, guilds of arts and crafts, but also wealthy individual citizens or religious figures financed the construction of one or more arches, leaving a tablet in memory of their contribution. Count Gioseffo Carpegna financed the construction of Arch 3 of the Portico di San Luca. As testimony to the work carried out, a commemorative tablet was created, which is described below.</w:t>
+      </w:pPr>
+      <w:r>
+        <w:t xml:space="preserve">The system of </w:t>
+      </w:r>
+      <w:proofErr w:type="spellStart"/>
+      <w:r>
+        <w:t>porticos</w:t>
+      </w:r>
+      <w:proofErr w:type="spellEnd"/>
+      <w:r>
+        <w:t xml:space="preserve"> </w:t>
+      </w:r>
+      <w:proofErr w:type="spellStart"/>
+      <w:r>
+        <w:t>that</w:t>
+      </w:r>
+      <w:proofErr w:type="spellEnd"/>
+      <w:r>
+        <w:t xml:space="preserve"> climbs to the Colle della Guardia </w:t>
+      </w:r>
+      <w:proofErr w:type="spellStart"/>
+      <w:r>
+        <w:t>was</w:t>
+      </w:r>
+      <w:proofErr w:type="spellEnd"/>
+      <w:r>
+        <w:t xml:space="preserve"> </w:t>
+      </w:r>
+      <w:proofErr w:type="spellStart"/>
+      <w:r>
+        <w:t>built</w:t>
+      </w:r>
+      <w:proofErr w:type="spellEnd"/>
+      <w:r>
+        <w:t xml:space="preserve"> thanks to an </w:t>
+      </w:r>
+      <w:proofErr w:type="spellStart"/>
+      <w:r>
+        <w:t>extraordinary</w:t>
+      </w:r>
+      <w:proofErr w:type="spellEnd"/>
+      <w:r>
+        <w:t xml:space="preserve"> </w:t>
+      </w:r>
+      <w:proofErr w:type="spellStart"/>
+      <w:r>
+        <w:t>collective</w:t>
+      </w:r>
+      <w:proofErr w:type="spellEnd"/>
+      <w:r>
+        <w:t xml:space="preserve"> </w:t>
+      </w:r>
+      <w:proofErr w:type="spellStart"/>
+      <w:r>
+        <w:t>participation</w:t>
+      </w:r>
+      <w:proofErr w:type="spellEnd"/>
+      <w:r>
+        <w:t xml:space="preserve">: </w:t>
+      </w:r>
+      <w:proofErr w:type="spellStart"/>
+      <w:r>
+        <w:t>noble</w:t>
+      </w:r>
+      <w:proofErr w:type="spellEnd"/>
+      <w:r>
+        <w:t xml:space="preserve"> families, </w:t>
+      </w:r>
+      <w:proofErr w:type="spellStart"/>
+      <w:r>
+        <w:t>guilds</w:t>
+      </w:r>
+      <w:proofErr w:type="spellEnd"/>
+      <w:r>
+        <w:t xml:space="preserve"> of </w:t>
+      </w:r>
+      <w:proofErr w:type="spellStart"/>
+      <w:r>
+        <w:t>arts</w:t>
+      </w:r>
+      <w:proofErr w:type="spellEnd"/>
+      <w:r>
+        <w:t xml:space="preserve"> and </w:t>
+      </w:r>
+      <w:proofErr w:type="spellStart"/>
+      <w:r>
+        <w:t>crafts</w:t>
+      </w:r>
+      <w:proofErr w:type="spellEnd"/>
+      <w:r>
+        <w:t xml:space="preserve">, </w:t>
+      </w:r>
+      <w:proofErr w:type="spellStart"/>
+      <w:r>
+        <w:t>but</w:t>
+      </w:r>
+      <w:proofErr w:type="spellEnd"/>
+      <w:r>
+        <w:t xml:space="preserve"> </w:t>
+      </w:r>
+      <w:proofErr w:type="spellStart"/>
+      <w:r>
+        <w:t>also</w:t>
+      </w:r>
+      <w:proofErr w:type="spellEnd"/>
+      <w:r>
+        <w:t xml:space="preserve"> </w:t>
+      </w:r>
+      <w:proofErr w:type="spellStart"/>
+      <w:r>
+        <w:t>wealthy</w:t>
+      </w:r>
+      <w:proofErr w:type="spellEnd"/>
+      <w:r>
+        <w:t xml:space="preserve"> </w:t>
+      </w:r>
+      <w:proofErr w:type="spellStart"/>
+      <w:r>
+        <w:t>individual</w:t>
+      </w:r>
+      <w:proofErr w:type="spellEnd"/>
+      <w:r>
+        <w:t xml:space="preserve"> </w:t>
+      </w:r>
+      <w:proofErr w:type="spellStart"/>
+      <w:r>
+        <w:t>citizens</w:t>
+      </w:r>
+      <w:proofErr w:type="spellEnd"/>
+      <w:r>
+        <w:t xml:space="preserve"> or </w:t>
+      </w:r>
+      <w:proofErr w:type="spellStart"/>
+      <w:r>
+        <w:t>religious</w:t>
+      </w:r>
+      <w:proofErr w:type="spellEnd"/>
+      <w:r>
+        <w:t xml:space="preserve"> </w:t>
+      </w:r>
+      <w:proofErr w:type="spellStart"/>
+      <w:r>
+        <w:t>figures</w:t>
+      </w:r>
+      <w:proofErr w:type="spellEnd"/>
+      <w:r>
+        <w:t xml:space="preserve"> </w:t>
+      </w:r>
+      <w:proofErr w:type="spellStart"/>
+      <w:r>
+        <w:t>financed</w:t>
+      </w:r>
+      <w:proofErr w:type="spellEnd"/>
+      <w:r>
+        <w:t xml:space="preserve"> the </w:t>
+      </w:r>
+      <w:proofErr w:type="spellStart"/>
+      <w:r>
+        <w:t>construction</w:t>
+      </w:r>
+      <w:proofErr w:type="spellEnd"/>
+      <w:r>
+        <w:t xml:space="preserve"> of one or more </w:t>
+      </w:r>
+      <w:proofErr w:type="spellStart"/>
+      <w:r>
+        <w:t>arches</w:t>
+      </w:r>
+      <w:proofErr w:type="spellEnd"/>
+      <w:r>
+        <w:t xml:space="preserve">, </w:t>
+      </w:r>
+      <w:proofErr w:type="spellStart"/>
+      <w:r>
+        <w:t>leaving</w:t>
+      </w:r>
+      <w:proofErr w:type="spellEnd"/>
+      <w:r>
+        <w:t xml:space="preserve"> a tablet in </w:t>
+      </w:r>
+      <w:proofErr w:type="spellStart"/>
+      <w:r>
+        <w:t>memory</w:t>
+      </w:r>
+      <w:proofErr w:type="spellEnd"/>
+      <w:r>
+        <w:t xml:space="preserve"> of </w:t>
+      </w:r>
+      <w:proofErr w:type="spellStart"/>
+      <w:r>
+        <w:t>their</w:t>
+      </w:r>
+      <w:proofErr w:type="spellEnd"/>
+      <w:r>
+        <w:t xml:space="preserve"> </w:t>
+      </w:r>
+      <w:proofErr w:type="spellStart"/>
+      <w:r>
+        <w:t>contribution</w:t>
+      </w:r>
+      <w:proofErr w:type="spellEnd"/>
+      <w:r>
+        <w:t xml:space="preserve">. Count Gioseffo Carpegna </w:t>
+      </w:r>
+      <w:proofErr w:type="spellStart"/>
+      <w:r>
+        <w:t>financed</w:t>
+      </w:r>
+      <w:proofErr w:type="spellEnd"/>
+      <w:r>
+        <w:t xml:space="preserve"> the </w:t>
+      </w:r>
+      <w:proofErr w:type="spellStart"/>
+      <w:r>
+        <w:t>construction</w:t>
+      </w:r>
+      <w:proofErr w:type="spellEnd"/>
+      <w:r>
+        <w:t xml:space="preserve"> of Arch 3 of the Portico di San Luca.</w:t>
       </w:r>
     </w:p>
     <w:p>
       <w:pPr>
         <w:pBdr>
-          <w:top w:space="0" w:sz="0" w:val="nil"/>
-          <w:left w:space="0" w:sz="0" w:val="nil"/>
-          <w:bottom w:space="0" w:sz="0" w:val="nil"/>
-          <w:right w:space="0" w:sz="0" w:val="nil"/>
-          <w:between w:space="0" w:sz="0" w:val="nil"/>
+          <w:top w:val="nil"/>
+          <w:left w:val="nil"/>
+          <w:bottom w:val="nil"/>
+          <w:right w:val="nil"/>
+          <w:between w:val="nil"/>
         </w:pBdr>
-        <w:shd w:fill="auto" w:val="clear"/>
-        <w:rPr>
-          <w:rFonts w:ascii="Courier" w:cs="Courier" w:eastAsia="Courier" w:hAnsi="Courier"/>
-        </w:rPr>
-      </w:pPr>
-      <w:r>
-        <w:rPr>
-          <w:rFonts w:ascii="Courier" w:cs="Courier" w:eastAsia="Courier" w:hAnsi="Courier"/>
-          <w:rtl w:val="0"/>
-        </w:rPr>
-        <w:t xml:space="preserve">CHRISTO PONT. OPTIMO</w:t>
-        <w:br w:type="textWrapping"/>
-        <w:t xml:space="preserve">AUGUSTAE VM MATRI</w:t>
-        <w:br w:type="textWrapping"/>
-        <w:t xml:space="preserve">IPPOLITO ABBA FORNASARIUS BON. G. NOB.</w:t>
-        <w:br w:type="textWrapping"/>
-        <w:t xml:space="preserve">EN PATR. ARCHIGYM. IC DE MANE PRIM. EMER. D.</w:t>
-        <w:br w:type="textWrapping"/>
-      </w:r>
+      </w:pPr>
     </w:p>
     <w:p>
       <w:pPr>
-        <w:pBdr>
-          <w:top w:space="0" w:sz="0" w:val="nil"/>
-          <w:left w:space="0" w:sz="0" w:val="nil"/>
-          <w:bottom w:space="0" w:sz="0" w:val="nil"/>
-          <w:right w:space="0" w:sz="0" w:val="nil"/>
-          <w:between w:space="0" w:sz="0" w:val="nil"/>
-        </w:pBdr>
-        <w:shd w:fill="auto" w:val="clear"/>
-        <w:spacing w:after="240" w:lineRule="auto"/>
-        <w:rPr/>
-      </w:pPr>
-      <w:r>
-        <w:rPr>
-          <w:rtl w:val="0"/>
-        </w:rPr>
-        <w:t xml:space="preserve">This inscription is a classic example of Baroque or Neoclassical Latin epigraphy, likely situated in a monumental or academic context (as suggested by the reference to the Archiginnasio). It is a solemn dedication that combines religious devotion and academic/noble pride.</w:t>
+        <w:spacing w:line="278" w:lineRule="auto"/>
+        <w:jc w:val="center"/>
+      </w:pPr>
+      <w:r>
+        <w:drawing>
+          <wp:inline distT="0" distB="0" distL="0" distR="0" wp14:anchorId="6A6A90A0" wp14:editId="153B4B14">
+            <wp:extent cx="3665220" cy="2255520"/>
+            <wp:effectExtent l="0" t="0" r="0" b="0"/>
+            <wp:docPr id="1801617474" name="Immagine 2"/>
+            <wp:cNvGraphicFramePr>
+              <a:graphicFrameLocks xmlns:a="http://schemas.openxmlformats.org/drawingml/2006/main" noChangeAspect="1"/>
+            </wp:cNvGraphicFramePr>
+            <a:graphic xmlns:a="http://schemas.openxmlformats.org/drawingml/2006/main">
+              <a:graphicData uri="http://schemas.openxmlformats.org/drawingml/2006/picture">
+                <pic:pic xmlns:pic="http://schemas.openxmlformats.org/drawingml/2006/picture">
+                  <pic:nvPicPr>
+                    <pic:cNvPr id="0" name="Immagine 1"/>
+                    <pic:cNvPicPr>
+                      <a:picLocks noChangeAspect="1" noChangeArrowheads="1"/>
+                    </pic:cNvPicPr>
+                  </pic:nvPicPr>
+                  <pic:blipFill>
+                    <a:blip r:embed="rId5">
+                      <a:extLst>
+                        <a:ext uri="{28A0092B-C50C-407E-A947-70E740481C1C}">
+                          <a14:useLocalDpi xmlns:a14="http://schemas.microsoft.com/office/drawing/2010/main" val="0"/>
+                        </a:ext>
+                      </a:extLst>
+                    </a:blip>
+                    <a:srcRect/>
+                    <a:stretch>
+                      <a:fillRect/>
+                    </a:stretch>
+                  </pic:blipFill>
+                  <pic:spPr bwMode="auto">
+                    <a:xfrm>
+                      <a:off x="0" y="0"/>
+                      <a:ext cx="3665220" cy="2255520"/>
+                    </a:xfrm>
+                    <a:prstGeom prst="rect">
+                      <a:avLst/>
+                    </a:prstGeom>
+                    <a:noFill/>
+                    <a:ln>
+                      <a:noFill/>
+                    </a:ln>
+                  </pic:spPr>
+                </pic:pic>
+              </a:graphicData>
+            </a:graphic>
+          </wp:inline>
+        </w:drawing>
       </w:r>
     </w:p>
     <w:p>
       <w:pPr>
-        <w:pStyle w:val="Heading3"/>
+        <w:spacing w:line="278" w:lineRule="auto"/>
+        <w:jc w:val="center"/>
+      </w:pPr>
+      <w:r>
+        <w:t>[SPLIT_BLOCK:arco3_lapide.jpg]</w:t>
+      </w:r>
+    </w:p>
+    <w:p>
+      <w:pPr>
         <w:pBdr>
-          <w:top w:space="0" w:sz="0" w:val="nil"/>
-          <w:left w:space="0" w:sz="0" w:val="nil"/>
-          <w:bottom w:space="0" w:sz="0" w:val="nil"/>
-          <w:right w:space="0" w:sz="0" w:val="nil"/>
-          <w:between w:space="0" w:sz="0" w:val="nil"/>
+          <w:top w:val="nil"/>
+          <w:left w:val="nil"/>
+          <w:bottom w:val="nil"/>
+          <w:right w:val="nil"/>
+          <w:between w:val="nil"/>
         </w:pBdr>
-        <w:shd w:fill="auto" w:val="clear"/>
-        <w:spacing w:before="0" w:lineRule="auto"/>
-        <w:rPr/>
-      </w:pPr>
-      <w:r>
-        <w:rPr>
-          <w:rtl w:val="0"/>
-        </w:rPr>
-        <w:t xml:space="preserve">Decoding of the four lines:</w:t>
+      </w:pPr>
+    </w:p>
+    <w:p>
+      <w:pPr>
+        <w:pBdr>
+          <w:top w:val="nil"/>
+          <w:left w:val="nil"/>
+          <w:bottom w:val="nil"/>
+          <w:right w:val="nil"/>
+          <w:between w:val="nil"/>
+        </w:pBdr>
+      </w:pPr>
+    </w:p>
+    <w:p>
+      <w:pPr>
+        <w:pBdr>
+          <w:top w:val="nil"/>
+          <w:left w:val="nil"/>
+          <w:bottom w:val="nil"/>
+          <w:right w:val="nil"/>
+          <w:between w:val="nil"/>
+        </w:pBdr>
+      </w:pPr>
+      <w:r>
+        <w:t xml:space="preserve"> </w:t>
+      </w:r>
+      <w:proofErr w:type="spellStart"/>
+      <w:r>
+        <w:t>As</w:t>
+      </w:r>
+      <w:proofErr w:type="spellEnd"/>
+      <w:r>
+        <w:t xml:space="preserve"> </w:t>
+      </w:r>
+      <w:proofErr w:type="spellStart"/>
+      <w:r>
+        <w:t>testimony</w:t>
+      </w:r>
+      <w:proofErr w:type="spellEnd"/>
+      <w:r>
+        <w:t xml:space="preserve"> to the work </w:t>
+      </w:r>
+      <w:proofErr w:type="spellStart"/>
+      <w:r>
+        <w:t>carried</w:t>
+      </w:r>
+      <w:proofErr w:type="spellEnd"/>
+      <w:r>
+        <w:t xml:space="preserve"> out, a commemorative tablet </w:t>
+      </w:r>
+      <w:proofErr w:type="spellStart"/>
+      <w:r>
+        <w:t>was</w:t>
+      </w:r>
+      <w:proofErr w:type="spellEnd"/>
+      <w:r>
+        <w:t xml:space="preserve"> </w:t>
+      </w:r>
+      <w:proofErr w:type="spellStart"/>
+      <w:r>
+        <w:t>created</w:t>
+      </w:r>
+      <w:proofErr w:type="spellEnd"/>
+      <w:r>
+        <w:t xml:space="preserve">, </w:t>
+      </w:r>
+      <w:proofErr w:type="spellStart"/>
+      <w:r>
+        <w:t>which</w:t>
+      </w:r>
+      <w:proofErr w:type="spellEnd"/>
+      <w:r>
+        <w:t xml:space="preserve"> </w:t>
+      </w:r>
+      <w:proofErr w:type="spellStart"/>
+      <w:r>
+        <w:t>is</w:t>
+      </w:r>
+      <w:proofErr w:type="spellEnd"/>
+      <w:r>
+        <w:t xml:space="preserve"> </w:t>
+      </w:r>
+      <w:proofErr w:type="spellStart"/>
+      <w:r>
+        <w:t>described</w:t>
+      </w:r>
+      <w:proofErr w:type="spellEnd"/>
+      <w:r>
+        <w:t xml:space="preserve"> </w:t>
+      </w:r>
+      <w:proofErr w:type="spellStart"/>
+      <w:r>
+        <w:t>below</w:t>
+      </w:r>
+      <w:proofErr w:type="spellEnd"/>
+      <w:r>
+        <w:t>.</w:t>
+      </w:r>
+    </w:p>
+    <w:p>
+      <w:pPr>
+        <w:pBdr>
+          <w:top w:val="nil"/>
+          <w:left w:val="nil"/>
+          <w:bottom w:val="nil"/>
+          <w:right w:val="nil"/>
+          <w:between w:val="nil"/>
+        </w:pBdr>
+        <w:rPr>
+          <w:rFonts w:ascii="Courier" w:eastAsia="Courier" w:hAnsi="Courier" w:cs="Courier"/>
+        </w:rPr>
+      </w:pPr>
+      <w:r>
+        <w:rPr>
+          <w:rFonts w:ascii="Courier" w:eastAsia="Courier" w:hAnsi="Courier" w:cs="Courier"/>
+        </w:rPr>
+        <w:t>CHRISTO PONT. OPTIMO</w:t>
+      </w:r>
+      <w:r>
+        <w:rPr>
+          <w:rFonts w:ascii="Courier" w:eastAsia="Courier" w:hAnsi="Courier" w:cs="Courier"/>
+        </w:rPr>
+        <w:br/>
+        <w:t>AUGUSTAE VM MATRI</w:t>
+      </w:r>
+      <w:r>
+        <w:rPr>
+          <w:rFonts w:ascii="Courier" w:eastAsia="Courier" w:hAnsi="Courier" w:cs="Courier"/>
+        </w:rPr>
+        <w:br/>
+        <w:t>IPPOLITO ABBA FORNASARIUS BON. G. NOB.</w:t>
+      </w:r>
+      <w:r>
+        <w:rPr>
+          <w:rFonts w:ascii="Courier" w:eastAsia="Courier" w:hAnsi="Courier" w:cs="Courier"/>
+        </w:rPr>
+        <w:br/>
+        <w:t>EN PATR. ARCHIGYM. IC DE MANE PRIM. EMER. D.</w:t>
+      </w:r>
+      <w:r>
+        <w:rPr>
+          <w:rFonts w:ascii="Courier" w:eastAsia="Courier" w:hAnsi="Courier" w:cs="Courier"/>
+        </w:rPr>
+        <w:br/>
+      </w:r>
+    </w:p>
+    <w:p>
+      <w:pPr>
+        <w:pBdr>
+          <w:top w:val="nil"/>
+          <w:left w:val="nil"/>
+          <w:bottom w:val="nil"/>
+          <w:right w:val="nil"/>
+          <w:between w:val="nil"/>
+        </w:pBdr>
+        <w:spacing w:after="240"/>
+      </w:pPr>
+      <w:proofErr w:type="spellStart"/>
+      <w:r>
+        <w:t>This</w:t>
+      </w:r>
+      <w:proofErr w:type="spellEnd"/>
+      <w:r>
+        <w:t xml:space="preserve"> </w:t>
+      </w:r>
+      <w:proofErr w:type="spellStart"/>
+      <w:r>
+        <w:t>inscription</w:t>
+      </w:r>
+      <w:proofErr w:type="spellEnd"/>
+      <w:r>
+        <w:t xml:space="preserve"> </w:t>
+      </w:r>
+      <w:proofErr w:type="spellStart"/>
+      <w:r>
+        <w:t>is</w:t>
+      </w:r>
+      <w:proofErr w:type="spellEnd"/>
+      <w:r>
+        <w:t xml:space="preserve"> a </w:t>
+      </w:r>
+      <w:proofErr w:type="spellStart"/>
+      <w:r>
+        <w:t>classic</w:t>
+      </w:r>
+      <w:proofErr w:type="spellEnd"/>
+      <w:r>
+        <w:t xml:space="preserve"> </w:t>
+      </w:r>
+      <w:proofErr w:type="spellStart"/>
+      <w:r>
+        <w:t>example</w:t>
+      </w:r>
+      <w:proofErr w:type="spellEnd"/>
+      <w:r>
+        <w:t xml:space="preserve"> of </w:t>
+      </w:r>
+      <w:proofErr w:type="spellStart"/>
+      <w:r>
+        <w:t>Baroque</w:t>
+      </w:r>
+      <w:proofErr w:type="spellEnd"/>
+      <w:r>
+        <w:t xml:space="preserve"> or </w:t>
+      </w:r>
+      <w:proofErr w:type="spellStart"/>
+      <w:r>
+        <w:t>Neoclassical</w:t>
+      </w:r>
+      <w:proofErr w:type="spellEnd"/>
+      <w:r>
+        <w:t xml:space="preserve"> Latin </w:t>
+      </w:r>
+      <w:proofErr w:type="spellStart"/>
+      <w:r>
+        <w:t>epigraphy</w:t>
+      </w:r>
+      <w:proofErr w:type="spellEnd"/>
+      <w:r>
+        <w:t xml:space="preserve">, </w:t>
+      </w:r>
+      <w:proofErr w:type="spellStart"/>
+      <w:r>
+        <w:t>likely</w:t>
+      </w:r>
+      <w:proofErr w:type="spellEnd"/>
+      <w:r>
+        <w:t xml:space="preserve"> </w:t>
+      </w:r>
+      <w:proofErr w:type="spellStart"/>
+      <w:r>
+        <w:t>situated</w:t>
+      </w:r>
+      <w:proofErr w:type="spellEnd"/>
+      <w:r>
+        <w:t xml:space="preserve"> in a </w:t>
+      </w:r>
+      <w:proofErr w:type="spellStart"/>
+      <w:r>
+        <w:t>monumental</w:t>
+      </w:r>
+      <w:proofErr w:type="spellEnd"/>
+      <w:r>
+        <w:t xml:space="preserve"> or </w:t>
+      </w:r>
+      <w:proofErr w:type="spellStart"/>
+      <w:r>
+        <w:t>academic</w:t>
+      </w:r>
+      <w:proofErr w:type="spellEnd"/>
+      <w:r>
+        <w:t xml:space="preserve"> </w:t>
+      </w:r>
+      <w:proofErr w:type="spellStart"/>
+      <w:r>
+        <w:t>context</w:t>
+      </w:r>
+      <w:proofErr w:type="spellEnd"/>
+      <w:r>
+        <w:t xml:space="preserve"> (</w:t>
+      </w:r>
+      <w:proofErr w:type="spellStart"/>
+      <w:r>
+        <w:t>as</w:t>
+      </w:r>
+      <w:proofErr w:type="spellEnd"/>
+      <w:r>
+        <w:t xml:space="preserve"> </w:t>
+      </w:r>
+      <w:proofErr w:type="spellStart"/>
+      <w:r>
+        <w:t>suggested</w:t>
+      </w:r>
+      <w:proofErr w:type="spellEnd"/>
+      <w:r>
+        <w:t xml:space="preserve"> by the </w:t>
+      </w:r>
+      <w:proofErr w:type="spellStart"/>
+      <w:r>
+        <w:t>reference</w:t>
+      </w:r>
+      <w:proofErr w:type="spellEnd"/>
+      <w:r>
+        <w:t xml:space="preserve"> to the Archiginnasio). </w:t>
+      </w:r>
+      <w:proofErr w:type="spellStart"/>
+      <w:r>
+        <w:t>It</w:t>
+      </w:r>
+      <w:proofErr w:type="spellEnd"/>
+      <w:r>
+        <w:t xml:space="preserve"> </w:t>
+      </w:r>
+      <w:proofErr w:type="spellStart"/>
+      <w:r>
+        <w:t>is</w:t>
+      </w:r>
+      <w:proofErr w:type="spellEnd"/>
+      <w:r>
+        <w:t xml:space="preserve"> a </w:t>
+      </w:r>
+      <w:proofErr w:type="spellStart"/>
+      <w:r>
+        <w:t>solemn</w:t>
+      </w:r>
+      <w:proofErr w:type="spellEnd"/>
+      <w:r>
+        <w:t xml:space="preserve"> </w:t>
+      </w:r>
+      <w:proofErr w:type="spellStart"/>
+      <w:r>
+        <w:t>dedication</w:t>
+      </w:r>
+      <w:proofErr w:type="spellEnd"/>
+      <w:r>
+        <w:t xml:space="preserve"> </w:t>
+      </w:r>
+      <w:proofErr w:type="spellStart"/>
+      <w:r>
+        <w:t>that</w:t>
+      </w:r>
+      <w:proofErr w:type="spellEnd"/>
+      <w:r>
+        <w:t xml:space="preserve"> combines </w:t>
+      </w:r>
+      <w:proofErr w:type="spellStart"/>
+      <w:r>
+        <w:t>religious</w:t>
+      </w:r>
+      <w:proofErr w:type="spellEnd"/>
+      <w:r>
+        <w:t xml:space="preserve"> </w:t>
+      </w:r>
+      <w:proofErr w:type="spellStart"/>
+      <w:r>
+        <w:t>devotion</w:t>
+      </w:r>
+      <w:proofErr w:type="spellEnd"/>
+      <w:r>
+        <w:t xml:space="preserve"> and </w:t>
+      </w:r>
+      <w:proofErr w:type="spellStart"/>
+      <w:r>
+        <w:t>academic</w:t>
+      </w:r>
+      <w:proofErr w:type="spellEnd"/>
+      <w:r>
+        <w:t>/</w:t>
+      </w:r>
+      <w:proofErr w:type="spellStart"/>
+      <w:r>
+        <w:t>noble</w:t>
+      </w:r>
+      <w:proofErr w:type="spellEnd"/>
+      <w:r>
+        <w:t xml:space="preserve"> pride.</w:t>
+      </w:r>
+    </w:p>
+    <w:p>
+      <w:pPr>
+        <w:pStyle w:val="Titolo3"/>
+        <w:spacing w:before="0"/>
+      </w:pPr>
+      <w:proofErr w:type="spellStart"/>
+      <w:r>
+        <w:t>Decoding</w:t>
+      </w:r>
+      <w:proofErr w:type="spellEnd"/>
+      <w:r>
+        <w:t xml:space="preserve"> of the </w:t>
+      </w:r>
+      <w:proofErr w:type="spellStart"/>
+      <w:r>
+        <w:t>four</w:t>
+      </w:r>
+      <w:proofErr w:type="spellEnd"/>
+      <w:r>
+        <w:t xml:space="preserve"> lines:</w:t>
       </w:r>
     </w:p>
     <w:p>
@@ -118,28 +712,110 @@
           <w:numId w:val="1"/>
         </w:numPr>
         <w:pBdr>
-          <w:top w:space="0" w:sz="0" w:val="nil"/>
-          <w:left w:space="0" w:sz="0" w:val="nil"/>
-          <w:bottom w:space="0" w:sz="0" w:val="nil"/>
-          <w:right w:space="0" w:sz="0" w:val="nil"/>
-          <w:between w:space="0" w:sz="0" w:val="nil"/>
+          <w:top w:val="nil"/>
+          <w:left w:val="nil"/>
+          <w:bottom w:val="nil"/>
+          <w:right w:val="nil"/>
+          <w:between w:val="nil"/>
         </w:pBdr>
-        <w:shd w:fill="auto" w:val="clear"/>
-        <w:ind w:left="600" w:hanging="360"/>
-      </w:pPr>
-      <w:r>
-        <w:rPr>
-          <w:b w:val="1"/>
-          <w:bCs w:val="1"/>
-          <w:rtl w:val="0"/>
-        </w:rPr>
-        <w:t xml:space="preserve">1. CHRISTO PONT. OPTIMO</w:t>
-      </w:r>
-      <w:r>
-        <w:rPr>
-          <w:rtl w:val="0"/>
-        </w:rPr>
-        <w:t xml:space="preserve">: "To Christ, the Best Pontiff". As we have seen, it is the main dedication to Jesus Christ, seen as the high priest and guide.</w:t>
+      </w:pPr>
+      <w:r>
+        <w:rPr>
+          <w:b/>
+          <w:bCs/>
+        </w:rPr>
+        <w:t>1. CHRISTO PONT. OPTIMO</w:t>
+      </w:r>
+      <w:r>
+        <w:t xml:space="preserve">: "To Christ, the Best Pontiff". </w:t>
+      </w:r>
+      <w:proofErr w:type="spellStart"/>
+      <w:r>
+        <w:t>As</w:t>
+      </w:r>
+      <w:proofErr w:type="spellEnd"/>
+      <w:r>
+        <w:t xml:space="preserve"> </w:t>
+      </w:r>
+      <w:proofErr w:type="spellStart"/>
+      <w:r>
+        <w:t>we</w:t>
+      </w:r>
+      <w:proofErr w:type="spellEnd"/>
+      <w:r>
+        <w:t xml:space="preserve"> </w:t>
+      </w:r>
+      <w:proofErr w:type="spellStart"/>
+      <w:r>
+        <w:t>have</w:t>
+      </w:r>
+      <w:proofErr w:type="spellEnd"/>
+      <w:r>
+        <w:t xml:space="preserve"> </w:t>
+      </w:r>
+      <w:proofErr w:type="spellStart"/>
+      <w:r>
+        <w:t>seen</w:t>
+      </w:r>
+      <w:proofErr w:type="spellEnd"/>
+      <w:r>
+        <w:t xml:space="preserve">, </w:t>
+      </w:r>
+      <w:proofErr w:type="spellStart"/>
+      <w:r>
+        <w:t>it</w:t>
+      </w:r>
+      <w:proofErr w:type="spellEnd"/>
+      <w:r>
+        <w:t xml:space="preserve"> </w:t>
+      </w:r>
+      <w:proofErr w:type="spellStart"/>
+      <w:r>
+        <w:t>is</w:t>
+      </w:r>
+      <w:proofErr w:type="spellEnd"/>
+      <w:r>
+        <w:t xml:space="preserve"> the </w:t>
+      </w:r>
+      <w:proofErr w:type="spellStart"/>
+      <w:r>
+        <w:t>main</w:t>
+      </w:r>
+      <w:proofErr w:type="spellEnd"/>
+      <w:r>
+        <w:t xml:space="preserve"> </w:t>
+      </w:r>
+      <w:proofErr w:type="spellStart"/>
+      <w:r>
+        <w:t>dedication</w:t>
+      </w:r>
+      <w:proofErr w:type="spellEnd"/>
+      <w:r>
+        <w:t xml:space="preserve"> to Jesus Christ, </w:t>
+      </w:r>
+      <w:proofErr w:type="spellStart"/>
+      <w:r>
+        <w:t>seen</w:t>
+      </w:r>
+      <w:proofErr w:type="spellEnd"/>
+      <w:r>
+        <w:t xml:space="preserve"> </w:t>
+      </w:r>
+      <w:proofErr w:type="spellStart"/>
+      <w:r>
+        <w:t>as</w:t>
+      </w:r>
+      <w:proofErr w:type="spellEnd"/>
+      <w:r>
+        <w:t xml:space="preserve"> the high </w:t>
+      </w:r>
+      <w:proofErr w:type="spellStart"/>
+      <w:r>
+        <w:t>priest</w:t>
+      </w:r>
+      <w:proofErr w:type="spellEnd"/>
+      <w:r>
+        <w:t xml:space="preserve"> and guide.</w:t>
       </w:r>
     </w:p>
     <w:p>
@@ -149,70 +825,158 @@
           <w:numId w:val="1"/>
         </w:numPr>
         <w:pBdr>
-          <w:top w:space="0" w:sz="0" w:val="nil"/>
-          <w:left w:space="0" w:sz="0" w:val="nil"/>
-          <w:bottom w:space="0" w:sz="0" w:val="nil"/>
-          <w:right w:space="0" w:sz="0" w:val="nil"/>
-          <w:between w:space="0" w:sz="0" w:val="nil"/>
+          <w:top w:val="nil"/>
+          <w:left w:val="nil"/>
+          <w:bottom w:val="nil"/>
+          <w:right w:val="nil"/>
+          <w:between w:val="nil"/>
         </w:pBdr>
-        <w:shd w:fill="auto" w:val="clear"/>
-        <w:ind w:left="600" w:hanging="360"/>
-      </w:pPr>
-      <w:r>
-        <w:rPr>
-          <w:b w:val="1"/>
-          <w:bCs w:val="1"/>
-          <w:rtl w:val="0"/>
-        </w:rPr>
-        <w:t xml:space="preserve">2. AUGUSTAE VM MATRI</w:t>
-      </w:r>
-      <w:r>
-        <w:rPr>
-          <w:rtl w:val="0"/>
-        </w:rPr>
-        <w:t xml:space="preserve">: "To the august Virgin Mother". </w:t>
-      </w:r>
-      <w:r>
-        <w:rPr>
-          <w:i w:val="1"/>
-          <w:iCs w:val="1"/>
-          <w:rtl w:val="0"/>
-        </w:rPr>
-        <w:t xml:space="preserve">Augustae</w:t>
-      </w:r>
-      <w:r>
-        <w:rPr>
-          <w:rtl w:val="0"/>
-        </w:rPr>
-        <w:t xml:space="preserve">: Title of honor and sacredness. </w:t>
-      </w:r>
-      <w:r>
-        <w:rPr>
-          <w:i w:val="1"/>
-          <w:iCs w:val="1"/>
-          <w:rtl w:val="0"/>
-        </w:rPr>
-        <w:t xml:space="preserve">VM</w:t>
-      </w:r>
-      <w:r>
-        <w:rPr>
-          <w:rtl w:val="0"/>
-        </w:rPr>
-        <w:t xml:space="preserve">: Abbreviation for Virgini Mariae. </w:t>
-      </w:r>
-      <w:r>
-        <w:rPr>
-          <w:i w:val="1"/>
-          <w:iCs w:val="1"/>
-          <w:rtl w:val="0"/>
-        </w:rPr>
-        <w:t xml:space="preserve">Matri</w:t>
-      </w:r>
-      <w:r>
-        <w:rPr>
-          <w:rtl w:val="0"/>
-        </w:rPr>
-        <w:t xml:space="preserve">: "To the Mother". It is the dedication to the Madonna, which usually accompanies that to Christ.</w:t>
+      </w:pPr>
+      <w:r>
+        <w:rPr>
+          <w:b/>
+          <w:bCs/>
+        </w:rPr>
+        <w:t>2. AUGUSTAE VM MATRI</w:t>
+      </w:r>
+      <w:r>
+        <w:t xml:space="preserve">: "To the </w:t>
+      </w:r>
+      <w:proofErr w:type="spellStart"/>
+      <w:r>
+        <w:t>august</w:t>
+      </w:r>
+      <w:proofErr w:type="spellEnd"/>
+      <w:r>
+        <w:t xml:space="preserve"> Virgin </w:t>
+      </w:r>
+      <w:proofErr w:type="spellStart"/>
+      <w:r>
+        <w:t>Mother</w:t>
+      </w:r>
+      <w:proofErr w:type="spellEnd"/>
+      <w:r>
+        <w:t xml:space="preserve">". </w:t>
+      </w:r>
+      <w:proofErr w:type="spellStart"/>
+      <w:r>
+        <w:rPr>
+          <w:i/>
+          <w:iCs/>
+        </w:rPr>
+        <w:t>Augustae</w:t>
+      </w:r>
+      <w:proofErr w:type="spellEnd"/>
+      <w:r>
+        <w:t xml:space="preserve">: Title of </w:t>
+      </w:r>
+      <w:proofErr w:type="spellStart"/>
+      <w:r>
+        <w:t>honor</w:t>
+      </w:r>
+      <w:proofErr w:type="spellEnd"/>
+      <w:r>
+        <w:t xml:space="preserve"> and </w:t>
+      </w:r>
+      <w:proofErr w:type="spellStart"/>
+      <w:r>
+        <w:t>sacredness</w:t>
+      </w:r>
+      <w:proofErr w:type="spellEnd"/>
+      <w:r>
+        <w:t xml:space="preserve">. </w:t>
+      </w:r>
+      <w:r>
+        <w:rPr>
+          <w:i/>
+          <w:iCs/>
+        </w:rPr>
+        <w:t>VM</w:t>
+      </w:r>
+      <w:r>
+        <w:t xml:space="preserve">: </w:t>
+      </w:r>
+      <w:proofErr w:type="spellStart"/>
+      <w:r>
+        <w:t>Abbreviation</w:t>
+      </w:r>
+      <w:proofErr w:type="spellEnd"/>
+      <w:r>
+        <w:t xml:space="preserve"> for Virgini Mariae. </w:t>
+      </w:r>
+      <w:r>
+        <w:rPr>
+          <w:i/>
+          <w:iCs/>
+        </w:rPr>
+        <w:t>Matri</w:t>
+      </w:r>
+      <w:r>
+        <w:t xml:space="preserve">: "To the </w:t>
+      </w:r>
+      <w:proofErr w:type="spellStart"/>
+      <w:r>
+        <w:t>Mother</w:t>
+      </w:r>
+      <w:proofErr w:type="spellEnd"/>
+      <w:r>
+        <w:t xml:space="preserve">". </w:t>
+      </w:r>
+      <w:proofErr w:type="spellStart"/>
+      <w:r>
+        <w:t>It</w:t>
+      </w:r>
+      <w:proofErr w:type="spellEnd"/>
+      <w:r>
+        <w:t xml:space="preserve"> </w:t>
+      </w:r>
+      <w:proofErr w:type="spellStart"/>
+      <w:r>
+        <w:t>is</w:t>
+      </w:r>
+      <w:proofErr w:type="spellEnd"/>
+      <w:r>
+        <w:t xml:space="preserve"> the </w:t>
+      </w:r>
+      <w:proofErr w:type="spellStart"/>
+      <w:r>
+        <w:t>dedication</w:t>
+      </w:r>
+      <w:proofErr w:type="spellEnd"/>
+      <w:r>
+        <w:t xml:space="preserve"> to the Madonna, </w:t>
+      </w:r>
+      <w:proofErr w:type="spellStart"/>
+      <w:r>
+        <w:t>which</w:t>
+      </w:r>
+      <w:proofErr w:type="spellEnd"/>
+      <w:r>
+        <w:t xml:space="preserve"> </w:t>
+      </w:r>
+      <w:proofErr w:type="spellStart"/>
+      <w:r>
+        <w:t>usually</w:t>
+      </w:r>
+      <w:proofErr w:type="spellEnd"/>
+      <w:r>
+        <w:t xml:space="preserve"> </w:t>
+      </w:r>
+      <w:proofErr w:type="spellStart"/>
+      <w:r>
+        <w:t>accompanies</w:t>
+      </w:r>
+      <w:proofErr w:type="spellEnd"/>
+      <w:r>
+        <w:t xml:space="preserve"> </w:t>
+      </w:r>
+      <w:proofErr w:type="spellStart"/>
+      <w:r>
+        <w:t>that</w:t>
+      </w:r>
+      <w:proofErr w:type="spellEnd"/>
+      <w:r>
+        <w:t xml:space="preserve"> to Christ.</w:t>
       </w:r>
     </w:p>
     <w:p>
@@ -222,28 +986,138 @@
           <w:numId w:val="1"/>
         </w:numPr>
         <w:pBdr>
-          <w:top w:space="0" w:sz="0" w:val="nil"/>
-          <w:left w:space="0" w:sz="0" w:val="nil"/>
-          <w:bottom w:space="0" w:sz="0" w:val="nil"/>
-          <w:right w:space="0" w:sz="0" w:val="nil"/>
-          <w:between w:space="0" w:sz="0" w:val="nil"/>
+          <w:top w:val="nil"/>
+          <w:left w:val="nil"/>
+          <w:bottom w:val="nil"/>
+          <w:right w:val="nil"/>
+          <w:between w:val="nil"/>
         </w:pBdr>
-        <w:shd w:fill="auto" w:val="clear"/>
-        <w:ind w:left="600" w:hanging="360"/>
-      </w:pPr>
-      <w:r>
-        <w:rPr>
-          <w:b w:val="1"/>
-          <w:bCs w:val="1"/>
-          <w:rtl w:val="0"/>
-        </w:rPr>
-        <w:t xml:space="preserve">3. IPPOLITO ABBA FORNASARIUS BON. G. NOB.</w:t>
-      </w:r>
-      <w:r>
-        <w:rPr>
-          <w:rtl w:val="0"/>
-        </w:rPr>
-        <w:t xml:space="preserve">: "Ippolito Abbot Fornasari, Bolognese, Of Noble Lineage". Ippolito Abba Fornasarius: The name of the patron or the celebrated person is Ippolito Fornasari. "Abba" is the abbreviation for Abbas (Abbot). Bon. (Bononiensis): Bolognese. G. Nob. (Genere Nobilis): Of a noble family or lineage. Note: The Fornasari family is historically a noble house of Bologna.</w:t>
+      </w:pPr>
+      <w:r>
+        <w:rPr>
+          <w:b/>
+          <w:bCs/>
+        </w:rPr>
+        <w:t>3. IPPOLITO ABBA FORNASARIUS BON. G. NOB.</w:t>
+      </w:r>
+      <w:r>
+        <w:t xml:space="preserve">: "Ippolito Abbot Fornasari, Bolognese, Of Noble </w:t>
+      </w:r>
+      <w:proofErr w:type="spellStart"/>
+      <w:r>
+        <w:t>Lineage</w:t>
+      </w:r>
+      <w:proofErr w:type="spellEnd"/>
+      <w:r>
+        <w:t xml:space="preserve">". Ippolito Abba Fornasarius: The name of the patron or the </w:t>
+      </w:r>
+      <w:proofErr w:type="spellStart"/>
+      <w:r>
+        <w:t>celebrated</w:t>
+      </w:r>
+      <w:proofErr w:type="spellEnd"/>
+      <w:r>
+        <w:t xml:space="preserve"> </w:t>
+      </w:r>
+      <w:proofErr w:type="spellStart"/>
+      <w:r>
+        <w:t>person</w:t>
+      </w:r>
+      <w:proofErr w:type="spellEnd"/>
+      <w:r>
+        <w:t xml:space="preserve"> </w:t>
+      </w:r>
+      <w:proofErr w:type="spellStart"/>
+      <w:r>
+        <w:t>is</w:t>
+      </w:r>
+      <w:proofErr w:type="spellEnd"/>
+      <w:r>
+        <w:t xml:space="preserve"> Ippolito Fornasari. "Abba" </w:t>
+      </w:r>
+      <w:proofErr w:type="spellStart"/>
+      <w:r>
+        <w:t>is</w:t>
+      </w:r>
+      <w:proofErr w:type="spellEnd"/>
+      <w:r>
+        <w:t xml:space="preserve"> the </w:t>
+      </w:r>
+      <w:proofErr w:type="spellStart"/>
+      <w:r>
+        <w:t>abbreviation</w:t>
+      </w:r>
+      <w:proofErr w:type="spellEnd"/>
+      <w:r>
+        <w:t xml:space="preserve"> for Abbas (Abbot). Bon. </w:t>
+      </w:r>
+      <w:r>
+        <w:lastRenderedPageBreak/>
+        <w:t>(</w:t>
+      </w:r>
+      <w:proofErr w:type="spellStart"/>
+      <w:r>
+        <w:t>Bononiensis</w:t>
+      </w:r>
+      <w:proofErr w:type="spellEnd"/>
+      <w:r>
+        <w:t xml:space="preserve">): Bolognese. G. </w:t>
+      </w:r>
+      <w:proofErr w:type="spellStart"/>
+      <w:r>
+        <w:t>Nob</w:t>
+      </w:r>
+      <w:proofErr w:type="spellEnd"/>
+      <w:r>
+        <w:t xml:space="preserve">. (Genere </w:t>
+      </w:r>
+      <w:proofErr w:type="spellStart"/>
+      <w:r>
+        <w:t>Nobilis</w:t>
+      </w:r>
+      <w:proofErr w:type="spellEnd"/>
+      <w:r>
+        <w:t xml:space="preserve">): Of a </w:t>
+      </w:r>
+      <w:proofErr w:type="spellStart"/>
+      <w:r>
+        <w:t>noble</w:t>
+      </w:r>
+      <w:proofErr w:type="spellEnd"/>
+      <w:r>
+        <w:t xml:space="preserve"> family or </w:t>
+      </w:r>
+      <w:proofErr w:type="spellStart"/>
+      <w:r>
+        <w:t>lineage</w:t>
+      </w:r>
+      <w:proofErr w:type="spellEnd"/>
+      <w:r>
+        <w:t xml:space="preserve">. Note: The Fornasari family </w:t>
+      </w:r>
+      <w:proofErr w:type="spellStart"/>
+      <w:r>
+        <w:t>is</w:t>
+      </w:r>
+      <w:proofErr w:type="spellEnd"/>
+      <w:r>
+        <w:t xml:space="preserve"> </w:t>
+      </w:r>
+      <w:proofErr w:type="spellStart"/>
+      <w:r>
+        <w:t>historically</w:t>
+      </w:r>
+      <w:proofErr w:type="spellEnd"/>
+      <w:r>
+        <w:t xml:space="preserve"> a </w:t>
+      </w:r>
+      <w:proofErr w:type="spellStart"/>
+      <w:r>
+        <w:t>noble</w:t>
+      </w:r>
+      <w:proofErr w:type="spellEnd"/>
+      <w:r>
+        <w:t xml:space="preserve"> house of Bologna.</w:t>
       </w:r>
     </w:p>
     <w:p>
@@ -253,28 +1127,110 @@
           <w:numId w:val="1"/>
         </w:numPr>
         <w:pBdr>
-          <w:top w:space="0" w:sz="0" w:val="nil"/>
-          <w:left w:space="0" w:sz="0" w:val="nil"/>
-          <w:bottom w:space="0" w:sz="0" w:val="nil"/>
-          <w:right w:space="0" w:sz="0" w:val="nil"/>
-          <w:between w:space="0" w:sz="0" w:val="nil"/>
+          <w:top w:val="nil"/>
+          <w:left w:val="nil"/>
+          <w:bottom w:val="nil"/>
+          <w:right w:val="nil"/>
+          <w:between w:val="nil"/>
         </w:pBdr>
-        <w:shd w:fill="auto" w:val="clear"/>
-        <w:ind w:left="600" w:hanging="360"/>
-      </w:pPr>
-      <w:r>
-        <w:rPr>
-          <w:b w:val="1"/>
-          <w:bCs w:val="1"/>
-          <w:rtl w:val="0"/>
-        </w:rPr>
-        <w:t xml:space="preserve">4. EN PATR. ARCHIGYM. IC DE MANE PRIM. EMER. D.</w:t>
-      </w:r>
-      <w:r>
-        <w:rPr>
-          <w:rtl w:val="0"/>
-        </w:rPr>
-        <w:t xml:space="preserve">: "Behold, the Patrician, Jurisconsult of the morning in the first place of the Archiginnasio, emeritus, gave (or dedicated)". This line lists the man's prestigious academic and civil titles:</w:t>
+      </w:pPr>
+      <w:r>
+        <w:rPr>
+          <w:b/>
+          <w:bCs/>
+        </w:rPr>
+        <w:t>4. EN PATR. ARCHIGYM. IC DE MANE PRIM. EMER. D.</w:t>
+      </w:r>
+      <w:r>
+        <w:t xml:space="preserve">: "Behold, the Patrician, </w:t>
+      </w:r>
+      <w:proofErr w:type="spellStart"/>
+      <w:r>
+        <w:t>Jurisconsult</w:t>
+      </w:r>
+      <w:proofErr w:type="spellEnd"/>
+      <w:r>
+        <w:t xml:space="preserve"> of the </w:t>
+      </w:r>
+      <w:proofErr w:type="spellStart"/>
+      <w:r>
+        <w:t>morning</w:t>
+      </w:r>
+      <w:proofErr w:type="spellEnd"/>
+      <w:r>
+        <w:t xml:space="preserve"> in the first place of the Archiginnasio, </w:t>
+      </w:r>
+      <w:proofErr w:type="spellStart"/>
+      <w:r>
+        <w:t>emeritus</w:t>
+      </w:r>
+      <w:proofErr w:type="spellEnd"/>
+      <w:r>
+        <w:t xml:space="preserve">, </w:t>
+      </w:r>
+      <w:proofErr w:type="spellStart"/>
+      <w:r>
+        <w:t>gave</w:t>
+      </w:r>
+      <w:proofErr w:type="spellEnd"/>
+      <w:r>
+        <w:t xml:space="preserve"> (or </w:t>
+      </w:r>
+      <w:proofErr w:type="spellStart"/>
+      <w:r>
+        <w:t>dedicated</w:t>
+      </w:r>
+      <w:proofErr w:type="spellEnd"/>
+      <w:r>
+        <w:t xml:space="preserve">)". </w:t>
+      </w:r>
+      <w:proofErr w:type="spellStart"/>
+      <w:r>
+        <w:t>This</w:t>
+      </w:r>
+      <w:proofErr w:type="spellEnd"/>
+      <w:r>
+        <w:t xml:space="preserve"> line lists the </w:t>
+      </w:r>
+      <w:proofErr w:type="spellStart"/>
+      <w:r>
+        <w:t>man's</w:t>
+      </w:r>
+      <w:proofErr w:type="spellEnd"/>
+      <w:r>
+        <w:t xml:space="preserve"> </w:t>
+      </w:r>
+      <w:proofErr w:type="spellStart"/>
+      <w:r>
+        <w:t>prestigious</w:t>
+      </w:r>
+      <w:proofErr w:type="spellEnd"/>
+      <w:r>
+        <w:t xml:space="preserve"> </w:t>
+      </w:r>
+      <w:proofErr w:type="spellStart"/>
+      <w:r>
+        <w:t>academic</w:t>
+      </w:r>
+      <w:proofErr w:type="spellEnd"/>
+      <w:r>
+        <w:t xml:space="preserve"> and </w:t>
+      </w:r>
+      <w:proofErr w:type="spellStart"/>
+      <w:r>
+        <w:t>civil</w:t>
+      </w:r>
+      <w:proofErr w:type="spellEnd"/>
+      <w:r>
+        <w:t xml:space="preserve"> </w:t>
+      </w:r>
+      <w:proofErr w:type="spellStart"/>
+      <w:r>
+        <w:t>titles</w:t>
+      </w:r>
+      <w:proofErr w:type="spellEnd"/>
+      <w:r>
+        <w:t>:</w:t>
       </w:r>
     </w:p>
     <w:p>
@@ -284,20 +1240,31 @@
           <w:numId w:val="2"/>
         </w:numPr>
         <w:pBdr>
-          <w:top w:space="0" w:sz="0" w:val="nil"/>
-          <w:left w:space="0" w:sz="0" w:val="nil"/>
-          <w:bottom w:space="0" w:sz="0" w:val="nil"/>
-          <w:right w:space="0" w:sz="0" w:val="nil"/>
-          <w:between w:space="0" w:sz="0" w:val="nil"/>
+          <w:top w:val="nil"/>
+          <w:left w:val="nil"/>
+          <w:bottom w:val="nil"/>
+          <w:right w:val="nil"/>
+          <w:between w:val="nil"/>
         </w:pBdr>
-        <w:shd w:fill="auto" w:val="clear"/>
-        <w:ind w:left="1200" w:hanging="360"/>
-      </w:pPr>
-      <w:r>
-        <w:rPr>
-          <w:rtl w:val="0"/>
-        </w:rPr>
-        <w:t xml:space="preserve">EN PATR. (En Patricius): "Behold the Patrician" (city noble title).</w:t>
+      </w:pPr>
+      <w:r>
+        <w:t xml:space="preserve">EN PATR. (En Patricius): "Behold the Patrician" (city </w:t>
+      </w:r>
+      <w:proofErr w:type="spellStart"/>
+      <w:r>
+        <w:t>noble</w:t>
+      </w:r>
+      <w:proofErr w:type="spellEnd"/>
+      <w:r>
+        <w:t xml:space="preserve"> </w:t>
+      </w:r>
+      <w:proofErr w:type="spellStart"/>
+      <w:r>
+        <w:t>title</w:t>
+      </w:r>
+      <w:proofErr w:type="spellEnd"/>
+      <w:r>
+        <w:t>).</w:t>
       </w:r>
     </w:p>
     <w:p>
@@ -307,20 +1274,31 @@
           <w:numId w:val="2"/>
         </w:numPr>
         <w:pBdr>
-          <w:top w:space="0" w:sz="0" w:val="nil"/>
-          <w:left w:space="0" w:sz="0" w:val="nil"/>
-          <w:bottom w:space="0" w:sz="0" w:val="nil"/>
-          <w:right w:space="0" w:sz="0" w:val="nil"/>
-          <w:between w:space="0" w:sz="0" w:val="nil"/>
+          <w:top w:val="nil"/>
+          <w:left w:val="nil"/>
+          <w:bottom w:val="nil"/>
+          <w:right w:val="nil"/>
+          <w:between w:val="nil"/>
         </w:pBdr>
-        <w:shd w:fill="auto" w:val="clear"/>
-        <w:ind w:left="1200" w:hanging="360"/>
-      </w:pPr>
-      <w:r>
-        <w:rPr>
-          <w:rtl w:val="0"/>
-        </w:rPr>
-        <w:t xml:space="preserve">ARCHIGYM. (Archigymnasii): Referring to the Archiginnasio of Bologna.</w:t>
+      </w:pPr>
+      <w:r>
+        <w:t>ARCHIGYM. (</w:t>
+      </w:r>
+      <w:proofErr w:type="spellStart"/>
+      <w:r>
+        <w:t>Archigymnasii</w:t>
+      </w:r>
+      <w:proofErr w:type="spellEnd"/>
+      <w:r>
+        <w:t xml:space="preserve">): </w:t>
+      </w:r>
+      <w:proofErr w:type="spellStart"/>
+      <w:r>
+        <w:t>Referring</w:t>
+      </w:r>
+      <w:proofErr w:type="spellEnd"/>
+      <w:r>
+        <w:t xml:space="preserve"> to the Archiginnasio of Bologna.</w:t>
       </w:r>
     </w:p>
     <w:p>
@@ -330,20 +1308,47 @@
           <w:numId w:val="2"/>
         </w:numPr>
         <w:pBdr>
-          <w:top w:space="0" w:sz="0" w:val="nil"/>
-          <w:left w:space="0" w:sz="0" w:val="nil"/>
-          <w:bottom w:space="0" w:sz="0" w:val="nil"/>
-          <w:right w:space="0" w:sz="0" w:val="nil"/>
-          <w:between w:space="0" w:sz="0" w:val="nil"/>
+          <w:top w:val="nil"/>
+          <w:left w:val="nil"/>
+          <w:bottom w:val="nil"/>
+          <w:right w:val="nil"/>
+          <w:between w:val="nil"/>
         </w:pBdr>
-        <w:shd w:fill="auto" w:val="clear"/>
-        <w:ind w:left="1200" w:hanging="360"/>
-      </w:pPr>
-      <w:r>
-        <w:rPr>
-          <w:rtl w:val="0"/>
-        </w:rPr>
-        <w:t xml:space="preserve">IC (Iureconsultus): Jurisconsult (legal expert).</w:t>
+      </w:pPr>
+      <w:r>
+        <w:t>IC (</w:t>
+      </w:r>
+      <w:proofErr w:type="spellStart"/>
+      <w:r>
+        <w:t>Iureconsultus</w:t>
+      </w:r>
+      <w:proofErr w:type="spellEnd"/>
+      <w:r>
+        <w:t xml:space="preserve">): </w:t>
+      </w:r>
+      <w:proofErr w:type="spellStart"/>
+      <w:r>
+        <w:t>Jurisconsult</w:t>
+      </w:r>
+      <w:proofErr w:type="spellEnd"/>
+      <w:r>
+        <w:t xml:space="preserve"> (</w:t>
+      </w:r>
+      <w:proofErr w:type="spellStart"/>
+      <w:r>
+        <w:t>legal</w:t>
+      </w:r>
+      <w:proofErr w:type="spellEnd"/>
+      <w:r>
+        <w:t xml:space="preserve"> </w:t>
+      </w:r>
+      <w:proofErr w:type="spellStart"/>
+      <w:r>
+        <w:t>expert</w:t>
+      </w:r>
+      <w:proofErr w:type="spellEnd"/>
+      <w:r>
+        <w:t>).</w:t>
       </w:r>
     </w:p>
     <w:p>
@@ -353,20 +1358,103 @@
           <w:numId w:val="2"/>
         </w:numPr>
         <w:pBdr>
-          <w:top w:space="0" w:sz="0" w:val="nil"/>
-          <w:left w:space="0" w:sz="0" w:val="nil"/>
-          <w:bottom w:space="0" w:sz="0" w:val="nil"/>
-          <w:right w:space="0" w:sz="0" w:val="nil"/>
-          <w:between w:space="0" w:sz="0" w:val="nil"/>
+          <w:top w:val="nil"/>
+          <w:left w:val="nil"/>
+          <w:bottom w:val="nil"/>
+          <w:right w:val="nil"/>
+          <w:between w:val="nil"/>
         </w:pBdr>
-        <w:shd w:fill="auto" w:val="clear"/>
-        <w:ind w:left="1200" w:hanging="360"/>
-      </w:pPr>
-      <w:r>
-        <w:rPr>
-          <w:rtl w:val="0"/>
-        </w:rPr>
-        <w:t xml:space="preserve">DE MANE PRIM. (De Mane Primarius): Refers to the "ordinary morning" chair, which at the time was the most prestigious and highest-paid teaching position.</w:t>
+      </w:pPr>
+      <w:r>
+        <w:t xml:space="preserve">DE MANE PRIM. (De Mane Primarius): </w:t>
+      </w:r>
+      <w:proofErr w:type="spellStart"/>
+      <w:r>
+        <w:t>Refers</w:t>
+      </w:r>
+      <w:proofErr w:type="spellEnd"/>
+      <w:r>
+        <w:t xml:space="preserve"> to the "</w:t>
+      </w:r>
+      <w:proofErr w:type="spellStart"/>
+      <w:r>
+        <w:t>ordinary</w:t>
+      </w:r>
+      <w:proofErr w:type="spellEnd"/>
+      <w:r>
+        <w:t xml:space="preserve"> </w:t>
+      </w:r>
+      <w:proofErr w:type="spellStart"/>
+      <w:r>
+        <w:t>morning</w:t>
+      </w:r>
+      <w:proofErr w:type="spellEnd"/>
+      <w:r>
+        <w:t xml:space="preserve">" </w:t>
+      </w:r>
+      <w:proofErr w:type="spellStart"/>
+      <w:r>
+        <w:t>chair</w:t>
+      </w:r>
+      <w:proofErr w:type="spellEnd"/>
+      <w:r>
+        <w:t xml:space="preserve">, </w:t>
+      </w:r>
+      <w:proofErr w:type="spellStart"/>
+      <w:r>
+        <w:t>which</w:t>
+      </w:r>
+      <w:proofErr w:type="spellEnd"/>
+      <w:r>
+        <w:t xml:space="preserve"> </w:t>
+      </w:r>
+      <w:proofErr w:type="spellStart"/>
+      <w:r>
+        <w:t>at</w:t>
+      </w:r>
+      <w:proofErr w:type="spellEnd"/>
+      <w:r>
+        <w:t xml:space="preserve"> the time </w:t>
+      </w:r>
+      <w:proofErr w:type="spellStart"/>
+      <w:r>
+        <w:t>was</w:t>
+      </w:r>
+      <w:proofErr w:type="spellEnd"/>
+      <w:r>
+        <w:t xml:space="preserve"> the </w:t>
+      </w:r>
+      <w:proofErr w:type="spellStart"/>
+      <w:r>
+        <w:t>most</w:t>
+      </w:r>
+      <w:proofErr w:type="spellEnd"/>
+      <w:r>
+        <w:t xml:space="preserve"> </w:t>
+      </w:r>
+      <w:proofErr w:type="spellStart"/>
+      <w:r>
+        <w:t>prestigious</w:t>
+      </w:r>
+      <w:proofErr w:type="spellEnd"/>
+      <w:r>
+        <w:t xml:space="preserve"> and </w:t>
+      </w:r>
+      <w:proofErr w:type="spellStart"/>
+      <w:r>
+        <w:t>highest-paid</w:t>
+      </w:r>
+      <w:proofErr w:type="spellEnd"/>
+      <w:r>
+        <w:t xml:space="preserve"> </w:t>
+      </w:r>
+      <w:proofErr w:type="spellStart"/>
+      <w:r>
+        <w:t>teaching</w:t>
+      </w:r>
+      <w:proofErr w:type="spellEnd"/>
+      <w:r>
+        <w:t xml:space="preserve"> position.</w:t>
       </w:r>
     </w:p>
     <w:p>
@@ -376,20 +1464,63 @@
           <w:numId w:val="2"/>
         </w:numPr>
         <w:pBdr>
-          <w:top w:space="0" w:sz="0" w:val="nil"/>
-          <w:left w:space="0" w:sz="0" w:val="nil"/>
-          <w:bottom w:space="0" w:sz="0" w:val="nil"/>
-          <w:right w:space="0" w:sz="0" w:val="nil"/>
-          <w:between w:space="0" w:sz="0" w:val="nil"/>
+          <w:top w:val="nil"/>
+          <w:left w:val="nil"/>
+          <w:bottom w:val="nil"/>
+          <w:right w:val="nil"/>
+          <w:between w:val="nil"/>
         </w:pBdr>
-        <w:shd w:fill="auto" w:val="clear"/>
-        <w:ind w:left="1200" w:hanging="360"/>
-      </w:pPr>
-      <w:r>
-        <w:rPr>
-          <w:rtl w:val="0"/>
-        </w:rPr>
-        <w:t xml:space="preserve">EMER. (Emeritus): Retired professor who retains his honors.</w:t>
+      </w:pPr>
+      <w:r>
+        <w:t>EMER. (</w:t>
+      </w:r>
+      <w:proofErr w:type="spellStart"/>
+      <w:r>
+        <w:t>Emeritus</w:t>
+      </w:r>
+      <w:proofErr w:type="spellEnd"/>
+      <w:r>
+        <w:t xml:space="preserve">): </w:t>
+      </w:r>
+      <w:proofErr w:type="spellStart"/>
+      <w:r>
+        <w:t>Retired</w:t>
+      </w:r>
+      <w:proofErr w:type="spellEnd"/>
+      <w:r>
+        <w:t xml:space="preserve"> professor </w:t>
+      </w:r>
+      <w:proofErr w:type="spellStart"/>
+      <w:r>
+        <w:t>who</w:t>
+      </w:r>
+      <w:proofErr w:type="spellEnd"/>
+      <w:r>
+        <w:t xml:space="preserve"> </w:t>
+      </w:r>
+      <w:proofErr w:type="spellStart"/>
+      <w:r>
+        <w:t>retains</w:t>
+      </w:r>
+      <w:proofErr w:type="spellEnd"/>
+      <w:r>
+        <w:t xml:space="preserve"> </w:t>
+      </w:r>
+      <w:proofErr w:type="spellStart"/>
+      <w:r>
+        <w:t>his</w:t>
+      </w:r>
+      <w:proofErr w:type="spellEnd"/>
+      <w:r>
+        <w:t xml:space="preserve"> </w:t>
+      </w:r>
+      <w:proofErr w:type="spellStart"/>
+      <w:r>
+        <w:t>honors</w:t>
+      </w:r>
+      <w:proofErr w:type="spellEnd"/>
+      <w:r>
+        <w:t>.</w:t>
       </w:r>
     </w:p>
     <w:p>
@@ -399,353 +1530,1936 @@
           <w:numId w:val="2"/>
         </w:numPr>
         <w:pBdr>
-          <w:top w:space="0" w:sz="0" w:val="nil"/>
-          <w:left w:space="0" w:sz="0" w:val="nil"/>
-          <w:bottom w:space="0" w:sz="0" w:val="nil"/>
-          <w:right w:space="0" w:sz="0" w:val="nil"/>
-          <w:between w:space="0" w:sz="0" w:val="nil"/>
+          <w:top w:val="nil"/>
+          <w:left w:val="nil"/>
+          <w:bottom w:val="nil"/>
+          <w:right w:val="nil"/>
+          <w:between w:val="nil"/>
         </w:pBdr>
-        <w:shd w:fill="auto" w:val="clear"/>
-        <w:ind w:left="1200" w:hanging="360"/>
-      </w:pPr>
-      <w:r>
-        <w:rPr>
-          <w:rtl w:val="0"/>
-        </w:rPr>
-        <w:t xml:space="preserve">D. (Dedit / Dicavit): "Gave" or "Dedicated".</w:t>
+      </w:pPr>
+      <w:r>
+        <w:t>D. (Dedit / Dicavit): "Gave" or "</w:t>
+      </w:r>
+      <w:proofErr w:type="spellStart"/>
+      <w:r>
+        <w:t>Dedicated</w:t>
+      </w:r>
+      <w:proofErr w:type="spellEnd"/>
+      <w:r>
+        <w:t>".</w:t>
       </w:r>
     </w:p>
     <w:p>
       <w:pPr>
-        <w:pStyle w:val="Heading3"/>
-        <w:pBdr>
-          <w:top w:space="0" w:sz="0" w:val="nil"/>
-          <w:left w:space="0" w:sz="0" w:val="nil"/>
-          <w:bottom w:space="0" w:sz="0" w:val="nil"/>
-          <w:right w:space="0" w:sz="0" w:val="nil"/>
-          <w:between w:space="0" w:sz="0" w:val="nil"/>
-        </w:pBdr>
-        <w:shd w:fill="auto" w:val="clear"/>
-        <w:rPr/>
-      </w:pPr>
-      <w:r>
-        <w:rPr>
-          <w:rtl w:val="0"/>
-        </w:rPr>
-        <w:t xml:space="preserve">In Summary</w:t>
-      </w:r>
+        <w:pStyle w:val="Titolo3"/>
+      </w:pPr>
+      <w:r>
+        <w:t xml:space="preserve">In </w:t>
+      </w:r>
+      <w:proofErr w:type="spellStart"/>
+      <w:r>
+        <w:t>Summary</w:t>
+      </w:r>
+      <w:proofErr w:type="spellEnd"/>
     </w:p>
     <w:p>
       <w:pPr>
         <w:pBdr>
-          <w:top w:space="0" w:sz="0" w:val="nil"/>
-          <w:left w:space="0" w:sz="0" w:val="nil"/>
-          <w:bottom w:space="0" w:sz="0" w:val="nil"/>
-          <w:right w:space="0" w:sz="0" w:val="nil"/>
-          <w:between w:space="0" w:sz="0" w:val="nil"/>
+          <w:top w:val="nil"/>
+          <w:left w:val="nil"/>
+          <w:bottom w:val="nil"/>
+          <w:right w:val="nil"/>
+          <w:between w:val="nil"/>
         </w:pBdr>
-        <w:shd w:fill="auto" w:val="clear"/>
-        <w:spacing w:after="240" w:lineRule="auto"/>
-        <w:rPr/>
-      </w:pPr>
-      <w:r>
-        <w:rPr>
-          <w:rtl w:val="0"/>
-        </w:rPr>
-        <w:t xml:space="preserve">The inscription celebrates Ippolito Fornasari, a noble abbot and illustrious Bolognese jurist, professor emeritus of the Archiginnasio. He dedicates this monument (or altar) to Christ and the Virgin Mary, proudly emphasizing his prominent position in the academic and social hierarchy of the city.</w:t>
+        <w:spacing w:after="240"/>
+      </w:pPr>
+      <w:r>
+        <w:t xml:space="preserve">The </w:t>
+      </w:r>
+      <w:proofErr w:type="spellStart"/>
+      <w:r>
+        <w:t>inscription</w:t>
+      </w:r>
+      <w:proofErr w:type="spellEnd"/>
+      <w:r>
+        <w:t xml:space="preserve"> </w:t>
+      </w:r>
+      <w:proofErr w:type="spellStart"/>
+      <w:r>
+        <w:t>celebrates</w:t>
+      </w:r>
+      <w:proofErr w:type="spellEnd"/>
+      <w:r>
+        <w:t xml:space="preserve"> Ippolito Fornasari, a </w:t>
+      </w:r>
+      <w:proofErr w:type="spellStart"/>
+      <w:r>
+        <w:t>noble</w:t>
+      </w:r>
+      <w:proofErr w:type="spellEnd"/>
+      <w:r>
+        <w:t xml:space="preserve"> </w:t>
+      </w:r>
+      <w:proofErr w:type="spellStart"/>
+      <w:r>
+        <w:t>abbot</w:t>
+      </w:r>
+      <w:proofErr w:type="spellEnd"/>
+      <w:r>
+        <w:t xml:space="preserve"> and </w:t>
+      </w:r>
+      <w:proofErr w:type="spellStart"/>
+      <w:r>
+        <w:t>illustrious</w:t>
+      </w:r>
+      <w:proofErr w:type="spellEnd"/>
+      <w:r>
+        <w:t xml:space="preserve"> Bolognese </w:t>
+      </w:r>
+      <w:proofErr w:type="spellStart"/>
+      <w:r>
+        <w:t>jurist</w:t>
+      </w:r>
+      <w:proofErr w:type="spellEnd"/>
+      <w:r>
+        <w:t xml:space="preserve">, professor </w:t>
+      </w:r>
+      <w:proofErr w:type="spellStart"/>
+      <w:r>
+        <w:t>emeritus</w:t>
+      </w:r>
+      <w:proofErr w:type="spellEnd"/>
+      <w:r>
+        <w:t xml:space="preserve"> of the Archiginnasio. He </w:t>
+      </w:r>
+      <w:proofErr w:type="spellStart"/>
+      <w:r>
+        <w:t>dedicates</w:t>
+      </w:r>
+      <w:proofErr w:type="spellEnd"/>
+      <w:r>
+        <w:t xml:space="preserve"> </w:t>
+      </w:r>
+      <w:proofErr w:type="spellStart"/>
+      <w:r>
+        <w:t>this</w:t>
+      </w:r>
+      <w:proofErr w:type="spellEnd"/>
+      <w:r>
+        <w:t xml:space="preserve"> </w:t>
+      </w:r>
+      <w:proofErr w:type="spellStart"/>
+      <w:r>
+        <w:t>monument</w:t>
+      </w:r>
+      <w:proofErr w:type="spellEnd"/>
+      <w:r>
+        <w:t xml:space="preserve"> (or altar) to Christ and the Virgin Mary, </w:t>
+      </w:r>
+      <w:proofErr w:type="spellStart"/>
+      <w:r>
+        <w:t>proudly</w:t>
+      </w:r>
+      <w:proofErr w:type="spellEnd"/>
+      <w:r>
+        <w:t xml:space="preserve"> </w:t>
+      </w:r>
+      <w:proofErr w:type="spellStart"/>
+      <w:r>
+        <w:t>emphasizing</w:t>
+      </w:r>
+      <w:proofErr w:type="spellEnd"/>
+      <w:r>
+        <w:t xml:space="preserve"> </w:t>
+      </w:r>
+      <w:proofErr w:type="spellStart"/>
+      <w:r>
+        <w:t>his</w:t>
+      </w:r>
+      <w:proofErr w:type="spellEnd"/>
+      <w:r>
+        <w:t xml:space="preserve"> </w:t>
+      </w:r>
+      <w:proofErr w:type="spellStart"/>
+      <w:r>
+        <w:t>prominent</w:t>
+      </w:r>
+      <w:proofErr w:type="spellEnd"/>
+      <w:r>
+        <w:t xml:space="preserve"> position in the </w:t>
+      </w:r>
+      <w:proofErr w:type="spellStart"/>
+      <w:r>
+        <w:t>academic</w:t>
+      </w:r>
+      <w:proofErr w:type="spellEnd"/>
+      <w:r>
+        <w:t xml:space="preserve"> and social </w:t>
+      </w:r>
+      <w:proofErr w:type="spellStart"/>
+      <w:r>
+        <w:t>hierarchy</w:t>
+      </w:r>
+      <w:proofErr w:type="spellEnd"/>
+      <w:r>
+        <w:t xml:space="preserve"> of the city.</w:t>
       </w:r>
     </w:p>
     <w:p>
       <w:pPr>
-        <w:pStyle w:val="Heading3"/>
-        <w:pBdr>
-          <w:top w:space="0" w:sz="0" w:val="nil"/>
-          <w:left w:space="0" w:sz="0" w:val="nil"/>
-          <w:bottom w:space="0" w:sz="0" w:val="nil"/>
-          <w:right w:space="0" w:sz="0" w:val="nil"/>
-          <w:between w:space="0" w:sz="0" w:val="nil"/>
-        </w:pBdr>
-        <w:shd w:fill="auto" w:val="clear"/>
-        <w:spacing w:before="0" w:lineRule="auto"/>
-        <w:rPr/>
-      </w:pPr>
-      <w:r>
-        <w:rPr>
-          <w:rtl w:val="0"/>
-        </w:rPr>
-        <w:t xml:space="preserve">Analysis in the Context of San Luca</w:t>
+        <w:pStyle w:val="Titolo3"/>
+        <w:spacing w:before="0"/>
+      </w:pPr>
+      <w:r>
+        <w:t xml:space="preserve">Analysis in the </w:t>
+      </w:r>
+      <w:proofErr w:type="spellStart"/>
+      <w:r>
+        <w:t>Context</w:t>
+      </w:r>
+      <w:proofErr w:type="spellEnd"/>
+      <w:r>
+        <w:t xml:space="preserve"> of San Luca</w:t>
       </w:r>
     </w:p>
     <w:p>
       <w:pPr>
         <w:pBdr>
-          <w:top w:space="0" w:sz="0" w:val="nil"/>
-          <w:left w:space="0" w:sz="0" w:val="nil"/>
-          <w:bottom w:space="0" w:sz="0" w:val="nil"/>
-          <w:right w:space="0" w:sz="0" w:val="nil"/>
-          <w:between w:space="0" w:sz="0" w:val="nil"/>
+          <w:top w:val="nil"/>
+          <w:left w:val="nil"/>
+          <w:bottom w:val="nil"/>
+          <w:right w:val="nil"/>
+          <w:between w:val="nil"/>
         </w:pBdr>
-        <w:shd w:fill="auto" w:val="clear"/>
-        <w:rPr/>
-      </w:pPr>
-      <w:r>
-        <w:rPr>
-          <w:rtl w:val="0"/>
-        </w:rPr>
-        <w:t xml:space="preserve">The inscription now acquires an even more precise meaning: Ippolito Fornasari (who was an illustrious jurist and professor of civil law at the Bolognese Studio between the end of the 17th and the beginning of the 18th century) was one of the benefactors who financed this specific section of the portico. Arch 3 is located in the initial part of the portico (the flat section). It is interesting to note that the first arches were often financed by the most prominent families or by leading academic personalities like Fornasari, precisely because they were more visible. The wording "DE MANE PRIM." confirms his academic importance: at the time, the "morning" lessons at the Archiginnasio were the most prestigious (reserved for the most experienced teachers), while the "afternoon" ones were for younger teachers or complementary subjects. This tablet is a precious testimony to how the Portico di San Luca is not just an architectural work, but a true "stone book" that tells the history of Bolognese society, where faith (the dedication to Christ and Mary) was intertwined with social status and academic career. If you happen to walk towards the Basilica, you will notice that almost every arch has a similar story, with coats of arms and names of those who made that protected path towards the Sanctuary possible.</w:t>
+      </w:pPr>
+      <w:r>
+        <w:t xml:space="preserve">The </w:t>
+      </w:r>
+      <w:proofErr w:type="spellStart"/>
+      <w:r>
+        <w:t>inscription</w:t>
+      </w:r>
+      <w:proofErr w:type="spellEnd"/>
+      <w:r>
+        <w:t xml:space="preserve"> </w:t>
+      </w:r>
+      <w:proofErr w:type="spellStart"/>
+      <w:r>
+        <w:t>now</w:t>
+      </w:r>
+      <w:proofErr w:type="spellEnd"/>
+      <w:r>
+        <w:t xml:space="preserve"> </w:t>
+      </w:r>
+      <w:proofErr w:type="spellStart"/>
+      <w:r>
+        <w:t>acquires</w:t>
+      </w:r>
+      <w:proofErr w:type="spellEnd"/>
+      <w:r>
+        <w:t xml:space="preserve"> an </w:t>
+      </w:r>
+      <w:proofErr w:type="spellStart"/>
+      <w:r>
+        <w:t>even</w:t>
+      </w:r>
+      <w:proofErr w:type="spellEnd"/>
+      <w:r>
+        <w:t xml:space="preserve"> more precise </w:t>
+      </w:r>
+      <w:proofErr w:type="spellStart"/>
+      <w:r>
+        <w:t>meaning</w:t>
+      </w:r>
+      <w:proofErr w:type="spellEnd"/>
+      <w:r>
+        <w:t>: Ippolito Fornasari (</w:t>
+      </w:r>
+      <w:proofErr w:type="spellStart"/>
+      <w:r>
+        <w:t>who</w:t>
+      </w:r>
+      <w:proofErr w:type="spellEnd"/>
+      <w:r>
+        <w:t xml:space="preserve"> </w:t>
+      </w:r>
+      <w:proofErr w:type="spellStart"/>
+      <w:r>
+        <w:t>was</w:t>
+      </w:r>
+      <w:proofErr w:type="spellEnd"/>
+      <w:r>
+        <w:t xml:space="preserve"> an </w:t>
+      </w:r>
+      <w:proofErr w:type="spellStart"/>
+      <w:r>
+        <w:t>illustrious</w:t>
+      </w:r>
+      <w:proofErr w:type="spellEnd"/>
+      <w:r>
+        <w:t xml:space="preserve"> </w:t>
+      </w:r>
+      <w:proofErr w:type="spellStart"/>
+      <w:r>
+        <w:t>jurist</w:t>
+      </w:r>
+      <w:proofErr w:type="spellEnd"/>
+      <w:r>
+        <w:t xml:space="preserve"> and professor of </w:t>
+      </w:r>
+      <w:proofErr w:type="spellStart"/>
+      <w:r>
+        <w:t>civil</w:t>
+      </w:r>
+      <w:proofErr w:type="spellEnd"/>
+      <w:r>
+        <w:t xml:space="preserve"> </w:t>
+      </w:r>
+      <w:proofErr w:type="spellStart"/>
+      <w:r>
+        <w:t>law</w:t>
+      </w:r>
+      <w:proofErr w:type="spellEnd"/>
+      <w:r>
+        <w:t xml:space="preserve"> </w:t>
+      </w:r>
+      <w:proofErr w:type="spellStart"/>
+      <w:r>
+        <w:t>at</w:t>
+      </w:r>
+      <w:proofErr w:type="spellEnd"/>
+      <w:r>
+        <w:t xml:space="preserve"> the Bolognese Studio </w:t>
+      </w:r>
+      <w:proofErr w:type="spellStart"/>
+      <w:r>
+        <w:t>between</w:t>
+      </w:r>
+      <w:proofErr w:type="spellEnd"/>
+      <w:r>
+        <w:t xml:space="preserve"> the end of the 17th and the </w:t>
+      </w:r>
+      <w:proofErr w:type="spellStart"/>
+      <w:r>
+        <w:t>beginning</w:t>
+      </w:r>
+      <w:proofErr w:type="spellEnd"/>
+      <w:r>
+        <w:t xml:space="preserve"> of the 18th </w:t>
+      </w:r>
+      <w:proofErr w:type="spellStart"/>
+      <w:r>
+        <w:t>century</w:t>
+      </w:r>
+      <w:proofErr w:type="spellEnd"/>
+      <w:r>
+        <w:t xml:space="preserve">) </w:t>
+      </w:r>
+      <w:proofErr w:type="spellStart"/>
+      <w:r>
+        <w:t>was</w:t>
+      </w:r>
+      <w:proofErr w:type="spellEnd"/>
+      <w:r>
+        <w:t xml:space="preserve"> one of the </w:t>
+      </w:r>
+      <w:proofErr w:type="spellStart"/>
+      <w:r>
+        <w:t>benefactors</w:t>
+      </w:r>
+      <w:proofErr w:type="spellEnd"/>
+      <w:r>
+        <w:t xml:space="preserve"> </w:t>
+      </w:r>
+      <w:proofErr w:type="spellStart"/>
+      <w:r>
+        <w:t>who</w:t>
+      </w:r>
+      <w:proofErr w:type="spellEnd"/>
+      <w:r>
+        <w:t xml:space="preserve"> </w:t>
+      </w:r>
+      <w:proofErr w:type="spellStart"/>
+      <w:r>
+        <w:t>financed</w:t>
+      </w:r>
+      <w:proofErr w:type="spellEnd"/>
+      <w:r>
+        <w:t xml:space="preserve"> </w:t>
+      </w:r>
+      <w:proofErr w:type="spellStart"/>
+      <w:r>
+        <w:t>this</w:t>
+      </w:r>
+      <w:proofErr w:type="spellEnd"/>
+      <w:r>
+        <w:t xml:space="preserve"> </w:t>
+      </w:r>
+      <w:proofErr w:type="spellStart"/>
+      <w:r>
+        <w:t>specific</w:t>
+      </w:r>
+      <w:proofErr w:type="spellEnd"/>
+      <w:r>
+        <w:t xml:space="preserve"> </w:t>
+      </w:r>
+      <w:proofErr w:type="spellStart"/>
+      <w:r>
+        <w:t>section</w:t>
+      </w:r>
+      <w:proofErr w:type="spellEnd"/>
+      <w:r>
+        <w:t xml:space="preserve"> of the portico. Arch 3 </w:t>
+      </w:r>
+      <w:proofErr w:type="spellStart"/>
+      <w:r>
+        <w:t>is</w:t>
+      </w:r>
+      <w:proofErr w:type="spellEnd"/>
+      <w:r>
+        <w:t xml:space="preserve"> </w:t>
+      </w:r>
+      <w:proofErr w:type="spellStart"/>
+      <w:r>
+        <w:t>located</w:t>
+      </w:r>
+      <w:proofErr w:type="spellEnd"/>
+      <w:r>
+        <w:t xml:space="preserve"> in the </w:t>
+      </w:r>
+      <w:proofErr w:type="spellStart"/>
+      <w:r>
+        <w:t>initial</w:t>
+      </w:r>
+      <w:proofErr w:type="spellEnd"/>
+      <w:r>
+        <w:t xml:space="preserve"> part of the portico (the </w:t>
+      </w:r>
+      <w:proofErr w:type="spellStart"/>
+      <w:r>
+        <w:t>flat</w:t>
+      </w:r>
+      <w:proofErr w:type="spellEnd"/>
+      <w:r>
+        <w:t xml:space="preserve"> </w:t>
+      </w:r>
+      <w:proofErr w:type="spellStart"/>
+      <w:r>
+        <w:t>section</w:t>
+      </w:r>
+      <w:proofErr w:type="spellEnd"/>
+      <w:r>
+        <w:t xml:space="preserve">). </w:t>
+      </w:r>
+      <w:proofErr w:type="spellStart"/>
+      <w:r>
+        <w:t>It</w:t>
+      </w:r>
+      <w:proofErr w:type="spellEnd"/>
+      <w:r>
+        <w:t xml:space="preserve"> </w:t>
+      </w:r>
+      <w:proofErr w:type="spellStart"/>
+      <w:r>
+        <w:t>is</w:t>
+      </w:r>
+      <w:proofErr w:type="spellEnd"/>
+      <w:r>
+        <w:t xml:space="preserve"> </w:t>
+      </w:r>
+      <w:proofErr w:type="spellStart"/>
+      <w:r>
+        <w:t>interesting</w:t>
+      </w:r>
+      <w:proofErr w:type="spellEnd"/>
+      <w:r>
+        <w:t xml:space="preserve"> to note </w:t>
+      </w:r>
+      <w:proofErr w:type="spellStart"/>
+      <w:r>
+        <w:t>that</w:t>
+      </w:r>
+      <w:proofErr w:type="spellEnd"/>
+      <w:r>
+        <w:t xml:space="preserve"> the first </w:t>
+      </w:r>
+      <w:proofErr w:type="spellStart"/>
+      <w:r>
+        <w:t>arches</w:t>
+      </w:r>
+      <w:proofErr w:type="spellEnd"/>
+      <w:r>
+        <w:t xml:space="preserve"> </w:t>
+      </w:r>
+      <w:proofErr w:type="spellStart"/>
+      <w:r>
+        <w:t>were</w:t>
+      </w:r>
+      <w:proofErr w:type="spellEnd"/>
+      <w:r>
+        <w:t xml:space="preserve"> </w:t>
+      </w:r>
+      <w:proofErr w:type="spellStart"/>
+      <w:r>
+        <w:t>often</w:t>
+      </w:r>
+      <w:proofErr w:type="spellEnd"/>
+      <w:r>
+        <w:t xml:space="preserve"> </w:t>
+      </w:r>
+      <w:proofErr w:type="spellStart"/>
+      <w:r>
+        <w:t>financed</w:t>
+      </w:r>
+      <w:proofErr w:type="spellEnd"/>
+      <w:r>
+        <w:t xml:space="preserve"> by the </w:t>
+      </w:r>
+      <w:proofErr w:type="spellStart"/>
+      <w:r>
+        <w:t>most</w:t>
+      </w:r>
+      <w:proofErr w:type="spellEnd"/>
+      <w:r>
+        <w:t xml:space="preserve"> </w:t>
+      </w:r>
+      <w:proofErr w:type="spellStart"/>
+      <w:r>
+        <w:t>prominent</w:t>
+      </w:r>
+      <w:proofErr w:type="spellEnd"/>
+      <w:r>
+        <w:t xml:space="preserve"> families or by </w:t>
+      </w:r>
+      <w:proofErr w:type="spellStart"/>
+      <w:r>
+        <w:t>leading</w:t>
+      </w:r>
+      <w:proofErr w:type="spellEnd"/>
+      <w:r>
+        <w:t xml:space="preserve"> </w:t>
+      </w:r>
+      <w:proofErr w:type="spellStart"/>
+      <w:r>
+        <w:t>academic</w:t>
+      </w:r>
+      <w:proofErr w:type="spellEnd"/>
+      <w:r>
+        <w:t xml:space="preserve"> </w:t>
+      </w:r>
+      <w:proofErr w:type="spellStart"/>
+      <w:r>
+        <w:t>personalities</w:t>
+      </w:r>
+      <w:proofErr w:type="spellEnd"/>
+      <w:r>
+        <w:t xml:space="preserve"> like Fornasari, </w:t>
+      </w:r>
+      <w:proofErr w:type="spellStart"/>
+      <w:r>
+        <w:t>precisely</w:t>
+      </w:r>
+      <w:proofErr w:type="spellEnd"/>
+      <w:r>
+        <w:t xml:space="preserve"> </w:t>
+      </w:r>
+      <w:proofErr w:type="spellStart"/>
+      <w:r>
+        <w:t>because</w:t>
+      </w:r>
+      <w:proofErr w:type="spellEnd"/>
+      <w:r>
+        <w:t xml:space="preserve"> </w:t>
+      </w:r>
+      <w:proofErr w:type="spellStart"/>
+      <w:r>
+        <w:t>they</w:t>
+      </w:r>
+      <w:proofErr w:type="spellEnd"/>
+      <w:r>
+        <w:t xml:space="preserve"> </w:t>
+      </w:r>
+      <w:proofErr w:type="spellStart"/>
+      <w:r>
+        <w:t>were</w:t>
+      </w:r>
+      <w:proofErr w:type="spellEnd"/>
+      <w:r>
+        <w:t xml:space="preserve"> more </w:t>
+      </w:r>
+      <w:proofErr w:type="spellStart"/>
+      <w:r>
+        <w:t>visible</w:t>
+      </w:r>
+      <w:proofErr w:type="spellEnd"/>
+      <w:r>
+        <w:t xml:space="preserve">. The </w:t>
+      </w:r>
+      <w:proofErr w:type="spellStart"/>
+      <w:r>
+        <w:t>wording</w:t>
+      </w:r>
+      <w:proofErr w:type="spellEnd"/>
+      <w:r>
+        <w:t xml:space="preserve"> "DE MANE PRIM." </w:t>
+      </w:r>
+      <w:proofErr w:type="spellStart"/>
+      <w:r>
+        <w:t>confirms</w:t>
+      </w:r>
+      <w:proofErr w:type="spellEnd"/>
+      <w:r>
+        <w:t xml:space="preserve"> </w:t>
+      </w:r>
+      <w:proofErr w:type="spellStart"/>
+      <w:r>
+        <w:t>his</w:t>
+      </w:r>
+      <w:proofErr w:type="spellEnd"/>
+      <w:r>
+        <w:t xml:space="preserve"> </w:t>
+      </w:r>
+      <w:proofErr w:type="spellStart"/>
+      <w:r>
+        <w:t>academic</w:t>
+      </w:r>
+      <w:proofErr w:type="spellEnd"/>
+      <w:r>
+        <w:t xml:space="preserve"> </w:t>
+      </w:r>
+      <w:proofErr w:type="spellStart"/>
+      <w:r>
+        <w:t>importance</w:t>
+      </w:r>
+      <w:proofErr w:type="spellEnd"/>
+      <w:r>
+        <w:t xml:space="preserve">: </w:t>
+      </w:r>
+      <w:proofErr w:type="spellStart"/>
+      <w:r>
+        <w:t>at</w:t>
+      </w:r>
+      <w:proofErr w:type="spellEnd"/>
+      <w:r>
+        <w:t xml:space="preserve"> the time, the "</w:t>
+      </w:r>
+      <w:proofErr w:type="spellStart"/>
+      <w:r>
+        <w:t>morning</w:t>
+      </w:r>
+      <w:proofErr w:type="spellEnd"/>
+      <w:r>
+        <w:t xml:space="preserve">" </w:t>
+      </w:r>
+      <w:proofErr w:type="spellStart"/>
+      <w:r>
+        <w:t>lessons</w:t>
+      </w:r>
+      <w:proofErr w:type="spellEnd"/>
+      <w:r>
+        <w:t xml:space="preserve"> </w:t>
+      </w:r>
+      <w:proofErr w:type="spellStart"/>
+      <w:r>
+        <w:t>at</w:t>
+      </w:r>
+      <w:proofErr w:type="spellEnd"/>
+      <w:r>
+        <w:t xml:space="preserve"> the Archiginnasio </w:t>
+      </w:r>
+      <w:proofErr w:type="spellStart"/>
+      <w:r>
+        <w:t>were</w:t>
+      </w:r>
+      <w:proofErr w:type="spellEnd"/>
+      <w:r>
+        <w:t xml:space="preserve"> the </w:t>
+      </w:r>
+      <w:proofErr w:type="spellStart"/>
+      <w:r>
+        <w:t>most</w:t>
+      </w:r>
+      <w:proofErr w:type="spellEnd"/>
+      <w:r>
+        <w:t xml:space="preserve"> </w:t>
+      </w:r>
+      <w:proofErr w:type="spellStart"/>
+      <w:r>
+        <w:t>prestigious</w:t>
+      </w:r>
+      <w:proofErr w:type="spellEnd"/>
+      <w:r>
+        <w:t xml:space="preserve"> (</w:t>
+      </w:r>
+      <w:proofErr w:type="spellStart"/>
+      <w:r>
+        <w:t>reserved</w:t>
+      </w:r>
+      <w:proofErr w:type="spellEnd"/>
+      <w:r>
+        <w:t xml:space="preserve"> for the </w:t>
+      </w:r>
+      <w:proofErr w:type="spellStart"/>
+      <w:r>
+        <w:t>most</w:t>
+      </w:r>
+      <w:proofErr w:type="spellEnd"/>
+      <w:r>
+        <w:t xml:space="preserve"> </w:t>
+      </w:r>
+      <w:proofErr w:type="spellStart"/>
+      <w:r>
+        <w:t>experienced</w:t>
+      </w:r>
+      <w:proofErr w:type="spellEnd"/>
+      <w:r>
+        <w:t xml:space="preserve"> </w:t>
+      </w:r>
+      <w:proofErr w:type="spellStart"/>
+      <w:r>
+        <w:t>teachers</w:t>
+      </w:r>
+      <w:proofErr w:type="spellEnd"/>
+      <w:r>
+        <w:t xml:space="preserve">), </w:t>
+      </w:r>
+      <w:proofErr w:type="spellStart"/>
+      <w:r>
+        <w:t>while</w:t>
+      </w:r>
+      <w:proofErr w:type="spellEnd"/>
+      <w:r>
+        <w:t xml:space="preserve"> the "</w:t>
+      </w:r>
+      <w:proofErr w:type="spellStart"/>
+      <w:r>
+        <w:t>afternoon</w:t>
+      </w:r>
+      <w:proofErr w:type="spellEnd"/>
+      <w:r>
+        <w:t xml:space="preserve">" </w:t>
+      </w:r>
+      <w:proofErr w:type="spellStart"/>
+      <w:r>
+        <w:t>ones</w:t>
+      </w:r>
+      <w:proofErr w:type="spellEnd"/>
+      <w:r>
+        <w:t xml:space="preserve"> </w:t>
+      </w:r>
+      <w:proofErr w:type="spellStart"/>
+      <w:r>
+        <w:t>were</w:t>
+      </w:r>
+      <w:proofErr w:type="spellEnd"/>
+      <w:r>
+        <w:t xml:space="preserve"> for </w:t>
+      </w:r>
+      <w:proofErr w:type="spellStart"/>
+      <w:r>
+        <w:t>younger</w:t>
+      </w:r>
+      <w:proofErr w:type="spellEnd"/>
+      <w:r>
+        <w:t xml:space="preserve"> </w:t>
+      </w:r>
+      <w:proofErr w:type="spellStart"/>
+      <w:r>
+        <w:t>teachers</w:t>
+      </w:r>
+      <w:proofErr w:type="spellEnd"/>
+      <w:r>
+        <w:t xml:space="preserve"> or </w:t>
+      </w:r>
+      <w:proofErr w:type="spellStart"/>
+      <w:r>
+        <w:t>complementary</w:t>
+      </w:r>
+      <w:proofErr w:type="spellEnd"/>
+      <w:r>
+        <w:t xml:space="preserve"> </w:t>
+      </w:r>
+      <w:proofErr w:type="spellStart"/>
+      <w:r>
+        <w:t>subjects</w:t>
+      </w:r>
+      <w:proofErr w:type="spellEnd"/>
+      <w:r>
+        <w:t xml:space="preserve">. </w:t>
+      </w:r>
+      <w:proofErr w:type="spellStart"/>
+      <w:r>
+        <w:t>This</w:t>
+      </w:r>
+      <w:proofErr w:type="spellEnd"/>
+      <w:r>
+        <w:t xml:space="preserve"> tablet </w:t>
+      </w:r>
+      <w:proofErr w:type="spellStart"/>
+      <w:r>
+        <w:t>is</w:t>
+      </w:r>
+      <w:proofErr w:type="spellEnd"/>
+      <w:r>
+        <w:t xml:space="preserve"> a </w:t>
+      </w:r>
+      <w:proofErr w:type="spellStart"/>
+      <w:r>
+        <w:t>precious</w:t>
+      </w:r>
+      <w:proofErr w:type="spellEnd"/>
+      <w:r>
+        <w:t xml:space="preserve"> </w:t>
+      </w:r>
+      <w:proofErr w:type="spellStart"/>
+      <w:r>
+        <w:t>testimony</w:t>
+      </w:r>
+      <w:proofErr w:type="spellEnd"/>
+      <w:r>
+        <w:t xml:space="preserve"> to </w:t>
+      </w:r>
+      <w:proofErr w:type="spellStart"/>
+      <w:r>
+        <w:t>how</w:t>
+      </w:r>
+      <w:proofErr w:type="spellEnd"/>
+      <w:r>
+        <w:t xml:space="preserve"> the Portico di San Luca </w:t>
+      </w:r>
+      <w:proofErr w:type="spellStart"/>
+      <w:r>
+        <w:t>is</w:t>
+      </w:r>
+      <w:proofErr w:type="spellEnd"/>
+      <w:r>
+        <w:t xml:space="preserve"> </w:t>
+      </w:r>
+      <w:proofErr w:type="spellStart"/>
+      <w:r>
+        <w:t>not</w:t>
+      </w:r>
+      <w:proofErr w:type="spellEnd"/>
+      <w:r>
+        <w:t xml:space="preserve"> just an </w:t>
+      </w:r>
+      <w:proofErr w:type="spellStart"/>
+      <w:r>
+        <w:t>architectural</w:t>
+      </w:r>
+      <w:proofErr w:type="spellEnd"/>
+      <w:r>
+        <w:t xml:space="preserve"> work, </w:t>
+      </w:r>
+      <w:proofErr w:type="spellStart"/>
+      <w:r>
+        <w:t>but</w:t>
+      </w:r>
+      <w:proofErr w:type="spellEnd"/>
+      <w:r>
+        <w:t xml:space="preserve"> a </w:t>
+      </w:r>
+      <w:proofErr w:type="spellStart"/>
+      <w:r>
+        <w:t>true</w:t>
+      </w:r>
+      <w:proofErr w:type="spellEnd"/>
+      <w:r>
+        <w:t xml:space="preserve"> "stone book" </w:t>
+      </w:r>
+      <w:proofErr w:type="spellStart"/>
+      <w:r>
+        <w:t>that</w:t>
+      </w:r>
+      <w:proofErr w:type="spellEnd"/>
+      <w:r>
+        <w:t xml:space="preserve"> </w:t>
+      </w:r>
+      <w:proofErr w:type="spellStart"/>
+      <w:r>
+        <w:t>tells</w:t>
+      </w:r>
+      <w:proofErr w:type="spellEnd"/>
+      <w:r>
+        <w:t xml:space="preserve"> the history of Bolognese society, </w:t>
+      </w:r>
+      <w:proofErr w:type="spellStart"/>
+      <w:r>
+        <w:t>where</w:t>
+      </w:r>
+      <w:proofErr w:type="spellEnd"/>
+      <w:r>
+        <w:t xml:space="preserve"> </w:t>
+      </w:r>
+      <w:proofErr w:type="spellStart"/>
+      <w:r>
+        <w:t>faith</w:t>
+      </w:r>
+      <w:proofErr w:type="spellEnd"/>
+      <w:r>
+        <w:t xml:space="preserve"> (the </w:t>
+      </w:r>
+      <w:proofErr w:type="spellStart"/>
+      <w:r>
+        <w:t>dedication</w:t>
+      </w:r>
+      <w:proofErr w:type="spellEnd"/>
+      <w:r>
+        <w:t xml:space="preserve"> to Christ and Mary) </w:t>
+      </w:r>
+      <w:proofErr w:type="spellStart"/>
+      <w:r>
+        <w:t>was</w:t>
+      </w:r>
+      <w:proofErr w:type="spellEnd"/>
+      <w:r>
+        <w:t xml:space="preserve"> </w:t>
+      </w:r>
+      <w:proofErr w:type="spellStart"/>
+      <w:r>
+        <w:t>intertwined</w:t>
+      </w:r>
+      <w:proofErr w:type="spellEnd"/>
+      <w:r>
+        <w:t xml:space="preserve"> with social status and </w:t>
+      </w:r>
+      <w:proofErr w:type="spellStart"/>
+      <w:r>
+        <w:t>academic</w:t>
+      </w:r>
+      <w:proofErr w:type="spellEnd"/>
+      <w:r>
+        <w:t xml:space="preserve"> career. </w:t>
+      </w:r>
+      <w:proofErr w:type="spellStart"/>
+      <w:r>
+        <w:t>If</w:t>
+      </w:r>
+      <w:proofErr w:type="spellEnd"/>
+      <w:r>
+        <w:t xml:space="preserve"> </w:t>
+      </w:r>
+      <w:proofErr w:type="spellStart"/>
+      <w:r>
+        <w:t>you</w:t>
+      </w:r>
+      <w:proofErr w:type="spellEnd"/>
+      <w:r>
+        <w:t xml:space="preserve"> </w:t>
+      </w:r>
+      <w:proofErr w:type="spellStart"/>
+      <w:r>
+        <w:t>happen</w:t>
+      </w:r>
+      <w:proofErr w:type="spellEnd"/>
+      <w:r>
+        <w:t xml:space="preserve"> to </w:t>
+      </w:r>
+      <w:proofErr w:type="spellStart"/>
+      <w:r>
+        <w:t>walk</w:t>
+      </w:r>
+      <w:proofErr w:type="spellEnd"/>
+      <w:r>
+        <w:t xml:space="preserve"> </w:t>
+      </w:r>
+      <w:proofErr w:type="spellStart"/>
+      <w:r>
+        <w:t>towards</w:t>
+      </w:r>
+      <w:proofErr w:type="spellEnd"/>
+      <w:r>
+        <w:t xml:space="preserve"> the Basilica, </w:t>
+      </w:r>
+      <w:proofErr w:type="spellStart"/>
+      <w:r>
+        <w:t>you</w:t>
+      </w:r>
+      <w:proofErr w:type="spellEnd"/>
+      <w:r>
+        <w:t xml:space="preserve"> </w:t>
+      </w:r>
+      <w:proofErr w:type="spellStart"/>
+      <w:r>
+        <w:t>will</w:t>
+      </w:r>
+      <w:proofErr w:type="spellEnd"/>
+      <w:r>
+        <w:t xml:space="preserve"> </w:t>
+      </w:r>
+      <w:proofErr w:type="spellStart"/>
+      <w:r>
+        <w:t>notice</w:t>
+      </w:r>
+      <w:proofErr w:type="spellEnd"/>
+      <w:r>
+        <w:t xml:space="preserve"> </w:t>
+      </w:r>
+      <w:proofErr w:type="spellStart"/>
+      <w:r>
+        <w:t>that</w:t>
+      </w:r>
+      <w:proofErr w:type="spellEnd"/>
+      <w:r>
+        <w:t xml:space="preserve"> </w:t>
+      </w:r>
+      <w:proofErr w:type="spellStart"/>
+      <w:r>
+        <w:t>almost</w:t>
+      </w:r>
+      <w:proofErr w:type="spellEnd"/>
+      <w:r>
+        <w:t xml:space="preserve"> </w:t>
+      </w:r>
+      <w:proofErr w:type="spellStart"/>
+      <w:r>
+        <w:t>every</w:t>
+      </w:r>
+      <w:proofErr w:type="spellEnd"/>
+      <w:r>
+        <w:t xml:space="preserve"> </w:t>
+      </w:r>
+      <w:proofErr w:type="spellStart"/>
+      <w:r>
+        <w:t>arch</w:t>
+      </w:r>
+      <w:proofErr w:type="spellEnd"/>
+      <w:r>
+        <w:t xml:space="preserve"> </w:t>
+      </w:r>
+      <w:proofErr w:type="spellStart"/>
+      <w:r>
+        <w:t>has</w:t>
+      </w:r>
+      <w:proofErr w:type="spellEnd"/>
+      <w:r>
+        <w:t xml:space="preserve"> a </w:t>
+      </w:r>
+      <w:proofErr w:type="spellStart"/>
+      <w:r>
+        <w:t>similar</w:t>
+      </w:r>
+      <w:proofErr w:type="spellEnd"/>
+      <w:r>
+        <w:t xml:space="preserve"> story, with </w:t>
+      </w:r>
+      <w:proofErr w:type="spellStart"/>
+      <w:r>
+        <w:t>coats</w:t>
+      </w:r>
+      <w:proofErr w:type="spellEnd"/>
+      <w:r>
+        <w:t xml:space="preserve"> of </w:t>
+      </w:r>
+      <w:proofErr w:type="spellStart"/>
+      <w:r>
+        <w:t>arms</w:t>
+      </w:r>
+      <w:proofErr w:type="spellEnd"/>
+      <w:r>
+        <w:t xml:space="preserve"> and names of </w:t>
+      </w:r>
+      <w:proofErr w:type="spellStart"/>
+      <w:r>
+        <w:t>those</w:t>
+      </w:r>
+      <w:proofErr w:type="spellEnd"/>
+      <w:r>
+        <w:t xml:space="preserve"> </w:t>
+      </w:r>
+      <w:proofErr w:type="spellStart"/>
+      <w:r>
+        <w:t>who</w:t>
+      </w:r>
+      <w:proofErr w:type="spellEnd"/>
+      <w:r>
+        <w:t xml:space="preserve"> made </w:t>
+      </w:r>
+      <w:proofErr w:type="spellStart"/>
+      <w:r>
+        <w:t>that</w:t>
+      </w:r>
+      <w:proofErr w:type="spellEnd"/>
+      <w:r>
+        <w:t xml:space="preserve"> </w:t>
+      </w:r>
+      <w:proofErr w:type="spellStart"/>
+      <w:r>
+        <w:t>protected</w:t>
+      </w:r>
+      <w:proofErr w:type="spellEnd"/>
+      <w:r>
+        <w:t xml:space="preserve"> </w:t>
+      </w:r>
+      <w:proofErr w:type="spellStart"/>
+      <w:r>
+        <w:t>path</w:t>
+      </w:r>
+      <w:proofErr w:type="spellEnd"/>
+      <w:r>
+        <w:t xml:space="preserve"> </w:t>
+      </w:r>
+      <w:proofErr w:type="spellStart"/>
+      <w:r>
+        <w:t>towards</w:t>
+      </w:r>
+      <w:proofErr w:type="spellEnd"/>
+      <w:r>
+        <w:t xml:space="preserve"> the </w:t>
+      </w:r>
+      <w:proofErr w:type="spellStart"/>
+      <w:r>
+        <w:t>Sanctuary</w:t>
+      </w:r>
+      <w:proofErr w:type="spellEnd"/>
+      <w:r>
+        <w:t xml:space="preserve"> </w:t>
+      </w:r>
+      <w:proofErr w:type="spellStart"/>
+      <w:r>
+        <w:t>possible</w:t>
+      </w:r>
+      <w:proofErr w:type="spellEnd"/>
+      <w:r>
+        <w:t>.</w:t>
       </w:r>
     </w:p>
     <w:p>
       <w:pPr>
         <w:pBdr>
-          <w:top w:space="0" w:sz="0" w:val="nil"/>
-          <w:left w:space="0" w:sz="0" w:val="nil"/>
-          <w:bottom w:space="0" w:sz="0" w:val="nil"/>
-          <w:right w:space="0" w:sz="0" w:val="nil"/>
-          <w:between w:space="0" w:sz="0" w:val="nil"/>
+          <w:top w:val="nil"/>
+          <w:left w:val="nil"/>
+          <w:bottom w:val="nil"/>
+          <w:right w:val="nil"/>
+          <w:between w:val="nil"/>
         </w:pBdr>
-        <w:shd w:fill="auto" w:val="clear"/>
-        <w:rPr/>
-      </w:pPr>
-      <w:r>
-        <w:rPr>
-          <w:rtl w:val="0"/>
-        </w:rPr>
-        <w:t xml:space="preserve">Continuing to read the text of this tablet of arch 3:</w:t>
+      </w:pPr>
+      <w:proofErr w:type="spellStart"/>
+      <w:r>
+        <w:t>Continuing</w:t>
+      </w:r>
+      <w:proofErr w:type="spellEnd"/>
+      <w:r>
+        <w:t xml:space="preserve"> to </w:t>
+      </w:r>
+      <w:proofErr w:type="spellStart"/>
+      <w:r>
+        <w:t>read</w:t>
+      </w:r>
+      <w:proofErr w:type="spellEnd"/>
+      <w:r>
+        <w:t xml:space="preserve"> the text of </w:t>
+      </w:r>
+      <w:proofErr w:type="spellStart"/>
+      <w:r>
+        <w:t>this</w:t>
+      </w:r>
+      <w:proofErr w:type="spellEnd"/>
+      <w:r>
+        <w:t xml:space="preserve"> tablet of </w:t>
+      </w:r>
+      <w:proofErr w:type="spellStart"/>
+      <w:r>
+        <w:t>arch</w:t>
+      </w:r>
+      <w:proofErr w:type="spellEnd"/>
+      <w:r>
+        <w:t xml:space="preserve"> 3:</w:t>
       </w:r>
     </w:p>
     <w:p>
       <w:pPr>
         <w:pBdr>
-          <w:top w:space="0" w:sz="0" w:val="nil"/>
-          <w:left w:space="0" w:sz="0" w:val="nil"/>
-          <w:bottom w:space="0" w:sz="0" w:val="nil"/>
-          <w:right w:space="0" w:sz="0" w:val="nil"/>
-          <w:between w:space="0" w:sz="0" w:val="nil"/>
+          <w:top w:val="nil"/>
+          <w:left w:val="nil"/>
+          <w:bottom w:val="nil"/>
+          <w:right w:val="nil"/>
+          <w:between w:val="nil"/>
         </w:pBdr>
-        <w:shd w:fill="auto" w:val="clear"/>
-        <w:rPr>
-          <w:rFonts w:ascii="Courier" w:cs="Courier" w:eastAsia="Courier" w:hAnsi="Courier"/>
-        </w:rPr>
-      </w:pPr>
-      <w:r>
-        <w:rPr>
-          <w:rFonts w:ascii="Courier" w:cs="Courier" w:eastAsia="Courier" w:hAnsi="Courier"/>
-          <w:rtl w:val="0"/>
-        </w:rPr>
-        <w:t xml:space="preserve">Eminet Illa Caput Tuscorum in Vertice Montis</w:t>
-        <w:br w:type="textWrapping"/>
-        <w:t xml:space="preserve">Illuc Productis Felsina Porticibus</w:t>
-        <w:br w:type="textWrapping"/>
-        <w:t xml:space="preserve">Templi muro Hanc Virgo auget Domus Aurea Caeli</w:t>
-        <w:br w:type="textWrapping"/>
-        <w:t xml:space="preserve">Porta Vigil Turris David in Hospitium</w:t>
-        <w:br w:type="textWrapping"/>
-        <w:t xml:space="preserve">Fitque sequens Ventrem Partus vum Virgine Civis</w:t>
-        <w:br w:type="textWrapping"/>
-        <w:t xml:space="preserve">Filius utque Videns Optimus Excubitor</w:t>
-        <w:br w:type="textWrapping"/>
-        <w:t xml:space="preserve">Augustae ed Primi Regia Pontificum</w:t>
-        <w:br w:type="textWrapping"/>
-        <w:t xml:space="preserve">Anno 1693</w:t>
-        <w:br w:type="textWrapping"/>
+        <w:rPr>
+          <w:rFonts w:ascii="Courier" w:eastAsia="Courier" w:hAnsi="Courier" w:cs="Courier"/>
+        </w:rPr>
+      </w:pPr>
+      <w:proofErr w:type="spellStart"/>
+      <w:r>
+        <w:rPr>
+          <w:rFonts w:ascii="Courier" w:eastAsia="Courier" w:hAnsi="Courier" w:cs="Courier"/>
+        </w:rPr>
+        <w:t>Eminet</w:t>
+      </w:r>
+      <w:proofErr w:type="spellEnd"/>
+      <w:r>
+        <w:rPr>
+          <w:rFonts w:ascii="Courier" w:eastAsia="Courier" w:hAnsi="Courier" w:cs="Courier"/>
+        </w:rPr>
+        <w:t xml:space="preserve"> Illa Caput </w:t>
+      </w:r>
+      <w:proofErr w:type="spellStart"/>
+      <w:r>
+        <w:rPr>
+          <w:rFonts w:ascii="Courier" w:eastAsia="Courier" w:hAnsi="Courier" w:cs="Courier"/>
+        </w:rPr>
+        <w:t>Tuscorum</w:t>
+      </w:r>
+      <w:proofErr w:type="spellEnd"/>
+      <w:r>
+        <w:rPr>
+          <w:rFonts w:ascii="Courier" w:eastAsia="Courier" w:hAnsi="Courier" w:cs="Courier"/>
+        </w:rPr>
+        <w:t xml:space="preserve"> in Vertice Montis</w:t>
+      </w:r>
+      <w:r>
+        <w:rPr>
+          <w:rFonts w:ascii="Courier" w:eastAsia="Courier" w:hAnsi="Courier" w:cs="Courier"/>
+        </w:rPr>
+        <w:br/>
+      </w:r>
+      <w:proofErr w:type="spellStart"/>
+      <w:r>
+        <w:rPr>
+          <w:rFonts w:ascii="Courier" w:eastAsia="Courier" w:hAnsi="Courier" w:cs="Courier"/>
+        </w:rPr>
+        <w:t>Illuc</w:t>
+      </w:r>
+      <w:proofErr w:type="spellEnd"/>
+      <w:r>
+        <w:rPr>
+          <w:rFonts w:ascii="Courier" w:eastAsia="Courier" w:hAnsi="Courier" w:cs="Courier"/>
+        </w:rPr>
+        <w:t xml:space="preserve"> </w:t>
+      </w:r>
+      <w:proofErr w:type="spellStart"/>
+      <w:r>
+        <w:rPr>
+          <w:rFonts w:ascii="Courier" w:eastAsia="Courier" w:hAnsi="Courier" w:cs="Courier"/>
+        </w:rPr>
+        <w:t>Productis</w:t>
+      </w:r>
+      <w:proofErr w:type="spellEnd"/>
+      <w:r>
+        <w:rPr>
+          <w:rFonts w:ascii="Courier" w:eastAsia="Courier" w:hAnsi="Courier" w:cs="Courier"/>
+        </w:rPr>
+        <w:t xml:space="preserve"> Felsina </w:t>
+      </w:r>
+      <w:proofErr w:type="spellStart"/>
+      <w:r>
+        <w:rPr>
+          <w:rFonts w:ascii="Courier" w:eastAsia="Courier" w:hAnsi="Courier" w:cs="Courier"/>
+        </w:rPr>
+        <w:t>Porticibus</w:t>
+      </w:r>
+      <w:proofErr w:type="spellEnd"/>
+      <w:r>
+        <w:rPr>
+          <w:rFonts w:ascii="Courier" w:eastAsia="Courier" w:hAnsi="Courier" w:cs="Courier"/>
+        </w:rPr>
+        <w:br/>
+        <w:t xml:space="preserve">Templi muro </w:t>
+      </w:r>
+      <w:proofErr w:type="spellStart"/>
+      <w:r>
+        <w:rPr>
+          <w:rFonts w:ascii="Courier" w:eastAsia="Courier" w:hAnsi="Courier" w:cs="Courier"/>
+        </w:rPr>
+        <w:t>Hanc</w:t>
+      </w:r>
+      <w:proofErr w:type="spellEnd"/>
+      <w:r>
+        <w:rPr>
+          <w:rFonts w:ascii="Courier" w:eastAsia="Courier" w:hAnsi="Courier" w:cs="Courier"/>
+        </w:rPr>
+        <w:t xml:space="preserve"> Virgo </w:t>
+      </w:r>
+      <w:proofErr w:type="spellStart"/>
+      <w:r>
+        <w:rPr>
+          <w:rFonts w:ascii="Courier" w:eastAsia="Courier" w:hAnsi="Courier" w:cs="Courier"/>
+        </w:rPr>
+        <w:t>auget</w:t>
+      </w:r>
+      <w:proofErr w:type="spellEnd"/>
+      <w:r>
+        <w:rPr>
+          <w:rFonts w:ascii="Courier" w:eastAsia="Courier" w:hAnsi="Courier" w:cs="Courier"/>
+        </w:rPr>
+        <w:t xml:space="preserve"> Domus Aurea Caeli</w:t>
+      </w:r>
+      <w:r>
+        <w:rPr>
+          <w:rFonts w:ascii="Courier" w:eastAsia="Courier" w:hAnsi="Courier" w:cs="Courier"/>
+        </w:rPr>
+        <w:br/>
+        <w:t>Porta Vigil Turris David in Hospitium</w:t>
+      </w:r>
+      <w:r>
+        <w:rPr>
+          <w:rFonts w:ascii="Courier" w:eastAsia="Courier" w:hAnsi="Courier" w:cs="Courier"/>
+        </w:rPr>
+        <w:br/>
+      </w:r>
+      <w:proofErr w:type="spellStart"/>
+      <w:r>
+        <w:rPr>
+          <w:rFonts w:ascii="Courier" w:eastAsia="Courier" w:hAnsi="Courier" w:cs="Courier"/>
+        </w:rPr>
+        <w:t>Fitque</w:t>
+      </w:r>
+      <w:proofErr w:type="spellEnd"/>
+      <w:r>
+        <w:rPr>
+          <w:rFonts w:ascii="Courier" w:eastAsia="Courier" w:hAnsi="Courier" w:cs="Courier"/>
+        </w:rPr>
+        <w:t xml:space="preserve"> </w:t>
+      </w:r>
+      <w:proofErr w:type="spellStart"/>
+      <w:r>
+        <w:rPr>
+          <w:rFonts w:ascii="Courier" w:eastAsia="Courier" w:hAnsi="Courier" w:cs="Courier"/>
+        </w:rPr>
+        <w:t>sequens</w:t>
+      </w:r>
+      <w:proofErr w:type="spellEnd"/>
+      <w:r>
+        <w:rPr>
+          <w:rFonts w:ascii="Courier" w:eastAsia="Courier" w:hAnsi="Courier" w:cs="Courier"/>
+        </w:rPr>
+        <w:t xml:space="preserve"> </w:t>
+      </w:r>
+      <w:proofErr w:type="spellStart"/>
+      <w:r>
+        <w:rPr>
+          <w:rFonts w:ascii="Courier" w:eastAsia="Courier" w:hAnsi="Courier" w:cs="Courier"/>
+        </w:rPr>
+        <w:t>Ventrem</w:t>
+      </w:r>
+      <w:proofErr w:type="spellEnd"/>
+      <w:r>
+        <w:rPr>
+          <w:rFonts w:ascii="Courier" w:eastAsia="Courier" w:hAnsi="Courier" w:cs="Courier"/>
+        </w:rPr>
+        <w:t xml:space="preserve"> </w:t>
+      </w:r>
+      <w:proofErr w:type="spellStart"/>
+      <w:r>
+        <w:rPr>
+          <w:rFonts w:ascii="Courier" w:eastAsia="Courier" w:hAnsi="Courier" w:cs="Courier"/>
+        </w:rPr>
+        <w:t>Partus</w:t>
+      </w:r>
+      <w:proofErr w:type="spellEnd"/>
+      <w:r>
+        <w:rPr>
+          <w:rFonts w:ascii="Courier" w:eastAsia="Courier" w:hAnsi="Courier" w:cs="Courier"/>
+        </w:rPr>
+        <w:t xml:space="preserve"> </w:t>
+      </w:r>
+      <w:proofErr w:type="spellStart"/>
+      <w:r>
+        <w:rPr>
+          <w:rFonts w:ascii="Courier" w:eastAsia="Courier" w:hAnsi="Courier" w:cs="Courier"/>
+        </w:rPr>
+        <w:t>vum</w:t>
+      </w:r>
+      <w:proofErr w:type="spellEnd"/>
+      <w:r>
+        <w:rPr>
+          <w:rFonts w:ascii="Courier" w:eastAsia="Courier" w:hAnsi="Courier" w:cs="Courier"/>
+        </w:rPr>
+        <w:t xml:space="preserve"> Virgine Civis</w:t>
+      </w:r>
+      <w:r>
+        <w:rPr>
+          <w:rFonts w:ascii="Courier" w:eastAsia="Courier" w:hAnsi="Courier" w:cs="Courier"/>
+        </w:rPr>
+        <w:br/>
+        <w:t xml:space="preserve">Filius </w:t>
+      </w:r>
+      <w:proofErr w:type="spellStart"/>
+      <w:r>
+        <w:rPr>
+          <w:rFonts w:ascii="Courier" w:eastAsia="Courier" w:hAnsi="Courier" w:cs="Courier"/>
+        </w:rPr>
+        <w:t>utque</w:t>
+      </w:r>
+      <w:proofErr w:type="spellEnd"/>
+      <w:r>
+        <w:rPr>
+          <w:rFonts w:ascii="Courier" w:eastAsia="Courier" w:hAnsi="Courier" w:cs="Courier"/>
+        </w:rPr>
+        <w:t xml:space="preserve"> </w:t>
+      </w:r>
+      <w:proofErr w:type="spellStart"/>
+      <w:r>
+        <w:rPr>
+          <w:rFonts w:ascii="Courier" w:eastAsia="Courier" w:hAnsi="Courier" w:cs="Courier"/>
+        </w:rPr>
+        <w:t>Videns</w:t>
+      </w:r>
+      <w:proofErr w:type="spellEnd"/>
+      <w:r>
+        <w:rPr>
+          <w:rFonts w:ascii="Courier" w:eastAsia="Courier" w:hAnsi="Courier" w:cs="Courier"/>
+        </w:rPr>
+        <w:t xml:space="preserve"> Optimus </w:t>
+      </w:r>
+      <w:proofErr w:type="spellStart"/>
+      <w:r>
+        <w:rPr>
+          <w:rFonts w:ascii="Courier" w:eastAsia="Courier" w:hAnsi="Courier" w:cs="Courier"/>
+        </w:rPr>
+        <w:t>Excubitor</w:t>
+      </w:r>
+      <w:proofErr w:type="spellEnd"/>
+      <w:r>
+        <w:rPr>
+          <w:rFonts w:ascii="Courier" w:eastAsia="Courier" w:hAnsi="Courier" w:cs="Courier"/>
+        </w:rPr>
+        <w:br/>
+      </w:r>
+      <w:proofErr w:type="spellStart"/>
+      <w:r>
+        <w:rPr>
+          <w:rFonts w:ascii="Courier" w:eastAsia="Courier" w:hAnsi="Courier" w:cs="Courier"/>
+        </w:rPr>
+        <w:t>Augustae</w:t>
+      </w:r>
+      <w:proofErr w:type="spellEnd"/>
+      <w:r>
+        <w:rPr>
+          <w:rFonts w:ascii="Courier" w:eastAsia="Courier" w:hAnsi="Courier" w:cs="Courier"/>
+        </w:rPr>
+        <w:t xml:space="preserve"> ed Primi Regia </w:t>
+      </w:r>
+      <w:proofErr w:type="spellStart"/>
+      <w:r>
+        <w:rPr>
+          <w:rFonts w:ascii="Courier" w:eastAsia="Courier" w:hAnsi="Courier" w:cs="Courier"/>
+        </w:rPr>
+        <w:t>Pontificum</w:t>
+      </w:r>
+      <w:proofErr w:type="spellEnd"/>
+      <w:r>
+        <w:rPr>
+          <w:rFonts w:ascii="Courier" w:eastAsia="Courier" w:hAnsi="Courier" w:cs="Courier"/>
+        </w:rPr>
+        <w:br/>
+        <w:t>Anno 1693</w:t>
+      </w:r>
+      <w:r>
+        <w:rPr>
+          <w:rFonts w:ascii="Courier" w:eastAsia="Courier" w:hAnsi="Courier" w:cs="Courier"/>
+        </w:rPr>
+        <w:br/>
       </w:r>
     </w:p>
     <w:p>
       <w:pPr>
         <w:pBdr>
-          <w:top w:space="0" w:sz="0" w:val="nil"/>
-          <w:left w:space="0" w:sz="0" w:val="nil"/>
-          <w:bottom w:space="0" w:sz="0" w:val="nil"/>
-          <w:right w:space="0" w:sz="0" w:val="nil"/>
-          <w:between w:space="0" w:sz="0" w:val="nil"/>
+          <w:top w:val="nil"/>
+          <w:left w:val="nil"/>
+          <w:bottom w:val="nil"/>
+          <w:right w:val="nil"/>
+          <w:between w:val="nil"/>
         </w:pBdr>
-        <w:shd w:fill="auto" w:val="clear"/>
-        <w:spacing w:after="240" w:lineRule="auto"/>
-        <w:rPr/>
-      </w:pPr>
-      <w:r>
-        <w:rPr>
-          <w:rtl w:val="0"/>
-        </w:rPr>
-        <w:t xml:space="preserve">This second part of the inscription is a poetic composition in elegiac couplets that celebrates the magnificence of the Sanctuary of San Luca and the deep bond between the city of Bologna (Felsina) and the Virgin. The text is rich in Marian metaphors taken from the Litany of Loreto (such as Domus Aurea, Porta Caeli, Turris David) and visually describes the path of the portico.</w:t>
+        <w:spacing w:after="240"/>
+      </w:pPr>
+      <w:proofErr w:type="spellStart"/>
+      <w:r>
+        <w:t>This</w:t>
+      </w:r>
+      <w:proofErr w:type="spellEnd"/>
+      <w:r>
+        <w:t xml:space="preserve"> second part of the </w:t>
+      </w:r>
+      <w:proofErr w:type="spellStart"/>
+      <w:r>
+        <w:t>inscription</w:t>
+      </w:r>
+      <w:proofErr w:type="spellEnd"/>
+      <w:r>
+        <w:t xml:space="preserve"> </w:t>
+      </w:r>
+      <w:proofErr w:type="spellStart"/>
+      <w:r>
+        <w:t>is</w:t>
+      </w:r>
+      <w:proofErr w:type="spellEnd"/>
+      <w:r>
+        <w:t xml:space="preserve"> a </w:t>
+      </w:r>
+      <w:proofErr w:type="spellStart"/>
+      <w:r>
+        <w:t>poetic</w:t>
+      </w:r>
+      <w:proofErr w:type="spellEnd"/>
+      <w:r>
+        <w:t xml:space="preserve"> </w:t>
+      </w:r>
+      <w:proofErr w:type="spellStart"/>
+      <w:r>
+        <w:t>composition</w:t>
+      </w:r>
+      <w:proofErr w:type="spellEnd"/>
+      <w:r>
+        <w:t xml:space="preserve"> in </w:t>
+      </w:r>
+      <w:proofErr w:type="spellStart"/>
+      <w:r>
+        <w:t>elegiac</w:t>
+      </w:r>
+      <w:proofErr w:type="spellEnd"/>
+      <w:r>
+        <w:t xml:space="preserve"> couplets </w:t>
+      </w:r>
+      <w:proofErr w:type="spellStart"/>
+      <w:r>
+        <w:t>that</w:t>
+      </w:r>
+      <w:proofErr w:type="spellEnd"/>
+      <w:r>
+        <w:t xml:space="preserve"> </w:t>
+      </w:r>
+      <w:proofErr w:type="spellStart"/>
+      <w:r>
+        <w:t>celebrates</w:t>
+      </w:r>
+      <w:proofErr w:type="spellEnd"/>
+      <w:r>
+        <w:t xml:space="preserve"> the </w:t>
+      </w:r>
+      <w:proofErr w:type="spellStart"/>
+      <w:r>
+        <w:t>magnificence</w:t>
+      </w:r>
+      <w:proofErr w:type="spellEnd"/>
+      <w:r>
+        <w:t xml:space="preserve"> of the </w:t>
+      </w:r>
+      <w:proofErr w:type="spellStart"/>
+      <w:r>
+        <w:t>Sanctuary</w:t>
+      </w:r>
+      <w:proofErr w:type="spellEnd"/>
+      <w:r>
+        <w:t xml:space="preserve"> of San Luca and the deep bond </w:t>
+      </w:r>
+      <w:proofErr w:type="spellStart"/>
+      <w:r>
+        <w:t>between</w:t>
+      </w:r>
+      <w:proofErr w:type="spellEnd"/>
+      <w:r>
+        <w:t xml:space="preserve"> the city of Bologna (Felsina) and the Virgin. The text </w:t>
+      </w:r>
+      <w:proofErr w:type="spellStart"/>
+      <w:r>
+        <w:t>is</w:t>
+      </w:r>
+      <w:proofErr w:type="spellEnd"/>
+      <w:r>
+        <w:t xml:space="preserve"> </w:t>
+      </w:r>
+      <w:proofErr w:type="spellStart"/>
+      <w:r>
+        <w:t>rich</w:t>
+      </w:r>
+      <w:proofErr w:type="spellEnd"/>
+      <w:r>
+        <w:t xml:space="preserve"> in Marian </w:t>
+      </w:r>
+      <w:proofErr w:type="spellStart"/>
+      <w:r>
+        <w:t>metaphors</w:t>
+      </w:r>
+      <w:proofErr w:type="spellEnd"/>
+      <w:r>
+        <w:t xml:space="preserve"> </w:t>
+      </w:r>
+      <w:proofErr w:type="spellStart"/>
+      <w:r>
+        <w:t>taken</w:t>
+      </w:r>
+      <w:proofErr w:type="spellEnd"/>
+      <w:r>
+        <w:t xml:space="preserve"> from the Litany of Loreto (</w:t>
+      </w:r>
+      <w:proofErr w:type="spellStart"/>
+      <w:r>
+        <w:t>such</w:t>
+      </w:r>
+      <w:proofErr w:type="spellEnd"/>
+      <w:r>
+        <w:t xml:space="preserve"> </w:t>
+      </w:r>
+      <w:proofErr w:type="spellStart"/>
+      <w:r>
+        <w:t>as</w:t>
+      </w:r>
+      <w:proofErr w:type="spellEnd"/>
+      <w:r>
+        <w:t xml:space="preserve"> Domus Aurea, Porta Caeli, Turris David) and </w:t>
+      </w:r>
+      <w:proofErr w:type="spellStart"/>
+      <w:r>
+        <w:t>visually</w:t>
+      </w:r>
+      <w:proofErr w:type="spellEnd"/>
+      <w:r>
+        <w:t xml:space="preserve"> </w:t>
+      </w:r>
+      <w:proofErr w:type="spellStart"/>
+      <w:r>
+        <w:t>describes</w:t>
+      </w:r>
+      <w:proofErr w:type="spellEnd"/>
+      <w:r>
+        <w:t xml:space="preserve"> the </w:t>
+      </w:r>
+      <w:proofErr w:type="spellStart"/>
+      <w:r>
+        <w:t>path</w:t>
+      </w:r>
+      <w:proofErr w:type="spellEnd"/>
+      <w:r>
+        <w:t xml:space="preserve"> of the portico.</w:t>
       </w:r>
     </w:p>
     <w:p>
       <w:pPr>
-        <w:pStyle w:val="Heading3"/>
-        <w:pBdr>
-          <w:top w:space="0" w:sz="0" w:val="nil"/>
-          <w:left w:space="0" w:sz="0" w:val="nil"/>
-          <w:bottom w:space="0" w:sz="0" w:val="nil"/>
-          <w:right w:space="0" w:sz="0" w:val="nil"/>
-          <w:between w:space="0" w:sz="0" w:val="nil"/>
-        </w:pBdr>
-        <w:shd w:fill="auto" w:val="clear"/>
-        <w:spacing w:before="0" w:lineRule="auto"/>
-        <w:rPr/>
-      </w:pPr>
-      <w:r>
-        <w:rPr>
-          <w:rtl w:val="0"/>
-        </w:rPr>
-        <w:t xml:space="preserve">Free Translation</w:t>
-      </w:r>
+        <w:pStyle w:val="Titolo3"/>
+        <w:spacing w:before="0"/>
+      </w:pPr>
+      <w:r>
+        <w:lastRenderedPageBreak/>
+        <w:t xml:space="preserve">Free </w:t>
+      </w:r>
+      <w:proofErr w:type="spellStart"/>
+      <w:r>
+        <w:t>Translation</w:t>
+      </w:r>
+      <w:proofErr w:type="spellEnd"/>
     </w:p>
     <w:p>
       <w:pPr>
         <w:pBdr>
-          <w:top w:space="0" w:sz="0" w:val="nil"/>
-          <w:left w:space="0" w:sz="0" w:val="nil"/>
-          <w:bottom w:space="0" w:sz="0" w:val="nil"/>
-          <w:right w:space="0" w:sz="0" w:val="nil"/>
-          <w:between w:space="0" w:sz="0" w:val="nil"/>
+          <w:top w:val="nil"/>
+          <w:left w:val="nil"/>
+          <w:bottom w:val="nil"/>
+          <w:right w:val="nil"/>
+          <w:between w:val="nil"/>
         </w:pBdr>
-        <w:shd w:fill="auto" w:val="clear"/>
-        <w:rPr/>
-      </w:pPr>
-      <w:r>
-        <w:rPr>
-          <w:rtl w:val="0"/>
-        </w:rPr>
-        <w:t xml:space="preserve">"She [the Church] towers over the Head of the Tuscans, on the summit of the mountain,</w:t>
+      </w:pPr>
+      <w:r>
+        <w:t xml:space="preserve">"She [the Church] towers over the Head of the </w:t>
+      </w:r>
+      <w:proofErr w:type="spellStart"/>
+      <w:r>
+        <w:t>Tuscans</w:t>
+      </w:r>
+      <w:proofErr w:type="spellEnd"/>
+      <w:r>
+        <w:t>, on the summit of the mountain,</w:t>
       </w:r>
     </w:p>
     <w:p>
       <w:pPr>
         <w:pBdr>
-          <w:top w:space="0" w:sz="0" w:val="nil"/>
-          <w:left w:space="0" w:sz="0" w:val="nil"/>
-          <w:bottom w:space="0" w:sz="0" w:val="nil"/>
-          <w:right w:space="0" w:sz="0" w:val="nil"/>
-          <w:between w:space="0" w:sz="0" w:val="nil"/>
+          <w:top w:val="nil"/>
+          <w:left w:val="nil"/>
+          <w:bottom w:val="nil"/>
+          <w:right w:val="nil"/>
+          <w:between w:val="nil"/>
         </w:pBdr>
-        <w:shd w:fill="auto" w:val="clear"/>
-        <w:rPr/>
-      </w:pPr>
-      <w:r>
-        <w:rPr>
-          <w:rtl w:val="0"/>
-        </w:rPr>
-        <w:t xml:space="preserve">to there Bologna is led by the extended porticos.</w:t>
+      </w:pPr>
+      <w:r>
+        <w:t xml:space="preserve">to </w:t>
+      </w:r>
+      <w:proofErr w:type="spellStart"/>
+      <w:r>
+        <w:t>there</w:t>
+      </w:r>
+      <w:proofErr w:type="spellEnd"/>
+      <w:r>
+        <w:t xml:space="preserve"> Bologna </w:t>
+      </w:r>
+      <w:proofErr w:type="spellStart"/>
+      <w:r>
+        <w:t>is</w:t>
+      </w:r>
+      <w:proofErr w:type="spellEnd"/>
+      <w:r>
+        <w:t xml:space="preserve"> led by the </w:t>
+      </w:r>
+      <w:proofErr w:type="spellStart"/>
+      <w:r>
+        <w:t>extended</w:t>
+      </w:r>
+      <w:proofErr w:type="spellEnd"/>
+      <w:r>
+        <w:t xml:space="preserve"> </w:t>
+      </w:r>
+      <w:proofErr w:type="spellStart"/>
+      <w:r>
+        <w:t>porticos</w:t>
+      </w:r>
+      <w:proofErr w:type="spellEnd"/>
+      <w:r>
+        <w:t>.</w:t>
       </w:r>
     </w:p>
     <w:p>
       <w:pPr>
         <w:pBdr>
-          <w:top w:space="0" w:sz="0" w:val="nil"/>
-          <w:left w:space="0" w:sz="0" w:val="nil"/>
-          <w:bottom w:space="0" w:sz="0" w:val="nil"/>
-          <w:right w:space="0" w:sz="0" w:val="nil"/>
-          <w:between w:space="0" w:sz="0" w:val="nil"/>
+          <w:top w:val="nil"/>
+          <w:left w:val="nil"/>
+          <w:bottom w:val="nil"/>
+          <w:right w:val="nil"/>
+          <w:between w:val="nil"/>
         </w:pBdr>
-        <w:shd w:fill="auto" w:val="clear"/>
-        <w:rPr/>
-      </w:pPr>
-      <w:r>
-        <w:rPr>
-          <w:rtl w:val="0"/>
-        </w:rPr>
-        <w:t xml:space="preserve">The Virgin, Golden House of Heaven, increases this [church] with the wall of the temple,</w:t>
+      </w:pPr>
+      <w:r>
+        <w:t xml:space="preserve">The Virgin, Golden House of Heaven, </w:t>
+      </w:r>
+      <w:proofErr w:type="spellStart"/>
+      <w:r>
+        <w:t>increases</w:t>
+      </w:r>
+      <w:proofErr w:type="spellEnd"/>
+      <w:r>
+        <w:t xml:space="preserve"> </w:t>
+      </w:r>
+      <w:proofErr w:type="spellStart"/>
+      <w:r>
+        <w:t>this</w:t>
+      </w:r>
+      <w:proofErr w:type="spellEnd"/>
+      <w:r>
+        <w:t xml:space="preserve"> [</w:t>
+      </w:r>
+      <w:proofErr w:type="spellStart"/>
+      <w:r>
+        <w:t>church</w:t>
+      </w:r>
+      <w:proofErr w:type="spellEnd"/>
+      <w:r>
+        <w:t xml:space="preserve">] with the </w:t>
+      </w:r>
+      <w:proofErr w:type="spellStart"/>
+      <w:r>
+        <w:t>wall</w:t>
+      </w:r>
+      <w:proofErr w:type="spellEnd"/>
+      <w:r>
+        <w:t xml:space="preserve"> of the </w:t>
+      </w:r>
+      <w:proofErr w:type="spellStart"/>
+      <w:r>
+        <w:t>temple</w:t>
+      </w:r>
+      <w:proofErr w:type="spellEnd"/>
+      <w:r>
+        <w:t>,</w:t>
       </w:r>
     </w:p>
     <w:p>
       <w:pPr>
         <w:pBdr>
-          <w:top w:space="0" w:sz="0" w:val="nil"/>
-          <w:left w:space="0" w:sz="0" w:val="nil"/>
-          <w:bottom w:space="0" w:sz="0" w:val="nil"/>
-          <w:right w:space="0" w:sz="0" w:val="nil"/>
-          <w:between w:space="0" w:sz="0" w:val="nil"/>
+          <w:top w:val="nil"/>
+          <w:left w:val="nil"/>
+          <w:bottom w:val="nil"/>
+          <w:right w:val="nil"/>
+          <w:between w:val="nil"/>
         </w:pBdr>
-        <w:shd w:fill="auto" w:val="clear"/>
-        <w:rPr/>
-      </w:pPr>
-      <w:r>
-        <w:rPr>
-          <w:rtl w:val="0"/>
-        </w:rPr>
-        <w:t xml:space="preserve">Gate [of heaven], Vigilant Tower of David for hospitality.</w:t>
+      </w:pPr>
+      <w:r>
+        <w:t xml:space="preserve">Gate [of </w:t>
+      </w:r>
+      <w:proofErr w:type="spellStart"/>
+      <w:r>
+        <w:t>heaven</w:t>
+      </w:r>
+      <w:proofErr w:type="spellEnd"/>
+      <w:r>
+        <w:t xml:space="preserve">], Vigilant Tower of David for </w:t>
+      </w:r>
+      <w:proofErr w:type="spellStart"/>
+      <w:r>
+        <w:t>hospitality</w:t>
+      </w:r>
+      <w:proofErr w:type="spellEnd"/>
+      <w:r>
+        <w:t>.</w:t>
       </w:r>
     </w:p>
     <w:p>
       <w:pPr>
         <w:pBdr>
-          <w:top w:space="0" w:sz="0" w:val="nil"/>
-          <w:left w:space="0" w:sz="0" w:val="nil"/>
-          <w:bottom w:space="0" w:sz="0" w:val="nil"/>
-          <w:right w:space="0" w:sz="0" w:val="nil"/>
-          <w:between w:space="0" w:sz="0" w:val="nil"/>
+          <w:top w:val="nil"/>
+          <w:left w:val="nil"/>
+          <w:bottom w:val="nil"/>
+          <w:right w:val="nil"/>
+          <w:between w:val="nil"/>
         </w:pBdr>
-        <w:shd w:fill="auto" w:val="clear"/>
-        <w:rPr/>
-      </w:pPr>
-      <w:r>
-        <w:rPr>
-          <w:rtl w:val="0"/>
-        </w:rPr>
-        <w:t xml:space="preserve">And the citizen becomes a son who follows the birth from the womb of the Virgin,</w:t>
+      </w:pPr>
+      <w:r>
+        <w:t xml:space="preserve">And the </w:t>
+      </w:r>
+      <w:proofErr w:type="spellStart"/>
+      <w:r>
+        <w:t>citizen</w:t>
+      </w:r>
+      <w:proofErr w:type="spellEnd"/>
+      <w:r>
+        <w:t xml:space="preserve"> </w:t>
+      </w:r>
+      <w:proofErr w:type="spellStart"/>
+      <w:r>
+        <w:t>becomes</w:t>
+      </w:r>
+      <w:proofErr w:type="spellEnd"/>
+      <w:r>
+        <w:t xml:space="preserve"> a son </w:t>
+      </w:r>
+      <w:proofErr w:type="spellStart"/>
+      <w:r>
+        <w:t>who</w:t>
+      </w:r>
+      <w:proofErr w:type="spellEnd"/>
+      <w:r>
+        <w:t xml:space="preserve"> follows the </w:t>
+      </w:r>
+      <w:proofErr w:type="spellStart"/>
+      <w:r>
+        <w:t>birth</w:t>
+      </w:r>
+      <w:proofErr w:type="spellEnd"/>
+      <w:r>
+        <w:t xml:space="preserve"> from the </w:t>
+      </w:r>
+      <w:proofErr w:type="spellStart"/>
+      <w:r>
+        <w:t>womb</w:t>
+      </w:r>
+      <w:proofErr w:type="spellEnd"/>
+      <w:r>
+        <w:t xml:space="preserve"> of the Virgin,</w:t>
       </w:r>
     </w:p>
     <w:p>
       <w:pPr>
         <w:pBdr>
-          <w:top w:space="0" w:sz="0" w:val="nil"/>
-          <w:left w:space="0" w:sz="0" w:val="nil"/>
-          <w:bottom w:space="0" w:sz="0" w:val="nil"/>
-          <w:right w:space="0" w:sz="0" w:val="nil"/>
-          <w:between w:space="0" w:sz="0" w:val="nil"/>
+          <w:top w:val="nil"/>
+          <w:left w:val="nil"/>
+          <w:bottom w:val="nil"/>
+          <w:right w:val="nil"/>
+          <w:between w:val="nil"/>
         </w:pBdr>
-        <w:shd w:fill="auto" w:val="clear"/>
-        <w:rPr/>
-      </w:pPr>
-      <w:r>
-        <w:rPr>
-          <w:rtl w:val="0"/>
-        </w:rPr>
-        <w:t xml:space="preserve">and like a son who watches, [becomes] the excellent guardian.</w:t>
+      </w:pPr>
+      <w:r>
+        <w:t xml:space="preserve">and like a son </w:t>
+      </w:r>
+      <w:proofErr w:type="spellStart"/>
+      <w:r>
+        <w:t>who</w:t>
+      </w:r>
+      <w:proofErr w:type="spellEnd"/>
+      <w:r>
+        <w:t xml:space="preserve"> </w:t>
+      </w:r>
+      <w:proofErr w:type="spellStart"/>
+      <w:r>
+        <w:t>watches</w:t>
+      </w:r>
+      <w:proofErr w:type="spellEnd"/>
+      <w:r>
+        <w:t>, [</w:t>
+      </w:r>
+      <w:proofErr w:type="spellStart"/>
+      <w:r>
+        <w:t>becomes</w:t>
+      </w:r>
+      <w:proofErr w:type="spellEnd"/>
+      <w:r>
+        <w:t xml:space="preserve">] the </w:t>
+      </w:r>
+      <w:proofErr w:type="spellStart"/>
+      <w:r>
+        <w:t>excellent</w:t>
+      </w:r>
+      <w:proofErr w:type="spellEnd"/>
+      <w:r>
+        <w:t xml:space="preserve"> </w:t>
+      </w:r>
+      <w:proofErr w:type="spellStart"/>
+      <w:r>
+        <w:t>guardian</w:t>
+      </w:r>
+      <w:proofErr w:type="spellEnd"/>
+      <w:r>
+        <w:t>.</w:t>
       </w:r>
     </w:p>
     <w:p>
       <w:pPr>
         <w:pBdr>
-          <w:top w:space="0" w:sz="0" w:val="nil"/>
-          <w:left w:space="0" w:sz="0" w:val="nil"/>
-          <w:bottom w:space="0" w:sz="0" w:val="nil"/>
-          <w:right w:space="0" w:sz="0" w:val="nil"/>
-          <w:between w:space="0" w:sz="0" w:val="nil"/>
+          <w:top w:val="nil"/>
+          <w:left w:val="nil"/>
+          <w:bottom w:val="nil"/>
+          <w:right w:val="nil"/>
+          <w:between w:val="nil"/>
         </w:pBdr>
-        <w:shd w:fill="auto" w:val="clear"/>
-        <w:spacing w:after="240" w:lineRule="auto"/>
-        <w:rPr/>
-      </w:pPr>
-      <w:r>
-        <w:rPr>
-          <w:rtl w:val="0"/>
-        </w:rPr>
-        <w:t xml:space="preserve">[This is] the palace of the Augusta and of the first Pontiffs."</w:t>
+        <w:spacing w:after="240"/>
+      </w:pPr>
+      <w:r>
+        <w:t>[</w:t>
+      </w:r>
+      <w:proofErr w:type="spellStart"/>
+      <w:r>
+        <w:t>This</w:t>
+      </w:r>
+      <w:proofErr w:type="spellEnd"/>
+      <w:r>
+        <w:t xml:space="preserve"> </w:t>
+      </w:r>
+      <w:proofErr w:type="spellStart"/>
+      <w:r>
+        <w:t>is</w:t>
+      </w:r>
+      <w:proofErr w:type="spellEnd"/>
+      <w:r>
+        <w:t xml:space="preserve">] the </w:t>
+      </w:r>
+      <w:proofErr w:type="spellStart"/>
+      <w:r>
+        <w:t>palace</w:t>
+      </w:r>
+      <w:proofErr w:type="spellEnd"/>
+      <w:r>
+        <w:t xml:space="preserve"> of the Augusta and of the first </w:t>
+      </w:r>
+      <w:proofErr w:type="spellStart"/>
+      <w:r>
+        <w:t>Pontiffs</w:t>
+      </w:r>
+      <w:proofErr w:type="spellEnd"/>
+      <w:r>
+        <w:t>."</w:t>
       </w:r>
     </w:p>
     <w:p>
       <w:pPr>
-        <w:pStyle w:val="Heading3"/>
-        <w:pBdr>
-          <w:top w:space="0" w:sz="0" w:val="nil"/>
-          <w:left w:space="0" w:sz="0" w:val="nil"/>
-          <w:bottom w:space="0" w:sz="0" w:val="nil"/>
-          <w:right w:space="0" w:sz="0" w:val="nil"/>
-          <w:between w:space="0" w:sz="0" w:val="nil"/>
-        </w:pBdr>
-        <w:shd w:fill="auto" w:val="clear"/>
-        <w:spacing w:before="0" w:lineRule="auto"/>
-        <w:rPr/>
-      </w:pPr>
-      <w:r>
-        <w:rPr>
-          <w:rtl w:val="0"/>
-        </w:rPr>
-        <w:t xml:space="preserve">Analysis of Key Passages</w:t>
-      </w:r>
+        <w:pStyle w:val="Titolo3"/>
+        <w:spacing w:before="0"/>
+      </w:pPr>
+      <w:r>
+        <w:t xml:space="preserve">Analysis of Key </w:t>
+      </w:r>
+      <w:proofErr w:type="spellStart"/>
+      <w:r>
+        <w:t>Passages</w:t>
+      </w:r>
+      <w:proofErr w:type="spellEnd"/>
     </w:p>
     <w:p>
       <w:pPr>
@@ -754,28 +3468,183 @@
           <w:numId w:val="3"/>
         </w:numPr>
         <w:pBdr>
-          <w:top w:space="0" w:sz="0" w:val="nil"/>
-          <w:left w:space="0" w:sz="0" w:val="nil"/>
-          <w:bottom w:space="0" w:sz="0" w:val="nil"/>
-          <w:right w:space="0" w:sz="0" w:val="nil"/>
-          <w:between w:space="0" w:sz="0" w:val="nil"/>
+          <w:top w:val="nil"/>
+          <w:left w:val="nil"/>
+          <w:bottom w:val="nil"/>
+          <w:right w:val="nil"/>
+          <w:between w:val="nil"/>
         </w:pBdr>
-        <w:shd w:fill="auto" w:val="clear"/>
-        <w:ind w:left="600" w:hanging="360"/>
-      </w:pPr>
-      <w:r>
-        <w:rPr>
-          <w:b w:val="1"/>
-          <w:bCs w:val="1"/>
-          <w:rtl w:val="0"/>
-        </w:rPr>
-        <w:t xml:space="preserve">Eminet Illa Caput Tuscorum:</w:t>
-      </w:r>
-      <w:r>
-        <w:rPr>
-          <w:rtl w:val="0"/>
-        </w:rPr>
-        <w:t xml:space="preserve"> Refers to the geographic position of the Sanctuary. The Colle della Guardia is historically seen as the beginning of the Apennines towards Tuscany. "Caput Tuscorum" (Head of the Tuscans) indicates exactly this geographic direction.</w:t>
+      </w:pPr>
+      <w:proofErr w:type="spellStart"/>
+      <w:r>
+        <w:rPr>
+          <w:b/>
+          <w:bCs/>
+        </w:rPr>
+        <w:t>Eminet</w:t>
+      </w:r>
+      <w:proofErr w:type="spellEnd"/>
+      <w:r>
+        <w:rPr>
+          <w:b/>
+          <w:bCs/>
+        </w:rPr>
+        <w:t xml:space="preserve"> Illa Caput </w:t>
+      </w:r>
+      <w:proofErr w:type="spellStart"/>
+      <w:r>
+        <w:rPr>
+          <w:b/>
+          <w:bCs/>
+        </w:rPr>
+        <w:t>Tuscorum</w:t>
+      </w:r>
+      <w:proofErr w:type="spellEnd"/>
+      <w:r>
+        <w:rPr>
+          <w:b/>
+          <w:bCs/>
+        </w:rPr>
+        <w:t>:</w:t>
+      </w:r>
+      <w:r>
+        <w:t xml:space="preserve"> </w:t>
+      </w:r>
+      <w:proofErr w:type="spellStart"/>
+      <w:r>
+        <w:t>Refers</w:t>
+      </w:r>
+      <w:proofErr w:type="spellEnd"/>
+      <w:r>
+        <w:t xml:space="preserve"> to the </w:t>
+      </w:r>
+      <w:proofErr w:type="spellStart"/>
+      <w:r>
+        <w:t>geographic</w:t>
+      </w:r>
+      <w:proofErr w:type="spellEnd"/>
+      <w:r>
+        <w:t xml:space="preserve"> position of the </w:t>
+      </w:r>
+      <w:proofErr w:type="spellStart"/>
+      <w:r>
+        <w:t>Sanctuary</w:t>
+      </w:r>
+      <w:proofErr w:type="spellEnd"/>
+      <w:r>
+        <w:t xml:space="preserve">. The Colle della Guardia </w:t>
+      </w:r>
+      <w:proofErr w:type="spellStart"/>
+      <w:r>
+        <w:t>is</w:t>
+      </w:r>
+      <w:proofErr w:type="spellEnd"/>
+      <w:r>
+        <w:t xml:space="preserve"> </w:t>
+      </w:r>
+      <w:proofErr w:type="spellStart"/>
+      <w:r>
+        <w:t>historically</w:t>
+      </w:r>
+      <w:proofErr w:type="spellEnd"/>
+      <w:r>
+        <w:t xml:space="preserve"> </w:t>
+      </w:r>
+      <w:proofErr w:type="spellStart"/>
+      <w:r>
+        <w:t>seen</w:t>
+      </w:r>
+      <w:proofErr w:type="spellEnd"/>
+      <w:r>
+        <w:t xml:space="preserve"> </w:t>
+      </w:r>
+      <w:proofErr w:type="spellStart"/>
+      <w:r>
+        <w:t>as</w:t>
+      </w:r>
+      <w:proofErr w:type="spellEnd"/>
+      <w:r>
+        <w:t xml:space="preserve"> the </w:t>
+      </w:r>
+      <w:proofErr w:type="spellStart"/>
+      <w:r>
+        <w:t>beginning</w:t>
+      </w:r>
+      <w:proofErr w:type="spellEnd"/>
+      <w:r>
+        <w:t xml:space="preserve"> of the </w:t>
+      </w:r>
+      <w:proofErr w:type="spellStart"/>
+      <w:r>
+        <w:t>Apennines</w:t>
+      </w:r>
+      <w:proofErr w:type="spellEnd"/>
+      <w:r>
+        <w:t xml:space="preserve"> </w:t>
+      </w:r>
+      <w:proofErr w:type="spellStart"/>
+      <w:r>
+        <w:t>towards</w:t>
+      </w:r>
+      <w:proofErr w:type="spellEnd"/>
+      <w:r>
+        <w:t xml:space="preserve"> Tuscany. "Caput </w:t>
+      </w:r>
+      <w:proofErr w:type="spellStart"/>
+      <w:r>
+        <w:t>Tuscorum</w:t>
+      </w:r>
+      <w:proofErr w:type="spellEnd"/>
+      <w:r>
+        <w:t xml:space="preserve">" (Head of the </w:t>
+      </w:r>
+      <w:proofErr w:type="spellStart"/>
+      <w:r>
+        <w:t>Tuscans</w:t>
+      </w:r>
+      <w:proofErr w:type="spellEnd"/>
+      <w:r>
+        <w:t xml:space="preserve">) </w:t>
+      </w:r>
+      <w:proofErr w:type="spellStart"/>
+      <w:r>
+        <w:t>indicates</w:t>
+      </w:r>
+      <w:proofErr w:type="spellEnd"/>
+      <w:r>
+        <w:t xml:space="preserve"> </w:t>
+      </w:r>
+      <w:proofErr w:type="spellStart"/>
+      <w:r>
+        <w:t>exactly</w:t>
+      </w:r>
+      <w:proofErr w:type="spellEnd"/>
+      <w:r>
+        <w:t xml:space="preserve"> </w:t>
+      </w:r>
+      <w:proofErr w:type="spellStart"/>
+      <w:r>
+        <w:t>this</w:t>
+      </w:r>
+      <w:proofErr w:type="spellEnd"/>
+      <w:r>
+        <w:t xml:space="preserve"> </w:t>
+      </w:r>
+      <w:proofErr w:type="spellStart"/>
+      <w:r>
+        <w:t>geographic</w:t>
+      </w:r>
+      <w:proofErr w:type="spellEnd"/>
+      <w:r>
+        <w:t xml:space="preserve"> </w:t>
+      </w:r>
+      <w:proofErr w:type="spellStart"/>
+      <w:r>
+        <w:t>direction</w:t>
+      </w:r>
+      <w:proofErr w:type="spellEnd"/>
+      <w:r>
+        <w:t>.</w:t>
       </w:r>
     </w:p>
     <w:p>
@@ -785,28 +3654,167 @@
           <w:numId w:val="3"/>
         </w:numPr>
         <w:pBdr>
-          <w:top w:space="0" w:sz="0" w:val="nil"/>
-          <w:left w:space="0" w:sz="0" w:val="nil"/>
-          <w:bottom w:space="0" w:sz="0" w:val="nil"/>
-          <w:right w:space="0" w:sz="0" w:val="nil"/>
-          <w:between w:space="0" w:sz="0" w:val="nil"/>
+          <w:top w:val="nil"/>
+          <w:left w:val="nil"/>
+          <w:bottom w:val="nil"/>
+          <w:right w:val="nil"/>
+          <w:between w:val="nil"/>
         </w:pBdr>
-        <w:shd w:fill="auto" w:val="clear"/>
-        <w:ind w:left="600" w:hanging="360"/>
-      </w:pPr>
-      <w:r>
-        <w:rPr>
-          <w:b w:val="1"/>
-          <w:bCs w:val="1"/>
-          <w:rtl w:val="0"/>
-        </w:rPr>
-        <w:t xml:space="preserve">Illuc Productis Felsina Porticibus:</w:t>
-      </w:r>
-      <w:r>
-        <w:rPr>
-          <w:rtl w:val="0"/>
-        </w:rPr>
-        <w:t xml:space="preserve"> It is the most beautiful image: Bologna (Felsina) is not just connected, but is almost "led" or "extended" towards heaven thanks to the porticos.</w:t>
+      </w:pPr>
+      <w:proofErr w:type="spellStart"/>
+      <w:r>
+        <w:rPr>
+          <w:b/>
+          <w:bCs/>
+        </w:rPr>
+        <w:t>Illuc</w:t>
+      </w:r>
+      <w:proofErr w:type="spellEnd"/>
+      <w:r>
+        <w:rPr>
+          <w:b/>
+          <w:bCs/>
+        </w:rPr>
+        <w:t xml:space="preserve"> </w:t>
+      </w:r>
+      <w:proofErr w:type="spellStart"/>
+      <w:r>
+        <w:rPr>
+          <w:b/>
+          <w:bCs/>
+        </w:rPr>
+        <w:t>Productis</w:t>
+      </w:r>
+      <w:proofErr w:type="spellEnd"/>
+      <w:r>
+        <w:rPr>
+          <w:b/>
+          <w:bCs/>
+        </w:rPr>
+        <w:t xml:space="preserve"> Felsina </w:t>
+      </w:r>
+      <w:proofErr w:type="spellStart"/>
+      <w:r>
+        <w:rPr>
+          <w:b/>
+          <w:bCs/>
+        </w:rPr>
+        <w:t>Porticibus</w:t>
+      </w:r>
+      <w:proofErr w:type="spellEnd"/>
+      <w:r>
+        <w:rPr>
+          <w:b/>
+          <w:bCs/>
+        </w:rPr>
+        <w:t>:</w:t>
+      </w:r>
+      <w:r>
+        <w:t xml:space="preserve"> </w:t>
+      </w:r>
+      <w:proofErr w:type="spellStart"/>
+      <w:r>
+        <w:t>It</w:t>
+      </w:r>
+      <w:proofErr w:type="spellEnd"/>
+      <w:r>
+        <w:t xml:space="preserve"> </w:t>
+      </w:r>
+      <w:proofErr w:type="spellStart"/>
+      <w:r>
+        <w:t>is</w:t>
+      </w:r>
+      <w:proofErr w:type="spellEnd"/>
+      <w:r>
+        <w:t xml:space="preserve"> the </w:t>
+      </w:r>
+      <w:proofErr w:type="spellStart"/>
+      <w:r>
+        <w:t>most</w:t>
+      </w:r>
+      <w:proofErr w:type="spellEnd"/>
+      <w:r>
+        <w:t xml:space="preserve"> beautiful image: Bologna (Felsina) </w:t>
+      </w:r>
+      <w:proofErr w:type="spellStart"/>
+      <w:r>
+        <w:t>is</w:t>
+      </w:r>
+      <w:proofErr w:type="spellEnd"/>
+      <w:r>
+        <w:t xml:space="preserve"> </w:t>
+      </w:r>
+      <w:proofErr w:type="spellStart"/>
+      <w:r>
+        <w:t>not</w:t>
+      </w:r>
+      <w:proofErr w:type="spellEnd"/>
+      <w:r>
+        <w:t xml:space="preserve"> just </w:t>
+      </w:r>
+      <w:proofErr w:type="spellStart"/>
+      <w:r>
+        <w:t>connected</w:t>
+      </w:r>
+      <w:proofErr w:type="spellEnd"/>
+      <w:r>
+        <w:t xml:space="preserve">, </w:t>
+      </w:r>
+      <w:proofErr w:type="spellStart"/>
+      <w:r>
+        <w:t>but</w:t>
+      </w:r>
+      <w:proofErr w:type="spellEnd"/>
+      <w:r>
+        <w:t xml:space="preserve"> </w:t>
+      </w:r>
+      <w:proofErr w:type="spellStart"/>
+      <w:r>
+        <w:t>is</w:t>
+      </w:r>
+      <w:proofErr w:type="spellEnd"/>
+      <w:r>
+        <w:t xml:space="preserve"> </w:t>
+      </w:r>
+      <w:proofErr w:type="spellStart"/>
+      <w:r>
+        <w:t>almost</w:t>
+      </w:r>
+      <w:proofErr w:type="spellEnd"/>
+      <w:r>
+        <w:t xml:space="preserve"> "led" or "</w:t>
+      </w:r>
+      <w:proofErr w:type="spellStart"/>
+      <w:r>
+        <w:t>extended</w:t>
+      </w:r>
+      <w:proofErr w:type="spellEnd"/>
+      <w:r>
+        <w:t xml:space="preserve">" </w:t>
+      </w:r>
+      <w:proofErr w:type="spellStart"/>
+      <w:r>
+        <w:t>towards</w:t>
+      </w:r>
+      <w:proofErr w:type="spellEnd"/>
+      <w:r>
+        <w:t xml:space="preserve"> </w:t>
+      </w:r>
+      <w:proofErr w:type="spellStart"/>
+      <w:r>
+        <w:t>heaven</w:t>
+      </w:r>
+      <w:proofErr w:type="spellEnd"/>
+      <w:r>
+        <w:t xml:space="preserve"> thanks to the </w:t>
+      </w:r>
+      <w:proofErr w:type="spellStart"/>
+      <w:r>
+        <w:t>porticos</w:t>
+      </w:r>
+      <w:proofErr w:type="spellEnd"/>
+      <w:r>
+        <w:t>.</w:t>
       </w:r>
     </w:p>
     <w:p>
@@ -816,28 +3824,126 @@
           <w:numId w:val="3"/>
         </w:numPr>
         <w:pBdr>
-          <w:top w:space="0" w:sz="0" w:val="nil"/>
-          <w:left w:space="0" w:sz="0" w:val="nil"/>
-          <w:bottom w:space="0" w:sz="0" w:val="nil"/>
-          <w:right w:space="0" w:sz="0" w:val="nil"/>
-          <w:between w:space="0" w:sz="0" w:val="nil"/>
+          <w:top w:val="nil"/>
+          <w:left w:val="nil"/>
+          <w:bottom w:val="nil"/>
+          <w:right w:val="nil"/>
+          <w:between w:val="nil"/>
         </w:pBdr>
-        <w:shd w:fill="auto" w:val="clear"/>
-        <w:ind w:left="600" w:hanging="360"/>
-      </w:pPr>
-      <w:r>
-        <w:rPr>
-          <w:b w:val="1"/>
-          <w:bCs w:val="1"/>
-          <w:rtl w:val="0"/>
-        </w:rPr>
-        <w:t xml:space="preserve">Domus Aurea / Turris David:</w:t>
-      </w:r>
-      <w:r>
-        <w:rPr>
-          <w:rtl w:val="0"/>
-        </w:rPr>
-        <w:t xml:space="preserve"> These Marian titles emphasize that the Sanctuary is not just a building, but the very dwelling of the Virgin. The "Tower of David" indicates protection and outlook over the city.</w:t>
+      </w:pPr>
+      <w:r>
+        <w:rPr>
+          <w:b/>
+          <w:bCs/>
+        </w:rPr>
+        <w:t>Domus Aurea / Turris David:</w:t>
+      </w:r>
+      <w:r>
+        <w:t xml:space="preserve"> </w:t>
+      </w:r>
+      <w:proofErr w:type="spellStart"/>
+      <w:r>
+        <w:t>These</w:t>
+      </w:r>
+      <w:proofErr w:type="spellEnd"/>
+      <w:r>
+        <w:t xml:space="preserve"> Marian </w:t>
+      </w:r>
+      <w:proofErr w:type="spellStart"/>
+      <w:r>
+        <w:t>titles</w:t>
+      </w:r>
+      <w:proofErr w:type="spellEnd"/>
+      <w:r>
+        <w:t xml:space="preserve"> </w:t>
+      </w:r>
+      <w:proofErr w:type="spellStart"/>
+      <w:r>
+        <w:t>emphasize</w:t>
+      </w:r>
+      <w:proofErr w:type="spellEnd"/>
+      <w:r>
+        <w:t xml:space="preserve"> </w:t>
+      </w:r>
+      <w:proofErr w:type="spellStart"/>
+      <w:r>
+        <w:t>that</w:t>
+      </w:r>
+      <w:proofErr w:type="spellEnd"/>
+      <w:r>
+        <w:t xml:space="preserve"> the </w:t>
+      </w:r>
+      <w:proofErr w:type="spellStart"/>
+      <w:r>
+        <w:t>Sanctuary</w:t>
+      </w:r>
+      <w:proofErr w:type="spellEnd"/>
+      <w:r>
+        <w:t xml:space="preserve"> </w:t>
+      </w:r>
+      <w:proofErr w:type="spellStart"/>
+      <w:r>
+        <w:t>is</w:t>
+      </w:r>
+      <w:proofErr w:type="spellEnd"/>
+      <w:r>
+        <w:t xml:space="preserve"> </w:t>
+      </w:r>
+      <w:proofErr w:type="spellStart"/>
+      <w:r>
+        <w:t>not</w:t>
+      </w:r>
+      <w:proofErr w:type="spellEnd"/>
+      <w:r>
+        <w:t xml:space="preserve"> just a building, </w:t>
+      </w:r>
+      <w:proofErr w:type="spellStart"/>
+      <w:r>
+        <w:t>but</w:t>
+      </w:r>
+      <w:proofErr w:type="spellEnd"/>
+      <w:r>
+        <w:t xml:space="preserve"> the </w:t>
+      </w:r>
+      <w:proofErr w:type="spellStart"/>
+      <w:r>
+        <w:t>very</w:t>
+      </w:r>
+      <w:proofErr w:type="spellEnd"/>
+      <w:r>
+        <w:t xml:space="preserve"> </w:t>
+      </w:r>
+      <w:proofErr w:type="spellStart"/>
+      <w:r>
+        <w:t>dwelling</w:t>
+      </w:r>
+      <w:proofErr w:type="spellEnd"/>
+      <w:r>
+        <w:t xml:space="preserve"> of the Virgin. The "Tower of David" </w:t>
+      </w:r>
+      <w:proofErr w:type="spellStart"/>
+      <w:r>
+        <w:t>indicates</w:t>
+      </w:r>
+      <w:proofErr w:type="spellEnd"/>
+      <w:r>
+        <w:t xml:space="preserve"> </w:t>
+      </w:r>
+      <w:proofErr w:type="spellStart"/>
+      <w:r>
+        <w:t>protection</w:t>
+      </w:r>
+      <w:proofErr w:type="spellEnd"/>
+      <w:r>
+        <w:t xml:space="preserve"> and </w:t>
+      </w:r>
+      <w:proofErr w:type="spellStart"/>
+      <w:r>
+        <w:t>outlook</w:t>
+      </w:r>
+      <w:proofErr w:type="spellEnd"/>
+      <w:r>
+        <w:t xml:space="preserve"> over the city.</w:t>
       </w:r>
     </w:p>
     <w:p>
@@ -847,28 +3953,174 @@
           <w:numId w:val="3"/>
         </w:numPr>
         <w:pBdr>
-          <w:top w:space="0" w:sz="0" w:val="nil"/>
-          <w:left w:space="0" w:sz="0" w:val="nil"/>
-          <w:bottom w:space="0" w:sz="0" w:val="nil"/>
-          <w:right w:space="0" w:sz="0" w:val="nil"/>
-          <w:between w:space="0" w:sz="0" w:val="nil"/>
+          <w:top w:val="nil"/>
+          <w:left w:val="nil"/>
+          <w:bottom w:val="nil"/>
+          <w:right w:val="nil"/>
+          <w:between w:val="nil"/>
         </w:pBdr>
-        <w:shd w:fill="auto" w:val="clear"/>
-        <w:ind w:left="600" w:hanging="360"/>
-      </w:pPr>
-      <w:r>
-        <w:rPr>
-          <w:b w:val="1"/>
-          <w:bCs w:val="1"/>
-          <w:rtl w:val="0"/>
-        </w:rPr>
-        <w:t xml:space="preserve">Civis / Filius / Excubitor:</w:t>
-      </w:r>
-      <w:r>
-        <w:rPr>
-          <w:rtl w:val="0"/>
-        </w:rPr>
-        <w:t xml:space="preserve"> Here the relationship between the Bolognese and the Madonna di San Luca is described. The citizen (Civis) who climbs the portico metaphorically becomes a son (Filius) who puts himself at service as a guard or custodian (Excubitor) of his protectress.</w:t>
+      </w:pPr>
+      <w:r>
+        <w:rPr>
+          <w:b/>
+          <w:bCs/>
+        </w:rPr>
+        <w:t xml:space="preserve">Civis / Filius / </w:t>
+      </w:r>
+      <w:proofErr w:type="spellStart"/>
+      <w:r>
+        <w:rPr>
+          <w:b/>
+          <w:bCs/>
+        </w:rPr>
+        <w:t>Excubitor</w:t>
+      </w:r>
+      <w:proofErr w:type="spellEnd"/>
+      <w:r>
+        <w:rPr>
+          <w:b/>
+          <w:bCs/>
+        </w:rPr>
+        <w:t>:</w:t>
+      </w:r>
+      <w:r>
+        <w:t xml:space="preserve"> Here the </w:t>
+      </w:r>
+      <w:proofErr w:type="spellStart"/>
+      <w:r>
+        <w:t>relationship</w:t>
+      </w:r>
+      <w:proofErr w:type="spellEnd"/>
+      <w:r>
+        <w:t xml:space="preserve"> </w:t>
+      </w:r>
+      <w:proofErr w:type="spellStart"/>
+      <w:r>
+        <w:t>between</w:t>
+      </w:r>
+      <w:proofErr w:type="spellEnd"/>
+      <w:r>
+        <w:t xml:space="preserve"> the Bolognese and the Madonna di San Luca </w:t>
+      </w:r>
+      <w:proofErr w:type="spellStart"/>
+      <w:r>
+        <w:t>is</w:t>
+      </w:r>
+      <w:proofErr w:type="spellEnd"/>
+      <w:r>
+        <w:t xml:space="preserve"> </w:t>
+      </w:r>
+      <w:proofErr w:type="spellStart"/>
+      <w:r>
+        <w:t>described</w:t>
+      </w:r>
+      <w:proofErr w:type="spellEnd"/>
+      <w:r>
+        <w:t xml:space="preserve">. The </w:t>
+      </w:r>
+      <w:proofErr w:type="spellStart"/>
+      <w:r>
+        <w:t>citizen</w:t>
+      </w:r>
+      <w:proofErr w:type="spellEnd"/>
+      <w:r>
+        <w:t xml:space="preserve"> (Civis) </w:t>
+      </w:r>
+      <w:proofErr w:type="spellStart"/>
+      <w:r>
+        <w:t>who</w:t>
+      </w:r>
+      <w:proofErr w:type="spellEnd"/>
+      <w:r>
+        <w:t xml:space="preserve"> climbs the portico </w:t>
+      </w:r>
+      <w:proofErr w:type="spellStart"/>
+      <w:r>
+        <w:t>metaphorically</w:t>
+      </w:r>
+      <w:proofErr w:type="spellEnd"/>
+      <w:r>
+        <w:t xml:space="preserve"> </w:t>
+      </w:r>
+      <w:proofErr w:type="spellStart"/>
+      <w:r>
+        <w:t>becomes</w:t>
+      </w:r>
+      <w:proofErr w:type="spellEnd"/>
+      <w:r>
+        <w:t xml:space="preserve"> a son (Filius) </w:t>
+      </w:r>
+      <w:proofErr w:type="spellStart"/>
+      <w:r>
+        <w:t>who</w:t>
+      </w:r>
+      <w:proofErr w:type="spellEnd"/>
+      <w:r>
+        <w:t xml:space="preserve"> puts </w:t>
+      </w:r>
+      <w:proofErr w:type="spellStart"/>
+      <w:r>
+        <w:t>himself</w:t>
+      </w:r>
+      <w:proofErr w:type="spellEnd"/>
+      <w:r>
+        <w:t xml:space="preserve"> </w:t>
+      </w:r>
+      <w:proofErr w:type="spellStart"/>
+      <w:r>
+        <w:t>at</w:t>
+      </w:r>
+      <w:proofErr w:type="spellEnd"/>
+      <w:r>
+        <w:t xml:space="preserve"> service </w:t>
+      </w:r>
+      <w:proofErr w:type="spellStart"/>
+      <w:r>
+        <w:t>as</w:t>
+      </w:r>
+      <w:proofErr w:type="spellEnd"/>
+      <w:r>
+        <w:t xml:space="preserve"> a </w:t>
+      </w:r>
+      <w:proofErr w:type="spellStart"/>
+      <w:r>
+        <w:t>guard</w:t>
+      </w:r>
+      <w:proofErr w:type="spellEnd"/>
+      <w:r>
+        <w:t xml:space="preserve"> or </w:t>
+      </w:r>
+      <w:proofErr w:type="spellStart"/>
+      <w:r>
+        <w:t>custodian</w:t>
+      </w:r>
+      <w:proofErr w:type="spellEnd"/>
+      <w:r>
+        <w:t xml:space="preserve"> (</w:t>
+      </w:r>
+      <w:proofErr w:type="spellStart"/>
+      <w:r>
+        <w:t>Excubitor</w:t>
+      </w:r>
+      <w:proofErr w:type="spellEnd"/>
+      <w:r>
+        <w:t xml:space="preserve">) of </w:t>
+      </w:r>
+      <w:proofErr w:type="spellStart"/>
+      <w:r>
+        <w:t>his</w:t>
+      </w:r>
+      <w:proofErr w:type="spellEnd"/>
+      <w:r>
+        <w:t xml:space="preserve"> </w:t>
+      </w:r>
+      <w:proofErr w:type="spellStart"/>
+      <w:r>
+        <w:t>protectress</w:t>
+      </w:r>
+      <w:proofErr w:type="spellEnd"/>
+      <w:r>
+        <w:t>.</w:t>
       </w:r>
     </w:p>
     <w:p>
@@ -878,47 +4130,253 @@
           <w:numId w:val="3"/>
         </w:numPr>
         <w:pBdr>
-          <w:top w:space="0" w:sz="0" w:val="nil"/>
-          <w:left w:space="0" w:sz="0" w:val="nil"/>
-          <w:bottom w:space="0" w:sz="0" w:val="nil"/>
-          <w:right w:space="0" w:sz="0" w:val="nil"/>
-          <w:between w:space="0" w:sz="0" w:val="nil"/>
+          <w:top w:val="nil"/>
+          <w:left w:val="nil"/>
+          <w:bottom w:val="nil"/>
+          <w:right w:val="nil"/>
+          <w:between w:val="nil"/>
         </w:pBdr>
-        <w:shd w:fill="auto" w:val="clear"/>
-        <w:ind w:left="600" w:hanging="360"/>
-      </w:pPr>
-      <w:r>
-        <w:rPr>
-          <w:b w:val="1"/>
-          <w:bCs w:val="1"/>
-          <w:rtl w:val="0"/>
-        </w:rPr>
-        <w:t xml:space="preserve">Augustae et Primi Regia Pontificum:</w:t>
-      </w:r>
-      <w:r>
-        <w:rPr>
-          <w:rtl w:val="0"/>
-        </w:rPr>
-        <w:t xml:space="preserve"> Defines the Sanctuary as a "Palace" dedicated to the Virgin (the Augusta) and to the high priests.</w:t>
+      </w:pPr>
+      <w:proofErr w:type="spellStart"/>
+      <w:r>
+        <w:rPr>
+          <w:b/>
+          <w:bCs/>
+        </w:rPr>
+        <w:t>Augustae</w:t>
+      </w:r>
+      <w:proofErr w:type="spellEnd"/>
+      <w:r>
+        <w:rPr>
+          <w:b/>
+          <w:bCs/>
+        </w:rPr>
+        <w:t xml:space="preserve"> et Primi Regia </w:t>
+      </w:r>
+      <w:proofErr w:type="spellStart"/>
+      <w:r>
+        <w:rPr>
+          <w:b/>
+          <w:bCs/>
+        </w:rPr>
+        <w:t>Pontificum</w:t>
+      </w:r>
+      <w:proofErr w:type="spellEnd"/>
+      <w:r>
+        <w:rPr>
+          <w:b/>
+          <w:bCs/>
+        </w:rPr>
+        <w:t>:</w:t>
+      </w:r>
+      <w:r>
+        <w:t xml:space="preserve"> </w:t>
+      </w:r>
+      <w:proofErr w:type="spellStart"/>
+      <w:r>
+        <w:t>Defines</w:t>
+      </w:r>
+      <w:proofErr w:type="spellEnd"/>
+      <w:r>
+        <w:t xml:space="preserve"> the </w:t>
+      </w:r>
+      <w:proofErr w:type="spellStart"/>
+      <w:r>
+        <w:t>Sanctuary</w:t>
+      </w:r>
+      <w:proofErr w:type="spellEnd"/>
+      <w:r>
+        <w:t xml:space="preserve"> </w:t>
+      </w:r>
+      <w:proofErr w:type="spellStart"/>
+      <w:r>
+        <w:t>as</w:t>
+      </w:r>
+      <w:proofErr w:type="spellEnd"/>
+      <w:r>
+        <w:t xml:space="preserve"> a "Palace" </w:t>
+      </w:r>
+      <w:proofErr w:type="spellStart"/>
+      <w:r>
+        <w:t>dedicated</w:t>
+      </w:r>
+      <w:proofErr w:type="spellEnd"/>
+      <w:r>
+        <w:t xml:space="preserve"> to the Virgin (the Augusta) and to the high </w:t>
+      </w:r>
+      <w:proofErr w:type="spellStart"/>
+      <w:r>
+        <w:t>priests</w:t>
+      </w:r>
+      <w:proofErr w:type="spellEnd"/>
+      <w:r>
+        <w:t>.</w:t>
       </w:r>
     </w:p>
     <w:p>
       <w:pPr>
         <w:pBdr>
-          <w:top w:space="0" w:sz="0" w:val="nil"/>
-          <w:left w:space="0" w:sz="0" w:val="nil"/>
-          <w:bottom w:space="0" w:sz="0" w:val="nil"/>
-          <w:right w:space="0" w:sz="0" w:val="nil"/>
-          <w:between w:space="0" w:sz="0" w:val="nil"/>
+          <w:top w:val="nil"/>
+          <w:left w:val="nil"/>
+          <w:bottom w:val="nil"/>
+          <w:right w:val="nil"/>
+          <w:between w:val="nil"/>
         </w:pBdr>
-        <w:shd w:fill="auto" w:val="clear"/>
-        <w:rPr/>
-      </w:pPr>
-      <w:r>
-        <w:rPr>
-          <w:rtl w:val="0"/>
-        </w:rPr>
-        <w:t xml:space="preserve">In 1693, the construction site of the San Luca portico was in a phase of fervent activity. The flat section (the one that goes from Porta Saragozza to Meloncello) was built precisely between 1674 and 1700. Here is why this date is perfect in the historical context:</w:t>
+      </w:pPr>
+      <w:r>
+        <w:t xml:space="preserve">In 1693, the </w:t>
+      </w:r>
+      <w:proofErr w:type="spellStart"/>
+      <w:r>
+        <w:t>construction</w:t>
+      </w:r>
+      <w:proofErr w:type="spellEnd"/>
+      <w:r>
+        <w:t xml:space="preserve"> site of the San Luca portico </w:t>
+      </w:r>
+      <w:proofErr w:type="spellStart"/>
+      <w:r>
+        <w:t>was</w:t>
+      </w:r>
+      <w:proofErr w:type="spellEnd"/>
+      <w:r>
+        <w:t xml:space="preserve"> in a </w:t>
+      </w:r>
+      <w:proofErr w:type="spellStart"/>
+      <w:r>
+        <w:t>phase</w:t>
+      </w:r>
+      <w:proofErr w:type="spellEnd"/>
+      <w:r>
+        <w:t xml:space="preserve"> of </w:t>
+      </w:r>
+      <w:proofErr w:type="spellStart"/>
+      <w:r>
+        <w:t>fervent</w:t>
+      </w:r>
+      <w:proofErr w:type="spellEnd"/>
+      <w:r>
+        <w:t xml:space="preserve"> activity. The </w:t>
+      </w:r>
+      <w:proofErr w:type="spellStart"/>
+      <w:r>
+        <w:t>flat</w:t>
+      </w:r>
+      <w:proofErr w:type="spellEnd"/>
+      <w:r>
+        <w:t xml:space="preserve"> </w:t>
+      </w:r>
+      <w:proofErr w:type="spellStart"/>
+      <w:r>
+        <w:t>section</w:t>
+      </w:r>
+      <w:proofErr w:type="spellEnd"/>
+      <w:r>
+        <w:t xml:space="preserve"> (the one </w:t>
+      </w:r>
+      <w:proofErr w:type="spellStart"/>
+      <w:r>
+        <w:t>that</w:t>
+      </w:r>
+      <w:proofErr w:type="spellEnd"/>
+      <w:r>
+        <w:t xml:space="preserve"> </w:t>
+      </w:r>
+      <w:proofErr w:type="spellStart"/>
+      <w:r>
+        <w:t>goes</w:t>
+      </w:r>
+      <w:proofErr w:type="spellEnd"/>
+      <w:r>
+        <w:t xml:space="preserve"> from Porta Saragozza to Meloncello) </w:t>
+      </w:r>
+      <w:proofErr w:type="spellStart"/>
+      <w:r>
+        <w:t>was</w:t>
+      </w:r>
+      <w:proofErr w:type="spellEnd"/>
+      <w:r>
+        <w:t xml:space="preserve"> </w:t>
+      </w:r>
+      <w:proofErr w:type="spellStart"/>
+      <w:r>
+        <w:t>built</w:t>
+      </w:r>
+      <w:proofErr w:type="spellEnd"/>
+      <w:r>
+        <w:t xml:space="preserve"> </w:t>
+      </w:r>
+      <w:proofErr w:type="spellStart"/>
+      <w:r>
+        <w:t>precisely</w:t>
+      </w:r>
+      <w:proofErr w:type="spellEnd"/>
+      <w:r>
+        <w:t xml:space="preserve"> </w:t>
+      </w:r>
+      <w:proofErr w:type="spellStart"/>
+      <w:r>
+        <w:t>between</w:t>
+      </w:r>
+      <w:proofErr w:type="spellEnd"/>
+      <w:r>
+        <w:t xml:space="preserve"> 1674 and 1700. Here </w:t>
+      </w:r>
+      <w:proofErr w:type="spellStart"/>
+      <w:r>
+        <w:t>is</w:t>
+      </w:r>
+      <w:proofErr w:type="spellEnd"/>
+      <w:r>
+        <w:t xml:space="preserve"> </w:t>
+      </w:r>
+      <w:proofErr w:type="spellStart"/>
+      <w:r>
+        <w:t>why</w:t>
+      </w:r>
+      <w:proofErr w:type="spellEnd"/>
+      <w:r>
+        <w:t xml:space="preserve"> </w:t>
+      </w:r>
+      <w:proofErr w:type="spellStart"/>
+      <w:r>
+        <w:t>this</w:t>
+      </w:r>
+      <w:proofErr w:type="spellEnd"/>
+      <w:r>
+        <w:t xml:space="preserve"> date </w:t>
+      </w:r>
+      <w:proofErr w:type="spellStart"/>
+      <w:r>
+        <w:t>is</w:t>
+      </w:r>
+      <w:proofErr w:type="spellEnd"/>
+      <w:r>
+        <w:t xml:space="preserve"> </w:t>
+      </w:r>
+      <w:proofErr w:type="spellStart"/>
+      <w:r>
+        <w:t>perfect</w:t>
+      </w:r>
+      <w:proofErr w:type="spellEnd"/>
+      <w:r>
+        <w:t xml:space="preserve"> in the </w:t>
+      </w:r>
+      <w:proofErr w:type="spellStart"/>
+      <w:r>
+        <w:t>historical</w:t>
+      </w:r>
+      <w:proofErr w:type="spellEnd"/>
+      <w:r>
+        <w:t xml:space="preserve"> </w:t>
+      </w:r>
+      <w:proofErr w:type="spellStart"/>
+      <w:r>
+        <w:t>context</w:t>
+      </w:r>
+      <w:proofErr w:type="spellEnd"/>
+      <w:r>
+        <w:t>:</w:t>
       </w:r>
     </w:p>
     <w:p>
@@ -928,28 +4386,199 @@
           <w:numId w:val="4"/>
         </w:numPr>
         <w:pBdr>
-          <w:top w:space="0" w:sz="0" w:val="nil"/>
-          <w:left w:space="0" w:sz="0" w:val="nil"/>
-          <w:bottom w:space="0" w:sz="0" w:val="nil"/>
-          <w:right w:space="0" w:sz="0" w:val="nil"/>
-          <w:between w:space="0" w:sz="0" w:val="nil"/>
+          <w:top w:val="nil"/>
+          <w:left w:val="nil"/>
+          <w:bottom w:val="nil"/>
+          <w:right w:val="nil"/>
+          <w:between w:val="nil"/>
         </w:pBdr>
-        <w:shd w:fill="auto" w:val="clear"/>
-        <w:ind w:left="600" w:hanging="360"/>
-      </w:pPr>
-      <w:r>
-        <w:rPr>
-          <w:b w:val="1"/>
-          <w:bCs w:val="1"/>
-          <w:rtl w:val="0"/>
-        </w:rPr>
-        <w:t xml:space="preserve">Consistency with Ippolito Fornasari</w:t>
-      </w:r>
-      <w:r>
-        <w:rPr>
-          <w:rtl w:val="0"/>
-        </w:rPr>
-        <w:t xml:space="preserve">: Ippolito Fornasari (1628-1697) in 1693 was at the peak of his academic and social career in Bologna. He died a few years later, in 1697. Seeing his name on Arch 3 with the date 1693 means that he made the donation precisely while the portico was taking shape before his eyes.</w:t>
+      </w:pPr>
+      <w:proofErr w:type="spellStart"/>
+      <w:r>
+        <w:rPr>
+          <w:b/>
+          <w:bCs/>
+        </w:rPr>
+        <w:t>Consistency</w:t>
+      </w:r>
+      <w:proofErr w:type="spellEnd"/>
+      <w:r>
+        <w:rPr>
+          <w:b/>
+          <w:bCs/>
+        </w:rPr>
+        <w:t xml:space="preserve"> with Ippolito Fornasari</w:t>
+      </w:r>
+      <w:r>
+        <w:t xml:space="preserve">: Ippolito Fornasari (1628-1697) in 1693 </w:t>
+      </w:r>
+      <w:proofErr w:type="spellStart"/>
+      <w:r>
+        <w:t>was</w:t>
+      </w:r>
+      <w:proofErr w:type="spellEnd"/>
+      <w:r>
+        <w:t xml:space="preserve"> </w:t>
+      </w:r>
+      <w:proofErr w:type="spellStart"/>
+      <w:r>
+        <w:t>at</w:t>
+      </w:r>
+      <w:proofErr w:type="spellEnd"/>
+      <w:r>
+        <w:t xml:space="preserve"> the </w:t>
+      </w:r>
+      <w:proofErr w:type="spellStart"/>
+      <w:r>
+        <w:t>peak</w:t>
+      </w:r>
+      <w:proofErr w:type="spellEnd"/>
+      <w:r>
+        <w:t xml:space="preserve"> of </w:t>
+      </w:r>
+      <w:proofErr w:type="spellStart"/>
+      <w:r>
+        <w:t>his</w:t>
+      </w:r>
+      <w:proofErr w:type="spellEnd"/>
+      <w:r>
+        <w:t xml:space="preserve"> </w:t>
+      </w:r>
+      <w:proofErr w:type="spellStart"/>
+      <w:r>
+        <w:t>academic</w:t>
+      </w:r>
+      <w:proofErr w:type="spellEnd"/>
+      <w:r>
+        <w:t xml:space="preserve"> and social career in Bologna. He </w:t>
+      </w:r>
+      <w:proofErr w:type="spellStart"/>
+      <w:r>
+        <w:t>died</w:t>
+      </w:r>
+      <w:proofErr w:type="spellEnd"/>
+      <w:r>
+        <w:t xml:space="preserve"> a </w:t>
+      </w:r>
+      <w:proofErr w:type="spellStart"/>
+      <w:r>
+        <w:t>few</w:t>
+      </w:r>
+      <w:proofErr w:type="spellEnd"/>
+      <w:r>
+        <w:t xml:space="preserve"> </w:t>
+      </w:r>
+      <w:proofErr w:type="spellStart"/>
+      <w:r>
+        <w:t>years</w:t>
+      </w:r>
+      <w:proofErr w:type="spellEnd"/>
+      <w:r>
+        <w:t xml:space="preserve"> </w:t>
+      </w:r>
+      <w:proofErr w:type="spellStart"/>
+      <w:r>
+        <w:t>later</w:t>
+      </w:r>
+      <w:proofErr w:type="spellEnd"/>
+      <w:r>
+        <w:t xml:space="preserve">, in 1697. Seeing </w:t>
+      </w:r>
+      <w:proofErr w:type="spellStart"/>
+      <w:r>
+        <w:t>his</w:t>
+      </w:r>
+      <w:proofErr w:type="spellEnd"/>
+      <w:r>
+        <w:t xml:space="preserve"> name on Arch 3 with the date 1693 </w:t>
+      </w:r>
+      <w:proofErr w:type="spellStart"/>
+      <w:r>
+        <w:t>means</w:t>
+      </w:r>
+      <w:proofErr w:type="spellEnd"/>
+      <w:r>
+        <w:t xml:space="preserve"> </w:t>
+      </w:r>
+      <w:proofErr w:type="spellStart"/>
+      <w:r>
+        <w:t>that</w:t>
+      </w:r>
+      <w:proofErr w:type="spellEnd"/>
+      <w:r>
+        <w:t xml:space="preserve"> he made the </w:t>
+      </w:r>
+      <w:proofErr w:type="spellStart"/>
+      <w:r>
+        <w:t>donation</w:t>
+      </w:r>
+      <w:proofErr w:type="spellEnd"/>
+      <w:r>
+        <w:t xml:space="preserve"> </w:t>
+      </w:r>
+      <w:proofErr w:type="spellStart"/>
+      <w:r>
+        <w:t>precisely</w:t>
+      </w:r>
+      <w:proofErr w:type="spellEnd"/>
+      <w:r>
+        <w:t xml:space="preserve"> </w:t>
+      </w:r>
+      <w:proofErr w:type="spellStart"/>
+      <w:r>
+        <w:t>while</w:t>
+      </w:r>
+      <w:proofErr w:type="spellEnd"/>
+      <w:r>
+        <w:t xml:space="preserve"> the portico </w:t>
+      </w:r>
+      <w:proofErr w:type="spellStart"/>
+      <w:r>
+        <w:t>was</w:t>
+      </w:r>
+      <w:proofErr w:type="spellEnd"/>
+      <w:r>
+        <w:t xml:space="preserve"> </w:t>
+      </w:r>
+      <w:proofErr w:type="spellStart"/>
+      <w:r>
+        <w:t>taking</w:t>
+      </w:r>
+      <w:proofErr w:type="spellEnd"/>
+      <w:r>
+        <w:t xml:space="preserve"> </w:t>
+      </w:r>
+      <w:proofErr w:type="spellStart"/>
+      <w:r>
+        <w:t>shape</w:t>
+      </w:r>
+      <w:proofErr w:type="spellEnd"/>
+      <w:r>
+        <w:t xml:space="preserve"> </w:t>
+      </w:r>
+      <w:proofErr w:type="spellStart"/>
+      <w:r>
+        <w:t>before</w:t>
+      </w:r>
+      <w:proofErr w:type="spellEnd"/>
+      <w:r>
+        <w:t xml:space="preserve"> </w:t>
+      </w:r>
+      <w:proofErr w:type="spellStart"/>
+      <w:r>
+        <w:t>his</w:t>
+      </w:r>
+      <w:proofErr w:type="spellEnd"/>
+      <w:r>
+        <w:t xml:space="preserve"> </w:t>
+      </w:r>
+      <w:proofErr w:type="spellStart"/>
+      <w:r>
+        <w:t>eyes</w:t>
+      </w:r>
+      <w:proofErr w:type="spellEnd"/>
+      <w:r>
+        <w:t>.</w:t>
       </w:r>
     </w:p>
     <w:p>
@@ -959,28 +4588,222 @@
           <w:numId w:val="4"/>
         </w:numPr>
         <w:pBdr>
-          <w:top w:space="0" w:sz="0" w:val="nil"/>
-          <w:left w:space="0" w:sz="0" w:val="nil"/>
-          <w:bottom w:space="0" w:sz="0" w:val="nil"/>
-          <w:right w:space="0" w:sz="0" w:val="nil"/>
-          <w:between w:space="0" w:sz="0" w:val="nil"/>
+          <w:top w:val="nil"/>
+          <w:left w:val="nil"/>
+          <w:bottom w:val="nil"/>
+          <w:right w:val="nil"/>
+          <w:between w:val="nil"/>
         </w:pBdr>
-        <w:shd w:fill="auto" w:val="clear"/>
-        <w:ind w:left="600" w:hanging="360"/>
-      </w:pPr>
-      <w:r>
-        <w:rPr>
-          <w:b w:val="1"/>
-          <w:bCs w:val="1"/>
-          <w:rtl w:val="0"/>
-        </w:rPr>
-        <w:t xml:space="preserve">The Pride of Baroque "Felsina"</w:t>
-      </w:r>
-      <w:r>
-        <w:rPr>
-          <w:rtl w:val="0"/>
-        </w:rPr>
-        <w:t xml:space="preserve">: The Latin text reported, with its poetic references and biblical citations (the Litany of Loreto), is typical of the Bolognese Baroque taste of the late seventeenth century. In that period, Bologna wanted to celebrate itself (indicated by the noble name of Felsina) and its Marian devotion through monumental works and a courtly and refined Latin.</w:t>
+      </w:pPr>
+      <w:r>
+        <w:rPr>
+          <w:b/>
+          <w:bCs/>
+        </w:rPr>
+        <w:t xml:space="preserve">The Pride of </w:t>
+      </w:r>
+      <w:proofErr w:type="spellStart"/>
+      <w:r>
+        <w:rPr>
+          <w:b/>
+          <w:bCs/>
+        </w:rPr>
+        <w:t>Baroque</w:t>
+      </w:r>
+      <w:proofErr w:type="spellEnd"/>
+      <w:r>
+        <w:rPr>
+          <w:b/>
+          <w:bCs/>
+        </w:rPr>
+        <w:t xml:space="preserve"> "Felsina"</w:t>
+      </w:r>
+      <w:r>
+        <w:t xml:space="preserve">: The Latin text </w:t>
+      </w:r>
+      <w:proofErr w:type="spellStart"/>
+      <w:r>
+        <w:t>reported</w:t>
+      </w:r>
+      <w:proofErr w:type="spellEnd"/>
+      <w:r>
+        <w:t xml:space="preserve">, with </w:t>
+      </w:r>
+      <w:proofErr w:type="spellStart"/>
+      <w:r>
+        <w:t>its</w:t>
+      </w:r>
+      <w:proofErr w:type="spellEnd"/>
+      <w:r>
+        <w:t xml:space="preserve"> </w:t>
+      </w:r>
+      <w:proofErr w:type="spellStart"/>
+      <w:r>
+        <w:t>poetic</w:t>
+      </w:r>
+      <w:proofErr w:type="spellEnd"/>
+      <w:r>
+        <w:t xml:space="preserve"> </w:t>
+      </w:r>
+      <w:proofErr w:type="spellStart"/>
+      <w:r>
+        <w:t>references</w:t>
+      </w:r>
+      <w:proofErr w:type="spellEnd"/>
+      <w:r>
+        <w:t xml:space="preserve"> and </w:t>
+      </w:r>
+      <w:proofErr w:type="spellStart"/>
+      <w:r>
+        <w:t>biblical</w:t>
+      </w:r>
+      <w:proofErr w:type="spellEnd"/>
+      <w:r>
+        <w:t xml:space="preserve"> </w:t>
+      </w:r>
+      <w:proofErr w:type="spellStart"/>
+      <w:r>
+        <w:t>citations</w:t>
+      </w:r>
+      <w:proofErr w:type="spellEnd"/>
+      <w:r>
+        <w:t xml:space="preserve"> (the Litany of Loreto), </w:t>
+      </w:r>
+      <w:proofErr w:type="spellStart"/>
+      <w:r>
+        <w:t>is</w:t>
+      </w:r>
+      <w:proofErr w:type="spellEnd"/>
+      <w:r>
+        <w:t xml:space="preserve"> </w:t>
+      </w:r>
+      <w:proofErr w:type="spellStart"/>
+      <w:r>
+        <w:t>typical</w:t>
+      </w:r>
+      <w:proofErr w:type="spellEnd"/>
+      <w:r>
+        <w:t xml:space="preserve"> of the Bolognese </w:t>
+      </w:r>
+      <w:proofErr w:type="spellStart"/>
+      <w:r>
+        <w:t>Baroque</w:t>
+      </w:r>
+      <w:proofErr w:type="spellEnd"/>
+      <w:r>
+        <w:t xml:space="preserve"> taste of the late </w:t>
+      </w:r>
+      <w:proofErr w:type="spellStart"/>
+      <w:r>
+        <w:t>seventeenth</w:t>
+      </w:r>
+      <w:proofErr w:type="spellEnd"/>
+      <w:r>
+        <w:t xml:space="preserve"> </w:t>
+      </w:r>
+      <w:proofErr w:type="spellStart"/>
+      <w:r>
+        <w:t>century</w:t>
+      </w:r>
+      <w:proofErr w:type="spellEnd"/>
+      <w:r>
+        <w:t xml:space="preserve">. In </w:t>
+      </w:r>
+      <w:proofErr w:type="spellStart"/>
+      <w:r>
+        <w:t>that</w:t>
+      </w:r>
+      <w:proofErr w:type="spellEnd"/>
+      <w:r>
+        <w:t xml:space="preserve"> </w:t>
+      </w:r>
+      <w:proofErr w:type="spellStart"/>
+      <w:r>
+        <w:t>period</w:t>
+      </w:r>
+      <w:proofErr w:type="spellEnd"/>
+      <w:r>
+        <w:t xml:space="preserve">, Bologna </w:t>
+      </w:r>
+      <w:proofErr w:type="spellStart"/>
+      <w:r>
+        <w:t>wanted</w:t>
+      </w:r>
+      <w:proofErr w:type="spellEnd"/>
+      <w:r>
+        <w:t xml:space="preserve"> to celebrate </w:t>
+      </w:r>
+      <w:proofErr w:type="spellStart"/>
+      <w:r>
+        <w:t>itself</w:t>
+      </w:r>
+      <w:proofErr w:type="spellEnd"/>
+      <w:r>
+        <w:t xml:space="preserve"> (</w:t>
+      </w:r>
+      <w:proofErr w:type="spellStart"/>
+      <w:r>
+        <w:t>indicated</w:t>
+      </w:r>
+      <w:proofErr w:type="spellEnd"/>
+      <w:r>
+        <w:t xml:space="preserve"> by the </w:t>
+      </w:r>
+      <w:proofErr w:type="spellStart"/>
+      <w:r>
+        <w:t>noble</w:t>
+      </w:r>
+      <w:proofErr w:type="spellEnd"/>
+      <w:r>
+        <w:t xml:space="preserve"> name of Felsina) and </w:t>
+      </w:r>
+      <w:proofErr w:type="spellStart"/>
+      <w:r>
+        <w:t>its</w:t>
+      </w:r>
+      <w:proofErr w:type="spellEnd"/>
+      <w:r>
+        <w:t xml:space="preserve"> Marian </w:t>
+      </w:r>
+      <w:proofErr w:type="spellStart"/>
+      <w:r>
+        <w:t>devotion</w:t>
+      </w:r>
+      <w:proofErr w:type="spellEnd"/>
+      <w:r>
+        <w:t xml:space="preserve"> </w:t>
+      </w:r>
+      <w:proofErr w:type="spellStart"/>
+      <w:r>
+        <w:t>through</w:t>
+      </w:r>
+      <w:proofErr w:type="spellEnd"/>
+      <w:r>
+        <w:t xml:space="preserve"> </w:t>
+      </w:r>
+      <w:proofErr w:type="spellStart"/>
+      <w:r>
+        <w:t>monumental</w:t>
+      </w:r>
+      <w:proofErr w:type="spellEnd"/>
+      <w:r>
+        <w:t xml:space="preserve"> works and a </w:t>
+      </w:r>
+      <w:proofErr w:type="spellStart"/>
+      <w:r>
+        <w:t>courtly</w:t>
+      </w:r>
+      <w:proofErr w:type="spellEnd"/>
+      <w:r>
+        <w:t xml:space="preserve"> and </w:t>
+      </w:r>
+      <w:proofErr w:type="spellStart"/>
+      <w:r>
+        <w:t>refined</w:t>
+      </w:r>
+      <w:proofErr w:type="spellEnd"/>
+      <w:r>
+        <w:t xml:space="preserve"> Latin.</w:t>
       </w:r>
     </w:p>
     <w:p>
@@ -990,150 +4813,1270 @@
           <w:numId w:val="4"/>
         </w:numPr>
         <w:pBdr>
-          <w:top w:space="0" w:sz="0" w:val="nil"/>
-          <w:left w:space="0" w:sz="0" w:val="nil"/>
-          <w:bottom w:space="0" w:sz="0" w:val="nil"/>
-          <w:right w:space="0" w:sz="0" w:val="nil"/>
-          <w:between w:space="0" w:sz="0" w:val="nil"/>
+          <w:top w:val="nil"/>
+          <w:left w:val="nil"/>
+          <w:bottom w:val="nil"/>
+          <w:right w:val="nil"/>
+          <w:between w:val="nil"/>
         </w:pBdr>
-        <w:shd w:fill="auto" w:val="clear"/>
-        <w:ind w:left="600" w:hanging="360"/>
-      </w:pPr>
-      <w:r>
-        <w:rPr>
-          <w:b w:val="1"/>
-          <w:bCs w:val="1"/>
-          <w:rtl w:val="0"/>
-        </w:rPr>
-        <w:t xml:space="preserve">Meaning of the Text Revised in Light of 1693</w:t>
-      </w:r>
-      <w:r>
-        <w:rPr>
-          <w:rFonts w:ascii="Arial Unicode MS" w:cs="Arial Unicode MS" w:eastAsia="Arial Unicode MS" w:hAnsi="Arial Unicode MS"/>
-          <w:rtl w:val="0"/>
-        </w:rPr>
-        <w:t xml:space="preserve">: In those years, the idea of a portico kilometers long that left the city walls to climb a hill was considered an almost miraculous architectural feat. "Illuc Productis Felsina Porticibus": In 1693, writing that "Bologna is led up there by the porticos that extend" described a work that was actually "walking" towards the mountain at 그 precisely that moment. "Excubitor" (The Guardian): The reference to the citizen as a "vigilant guardian" reflected the sense of responsibility of the Bolognese community which, by voluntarily taxing itself and making donations (like that of Fornasari), took charge of protecting the image of the Virgin.</w:t>
+      </w:pPr>
+      <w:proofErr w:type="spellStart"/>
+      <w:r>
+        <w:rPr>
+          <w:b/>
+          <w:bCs/>
+        </w:rPr>
+        <w:t>Meaning</w:t>
+      </w:r>
+      <w:proofErr w:type="spellEnd"/>
+      <w:r>
+        <w:rPr>
+          <w:b/>
+          <w:bCs/>
+        </w:rPr>
+        <w:t xml:space="preserve"> of the Text </w:t>
+      </w:r>
+      <w:proofErr w:type="spellStart"/>
+      <w:r>
+        <w:rPr>
+          <w:b/>
+          <w:bCs/>
+        </w:rPr>
+        <w:t>Revised</w:t>
+      </w:r>
+      <w:proofErr w:type="spellEnd"/>
+      <w:r>
+        <w:rPr>
+          <w:b/>
+          <w:bCs/>
+        </w:rPr>
+        <w:t xml:space="preserve"> in Light of 1693</w:t>
+      </w:r>
+      <w:r>
+        <w:rPr>
+          <w:rFonts w:ascii="Arial Unicode MS" w:eastAsia="Arial Unicode MS" w:hAnsi="Arial Unicode MS" w:cs="Arial Unicode MS"/>
+        </w:rPr>
+        <w:t xml:space="preserve">: In </w:t>
+      </w:r>
+      <w:proofErr w:type="spellStart"/>
+      <w:r>
+        <w:rPr>
+          <w:rFonts w:ascii="Arial Unicode MS" w:eastAsia="Arial Unicode MS" w:hAnsi="Arial Unicode MS" w:cs="Arial Unicode MS"/>
+        </w:rPr>
+        <w:t>those</w:t>
+      </w:r>
+      <w:proofErr w:type="spellEnd"/>
+      <w:r>
+        <w:rPr>
+          <w:rFonts w:ascii="Arial Unicode MS" w:eastAsia="Arial Unicode MS" w:hAnsi="Arial Unicode MS" w:cs="Arial Unicode MS"/>
+        </w:rPr>
+        <w:t xml:space="preserve"> </w:t>
+      </w:r>
+      <w:proofErr w:type="spellStart"/>
+      <w:r>
+        <w:rPr>
+          <w:rFonts w:ascii="Arial Unicode MS" w:eastAsia="Arial Unicode MS" w:hAnsi="Arial Unicode MS" w:cs="Arial Unicode MS"/>
+        </w:rPr>
+        <w:t>years</w:t>
+      </w:r>
+      <w:proofErr w:type="spellEnd"/>
+      <w:r>
+        <w:rPr>
+          <w:rFonts w:ascii="Arial Unicode MS" w:eastAsia="Arial Unicode MS" w:hAnsi="Arial Unicode MS" w:cs="Arial Unicode MS"/>
+        </w:rPr>
+        <w:t xml:space="preserve">, the idea of a portico </w:t>
+      </w:r>
+      <w:proofErr w:type="spellStart"/>
+      <w:r>
+        <w:rPr>
+          <w:rFonts w:ascii="Arial Unicode MS" w:eastAsia="Arial Unicode MS" w:hAnsi="Arial Unicode MS" w:cs="Arial Unicode MS"/>
+        </w:rPr>
+        <w:t>kilometers</w:t>
+      </w:r>
+      <w:proofErr w:type="spellEnd"/>
+      <w:r>
+        <w:rPr>
+          <w:rFonts w:ascii="Arial Unicode MS" w:eastAsia="Arial Unicode MS" w:hAnsi="Arial Unicode MS" w:cs="Arial Unicode MS"/>
+        </w:rPr>
+        <w:t xml:space="preserve"> long </w:t>
+      </w:r>
+      <w:proofErr w:type="spellStart"/>
+      <w:r>
+        <w:rPr>
+          <w:rFonts w:ascii="Arial Unicode MS" w:eastAsia="Arial Unicode MS" w:hAnsi="Arial Unicode MS" w:cs="Arial Unicode MS"/>
+        </w:rPr>
+        <w:t>that</w:t>
+      </w:r>
+      <w:proofErr w:type="spellEnd"/>
+      <w:r>
+        <w:rPr>
+          <w:rFonts w:ascii="Arial Unicode MS" w:eastAsia="Arial Unicode MS" w:hAnsi="Arial Unicode MS" w:cs="Arial Unicode MS"/>
+        </w:rPr>
+        <w:t xml:space="preserve"> </w:t>
+      </w:r>
+      <w:proofErr w:type="spellStart"/>
+      <w:r>
+        <w:rPr>
+          <w:rFonts w:ascii="Arial Unicode MS" w:eastAsia="Arial Unicode MS" w:hAnsi="Arial Unicode MS" w:cs="Arial Unicode MS"/>
+        </w:rPr>
+        <w:t>left</w:t>
+      </w:r>
+      <w:proofErr w:type="spellEnd"/>
+      <w:r>
+        <w:rPr>
+          <w:rFonts w:ascii="Arial Unicode MS" w:eastAsia="Arial Unicode MS" w:hAnsi="Arial Unicode MS" w:cs="Arial Unicode MS"/>
+        </w:rPr>
+        <w:t xml:space="preserve"> the city </w:t>
+      </w:r>
+      <w:proofErr w:type="spellStart"/>
+      <w:r>
+        <w:rPr>
+          <w:rFonts w:ascii="Arial Unicode MS" w:eastAsia="Arial Unicode MS" w:hAnsi="Arial Unicode MS" w:cs="Arial Unicode MS"/>
+        </w:rPr>
+        <w:t>walls</w:t>
+      </w:r>
+      <w:proofErr w:type="spellEnd"/>
+      <w:r>
+        <w:rPr>
+          <w:rFonts w:ascii="Arial Unicode MS" w:eastAsia="Arial Unicode MS" w:hAnsi="Arial Unicode MS" w:cs="Arial Unicode MS"/>
+        </w:rPr>
+        <w:t xml:space="preserve"> to climb a </w:t>
+      </w:r>
+      <w:proofErr w:type="spellStart"/>
+      <w:r>
+        <w:rPr>
+          <w:rFonts w:ascii="Arial Unicode MS" w:eastAsia="Arial Unicode MS" w:hAnsi="Arial Unicode MS" w:cs="Arial Unicode MS"/>
+        </w:rPr>
+        <w:t>hill</w:t>
+      </w:r>
+      <w:proofErr w:type="spellEnd"/>
+      <w:r>
+        <w:rPr>
+          <w:rFonts w:ascii="Arial Unicode MS" w:eastAsia="Arial Unicode MS" w:hAnsi="Arial Unicode MS" w:cs="Arial Unicode MS"/>
+        </w:rPr>
+        <w:t xml:space="preserve"> </w:t>
+      </w:r>
+      <w:proofErr w:type="spellStart"/>
+      <w:r>
+        <w:rPr>
+          <w:rFonts w:ascii="Arial Unicode MS" w:eastAsia="Arial Unicode MS" w:hAnsi="Arial Unicode MS" w:cs="Arial Unicode MS"/>
+        </w:rPr>
+        <w:t>was</w:t>
+      </w:r>
+      <w:proofErr w:type="spellEnd"/>
+      <w:r>
+        <w:rPr>
+          <w:rFonts w:ascii="Arial Unicode MS" w:eastAsia="Arial Unicode MS" w:hAnsi="Arial Unicode MS" w:cs="Arial Unicode MS"/>
+        </w:rPr>
+        <w:t xml:space="preserve"> </w:t>
+      </w:r>
+      <w:proofErr w:type="spellStart"/>
+      <w:r>
+        <w:rPr>
+          <w:rFonts w:ascii="Arial Unicode MS" w:eastAsia="Arial Unicode MS" w:hAnsi="Arial Unicode MS" w:cs="Arial Unicode MS"/>
+        </w:rPr>
+        <w:t>considered</w:t>
+      </w:r>
+      <w:proofErr w:type="spellEnd"/>
+      <w:r>
+        <w:rPr>
+          <w:rFonts w:ascii="Arial Unicode MS" w:eastAsia="Arial Unicode MS" w:hAnsi="Arial Unicode MS" w:cs="Arial Unicode MS"/>
+        </w:rPr>
+        <w:t xml:space="preserve"> an </w:t>
+      </w:r>
+      <w:proofErr w:type="spellStart"/>
+      <w:r>
+        <w:rPr>
+          <w:rFonts w:ascii="Arial Unicode MS" w:eastAsia="Arial Unicode MS" w:hAnsi="Arial Unicode MS" w:cs="Arial Unicode MS"/>
+        </w:rPr>
+        <w:t>almost</w:t>
+      </w:r>
+      <w:proofErr w:type="spellEnd"/>
+      <w:r>
+        <w:rPr>
+          <w:rFonts w:ascii="Arial Unicode MS" w:eastAsia="Arial Unicode MS" w:hAnsi="Arial Unicode MS" w:cs="Arial Unicode MS"/>
+        </w:rPr>
+        <w:t xml:space="preserve"> </w:t>
+      </w:r>
+      <w:proofErr w:type="spellStart"/>
+      <w:r>
+        <w:rPr>
+          <w:rFonts w:ascii="Arial Unicode MS" w:eastAsia="Arial Unicode MS" w:hAnsi="Arial Unicode MS" w:cs="Arial Unicode MS"/>
+        </w:rPr>
+        <w:t>miraculous</w:t>
+      </w:r>
+      <w:proofErr w:type="spellEnd"/>
+      <w:r>
+        <w:rPr>
+          <w:rFonts w:ascii="Arial Unicode MS" w:eastAsia="Arial Unicode MS" w:hAnsi="Arial Unicode MS" w:cs="Arial Unicode MS"/>
+        </w:rPr>
+        <w:t xml:space="preserve"> </w:t>
+      </w:r>
+      <w:proofErr w:type="spellStart"/>
+      <w:r>
+        <w:rPr>
+          <w:rFonts w:ascii="Arial Unicode MS" w:eastAsia="Arial Unicode MS" w:hAnsi="Arial Unicode MS" w:cs="Arial Unicode MS"/>
+        </w:rPr>
+        <w:t>architectural</w:t>
+      </w:r>
+      <w:proofErr w:type="spellEnd"/>
+      <w:r>
+        <w:rPr>
+          <w:rFonts w:ascii="Arial Unicode MS" w:eastAsia="Arial Unicode MS" w:hAnsi="Arial Unicode MS" w:cs="Arial Unicode MS"/>
+        </w:rPr>
+        <w:t xml:space="preserve"> </w:t>
+      </w:r>
+      <w:proofErr w:type="spellStart"/>
+      <w:r>
+        <w:rPr>
+          <w:rFonts w:ascii="Arial Unicode MS" w:eastAsia="Arial Unicode MS" w:hAnsi="Arial Unicode MS" w:cs="Arial Unicode MS"/>
+        </w:rPr>
+        <w:t>feat</w:t>
+      </w:r>
+      <w:proofErr w:type="spellEnd"/>
+      <w:r>
+        <w:rPr>
+          <w:rFonts w:ascii="Arial Unicode MS" w:eastAsia="Arial Unicode MS" w:hAnsi="Arial Unicode MS" w:cs="Arial Unicode MS"/>
+        </w:rPr>
+        <w:t>. "</w:t>
+      </w:r>
+      <w:proofErr w:type="spellStart"/>
+      <w:r>
+        <w:rPr>
+          <w:rFonts w:ascii="Arial Unicode MS" w:eastAsia="Arial Unicode MS" w:hAnsi="Arial Unicode MS" w:cs="Arial Unicode MS"/>
+        </w:rPr>
+        <w:t>Illuc</w:t>
+      </w:r>
+      <w:proofErr w:type="spellEnd"/>
+      <w:r>
+        <w:rPr>
+          <w:rFonts w:ascii="Arial Unicode MS" w:eastAsia="Arial Unicode MS" w:hAnsi="Arial Unicode MS" w:cs="Arial Unicode MS"/>
+        </w:rPr>
+        <w:t xml:space="preserve"> </w:t>
+      </w:r>
+      <w:proofErr w:type="spellStart"/>
+      <w:r>
+        <w:rPr>
+          <w:rFonts w:ascii="Arial Unicode MS" w:eastAsia="Arial Unicode MS" w:hAnsi="Arial Unicode MS" w:cs="Arial Unicode MS"/>
+        </w:rPr>
+        <w:t>Productis</w:t>
+      </w:r>
+      <w:proofErr w:type="spellEnd"/>
+      <w:r>
+        <w:rPr>
+          <w:rFonts w:ascii="Arial Unicode MS" w:eastAsia="Arial Unicode MS" w:hAnsi="Arial Unicode MS" w:cs="Arial Unicode MS"/>
+        </w:rPr>
+        <w:t xml:space="preserve"> Felsina </w:t>
+      </w:r>
+      <w:proofErr w:type="spellStart"/>
+      <w:r>
+        <w:rPr>
+          <w:rFonts w:ascii="Arial Unicode MS" w:eastAsia="Arial Unicode MS" w:hAnsi="Arial Unicode MS" w:cs="Arial Unicode MS"/>
+        </w:rPr>
+        <w:t>Porticibus</w:t>
+      </w:r>
+      <w:proofErr w:type="spellEnd"/>
+      <w:r>
+        <w:rPr>
+          <w:rFonts w:ascii="Arial Unicode MS" w:eastAsia="Arial Unicode MS" w:hAnsi="Arial Unicode MS" w:cs="Arial Unicode MS"/>
+        </w:rPr>
+        <w:t xml:space="preserve">": In 1693, writing </w:t>
+      </w:r>
+      <w:proofErr w:type="spellStart"/>
+      <w:r>
+        <w:rPr>
+          <w:rFonts w:ascii="Arial Unicode MS" w:eastAsia="Arial Unicode MS" w:hAnsi="Arial Unicode MS" w:cs="Arial Unicode MS"/>
+        </w:rPr>
+        <w:t>that</w:t>
+      </w:r>
+      <w:proofErr w:type="spellEnd"/>
+      <w:r>
+        <w:rPr>
+          <w:rFonts w:ascii="Arial Unicode MS" w:eastAsia="Arial Unicode MS" w:hAnsi="Arial Unicode MS" w:cs="Arial Unicode MS"/>
+        </w:rPr>
+        <w:t xml:space="preserve"> "Bologna </w:t>
+      </w:r>
+      <w:proofErr w:type="spellStart"/>
+      <w:r>
+        <w:rPr>
+          <w:rFonts w:ascii="Arial Unicode MS" w:eastAsia="Arial Unicode MS" w:hAnsi="Arial Unicode MS" w:cs="Arial Unicode MS"/>
+        </w:rPr>
+        <w:t>is</w:t>
+      </w:r>
+      <w:proofErr w:type="spellEnd"/>
+      <w:r>
+        <w:rPr>
+          <w:rFonts w:ascii="Arial Unicode MS" w:eastAsia="Arial Unicode MS" w:hAnsi="Arial Unicode MS" w:cs="Arial Unicode MS"/>
+        </w:rPr>
+        <w:t xml:space="preserve"> led up </w:t>
+      </w:r>
+      <w:proofErr w:type="spellStart"/>
+      <w:r>
+        <w:rPr>
+          <w:rFonts w:ascii="Arial Unicode MS" w:eastAsia="Arial Unicode MS" w:hAnsi="Arial Unicode MS" w:cs="Arial Unicode MS"/>
+        </w:rPr>
+        <w:t>there</w:t>
+      </w:r>
+      <w:proofErr w:type="spellEnd"/>
+      <w:r>
+        <w:rPr>
+          <w:rFonts w:ascii="Arial Unicode MS" w:eastAsia="Arial Unicode MS" w:hAnsi="Arial Unicode MS" w:cs="Arial Unicode MS"/>
+        </w:rPr>
+        <w:t xml:space="preserve"> by the </w:t>
+      </w:r>
+      <w:proofErr w:type="spellStart"/>
+      <w:r>
+        <w:rPr>
+          <w:rFonts w:ascii="Arial Unicode MS" w:eastAsia="Arial Unicode MS" w:hAnsi="Arial Unicode MS" w:cs="Arial Unicode MS"/>
+        </w:rPr>
+        <w:t>porticos</w:t>
+      </w:r>
+      <w:proofErr w:type="spellEnd"/>
+      <w:r>
+        <w:rPr>
+          <w:rFonts w:ascii="Arial Unicode MS" w:eastAsia="Arial Unicode MS" w:hAnsi="Arial Unicode MS" w:cs="Arial Unicode MS"/>
+        </w:rPr>
+        <w:t xml:space="preserve"> </w:t>
+      </w:r>
+      <w:proofErr w:type="spellStart"/>
+      <w:r>
+        <w:rPr>
+          <w:rFonts w:ascii="Arial Unicode MS" w:eastAsia="Arial Unicode MS" w:hAnsi="Arial Unicode MS" w:cs="Arial Unicode MS"/>
+        </w:rPr>
+        <w:t>that</w:t>
+      </w:r>
+      <w:proofErr w:type="spellEnd"/>
+      <w:r>
+        <w:rPr>
+          <w:rFonts w:ascii="Arial Unicode MS" w:eastAsia="Arial Unicode MS" w:hAnsi="Arial Unicode MS" w:cs="Arial Unicode MS"/>
+        </w:rPr>
+        <w:t xml:space="preserve"> </w:t>
+      </w:r>
+      <w:proofErr w:type="spellStart"/>
+      <w:r>
+        <w:rPr>
+          <w:rFonts w:ascii="Arial Unicode MS" w:eastAsia="Arial Unicode MS" w:hAnsi="Arial Unicode MS" w:cs="Arial Unicode MS"/>
+        </w:rPr>
+        <w:t>extend</w:t>
+      </w:r>
+      <w:proofErr w:type="spellEnd"/>
+      <w:r>
+        <w:rPr>
+          <w:rFonts w:ascii="Arial Unicode MS" w:eastAsia="Arial Unicode MS" w:hAnsi="Arial Unicode MS" w:cs="Arial Unicode MS"/>
+        </w:rPr>
+        <w:t xml:space="preserve">" </w:t>
+      </w:r>
+      <w:proofErr w:type="spellStart"/>
+      <w:r>
+        <w:rPr>
+          <w:rFonts w:ascii="Arial Unicode MS" w:eastAsia="Arial Unicode MS" w:hAnsi="Arial Unicode MS" w:cs="Arial Unicode MS"/>
+        </w:rPr>
+        <w:t>described</w:t>
+      </w:r>
+      <w:proofErr w:type="spellEnd"/>
+      <w:r>
+        <w:rPr>
+          <w:rFonts w:ascii="Arial Unicode MS" w:eastAsia="Arial Unicode MS" w:hAnsi="Arial Unicode MS" w:cs="Arial Unicode MS"/>
+        </w:rPr>
+        <w:t xml:space="preserve"> a work </w:t>
+      </w:r>
+      <w:proofErr w:type="spellStart"/>
+      <w:r>
+        <w:rPr>
+          <w:rFonts w:ascii="Arial Unicode MS" w:eastAsia="Arial Unicode MS" w:hAnsi="Arial Unicode MS" w:cs="Arial Unicode MS"/>
+        </w:rPr>
+        <w:t>that</w:t>
+      </w:r>
+      <w:proofErr w:type="spellEnd"/>
+      <w:r>
+        <w:rPr>
+          <w:rFonts w:ascii="Arial Unicode MS" w:eastAsia="Arial Unicode MS" w:hAnsi="Arial Unicode MS" w:cs="Arial Unicode MS"/>
+        </w:rPr>
+        <w:t xml:space="preserve"> </w:t>
+      </w:r>
+      <w:proofErr w:type="spellStart"/>
+      <w:r>
+        <w:rPr>
+          <w:rFonts w:ascii="Arial Unicode MS" w:eastAsia="Arial Unicode MS" w:hAnsi="Arial Unicode MS" w:cs="Arial Unicode MS"/>
+        </w:rPr>
+        <w:t>was</w:t>
+      </w:r>
+      <w:proofErr w:type="spellEnd"/>
+      <w:r>
+        <w:rPr>
+          <w:rFonts w:ascii="Arial Unicode MS" w:eastAsia="Arial Unicode MS" w:hAnsi="Arial Unicode MS" w:cs="Arial Unicode MS"/>
+        </w:rPr>
+        <w:t xml:space="preserve"> </w:t>
+      </w:r>
+      <w:proofErr w:type="spellStart"/>
+      <w:r>
+        <w:rPr>
+          <w:rFonts w:ascii="Arial Unicode MS" w:eastAsia="Arial Unicode MS" w:hAnsi="Arial Unicode MS" w:cs="Arial Unicode MS"/>
+        </w:rPr>
+        <w:t>actually</w:t>
+      </w:r>
+      <w:proofErr w:type="spellEnd"/>
+      <w:r>
+        <w:rPr>
+          <w:rFonts w:ascii="Arial Unicode MS" w:eastAsia="Arial Unicode MS" w:hAnsi="Arial Unicode MS" w:cs="Arial Unicode MS"/>
+        </w:rPr>
+        <w:t xml:space="preserve"> "walking" </w:t>
+      </w:r>
+      <w:proofErr w:type="spellStart"/>
+      <w:r>
+        <w:rPr>
+          <w:rFonts w:ascii="Arial Unicode MS" w:eastAsia="Arial Unicode MS" w:hAnsi="Arial Unicode MS" w:cs="Arial Unicode MS"/>
+        </w:rPr>
+        <w:t>towards</w:t>
+      </w:r>
+      <w:proofErr w:type="spellEnd"/>
+      <w:r>
+        <w:rPr>
+          <w:rFonts w:ascii="Arial Unicode MS" w:eastAsia="Arial Unicode MS" w:hAnsi="Arial Unicode MS" w:cs="Arial Unicode MS"/>
+        </w:rPr>
+        <w:t xml:space="preserve"> the mountain </w:t>
+      </w:r>
+      <w:proofErr w:type="spellStart"/>
+      <w:r>
+        <w:rPr>
+          <w:rFonts w:ascii="Arial Unicode MS" w:eastAsia="Arial Unicode MS" w:hAnsi="Arial Unicode MS" w:cs="Arial Unicode MS"/>
+        </w:rPr>
+        <w:t>at</w:t>
+      </w:r>
+      <w:proofErr w:type="spellEnd"/>
+      <w:r>
+        <w:rPr>
+          <w:rFonts w:ascii="Arial Unicode MS" w:eastAsia="Arial Unicode MS" w:hAnsi="Arial Unicode MS" w:cs="Arial Unicode MS"/>
+        </w:rPr>
+        <w:t xml:space="preserve"> 그 </w:t>
+      </w:r>
+      <w:proofErr w:type="spellStart"/>
+      <w:r>
+        <w:rPr>
+          <w:rFonts w:ascii="Arial Unicode MS" w:eastAsia="Arial Unicode MS" w:hAnsi="Arial Unicode MS" w:cs="Arial Unicode MS"/>
+        </w:rPr>
+        <w:t>precisely</w:t>
+      </w:r>
+      <w:proofErr w:type="spellEnd"/>
+      <w:r>
+        <w:rPr>
+          <w:rFonts w:ascii="Arial Unicode MS" w:eastAsia="Arial Unicode MS" w:hAnsi="Arial Unicode MS" w:cs="Arial Unicode MS"/>
+        </w:rPr>
+        <w:t xml:space="preserve"> </w:t>
+      </w:r>
+      <w:proofErr w:type="spellStart"/>
+      <w:r>
+        <w:rPr>
+          <w:rFonts w:ascii="Arial Unicode MS" w:eastAsia="Arial Unicode MS" w:hAnsi="Arial Unicode MS" w:cs="Arial Unicode MS"/>
+        </w:rPr>
+        <w:t>that</w:t>
+      </w:r>
+      <w:proofErr w:type="spellEnd"/>
+      <w:r>
+        <w:rPr>
+          <w:rFonts w:ascii="Arial Unicode MS" w:eastAsia="Arial Unicode MS" w:hAnsi="Arial Unicode MS" w:cs="Arial Unicode MS"/>
+        </w:rPr>
+        <w:t xml:space="preserve"> moment. "</w:t>
+      </w:r>
+      <w:proofErr w:type="spellStart"/>
+      <w:r>
+        <w:rPr>
+          <w:rFonts w:ascii="Arial Unicode MS" w:eastAsia="Arial Unicode MS" w:hAnsi="Arial Unicode MS" w:cs="Arial Unicode MS"/>
+        </w:rPr>
+        <w:t>Excubitor</w:t>
+      </w:r>
+      <w:proofErr w:type="spellEnd"/>
+      <w:r>
+        <w:rPr>
+          <w:rFonts w:ascii="Arial Unicode MS" w:eastAsia="Arial Unicode MS" w:hAnsi="Arial Unicode MS" w:cs="Arial Unicode MS"/>
+        </w:rPr>
+        <w:t xml:space="preserve">" (The Guardian): The </w:t>
+      </w:r>
+      <w:proofErr w:type="spellStart"/>
+      <w:r>
+        <w:rPr>
+          <w:rFonts w:ascii="Arial Unicode MS" w:eastAsia="Arial Unicode MS" w:hAnsi="Arial Unicode MS" w:cs="Arial Unicode MS"/>
+        </w:rPr>
+        <w:t>reference</w:t>
+      </w:r>
+      <w:proofErr w:type="spellEnd"/>
+      <w:r>
+        <w:rPr>
+          <w:rFonts w:ascii="Arial Unicode MS" w:eastAsia="Arial Unicode MS" w:hAnsi="Arial Unicode MS" w:cs="Arial Unicode MS"/>
+        </w:rPr>
+        <w:t xml:space="preserve"> to the </w:t>
+      </w:r>
+      <w:proofErr w:type="spellStart"/>
+      <w:r>
+        <w:rPr>
+          <w:rFonts w:ascii="Arial Unicode MS" w:eastAsia="Arial Unicode MS" w:hAnsi="Arial Unicode MS" w:cs="Arial Unicode MS"/>
+        </w:rPr>
+        <w:t>citizen</w:t>
+      </w:r>
+      <w:proofErr w:type="spellEnd"/>
+      <w:r>
+        <w:rPr>
+          <w:rFonts w:ascii="Arial Unicode MS" w:eastAsia="Arial Unicode MS" w:hAnsi="Arial Unicode MS" w:cs="Arial Unicode MS"/>
+        </w:rPr>
+        <w:t xml:space="preserve"> </w:t>
+      </w:r>
+      <w:proofErr w:type="spellStart"/>
+      <w:r>
+        <w:rPr>
+          <w:rFonts w:ascii="Arial Unicode MS" w:eastAsia="Arial Unicode MS" w:hAnsi="Arial Unicode MS" w:cs="Arial Unicode MS"/>
+        </w:rPr>
+        <w:t>as</w:t>
+      </w:r>
+      <w:proofErr w:type="spellEnd"/>
+      <w:r>
+        <w:rPr>
+          <w:rFonts w:ascii="Arial Unicode MS" w:eastAsia="Arial Unicode MS" w:hAnsi="Arial Unicode MS" w:cs="Arial Unicode MS"/>
+        </w:rPr>
+        <w:t xml:space="preserve"> a "</w:t>
+      </w:r>
+      <w:proofErr w:type="spellStart"/>
+      <w:r>
+        <w:rPr>
+          <w:rFonts w:ascii="Arial Unicode MS" w:eastAsia="Arial Unicode MS" w:hAnsi="Arial Unicode MS" w:cs="Arial Unicode MS"/>
+        </w:rPr>
+        <w:t>vigilant</w:t>
+      </w:r>
+      <w:proofErr w:type="spellEnd"/>
+      <w:r>
+        <w:rPr>
+          <w:rFonts w:ascii="Arial Unicode MS" w:eastAsia="Arial Unicode MS" w:hAnsi="Arial Unicode MS" w:cs="Arial Unicode MS"/>
+        </w:rPr>
+        <w:t xml:space="preserve"> </w:t>
+      </w:r>
+      <w:proofErr w:type="spellStart"/>
+      <w:r>
+        <w:rPr>
+          <w:rFonts w:ascii="Arial Unicode MS" w:eastAsia="Arial Unicode MS" w:hAnsi="Arial Unicode MS" w:cs="Arial Unicode MS"/>
+        </w:rPr>
+        <w:t>guardian</w:t>
+      </w:r>
+      <w:proofErr w:type="spellEnd"/>
+      <w:r>
+        <w:rPr>
+          <w:rFonts w:ascii="Arial Unicode MS" w:eastAsia="Arial Unicode MS" w:hAnsi="Arial Unicode MS" w:cs="Arial Unicode MS"/>
+        </w:rPr>
+        <w:t xml:space="preserve">" </w:t>
+      </w:r>
+      <w:proofErr w:type="spellStart"/>
+      <w:r>
+        <w:rPr>
+          <w:rFonts w:ascii="Arial Unicode MS" w:eastAsia="Arial Unicode MS" w:hAnsi="Arial Unicode MS" w:cs="Arial Unicode MS"/>
+        </w:rPr>
+        <w:t>reflected</w:t>
+      </w:r>
+      <w:proofErr w:type="spellEnd"/>
+      <w:r>
+        <w:rPr>
+          <w:rFonts w:ascii="Arial Unicode MS" w:eastAsia="Arial Unicode MS" w:hAnsi="Arial Unicode MS" w:cs="Arial Unicode MS"/>
+        </w:rPr>
+        <w:t xml:space="preserve"> the </w:t>
+      </w:r>
+      <w:proofErr w:type="spellStart"/>
+      <w:r>
+        <w:rPr>
+          <w:rFonts w:ascii="Arial Unicode MS" w:eastAsia="Arial Unicode MS" w:hAnsi="Arial Unicode MS" w:cs="Arial Unicode MS"/>
+        </w:rPr>
+        <w:t>sense</w:t>
+      </w:r>
+      <w:proofErr w:type="spellEnd"/>
+      <w:r>
+        <w:rPr>
+          <w:rFonts w:ascii="Arial Unicode MS" w:eastAsia="Arial Unicode MS" w:hAnsi="Arial Unicode MS" w:cs="Arial Unicode MS"/>
+        </w:rPr>
+        <w:t xml:space="preserve"> of </w:t>
+      </w:r>
+      <w:proofErr w:type="spellStart"/>
+      <w:r>
+        <w:rPr>
+          <w:rFonts w:ascii="Arial Unicode MS" w:eastAsia="Arial Unicode MS" w:hAnsi="Arial Unicode MS" w:cs="Arial Unicode MS"/>
+        </w:rPr>
+        <w:t>responsibility</w:t>
+      </w:r>
+      <w:proofErr w:type="spellEnd"/>
+      <w:r>
+        <w:rPr>
+          <w:rFonts w:ascii="Arial Unicode MS" w:eastAsia="Arial Unicode MS" w:hAnsi="Arial Unicode MS" w:cs="Arial Unicode MS"/>
+        </w:rPr>
+        <w:t xml:space="preserve"> of the Bolognese community </w:t>
+      </w:r>
+      <w:proofErr w:type="spellStart"/>
+      <w:r>
+        <w:rPr>
+          <w:rFonts w:ascii="Arial Unicode MS" w:eastAsia="Arial Unicode MS" w:hAnsi="Arial Unicode MS" w:cs="Arial Unicode MS"/>
+        </w:rPr>
+        <w:t>which</w:t>
+      </w:r>
+      <w:proofErr w:type="spellEnd"/>
+      <w:r>
+        <w:rPr>
+          <w:rFonts w:ascii="Arial Unicode MS" w:eastAsia="Arial Unicode MS" w:hAnsi="Arial Unicode MS" w:cs="Arial Unicode MS"/>
+        </w:rPr>
+        <w:t xml:space="preserve">, by </w:t>
+      </w:r>
+      <w:proofErr w:type="spellStart"/>
+      <w:r>
+        <w:rPr>
+          <w:rFonts w:ascii="Arial Unicode MS" w:eastAsia="Arial Unicode MS" w:hAnsi="Arial Unicode MS" w:cs="Arial Unicode MS"/>
+        </w:rPr>
+        <w:t>voluntarily</w:t>
+      </w:r>
+      <w:proofErr w:type="spellEnd"/>
+      <w:r>
+        <w:rPr>
+          <w:rFonts w:ascii="Arial Unicode MS" w:eastAsia="Arial Unicode MS" w:hAnsi="Arial Unicode MS" w:cs="Arial Unicode MS"/>
+        </w:rPr>
+        <w:t xml:space="preserve"> </w:t>
+      </w:r>
+      <w:proofErr w:type="spellStart"/>
+      <w:r>
+        <w:rPr>
+          <w:rFonts w:ascii="Arial Unicode MS" w:eastAsia="Arial Unicode MS" w:hAnsi="Arial Unicode MS" w:cs="Arial Unicode MS"/>
+        </w:rPr>
+        <w:t>taxing</w:t>
+      </w:r>
+      <w:proofErr w:type="spellEnd"/>
+      <w:r>
+        <w:rPr>
+          <w:rFonts w:ascii="Arial Unicode MS" w:eastAsia="Arial Unicode MS" w:hAnsi="Arial Unicode MS" w:cs="Arial Unicode MS"/>
+        </w:rPr>
+        <w:t xml:space="preserve"> </w:t>
+      </w:r>
+      <w:proofErr w:type="spellStart"/>
+      <w:r>
+        <w:rPr>
+          <w:rFonts w:ascii="Arial Unicode MS" w:eastAsia="Arial Unicode MS" w:hAnsi="Arial Unicode MS" w:cs="Arial Unicode MS"/>
+        </w:rPr>
+        <w:t>itself</w:t>
+      </w:r>
+      <w:proofErr w:type="spellEnd"/>
+      <w:r>
+        <w:rPr>
+          <w:rFonts w:ascii="Arial Unicode MS" w:eastAsia="Arial Unicode MS" w:hAnsi="Arial Unicode MS" w:cs="Arial Unicode MS"/>
+        </w:rPr>
+        <w:t xml:space="preserve"> and making </w:t>
+      </w:r>
+      <w:proofErr w:type="spellStart"/>
+      <w:r>
+        <w:rPr>
+          <w:rFonts w:ascii="Arial Unicode MS" w:eastAsia="Arial Unicode MS" w:hAnsi="Arial Unicode MS" w:cs="Arial Unicode MS"/>
+        </w:rPr>
+        <w:t>donations</w:t>
+      </w:r>
+      <w:proofErr w:type="spellEnd"/>
+      <w:r>
+        <w:rPr>
+          <w:rFonts w:ascii="Arial Unicode MS" w:eastAsia="Arial Unicode MS" w:hAnsi="Arial Unicode MS" w:cs="Arial Unicode MS"/>
+        </w:rPr>
+        <w:t xml:space="preserve"> (like </w:t>
+      </w:r>
+      <w:proofErr w:type="spellStart"/>
+      <w:r>
+        <w:rPr>
+          <w:rFonts w:ascii="Arial Unicode MS" w:eastAsia="Arial Unicode MS" w:hAnsi="Arial Unicode MS" w:cs="Arial Unicode MS"/>
+        </w:rPr>
+        <w:t>that</w:t>
+      </w:r>
+      <w:proofErr w:type="spellEnd"/>
+      <w:r>
+        <w:rPr>
+          <w:rFonts w:ascii="Arial Unicode MS" w:eastAsia="Arial Unicode MS" w:hAnsi="Arial Unicode MS" w:cs="Arial Unicode MS"/>
+        </w:rPr>
+        <w:t xml:space="preserve"> of Fornasari), </w:t>
+      </w:r>
+      <w:proofErr w:type="spellStart"/>
+      <w:r>
+        <w:rPr>
+          <w:rFonts w:ascii="Arial Unicode MS" w:eastAsia="Arial Unicode MS" w:hAnsi="Arial Unicode MS" w:cs="Arial Unicode MS"/>
+        </w:rPr>
+        <w:t>took</w:t>
+      </w:r>
+      <w:proofErr w:type="spellEnd"/>
+      <w:r>
+        <w:rPr>
+          <w:rFonts w:ascii="Arial Unicode MS" w:eastAsia="Arial Unicode MS" w:hAnsi="Arial Unicode MS" w:cs="Arial Unicode MS"/>
+        </w:rPr>
+        <w:t xml:space="preserve"> </w:t>
+      </w:r>
+      <w:proofErr w:type="spellStart"/>
+      <w:r>
+        <w:rPr>
+          <w:rFonts w:ascii="Arial Unicode MS" w:eastAsia="Arial Unicode MS" w:hAnsi="Arial Unicode MS" w:cs="Arial Unicode MS"/>
+        </w:rPr>
+        <w:t>charge</w:t>
+      </w:r>
+      <w:proofErr w:type="spellEnd"/>
+      <w:r>
+        <w:rPr>
+          <w:rFonts w:ascii="Arial Unicode MS" w:eastAsia="Arial Unicode MS" w:hAnsi="Arial Unicode MS" w:cs="Arial Unicode MS"/>
+        </w:rPr>
+        <w:t xml:space="preserve"> of </w:t>
+      </w:r>
+      <w:proofErr w:type="spellStart"/>
+      <w:r>
+        <w:rPr>
+          <w:rFonts w:ascii="Arial Unicode MS" w:eastAsia="Arial Unicode MS" w:hAnsi="Arial Unicode MS" w:cs="Arial Unicode MS"/>
+        </w:rPr>
+        <w:t>protecting</w:t>
+      </w:r>
+      <w:proofErr w:type="spellEnd"/>
+      <w:r>
+        <w:rPr>
+          <w:rFonts w:ascii="Arial Unicode MS" w:eastAsia="Arial Unicode MS" w:hAnsi="Arial Unicode MS" w:cs="Arial Unicode MS"/>
+        </w:rPr>
+        <w:t xml:space="preserve"> the image of the Virgin.</w:t>
       </w:r>
     </w:p>
     <w:p>
       <w:pPr>
-        <w:pStyle w:val="Heading3"/>
-        <w:pBdr>
-          <w:top w:space="0" w:sz="0" w:val="nil"/>
-          <w:left w:space="0" w:sz="0" w:val="nil"/>
-          <w:bottom w:space="0" w:sz="0" w:val="nil"/>
-          <w:right w:space="0" w:sz="0" w:val="nil"/>
-          <w:between w:space="0" w:sz="0" w:val="nil"/>
-        </w:pBdr>
-        <w:shd w:fill="auto" w:val="clear"/>
-        <w:rPr/>
-      </w:pPr>
-      <w:r>
-        <w:rPr>
-          <w:rtl w:val="0"/>
-        </w:rPr>
-        <w:t xml:space="preserve">Technical Curiosity</w:t>
-      </w:r>
+        <w:pStyle w:val="Titolo3"/>
+      </w:pPr>
+      <w:r>
+        <w:t xml:space="preserve">Technical </w:t>
+      </w:r>
+      <w:proofErr w:type="spellStart"/>
+      <w:r>
+        <w:t>Curiosity</w:t>
+      </w:r>
+      <w:proofErr w:type="spellEnd"/>
     </w:p>
     <w:p>
       <w:pPr>
         <w:pBdr>
-          <w:top w:space="0" w:sz="0" w:val="nil"/>
-          <w:left w:space="0" w:sz="0" w:val="nil"/>
-          <w:bottom w:space="0" w:sz="0" w:val="nil"/>
-          <w:right w:space="0" w:sz="0" w:val="nil"/>
-          <w:between w:space="0" w:sz="0" w:val="nil"/>
+          <w:top w:val="nil"/>
+          <w:left w:val="nil"/>
+          <w:bottom w:val="nil"/>
+          <w:right w:val="nil"/>
+          <w:between w:val="nil"/>
         </w:pBdr>
-        <w:shd w:fill="auto" w:val="clear"/>
-        <w:spacing w:after="240" w:lineRule="auto"/>
-        <w:rPr/>
-      </w:pPr>
-      <w:r>
-        <w:rPr>
-          <w:rtl w:val="0"/>
-        </w:rPr>
-        <w:t xml:space="preserve">The inscription found is one of the richest and most literary of the entire path. Often the tablets of the subsequent arches are much more synthetic (only name and date). The fact that this one is so elaborate confirms the high rank of Ippolito Fornasari: as "Morning Primary" at the Archiginnasio, he wanted his arch to speak the cultured language of the University. It is a true "first edition" of the history of that portico!</w:t>
+        <w:spacing w:after="240"/>
+      </w:pPr>
+      <w:r>
+        <w:lastRenderedPageBreak/>
+        <w:t xml:space="preserve">The </w:t>
+      </w:r>
+      <w:proofErr w:type="spellStart"/>
+      <w:r>
+        <w:t>inscription</w:t>
+      </w:r>
+      <w:proofErr w:type="spellEnd"/>
+      <w:r>
+        <w:t xml:space="preserve"> </w:t>
+      </w:r>
+      <w:proofErr w:type="spellStart"/>
+      <w:r>
+        <w:t>found</w:t>
+      </w:r>
+      <w:proofErr w:type="spellEnd"/>
+      <w:r>
+        <w:t xml:space="preserve"> </w:t>
+      </w:r>
+      <w:proofErr w:type="spellStart"/>
+      <w:r>
+        <w:t>is</w:t>
+      </w:r>
+      <w:proofErr w:type="spellEnd"/>
+      <w:r>
+        <w:t xml:space="preserve"> one of the </w:t>
+      </w:r>
+      <w:proofErr w:type="spellStart"/>
+      <w:r>
+        <w:t>richest</w:t>
+      </w:r>
+      <w:proofErr w:type="spellEnd"/>
+      <w:r>
+        <w:t xml:space="preserve"> and </w:t>
+      </w:r>
+      <w:proofErr w:type="spellStart"/>
+      <w:r>
+        <w:t>most</w:t>
+      </w:r>
+      <w:proofErr w:type="spellEnd"/>
+      <w:r>
+        <w:t xml:space="preserve"> </w:t>
+      </w:r>
+      <w:proofErr w:type="spellStart"/>
+      <w:r>
+        <w:t>literary</w:t>
+      </w:r>
+      <w:proofErr w:type="spellEnd"/>
+      <w:r>
+        <w:t xml:space="preserve"> of the </w:t>
+      </w:r>
+      <w:proofErr w:type="spellStart"/>
+      <w:r>
+        <w:t>entire</w:t>
+      </w:r>
+      <w:proofErr w:type="spellEnd"/>
+      <w:r>
+        <w:t xml:space="preserve"> </w:t>
+      </w:r>
+      <w:proofErr w:type="spellStart"/>
+      <w:r>
+        <w:t>path</w:t>
+      </w:r>
+      <w:proofErr w:type="spellEnd"/>
+      <w:r>
+        <w:t xml:space="preserve">. </w:t>
+      </w:r>
+      <w:proofErr w:type="spellStart"/>
+      <w:r>
+        <w:t>Often</w:t>
+      </w:r>
+      <w:proofErr w:type="spellEnd"/>
+      <w:r>
+        <w:t xml:space="preserve"> the tablets of the </w:t>
+      </w:r>
+      <w:proofErr w:type="spellStart"/>
+      <w:r>
+        <w:t>subsequent</w:t>
+      </w:r>
+      <w:proofErr w:type="spellEnd"/>
+      <w:r>
+        <w:t xml:space="preserve"> </w:t>
+      </w:r>
+      <w:proofErr w:type="spellStart"/>
+      <w:r>
+        <w:t>arches</w:t>
+      </w:r>
+      <w:proofErr w:type="spellEnd"/>
+      <w:r>
+        <w:t xml:space="preserve"> are </w:t>
+      </w:r>
+      <w:proofErr w:type="spellStart"/>
+      <w:r>
+        <w:t>much</w:t>
+      </w:r>
+      <w:proofErr w:type="spellEnd"/>
+      <w:r>
+        <w:t xml:space="preserve"> more </w:t>
+      </w:r>
+      <w:proofErr w:type="spellStart"/>
+      <w:r>
+        <w:t>synthetic</w:t>
+      </w:r>
+      <w:proofErr w:type="spellEnd"/>
+      <w:r>
+        <w:t xml:space="preserve"> (</w:t>
+      </w:r>
+      <w:proofErr w:type="spellStart"/>
+      <w:r>
+        <w:t>only</w:t>
+      </w:r>
+      <w:proofErr w:type="spellEnd"/>
+      <w:r>
+        <w:t xml:space="preserve"> name and date). The </w:t>
+      </w:r>
+      <w:proofErr w:type="spellStart"/>
+      <w:r>
+        <w:t>fact</w:t>
+      </w:r>
+      <w:proofErr w:type="spellEnd"/>
+      <w:r>
+        <w:t xml:space="preserve"> </w:t>
+      </w:r>
+      <w:proofErr w:type="spellStart"/>
+      <w:r>
+        <w:t>that</w:t>
+      </w:r>
+      <w:proofErr w:type="spellEnd"/>
+      <w:r>
+        <w:t xml:space="preserve"> </w:t>
+      </w:r>
+      <w:proofErr w:type="spellStart"/>
+      <w:r>
+        <w:t>this</w:t>
+      </w:r>
+      <w:proofErr w:type="spellEnd"/>
+      <w:r>
+        <w:t xml:space="preserve"> one </w:t>
+      </w:r>
+      <w:proofErr w:type="spellStart"/>
+      <w:r>
+        <w:t>is</w:t>
+      </w:r>
+      <w:proofErr w:type="spellEnd"/>
+      <w:r>
+        <w:t xml:space="preserve"> so elaborate </w:t>
+      </w:r>
+      <w:proofErr w:type="spellStart"/>
+      <w:r>
+        <w:t>confirms</w:t>
+      </w:r>
+      <w:proofErr w:type="spellEnd"/>
+      <w:r>
+        <w:t xml:space="preserve"> the high </w:t>
+      </w:r>
+      <w:proofErr w:type="spellStart"/>
+      <w:r>
+        <w:t>rank</w:t>
+      </w:r>
+      <w:proofErr w:type="spellEnd"/>
+      <w:r>
+        <w:t xml:space="preserve"> of Ippolito Fornasari: </w:t>
+      </w:r>
+      <w:proofErr w:type="spellStart"/>
+      <w:r>
+        <w:t>as</w:t>
+      </w:r>
+      <w:proofErr w:type="spellEnd"/>
+      <w:r>
+        <w:t xml:space="preserve"> "Morning </w:t>
+      </w:r>
+      <w:proofErr w:type="spellStart"/>
+      <w:r>
+        <w:t>Primary</w:t>
+      </w:r>
+      <w:proofErr w:type="spellEnd"/>
+      <w:r>
+        <w:t xml:space="preserve">" </w:t>
+      </w:r>
+      <w:proofErr w:type="spellStart"/>
+      <w:r>
+        <w:t>at</w:t>
+      </w:r>
+      <w:proofErr w:type="spellEnd"/>
+      <w:r>
+        <w:t xml:space="preserve"> the Archiginnasio, he </w:t>
+      </w:r>
+      <w:proofErr w:type="spellStart"/>
+      <w:r>
+        <w:t>wanted</w:t>
+      </w:r>
+      <w:proofErr w:type="spellEnd"/>
+      <w:r>
+        <w:t xml:space="preserve"> </w:t>
+      </w:r>
+      <w:proofErr w:type="spellStart"/>
+      <w:r>
+        <w:t>his</w:t>
+      </w:r>
+      <w:proofErr w:type="spellEnd"/>
+      <w:r>
+        <w:t xml:space="preserve"> </w:t>
+      </w:r>
+      <w:proofErr w:type="spellStart"/>
+      <w:r>
+        <w:t>arch</w:t>
+      </w:r>
+      <w:proofErr w:type="spellEnd"/>
+      <w:r>
+        <w:t xml:space="preserve"> to </w:t>
+      </w:r>
+      <w:proofErr w:type="spellStart"/>
+      <w:r>
+        <w:t>speak</w:t>
+      </w:r>
+      <w:proofErr w:type="spellEnd"/>
+      <w:r>
+        <w:t xml:space="preserve"> the </w:t>
+      </w:r>
+      <w:proofErr w:type="spellStart"/>
+      <w:r>
+        <w:t>cultured</w:t>
+      </w:r>
+      <w:proofErr w:type="spellEnd"/>
+      <w:r>
+        <w:t xml:space="preserve"> </w:t>
+      </w:r>
+      <w:proofErr w:type="spellStart"/>
+      <w:r>
+        <w:t>language</w:t>
+      </w:r>
+      <w:proofErr w:type="spellEnd"/>
+      <w:r>
+        <w:t xml:space="preserve"> of the University. </w:t>
+      </w:r>
+      <w:proofErr w:type="spellStart"/>
+      <w:r>
+        <w:t>It</w:t>
+      </w:r>
+      <w:proofErr w:type="spellEnd"/>
+      <w:r>
+        <w:t xml:space="preserve"> </w:t>
+      </w:r>
+      <w:proofErr w:type="spellStart"/>
+      <w:r>
+        <w:t>is</w:t>
+      </w:r>
+      <w:proofErr w:type="spellEnd"/>
+      <w:r>
+        <w:t xml:space="preserve"> a </w:t>
+      </w:r>
+      <w:proofErr w:type="spellStart"/>
+      <w:r>
+        <w:t>true</w:t>
+      </w:r>
+      <w:proofErr w:type="spellEnd"/>
+      <w:r>
+        <w:t xml:space="preserve"> "first </w:t>
+      </w:r>
+      <w:proofErr w:type="spellStart"/>
+      <w:r>
+        <w:t>edition</w:t>
+      </w:r>
+      <w:proofErr w:type="spellEnd"/>
+      <w:r>
+        <w:t xml:space="preserve">" of the history of </w:t>
+      </w:r>
+      <w:proofErr w:type="spellStart"/>
+      <w:r>
+        <w:t>that</w:t>
+      </w:r>
+      <w:proofErr w:type="spellEnd"/>
+      <w:r>
+        <w:t xml:space="preserve"> portico!</w:t>
       </w:r>
     </w:p>
     <w:p>
       <w:pPr>
-        <w:pStyle w:val="Heading3"/>
-        <w:pBdr>
-          <w:top w:space="0" w:sz="0" w:val="nil"/>
-          <w:left w:space="0" w:sz="0" w:val="nil"/>
-          <w:bottom w:space="0" w:sz="0" w:val="nil"/>
-          <w:right w:space="0" w:sz="0" w:val="nil"/>
-          <w:between w:space="0" w:sz="0" w:val="nil"/>
-        </w:pBdr>
-        <w:shd w:fill="auto" w:val="clear"/>
-        <w:spacing w:before="0" w:lineRule="auto"/>
-        <w:rPr/>
-      </w:pPr>
-      <w:r>
-        <w:rPr>
-          <w:rtl w:val="0"/>
-        </w:rPr>
-        <w:t xml:space="preserve">Who was Gioseffo Carpegna?</w:t>
+        <w:pStyle w:val="Titolo3"/>
+        <w:spacing w:before="0"/>
+      </w:pPr>
+      <w:r>
+        <w:t xml:space="preserve">Who </w:t>
+      </w:r>
+      <w:proofErr w:type="spellStart"/>
+      <w:r>
+        <w:t>was</w:t>
+      </w:r>
+      <w:proofErr w:type="spellEnd"/>
+      <w:r>
+        <w:t xml:space="preserve"> Gioseffo Carpegna?</w:t>
       </w:r>
     </w:p>
     <w:p>
       <w:pPr>
         <w:pBdr>
-          <w:top w:space="0" w:sz="0" w:val="nil"/>
-          <w:left w:space="0" w:sz="0" w:val="nil"/>
-          <w:bottom w:space="0" w:sz="0" w:val="nil"/>
-          <w:right w:space="0" w:sz="0" w:val="nil"/>
-          <w:between w:space="0" w:sz="0" w:val="nil"/>
+          <w:top w:val="nil"/>
+          <w:left w:val="nil"/>
+          <w:bottom w:val="nil"/>
+          <w:right w:val="nil"/>
+          <w:between w:val="nil"/>
         </w:pBdr>
-        <w:shd w:fill="auto" w:val="clear"/>
-        <w:spacing w:after="240" w:lineRule="auto"/>
-        <w:rPr/>
-      </w:pPr>
-      <w:r>
-        <w:rPr>
-          <w:rtl w:val="0"/>
-        </w:rPr>
-        <w:t xml:space="preserve">In the context of late seventeenth-century Bolognese history, the prominent figure associated with this name is Count Gioseffo (or Giuseppe) Maria Carpegna, a nobleman belonging to the famous dynasty of the Counts of Carpegna. Here are the main details of his presence and his role in Bologna:</w:t>
+        <w:spacing w:after="240"/>
+      </w:pPr>
+      <w:r>
+        <w:t xml:space="preserve">In the </w:t>
+      </w:r>
+      <w:proofErr w:type="spellStart"/>
+      <w:r>
+        <w:t>context</w:t>
+      </w:r>
+      <w:proofErr w:type="spellEnd"/>
+      <w:r>
+        <w:t xml:space="preserve"> of late </w:t>
+      </w:r>
+      <w:proofErr w:type="spellStart"/>
+      <w:r>
+        <w:t>seventeenth-century</w:t>
+      </w:r>
+      <w:proofErr w:type="spellEnd"/>
+      <w:r>
+        <w:t xml:space="preserve"> Bolognese history, the </w:t>
+      </w:r>
+      <w:proofErr w:type="spellStart"/>
+      <w:r>
+        <w:t>prominent</w:t>
+      </w:r>
+      <w:proofErr w:type="spellEnd"/>
+      <w:r>
+        <w:t xml:space="preserve"> figure </w:t>
+      </w:r>
+      <w:proofErr w:type="spellStart"/>
+      <w:r>
+        <w:t>associated</w:t>
+      </w:r>
+      <w:proofErr w:type="spellEnd"/>
+      <w:r>
+        <w:t xml:space="preserve"> with </w:t>
+      </w:r>
+      <w:proofErr w:type="spellStart"/>
+      <w:r>
+        <w:t>this</w:t>
+      </w:r>
+      <w:proofErr w:type="spellEnd"/>
+      <w:r>
+        <w:t xml:space="preserve"> name </w:t>
+      </w:r>
+      <w:proofErr w:type="spellStart"/>
+      <w:r>
+        <w:t>is</w:t>
+      </w:r>
+      <w:proofErr w:type="spellEnd"/>
+      <w:r>
+        <w:t xml:space="preserve"> Count Gioseffo (or Giuseppe) Maria Carpegna, a </w:t>
+      </w:r>
+      <w:proofErr w:type="spellStart"/>
+      <w:r>
+        <w:t>nobleman</w:t>
+      </w:r>
+      <w:proofErr w:type="spellEnd"/>
+      <w:r>
+        <w:t xml:space="preserve"> </w:t>
+      </w:r>
+      <w:proofErr w:type="spellStart"/>
+      <w:r>
+        <w:t>belonging</w:t>
+      </w:r>
+      <w:proofErr w:type="spellEnd"/>
+      <w:r>
+        <w:t xml:space="preserve"> to the </w:t>
+      </w:r>
+      <w:proofErr w:type="spellStart"/>
+      <w:r>
+        <w:t>famous</w:t>
+      </w:r>
+      <w:proofErr w:type="spellEnd"/>
+      <w:r>
+        <w:t xml:space="preserve"> </w:t>
+      </w:r>
+      <w:proofErr w:type="spellStart"/>
+      <w:r>
+        <w:t>dynasty</w:t>
+      </w:r>
+      <w:proofErr w:type="spellEnd"/>
+      <w:r>
+        <w:t xml:space="preserve"> of the Counts of Carpegna. Here are the </w:t>
+      </w:r>
+      <w:proofErr w:type="spellStart"/>
+      <w:r>
+        <w:t>main</w:t>
+      </w:r>
+      <w:proofErr w:type="spellEnd"/>
+      <w:r>
+        <w:t xml:space="preserve"> </w:t>
+      </w:r>
+      <w:proofErr w:type="spellStart"/>
+      <w:r>
+        <w:t>details</w:t>
+      </w:r>
+      <w:proofErr w:type="spellEnd"/>
+      <w:r>
+        <w:t xml:space="preserve"> of </w:t>
+      </w:r>
+      <w:proofErr w:type="spellStart"/>
+      <w:r>
+        <w:t>his</w:t>
+      </w:r>
+      <w:proofErr w:type="spellEnd"/>
+      <w:r>
+        <w:t xml:space="preserve"> </w:t>
+      </w:r>
+      <w:proofErr w:type="spellStart"/>
+      <w:r>
+        <w:t>presence</w:t>
+      </w:r>
+      <w:proofErr w:type="spellEnd"/>
+      <w:r>
+        <w:t xml:space="preserve"> and </w:t>
+      </w:r>
+      <w:proofErr w:type="spellStart"/>
+      <w:r>
+        <w:t>his</w:t>
+      </w:r>
+      <w:proofErr w:type="spellEnd"/>
+      <w:r>
+        <w:t xml:space="preserve"> </w:t>
+      </w:r>
+      <w:proofErr w:type="spellStart"/>
+      <w:r>
+        <w:t>role</w:t>
+      </w:r>
+      <w:proofErr w:type="spellEnd"/>
+      <w:r>
+        <w:t xml:space="preserve"> in Bologna:</w:t>
       </w:r>
     </w:p>
     <w:p>
       <w:pPr>
-        <w:pStyle w:val="Heading3"/>
-        <w:pBdr>
-          <w:top w:space="0" w:sz="0" w:val="nil"/>
-          <w:left w:space="0" w:sz="0" w:val="nil"/>
-          <w:bottom w:space="0" w:sz="0" w:val="nil"/>
-          <w:right w:space="0" w:sz="0" w:val="nil"/>
-          <w:between w:space="0" w:sz="0" w:val="nil"/>
-        </w:pBdr>
-        <w:shd w:fill="auto" w:val="clear"/>
-        <w:spacing w:before="0" w:lineRule="auto"/>
-        <w:rPr/>
-      </w:pPr>
-      <w:r>
-        <w:rPr>
-          <w:rtl w:val="0"/>
-        </w:rPr>
-        <w:t xml:space="preserve">The Political and Institutional Role</w:t>
+        <w:pStyle w:val="Titolo3"/>
+        <w:spacing w:before="0"/>
+      </w:pPr>
+      <w:r>
+        <w:t xml:space="preserve">The </w:t>
+      </w:r>
+      <w:proofErr w:type="spellStart"/>
+      <w:r>
+        <w:t>Political</w:t>
+      </w:r>
+      <w:proofErr w:type="spellEnd"/>
+      <w:r>
+        <w:t xml:space="preserve"> and </w:t>
+      </w:r>
+      <w:proofErr w:type="spellStart"/>
+      <w:r>
+        <w:t>Institutional</w:t>
+      </w:r>
+      <w:proofErr w:type="spellEnd"/>
+      <w:r>
+        <w:t xml:space="preserve"> Role</w:t>
       </w:r>
     </w:p>
     <w:p>
       <w:pPr>
         <w:pBdr>
-          <w:top w:space="0" w:sz="0" w:val="nil"/>
-          <w:left w:space="0" w:sz="0" w:val="nil"/>
-          <w:bottom w:space="0" w:sz="0" w:val="nil"/>
-          <w:right w:space="0" w:sz="0" w:val="nil"/>
-          <w:between w:space="0" w:sz="0" w:val="nil"/>
+          <w:top w:val="nil"/>
+          <w:left w:val="nil"/>
+          <w:bottom w:val="nil"/>
+          <w:right w:val="nil"/>
+          <w:between w:val="nil"/>
         </w:pBdr>
-        <w:shd w:fill="auto" w:val="clear"/>
-        <w:rPr/>
-      </w:pPr>
-      <w:r>
-        <w:rPr>
-          <w:rtl w:val="0"/>
-        </w:rPr>
-        <w:t xml:space="preserve">Gioseffo Carpegna had a role of the highest level in the papal administration of the city:</w:t>
+      </w:pPr>
+      <w:r>
+        <w:t xml:space="preserve">Gioseffo Carpegna </w:t>
+      </w:r>
+      <w:proofErr w:type="spellStart"/>
+      <w:r>
+        <w:t>had</w:t>
+      </w:r>
+      <w:proofErr w:type="spellEnd"/>
+      <w:r>
+        <w:t xml:space="preserve"> a </w:t>
+      </w:r>
+      <w:proofErr w:type="spellStart"/>
+      <w:r>
+        <w:t>role</w:t>
+      </w:r>
+      <w:proofErr w:type="spellEnd"/>
+      <w:r>
+        <w:t xml:space="preserve"> of the </w:t>
+      </w:r>
+      <w:proofErr w:type="spellStart"/>
+      <w:r>
+        <w:t>highest</w:t>
+      </w:r>
+      <w:proofErr w:type="spellEnd"/>
+      <w:r>
+        <w:t xml:space="preserve"> </w:t>
+      </w:r>
+      <w:proofErr w:type="spellStart"/>
+      <w:r>
+        <w:t>level</w:t>
+      </w:r>
+      <w:proofErr w:type="spellEnd"/>
+      <w:r>
+        <w:t xml:space="preserve"> in the </w:t>
+      </w:r>
+      <w:proofErr w:type="spellStart"/>
+      <w:r>
+        <w:t>papal</w:t>
+      </w:r>
+      <w:proofErr w:type="spellEnd"/>
+      <w:r>
+        <w:t xml:space="preserve"> </w:t>
+      </w:r>
+      <w:proofErr w:type="spellStart"/>
+      <w:r>
+        <w:t>administration</w:t>
+      </w:r>
+      <w:proofErr w:type="spellEnd"/>
+      <w:r>
+        <w:t xml:space="preserve"> of the city:</w:t>
       </w:r>
     </w:p>
     <w:p>
@@ -1143,28 +6086,150 @@
           <w:numId w:val="5"/>
         </w:numPr>
         <w:pBdr>
-          <w:top w:space="0" w:sz="0" w:val="nil"/>
-          <w:left w:space="0" w:sz="0" w:val="nil"/>
-          <w:bottom w:space="0" w:sz="0" w:val="nil"/>
-          <w:right w:space="0" w:sz="0" w:val="nil"/>
-          <w:between w:space="0" w:sz="0" w:val="nil"/>
+          <w:top w:val="nil"/>
+          <w:left w:val="nil"/>
+          <w:bottom w:val="nil"/>
+          <w:right w:val="nil"/>
+          <w:between w:val="nil"/>
         </w:pBdr>
-        <w:shd w:fill="auto" w:val="clear"/>
-        <w:ind w:left="600" w:hanging="360"/>
-      </w:pPr>
-      <w:r>
-        <w:rPr>
-          <w:b w:val="1"/>
-          <w:bCs w:val="1"/>
-          <w:rtl w:val="0"/>
-        </w:rPr>
-        <w:t xml:space="preserve">Vice-legate of Bologna:</w:t>
-      </w:r>
-      <w:r>
-        <w:rPr>
-          <w:rtl w:val="0"/>
-        </w:rPr>
-        <w:t xml:space="preserve"> In 1693, Gioseffo Carpegna held the position of Vice-legate. In that period, Bologna was part of the Papal States and the Vice-legate was a crucial figure: he represented the immediate civil and administrative authority, often acting as the right hand (or acting officer) of the Cardinal Legate.</w:t>
+      </w:pPr>
+      <w:r>
+        <w:rPr>
+          <w:b/>
+          <w:bCs/>
+        </w:rPr>
+        <w:t>Vice-legate of Bologna:</w:t>
+      </w:r>
+      <w:r>
+        <w:t xml:space="preserve"> In 1693, Gioseffo Carpegna </w:t>
+      </w:r>
+      <w:proofErr w:type="spellStart"/>
+      <w:r>
+        <w:t>held</w:t>
+      </w:r>
+      <w:proofErr w:type="spellEnd"/>
+      <w:r>
+        <w:t xml:space="preserve"> the position of Vice-legate. In </w:t>
+      </w:r>
+      <w:proofErr w:type="spellStart"/>
+      <w:r>
+        <w:t>that</w:t>
+      </w:r>
+      <w:proofErr w:type="spellEnd"/>
+      <w:r>
+        <w:t xml:space="preserve"> </w:t>
+      </w:r>
+      <w:proofErr w:type="spellStart"/>
+      <w:r>
+        <w:t>period</w:t>
+      </w:r>
+      <w:proofErr w:type="spellEnd"/>
+      <w:r>
+        <w:t xml:space="preserve">, Bologna </w:t>
+      </w:r>
+      <w:proofErr w:type="spellStart"/>
+      <w:r>
+        <w:t>was</w:t>
+      </w:r>
+      <w:proofErr w:type="spellEnd"/>
+      <w:r>
+        <w:t xml:space="preserve"> part of the </w:t>
+      </w:r>
+      <w:proofErr w:type="spellStart"/>
+      <w:r>
+        <w:t>Papal</w:t>
+      </w:r>
+      <w:proofErr w:type="spellEnd"/>
+      <w:r>
+        <w:t xml:space="preserve"> States and the Vice-legate </w:t>
+      </w:r>
+      <w:proofErr w:type="spellStart"/>
+      <w:r>
+        <w:t>was</w:t>
+      </w:r>
+      <w:proofErr w:type="spellEnd"/>
+      <w:r>
+        <w:t xml:space="preserve"> a </w:t>
+      </w:r>
+      <w:proofErr w:type="spellStart"/>
+      <w:r>
+        <w:t>crucial</w:t>
+      </w:r>
+      <w:proofErr w:type="spellEnd"/>
+      <w:r>
+        <w:t xml:space="preserve"> figure: he </w:t>
+      </w:r>
+      <w:proofErr w:type="spellStart"/>
+      <w:r>
+        <w:t>represented</w:t>
+      </w:r>
+      <w:proofErr w:type="spellEnd"/>
+      <w:r>
+        <w:t xml:space="preserve"> the immediate </w:t>
+      </w:r>
+      <w:proofErr w:type="spellStart"/>
+      <w:r>
+        <w:t>civil</w:t>
+      </w:r>
+      <w:proofErr w:type="spellEnd"/>
+      <w:r>
+        <w:t xml:space="preserve"> and </w:t>
+      </w:r>
+      <w:proofErr w:type="spellStart"/>
+      <w:r>
+        <w:t>administrative</w:t>
+      </w:r>
+      <w:proofErr w:type="spellEnd"/>
+      <w:r>
+        <w:t xml:space="preserve"> authority, </w:t>
+      </w:r>
+      <w:proofErr w:type="spellStart"/>
+      <w:r>
+        <w:t>often</w:t>
+      </w:r>
+      <w:proofErr w:type="spellEnd"/>
+      <w:r>
+        <w:t xml:space="preserve"> </w:t>
+      </w:r>
+      <w:proofErr w:type="spellStart"/>
+      <w:r>
+        <w:t>acting</w:t>
+      </w:r>
+      <w:proofErr w:type="spellEnd"/>
+      <w:r>
+        <w:t xml:space="preserve"> </w:t>
+      </w:r>
+      <w:proofErr w:type="spellStart"/>
+      <w:r>
+        <w:t>as</w:t>
+      </w:r>
+      <w:proofErr w:type="spellEnd"/>
+      <w:r>
+        <w:t xml:space="preserve"> the </w:t>
+      </w:r>
+      <w:proofErr w:type="spellStart"/>
+      <w:r>
+        <w:t>right</w:t>
+      </w:r>
+      <w:proofErr w:type="spellEnd"/>
+      <w:r>
+        <w:t xml:space="preserve"> hand (or </w:t>
+      </w:r>
+      <w:proofErr w:type="spellStart"/>
+      <w:r>
+        <w:t>acting</w:t>
+      </w:r>
+      <w:proofErr w:type="spellEnd"/>
+      <w:r>
+        <w:t xml:space="preserve"> </w:t>
+      </w:r>
+      <w:proofErr w:type="spellStart"/>
+      <w:r>
+        <w:t>officer</w:t>
+      </w:r>
+      <w:proofErr w:type="spellEnd"/>
+      <w:r>
+        <w:t>) of the Cardinal Legate.</w:t>
       </w:r>
     </w:p>
     <w:p>
@@ -1174,108 +6239,412 @@
           <w:numId w:val="5"/>
         </w:numPr>
         <w:pBdr>
-          <w:top w:space="0" w:sz="0" w:val="nil"/>
-          <w:left w:space="0" w:sz="0" w:val="nil"/>
-          <w:bottom w:space="0" w:sz="0" w:val="nil"/>
-          <w:right w:space="0" w:sz="0" w:val="nil"/>
-          <w:between w:space="0" w:sz="0" w:val="nil"/>
+          <w:top w:val="nil"/>
+          <w:left w:val="nil"/>
+          <w:bottom w:val="nil"/>
+          <w:right w:val="nil"/>
+          <w:between w:val="nil"/>
         </w:pBdr>
-        <w:shd w:fill="auto" w:val="clear"/>
-        <w:ind w:left="600" w:hanging="360"/>
-      </w:pPr>
-      <w:r>
-        <w:rPr>
-          <w:b w:val="1"/>
-          <w:bCs w:val="1"/>
-          <w:rtl w:val="0"/>
-        </w:rPr>
-        <w:t xml:space="preserve">Historical Context:</w:t>
-      </w:r>
-      <w:r>
-        <w:rPr>
-          <w:rtl w:val="0"/>
-        </w:rPr>
-        <w:t xml:space="preserve"> His mandate coincided with a period of relative stability but intense bureaucratic and diplomatic activity between the Bolognese senatorial families and the central power of Rome.</w:t>
+      </w:pPr>
+      <w:proofErr w:type="spellStart"/>
+      <w:r>
+        <w:rPr>
+          <w:b/>
+          <w:bCs/>
+        </w:rPr>
+        <w:t>Historical</w:t>
+      </w:r>
+      <w:proofErr w:type="spellEnd"/>
+      <w:r>
+        <w:rPr>
+          <w:b/>
+          <w:bCs/>
+        </w:rPr>
+        <w:t xml:space="preserve"> </w:t>
+      </w:r>
+      <w:proofErr w:type="spellStart"/>
+      <w:r>
+        <w:rPr>
+          <w:b/>
+          <w:bCs/>
+        </w:rPr>
+        <w:t>Context</w:t>
+      </w:r>
+      <w:proofErr w:type="spellEnd"/>
+      <w:r>
+        <w:rPr>
+          <w:b/>
+          <w:bCs/>
+        </w:rPr>
+        <w:t>:</w:t>
+      </w:r>
+      <w:r>
+        <w:t xml:space="preserve"> His mandate </w:t>
+      </w:r>
+      <w:proofErr w:type="spellStart"/>
+      <w:r>
+        <w:t>coincided</w:t>
+      </w:r>
+      <w:proofErr w:type="spellEnd"/>
+      <w:r>
+        <w:t xml:space="preserve"> with a </w:t>
+      </w:r>
+      <w:proofErr w:type="spellStart"/>
+      <w:r>
+        <w:t>period</w:t>
+      </w:r>
+      <w:proofErr w:type="spellEnd"/>
+      <w:r>
+        <w:t xml:space="preserve"> of relative </w:t>
+      </w:r>
+      <w:proofErr w:type="spellStart"/>
+      <w:r>
+        <w:t>stability</w:t>
+      </w:r>
+      <w:proofErr w:type="spellEnd"/>
+      <w:r>
+        <w:t xml:space="preserve"> </w:t>
+      </w:r>
+      <w:proofErr w:type="spellStart"/>
+      <w:r>
+        <w:t>but</w:t>
+      </w:r>
+      <w:proofErr w:type="spellEnd"/>
+      <w:r>
+        <w:t xml:space="preserve"> intense </w:t>
+      </w:r>
+      <w:proofErr w:type="spellStart"/>
+      <w:r>
+        <w:t>bureaucratic</w:t>
+      </w:r>
+      <w:proofErr w:type="spellEnd"/>
+      <w:r>
+        <w:t xml:space="preserve"> and </w:t>
+      </w:r>
+      <w:proofErr w:type="spellStart"/>
+      <w:r>
+        <w:t>diplomatic</w:t>
+      </w:r>
+      <w:proofErr w:type="spellEnd"/>
+      <w:r>
+        <w:t xml:space="preserve"> activity </w:t>
+      </w:r>
+      <w:proofErr w:type="spellStart"/>
+      <w:r>
+        <w:t>between</w:t>
+      </w:r>
+      <w:proofErr w:type="spellEnd"/>
+      <w:r>
+        <w:t xml:space="preserve"> the Bolognese </w:t>
+      </w:r>
+      <w:proofErr w:type="spellStart"/>
+      <w:r>
+        <w:t>senatorial</w:t>
+      </w:r>
+      <w:proofErr w:type="spellEnd"/>
+      <w:r>
+        <w:t xml:space="preserve"> families and the </w:t>
+      </w:r>
+      <w:proofErr w:type="spellStart"/>
+      <w:r>
+        <w:t>central</w:t>
+      </w:r>
+      <w:proofErr w:type="spellEnd"/>
+      <w:r>
+        <w:t xml:space="preserve"> power of Rome.</w:t>
       </w:r>
     </w:p>
     <w:p>
       <w:pPr>
-        <w:pStyle w:val="Heading3"/>
-        <w:pBdr>
-          <w:top w:space="0" w:sz="0" w:val="nil"/>
-          <w:left w:space="0" w:sz="0" w:val="nil"/>
-          <w:bottom w:space="0" w:sz="0" w:val="nil"/>
-          <w:right w:space="0" w:sz="0" w:val="nil"/>
-          <w:between w:space="0" w:sz="0" w:val="nil"/>
-        </w:pBdr>
-        <w:shd w:fill="auto" w:val="clear"/>
-        <w:rPr/>
-      </w:pPr>
-      <w:r>
-        <w:rPr>
-          <w:rtl w:val="0"/>
-        </w:rPr>
-        <w:t xml:space="preserve">Family Ties and Influence</w:t>
-      </w:r>
+        <w:pStyle w:val="Titolo3"/>
+      </w:pPr>
+      <w:r>
+        <w:t xml:space="preserve">Family Ties and </w:t>
+      </w:r>
+      <w:proofErr w:type="spellStart"/>
+      <w:r>
+        <w:t>Influence</w:t>
+      </w:r>
+      <w:proofErr w:type="spellEnd"/>
     </w:p>
     <w:p>
       <w:pPr>
         <w:pBdr>
-          <w:top w:space="0" w:sz="0" w:val="nil"/>
-          <w:left w:space="0" w:sz="0" w:val="nil"/>
-          <w:bottom w:space="0" w:sz="0" w:val="nil"/>
-          <w:right w:space="0" w:sz="0" w:val="nil"/>
-          <w:between w:space="0" w:sz="0" w:val="nil"/>
+          <w:top w:val="nil"/>
+          <w:left w:val="nil"/>
+          <w:bottom w:val="nil"/>
+          <w:right w:val="nil"/>
+          <w:between w:val="nil"/>
         </w:pBdr>
-        <w:shd w:fill="auto" w:val="clear"/>
-        <w:spacing w:after="240" w:lineRule="auto"/>
-        <w:rPr/>
-      </w:pPr>
-      <w:r>
-        <w:rPr>
-          <w:rtl w:val="0"/>
-        </w:rPr>
-        <w:t xml:space="preserve">The Carpegna family was extremely influential in Rome and in the territories of the State of the Church: He was related to the powerful Cardinal Gaspare Carpegna, one of the most authoritative figures of the Roman curia of the time. This connection guaranteed Gioseffo notable prestige within the Bolognese Senate and city institutions, making him a key mediator between the local nobility and the papacy.</w:t>
+        <w:spacing w:after="240"/>
+      </w:pPr>
+      <w:r>
+        <w:t xml:space="preserve">The Carpegna family </w:t>
+      </w:r>
+      <w:proofErr w:type="spellStart"/>
+      <w:r>
+        <w:t>was</w:t>
+      </w:r>
+      <w:proofErr w:type="spellEnd"/>
+      <w:r>
+        <w:t xml:space="preserve"> </w:t>
+      </w:r>
+      <w:proofErr w:type="spellStart"/>
+      <w:r>
+        <w:t>extremely</w:t>
+      </w:r>
+      <w:proofErr w:type="spellEnd"/>
+      <w:r>
+        <w:t xml:space="preserve"> </w:t>
+      </w:r>
+      <w:proofErr w:type="spellStart"/>
+      <w:r>
+        <w:t>influential</w:t>
+      </w:r>
+      <w:proofErr w:type="spellEnd"/>
+      <w:r>
+        <w:t xml:space="preserve"> in Rome and in the </w:t>
+      </w:r>
+      <w:proofErr w:type="spellStart"/>
+      <w:r>
+        <w:t>territories</w:t>
+      </w:r>
+      <w:proofErr w:type="spellEnd"/>
+      <w:r>
+        <w:t xml:space="preserve"> of the State of the Church: He </w:t>
+      </w:r>
+      <w:proofErr w:type="spellStart"/>
+      <w:r>
+        <w:t>was</w:t>
+      </w:r>
+      <w:proofErr w:type="spellEnd"/>
+      <w:r>
+        <w:t xml:space="preserve"> </w:t>
+      </w:r>
+      <w:proofErr w:type="spellStart"/>
+      <w:r>
+        <w:t>related</w:t>
+      </w:r>
+      <w:proofErr w:type="spellEnd"/>
+      <w:r>
+        <w:t xml:space="preserve"> to the </w:t>
+      </w:r>
+      <w:proofErr w:type="spellStart"/>
+      <w:r>
+        <w:t>powerful</w:t>
+      </w:r>
+      <w:proofErr w:type="spellEnd"/>
+      <w:r>
+        <w:t xml:space="preserve"> Cardinal Gaspare Carpegna, one of the </w:t>
+      </w:r>
+      <w:proofErr w:type="spellStart"/>
+      <w:r>
+        <w:t>most</w:t>
+      </w:r>
+      <w:proofErr w:type="spellEnd"/>
+      <w:r>
+        <w:t xml:space="preserve"> </w:t>
+      </w:r>
+      <w:proofErr w:type="spellStart"/>
+      <w:r>
+        <w:t>authoritative</w:t>
+      </w:r>
+      <w:proofErr w:type="spellEnd"/>
+      <w:r>
+        <w:t xml:space="preserve"> </w:t>
+      </w:r>
+      <w:proofErr w:type="spellStart"/>
+      <w:r>
+        <w:t>figures</w:t>
+      </w:r>
+      <w:proofErr w:type="spellEnd"/>
+      <w:r>
+        <w:t xml:space="preserve"> of the Roman curia of the time. </w:t>
+      </w:r>
+      <w:proofErr w:type="spellStart"/>
+      <w:r>
+        <w:t>This</w:t>
+      </w:r>
+      <w:proofErr w:type="spellEnd"/>
+      <w:r>
+        <w:t xml:space="preserve"> connection </w:t>
+      </w:r>
+      <w:proofErr w:type="spellStart"/>
+      <w:r>
+        <w:t>guaranteed</w:t>
+      </w:r>
+      <w:proofErr w:type="spellEnd"/>
+      <w:r>
+        <w:t xml:space="preserve"> Gioseffo </w:t>
+      </w:r>
+      <w:proofErr w:type="spellStart"/>
+      <w:r>
+        <w:t>notable</w:t>
+      </w:r>
+      <w:proofErr w:type="spellEnd"/>
+      <w:r>
+        <w:t xml:space="preserve"> </w:t>
+      </w:r>
+      <w:proofErr w:type="spellStart"/>
+      <w:r>
+        <w:t>prestige</w:t>
+      </w:r>
+      <w:proofErr w:type="spellEnd"/>
+      <w:r>
+        <w:t xml:space="preserve"> </w:t>
+      </w:r>
+      <w:proofErr w:type="spellStart"/>
+      <w:r>
+        <w:t>within</w:t>
+      </w:r>
+      <w:proofErr w:type="spellEnd"/>
+      <w:r>
+        <w:t xml:space="preserve"> the Bolognese Senate and city institutions, making </w:t>
+      </w:r>
+      <w:proofErr w:type="spellStart"/>
+      <w:r>
+        <w:t>him</w:t>
+      </w:r>
+      <w:proofErr w:type="spellEnd"/>
+      <w:r>
+        <w:t xml:space="preserve"> a key mediator </w:t>
+      </w:r>
+      <w:proofErr w:type="spellStart"/>
+      <w:r>
+        <w:t>between</w:t>
+      </w:r>
+      <w:proofErr w:type="spellEnd"/>
+      <w:r>
+        <w:t xml:space="preserve"> the </w:t>
+      </w:r>
+      <w:proofErr w:type="spellStart"/>
+      <w:r>
+        <w:t>local</w:t>
+      </w:r>
+      <w:proofErr w:type="spellEnd"/>
+      <w:r>
+        <w:t xml:space="preserve"> </w:t>
+      </w:r>
+      <w:proofErr w:type="spellStart"/>
+      <w:r>
+        <w:t>nobility</w:t>
+      </w:r>
+      <w:proofErr w:type="spellEnd"/>
+      <w:r>
+        <w:t xml:space="preserve"> and the </w:t>
+      </w:r>
+      <w:proofErr w:type="spellStart"/>
+      <w:r>
+        <w:t>papacy</w:t>
+      </w:r>
+      <w:proofErr w:type="spellEnd"/>
+      <w:r>
+        <w:t>.</w:t>
       </w:r>
     </w:p>
     <w:p>
       <w:pPr>
-        <w:pStyle w:val="Heading3"/>
-        <w:pBdr>
-          <w:top w:space="0" w:sz="0" w:val="nil"/>
-          <w:left w:space="0" w:sz="0" w:val="nil"/>
-          <w:bottom w:space="0" w:sz="0" w:val="nil"/>
-          <w:right w:space="0" w:sz="0" w:val="nil"/>
-          <w:between w:space="0" w:sz="0" w:val="nil"/>
-        </w:pBdr>
-        <w:shd w:fill="auto" w:val="clear"/>
-        <w:spacing w:before="0" w:lineRule="auto"/>
-        <w:rPr/>
-      </w:pPr>
-      <w:r>
-        <w:rPr>
-          <w:rtl w:val="0"/>
-        </w:rPr>
-        <w:t xml:space="preserve">Historical Traces and Curiosities</w:t>
-      </w:r>
+        <w:pStyle w:val="Titolo3"/>
+        <w:spacing w:before="0"/>
+      </w:pPr>
+      <w:proofErr w:type="spellStart"/>
+      <w:r>
+        <w:t>Historical</w:t>
+      </w:r>
+      <w:proofErr w:type="spellEnd"/>
+      <w:r>
+        <w:t xml:space="preserve"> Traces and </w:t>
+      </w:r>
+      <w:proofErr w:type="spellStart"/>
+      <w:r>
+        <w:t>Curiosities</w:t>
+      </w:r>
+      <w:proofErr w:type="spellEnd"/>
     </w:p>
     <w:p>
       <w:pPr>
         <w:pBdr>
-          <w:top w:space="0" w:sz="0" w:val="nil"/>
-          <w:left w:space="0" w:sz="0" w:val="nil"/>
-          <w:bottom w:space="0" w:sz="0" w:val="nil"/>
-          <w:right w:space="0" w:sz="0" w:val="nil"/>
-          <w:between w:space="0" w:sz="0" w:val="nil"/>
+          <w:top w:val="nil"/>
+          <w:left w:val="nil"/>
+          <w:bottom w:val="nil"/>
+          <w:right w:val="nil"/>
+          <w:between w:val="nil"/>
         </w:pBdr>
-        <w:shd w:fill="auto" w:val="clear"/>
-        <w:rPr/>
-      </w:pPr>
-      <w:r>
-        <w:rPr>
-          <w:rtl w:val="0"/>
-        </w:rPr>
-        <w:t xml:space="preserve">In addition to archival documents recording his edicts and administrative decisions, the name of Gioseffo Carpegna often appears in:</w:t>
+      </w:pPr>
+      <w:r>
+        <w:t xml:space="preserve">In </w:t>
+      </w:r>
+      <w:proofErr w:type="spellStart"/>
+      <w:r>
+        <w:t>addition</w:t>
+      </w:r>
+      <w:proofErr w:type="spellEnd"/>
+      <w:r>
+        <w:t xml:space="preserve"> to </w:t>
+      </w:r>
+      <w:proofErr w:type="spellStart"/>
+      <w:r>
+        <w:t>archival</w:t>
+      </w:r>
+      <w:proofErr w:type="spellEnd"/>
+      <w:r>
+        <w:t xml:space="preserve"> </w:t>
+      </w:r>
+      <w:proofErr w:type="spellStart"/>
+      <w:r>
+        <w:t>documents</w:t>
+      </w:r>
+      <w:proofErr w:type="spellEnd"/>
+      <w:r>
+        <w:t xml:space="preserve"> recording </w:t>
+      </w:r>
+      <w:proofErr w:type="spellStart"/>
+      <w:r>
+        <w:t>his</w:t>
+      </w:r>
+      <w:proofErr w:type="spellEnd"/>
+      <w:r>
+        <w:t xml:space="preserve"> </w:t>
+      </w:r>
+      <w:proofErr w:type="spellStart"/>
+      <w:r>
+        <w:t>edicts</w:t>
+      </w:r>
+      <w:proofErr w:type="spellEnd"/>
+      <w:r>
+        <w:t xml:space="preserve"> and </w:t>
+      </w:r>
+      <w:proofErr w:type="spellStart"/>
+      <w:r>
+        <w:t>administrative</w:t>
+      </w:r>
+      <w:proofErr w:type="spellEnd"/>
+      <w:r>
+        <w:t xml:space="preserve"> </w:t>
+      </w:r>
+      <w:proofErr w:type="spellStart"/>
+      <w:r>
+        <w:t>decisions</w:t>
+      </w:r>
+      <w:proofErr w:type="spellEnd"/>
+      <w:r>
+        <w:t xml:space="preserve">, the name of Gioseffo Carpegna </w:t>
+      </w:r>
+      <w:proofErr w:type="spellStart"/>
+      <w:r>
+        <w:t>often</w:t>
+      </w:r>
+      <w:proofErr w:type="spellEnd"/>
+      <w:r>
+        <w:t xml:space="preserve"> </w:t>
+      </w:r>
+      <w:proofErr w:type="spellStart"/>
+      <w:r>
+        <w:t>appears</w:t>
+      </w:r>
+      <w:proofErr w:type="spellEnd"/>
+      <w:r>
+        <w:t xml:space="preserve"> in:</w:t>
       </w:r>
     </w:p>
     <w:p>
@@ -1285,28 +6654,86 @@
           <w:numId w:val="6"/>
         </w:numPr>
         <w:pBdr>
-          <w:top w:space="0" w:sz="0" w:val="nil"/>
-          <w:left w:space="0" w:sz="0" w:val="nil"/>
-          <w:bottom w:space="0" w:sz="0" w:val="nil"/>
-          <w:right w:space="0" w:sz="0" w:val="nil"/>
-          <w:between w:space="0" w:sz="0" w:val="nil"/>
+          <w:top w:val="nil"/>
+          <w:left w:val="nil"/>
+          <w:bottom w:val="nil"/>
+          <w:right w:val="nil"/>
+          <w:between w:val="nil"/>
         </w:pBdr>
-        <w:shd w:fill="auto" w:val="clear"/>
-        <w:ind w:left="600" w:hanging="360"/>
-      </w:pPr>
-      <w:r>
-        <w:rPr>
-          <w:b w:val="1"/>
-          <w:bCs w:val="1"/>
-          <w:rtl w:val="0"/>
-        </w:rPr>
-        <w:t xml:space="preserve">City Chronicles:</w:t>
-      </w:r>
-      <w:r>
-        <w:rPr>
-          <w:rtl w:val="0"/>
-        </w:rPr>
-        <w:t xml:space="preserve"> He is mentioned for his participation in public ceremonies and for the management of public order.</w:t>
+      </w:pPr>
+      <w:r>
+        <w:rPr>
+          <w:b/>
+          <w:bCs/>
+        </w:rPr>
+        <w:t xml:space="preserve">City </w:t>
+      </w:r>
+      <w:proofErr w:type="spellStart"/>
+      <w:r>
+        <w:rPr>
+          <w:b/>
+          <w:bCs/>
+        </w:rPr>
+        <w:t>Chronicles</w:t>
+      </w:r>
+      <w:proofErr w:type="spellEnd"/>
+      <w:r>
+        <w:rPr>
+          <w:b/>
+          <w:bCs/>
+        </w:rPr>
+        <w:t>:</w:t>
+      </w:r>
+      <w:r>
+        <w:t xml:space="preserve"> He </w:t>
+      </w:r>
+      <w:proofErr w:type="spellStart"/>
+      <w:r>
+        <w:t>is</w:t>
+      </w:r>
+      <w:proofErr w:type="spellEnd"/>
+      <w:r>
+        <w:t xml:space="preserve"> </w:t>
+      </w:r>
+      <w:proofErr w:type="spellStart"/>
+      <w:r>
+        <w:t>mentioned</w:t>
+      </w:r>
+      <w:proofErr w:type="spellEnd"/>
+      <w:r>
+        <w:t xml:space="preserve"> for </w:t>
+      </w:r>
+      <w:proofErr w:type="spellStart"/>
+      <w:r>
+        <w:t>his</w:t>
+      </w:r>
+      <w:proofErr w:type="spellEnd"/>
+      <w:r>
+        <w:t xml:space="preserve"> </w:t>
+      </w:r>
+      <w:proofErr w:type="spellStart"/>
+      <w:r>
+        <w:t>participation</w:t>
+      </w:r>
+      <w:proofErr w:type="spellEnd"/>
+      <w:r>
+        <w:t xml:space="preserve"> in public </w:t>
+      </w:r>
+      <w:proofErr w:type="spellStart"/>
+      <w:r>
+        <w:t>ceremonies</w:t>
+      </w:r>
+      <w:proofErr w:type="spellEnd"/>
+      <w:r>
+        <w:t xml:space="preserve"> and for the management of public </w:t>
+      </w:r>
+      <w:proofErr w:type="spellStart"/>
+      <w:r>
+        <w:t>order</w:t>
+      </w:r>
+      <w:proofErr w:type="spellEnd"/>
+      <w:r>
+        <w:t>.</w:t>
       </w:r>
     </w:p>
     <w:p>
@@ -1316,28 +6743,134 @@
           <w:numId w:val="6"/>
         </w:numPr>
         <w:pBdr>
-          <w:top w:space="0" w:sz="0" w:val="nil"/>
-          <w:left w:space="0" w:sz="0" w:val="nil"/>
-          <w:bottom w:space="0" w:sz="0" w:val="nil"/>
-          <w:right w:space="0" w:sz="0" w:val="nil"/>
-          <w:between w:space="0" w:sz="0" w:val="nil"/>
+          <w:top w:val="nil"/>
+          <w:left w:val="nil"/>
+          <w:bottom w:val="nil"/>
+          <w:right w:val="nil"/>
+          <w:between w:val="nil"/>
         </w:pBdr>
-        <w:shd w:fill="auto" w:val="clear"/>
-        <w:ind w:left="600" w:hanging="360"/>
-      </w:pPr>
-      <w:r>
-        <w:rPr>
-          <w:b w:val="1"/>
-          <w:bCs w:val="1"/>
-          <w:rtl w:val="0"/>
-        </w:rPr>
-        <w:t xml:space="preserve">Architecture and Art:</w:t>
-      </w:r>
-      <w:r>
-        <w:rPr>
-          <w:rtl w:val="0"/>
-        </w:rPr>
-        <w:t xml:space="preserve"> Like many nobles of the time, the representatives of the Carpegna family were often patrons or protectors of works of art, although in Bologna his figure is remembered more for his political function than for private patronage.</w:t>
+      </w:pPr>
+      <w:r>
+        <w:rPr>
+          <w:b/>
+          <w:bCs/>
+        </w:rPr>
+        <w:t>Architecture and Art:</w:t>
+      </w:r>
+      <w:r>
+        <w:t xml:space="preserve"> Like </w:t>
+      </w:r>
+      <w:proofErr w:type="spellStart"/>
+      <w:r>
+        <w:t>many</w:t>
+      </w:r>
+      <w:proofErr w:type="spellEnd"/>
+      <w:r>
+        <w:t xml:space="preserve"> </w:t>
+      </w:r>
+      <w:proofErr w:type="spellStart"/>
+      <w:r>
+        <w:t>nobles</w:t>
+      </w:r>
+      <w:proofErr w:type="spellEnd"/>
+      <w:r>
+        <w:t xml:space="preserve"> of the time, the </w:t>
+      </w:r>
+      <w:proofErr w:type="spellStart"/>
+      <w:r>
+        <w:t>representatives</w:t>
+      </w:r>
+      <w:proofErr w:type="spellEnd"/>
+      <w:r>
+        <w:t xml:space="preserve"> of the Carpegna family </w:t>
+      </w:r>
+      <w:proofErr w:type="spellStart"/>
+      <w:r>
+        <w:t>were</w:t>
+      </w:r>
+      <w:proofErr w:type="spellEnd"/>
+      <w:r>
+        <w:t xml:space="preserve"> </w:t>
+      </w:r>
+      <w:proofErr w:type="spellStart"/>
+      <w:r>
+        <w:t>often</w:t>
+      </w:r>
+      <w:proofErr w:type="spellEnd"/>
+      <w:r>
+        <w:t xml:space="preserve"> patrons or </w:t>
+      </w:r>
+      <w:proofErr w:type="spellStart"/>
+      <w:r>
+        <w:t>protectors</w:t>
+      </w:r>
+      <w:proofErr w:type="spellEnd"/>
+      <w:r>
+        <w:t xml:space="preserve"> of works of art, </w:t>
+      </w:r>
+      <w:proofErr w:type="spellStart"/>
+      <w:r>
+        <w:t>although</w:t>
+      </w:r>
+      <w:proofErr w:type="spellEnd"/>
+      <w:r>
+        <w:t xml:space="preserve"> in Bologna </w:t>
+      </w:r>
+      <w:proofErr w:type="spellStart"/>
+      <w:r>
+        <w:t>his</w:t>
+      </w:r>
+      <w:proofErr w:type="spellEnd"/>
+      <w:r>
+        <w:t xml:space="preserve"> figure </w:t>
+      </w:r>
+      <w:proofErr w:type="spellStart"/>
+      <w:r>
+        <w:t>is</w:t>
+      </w:r>
+      <w:proofErr w:type="spellEnd"/>
+      <w:r>
+        <w:t xml:space="preserve"> </w:t>
+      </w:r>
+      <w:proofErr w:type="spellStart"/>
+      <w:r>
+        <w:t>remembered</w:t>
+      </w:r>
+      <w:proofErr w:type="spellEnd"/>
+      <w:r>
+        <w:t xml:space="preserve"> more for </w:t>
+      </w:r>
+      <w:proofErr w:type="spellStart"/>
+      <w:r>
+        <w:t>his</w:t>
+      </w:r>
+      <w:proofErr w:type="spellEnd"/>
+      <w:r>
+        <w:t xml:space="preserve"> </w:t>
+      </w:r>
+      <w:proofErr w:type="spellStart"/>
+      <w:r>
+        <w:t>political</w:t>
+      </w:r>
+      <w:proofErr w:type="spellEnd"/>
+      <w:r>
+        <w:t xml:space="preserve"> </w:t>
+      </w:r>
+      <w:proofErr w:type="spellStart"/>
+      <w:r>
+        <w:t>function</w:t>
+      </w:r>
+      <w:proofErr w:type="spellEnd"/>
+      <w:r>
+        <w:t xml:space="preserve"> </w:t>
+      </w:r>
+      <w:proofErr w:type="spellStart"/>
+      <w:r>
+        <w:t>than</w:t>
+      </w:r>
+      <w:proofErr w:type="spellEnd"/>
+      <w:r>
+        <w:t xml:space="preserve"> for private patronage.</w:t>
       </w:r>
     </w:p>
     <w:p>
@@ -1347,42 +6880,121 @@
           <w:numId w:val="6"/>
         </w:numPr>
         <w:pBdr>
-          <w:top w:space="0" w:sz="0" w:val="nil"/>
-          <w:left w:space="0" w:sz="0" w:val="nil"/>
-          <w:bottom w:space="0" w:sz="0" w:val="nil"/>
-          <w:right w:space="0" w:sz="0" w:val="nil"/>
-          <w:between w:space="0" w:sz="0" w:val="nil"/>
+          <w:top w:val="nil"/>
+          <w:left w:val="nil"/>
+          <w:bottom w:val="nil"/>
+          <w:right w:val="nil"/>
+          <w:between w:val="nil"/>
         </w:pBdr>
-        <w:shd w:fill="auto" w:val="clear"/>
-        <w:ind w:left="600" w:hanging="360"/>
-      </w:pPr>
-      <w:r>
-        <w:rPr>
-          <w:b w:val="1"/>
-          <w:bCs w:val="1"/>
-          <w:rtl w:val="0"/>
-        </w:rPr>
-        <w:t xml:space="preserve">Historical Note:</w:t>
-      </w:r>
-      <w:r>
-        <w:rPr>
-          <w:rtl w:val="0"/>
-        </w:rPr>
-        <w:t xml:space="preserve"> In conducting archival research, one can find his name Latinized as Iosephus Carpineus in the official documents of the Legate or the Senate of Bologna relating to the years 1693-1695.</w:t>
+      </w:pPr>
+      <w:proofErr w:type="spellStart"/>
+      <w:r>
+        <w:rPr>
+          <w:b/>
+          <w:bCs/>
+        </w:rPr>
+        <w:t>Historical</w:t>
+      </w:r>
+      <w:proofErr w:type="spellEnd"/>
+      <w:r>
+        <w:rPr>
+          <w:b/>
+          <w:bCs/>
+        </w:rPr>
+        <w:t xml:space="preserve"> Note:</w:t>
+      </w:r>
+      <w:r>
+        <w:t xml:space="preserve"> In </w:t>
+      </w:r>
+      <w:proofErr w:type="spellStart"/>
+      <w:r>
+        <w:t>conducting</w:t>
+      </w:r>
+      <w:proofErr w:type="spellEnd"/>
+      <w:r>
+        <w:t xml:space="preserve"> </w:t>
+      </w:r>
+      <w:proofErr w:type="spellStart"/>
+      <w:r>
+        <w:t>archival</w:t>
+      </w:r>
+      <w:proofErr w:type="spellEnd"/>
+      <w:r>
+        <w:t xml:space="preserve"> </w:t>
+      </w:r>
+      <w:proofErr w:type="spellStart"/>
+      <w:r>
+        <w:t>research</w:t>
+      </w:r>
+      <w:proofErr w:type="spellEnd"/>
+      <w:r>
+        <w:t xml:space="preserve">, one can </w:t>
+      </w:r>
+      <w:proofErr w:type="spellStart"/>
+      <w:r>
+        <w:t>find</w:t>
+      </w:r>
+      <w:proofErr w:type="spellEnd"/>
+      <w:r>
+        <w:t xml:space="preserve"> </w:t>
+      </w:r>
+      <w:proofErr w:type="spellStart"/>
+      <w:r>
+        <w:t>his</w:t>
+      </w:r>
+      <w:proofErr w:type="spellEnd"/>
+      <w:r>
+        <w:t xml:space="preserve"> name Latinized </w:t>
+      </w:r>
+      <w:proofErr w:type="spellStart"/>
+      <w:r>
+        <w:t>as</w:t>
+      </w:r>
+      <w:proofErr w:type="spellEnd"/>
+      <w:r>
+        <w:t xml:space="preserve"> Iosephus Carpineus in the official </w:t>
+      </w:r>
+      <w:proofErr w:type="spellStart"/>
+      <w:r>
+        <w:t>documents</w:t>
+      </w:r>
+      <w:proofErr w:type="spellEnd"/>
+      <w:r>
+        <w:t xml:space="preserve"> of the Legate or the Senate of Bologna </w:t>
+      </w:r>
+      <w:proofErr w:type="spellStart"/>
+      <w:r>
+        <w:t>relating</w:t>
+      </w:r>
+      <w:proofErr w:type="spellEnd"/>
+      <w:r>
+        <w:t xml:space="preserve"> to the </w:t>
+      </w:r>
+      <w:proofErr w:type="spellStart"/>
+      <w:r>
+        <w:t>years</w:t>
+      </w:r>
+      <w:proofErr w:type="spellEnd"/>
+      <w:r>
+        <w:t xml:space="preserve"> 1693-1695.</w:t>
       </w:r>
     </w:p>
     <w:sectPr>
-      <w:pgSz w:h="15840" w:w="12240" w:orient="portrait"/>
-      <w:pgMar w:bottom="1440" w:top="1440" w:left="1440" w:right="1440" w:header="0" w:footer="720"/>
+      <w:pgSz w:w="12240" w:h="15840"/>
+      <w:pgMar w:top="1440" w:right="1440" w:bottom="1440" w:left="1440" w:header="0" w:footer="720" w:gutter="0"/>
       <w:pgNumType w:start="1"/>
+      <w:cols w:space="720"/>
     </w:sectPr>
   </w:body>
 </w:document>
 </file>
 
 <file path=word/numbering.xml><?xml version="1.0" encoding="utf-8"?>
-<w:numbering xmlns:mc="http://schemas.openxmlformats.org/markup-compatibility/2006" xmlns:o="urn:schemas-microsoft-com:office:office" xmlns:r="http://schemas.openxmlformats.org/officeDocument/2006/relationships" xmlns:m="http://schemas.openxmlformats.org/officeDocument/2006/math" xmlns:v="urn:schemas-microsoft-com:vml" xmlns:wp="http://schemas.openxmlformats.org/drawingml/2006/wordprocessingDrawing" xmlns:w10="urn:schemas-microsoft-com:office:word" xmlns:w="http://schemas.openxmlformats.org/wordprocessingml/2006/main" xmlns:wne="http://schemas.microsoft.com/office/word/2006/wordml" xmlns:sl="http://schemas.openxmlformats.org/schemaLibrary/2006/main" xmlns:a="http://schemas.openxmlformats.org/drawingml/2006/main" xmlns:pic="http://schemas.openxmlformats.org/drawingml/2006/picture" xmlns:c="http://schemas.openxmlformats.org/drawingml/2006/chart" xmlns:lc="http://schemas.openxmlformats.org/drawingml/2006/lockedCanvas" xmlns:dgm="http://schemas.openxmlformats.org/drawingml/2006/diagram" xmlns:wps="http://schemas.microsoft.com/office/word/2010/wordprocessingShape" xmlns:wpg="http://schemas.microsoft.com/office/word/2010/wordprocessingGroup" xmlns:w14="http://schemas.microsoft.com/office/word/2010/wordml" xmlns:w15="http://schemas.microsoft.com/office/word/2012/wordml" xmlns:w16="http://schemas.microsoft.com/office/word/2018/wordml" xmlns:w16cex="http://schemas.microsoft.com/office/word/2018/wordml/cex" xmlns:w16cid="http://schemas.microsoft.com/office/word/2016/wordml/cid" xmlns="http://schemas.microsoft.com/office/tasks/2019/documenttasks" xmlns:cr="http://schemas.microsoft.com/office/comments/2020/reactions">
-  <w:abstractNum w:abstractNumId="1">
+<w:numbering xmlns:wpc="http://schemas.microsoft.com/office/word/2010/wordprocessingCanvas" xmlns:cx="http://schemas.microsoft.com/office/drawing/2014/chartex" xmlns:cx1="http://schemas.microsoft.com/office/drawing/2015/9/8/chartex" xmlns:cx2="http://schemas.microsoft.com/office/drawing/2015/10/21/chartex" xmlns:cx3="http://schemas.microsoft.com/office/drawing/2016/5/9/chartex" xmlns:cx4="http://schemas.microsoft.com/office/drawing/2016/5/10/chartex" xmlns:cx5="http://schemas.microsoft.com/office/drawing/2016/5/11/chartex" xmlns:cx6="http://schemas.microsoft.com/office/drawing/2016/5/12/chartex" xmlns:cx7="http://schemas.microsoft.com/office/drawing/2016/5/13/chartex" xmlns:cx8="http://schemas.microsoft.com/office/drawing/2016/5/14/chartex" xmlns:mc="http://schemas.openxmlformats.org/markup-compatibility/2006" xmlns:aink="http://schemas.microsoft.com/office/drawing/2016/ink" xmlns:am3d="http://schemas.microsoft.com/office/drawing/2017/model3d" xmlns:o="urn:schemas-microsoft-com:office:office" xmlns:oel="http://schemas.microsoft.com/office/2019/extlst" xmlns:r="http://schemas.openxmlformats.org/officeDocument/2006/relationships" xmlns:m="http://schemas.openxmlformats.org/officeDocument/2006/math" xmlns:v="urn:schemas-microsoft-com:vml" xmlns:wp14="http://schemas.microsoft.com/office/word/2010/wordprocessingDrawing" xmlns:wp="http://schemas.openxmlformats.org/drawingml/2006/wordprocessingDrawing" xmlns:w10="urn:schemas-microsoft-com:office:word" xmlns:w="http://schemas.openxmlformats.org/wordprocessingml/2006/main" xmlns:w14="http://schemas.microsoft.com/office/word/2010/wordml" xmlns:w15="http://schemas.microsoft.com/office/word/2012/wordml" xmlns:w16cex="http://schemas.microsoft.com/office/word/2018/wordml/cex" xmlns:w16cid="http://schemas.microsoft.com/office/word/2016/wordml/cid" xmlns:w16="http://schemas.microsoft.com/office/word/2018/wordml" xmlns:w16du="http://schemas.microsoft.com/office/word/2023/wordml/word16du" xmlns:w16sdtdh="http://schemas.microsoft.com/office/word/2020/wordml/sdtdatahash" xmlns:w16sdtfl="http://schemas.microsoft.com/office/word/2024/wordml/sdtformatlock" xmlns:w16se="http://schemas.microsoft.com/office/word/2015/wordml/symex" xmlns:wpg="http://schemas.microsoft.com/office/word/2010/wordprocessingGroup" xmlns:wpi="http://schemas.microsoft.com/office/word/2010/wordprocessingInk" xmlns:wne="http://schemas.microsoft.com/office/word/2006/wordml" xmlns:wps="http://schemas.microsoft.com/office/word/2010/wordprocessingShape" mc:Ignorable="w14 w15 w16se w16cid w16 w16cex w16sdtdh w16sdtfl w16du wp14">
+  <w:abstractNum w:abstractNumId="0" w15:restartNumberingAfterBreak="0">
+    <w:nsid w:val="192B3D3B"/>
+    <w:multiLevelType w:val="multilevel"/>
+    <w:tmpl w:val="A36877FC"/>
     <w:lvl w:ilvl="0">
       <w:start w:val="1"/>
       <w:numFmt w:val="bullet"/>
@@ -1392,7 +7004,7 @@
         <w:ind w:left="600" w:hanging="360"/>
       </w:pPr>
       <w:rPr>
-        <w:rFonts w:ascii="Arial" w:cs="Arial" w:eastAsia="Arial" w:hAnsi="Arial"/>
+        <w:rFonts w:ascii="Arial" w:eastAsia="Arial" w:hAnsi="Arial" w:cs="Arial"/>
         <w:b w:val="0"/>
         <w:bCs w:val="0"/>
         <w:i w:val="0"/>
@@ -1403,7 +7015,7 @@
         <w:sz w:val="22"/>
         <w:szCs w:val="22"/>
         <w:u w:val="none"/>
-        <w:shd w:fill="auto" w:val="clear"/>
+        <w:shd w:val="clear" w:color="auto" w:fill="auto"/>
         <w:vertAlign w:val="baseline"/>
       </w:rPr>
     </w:lvl>
@@ -1413,10 +7025,10 @@
       <w:lvlText w:val="○"/>
       <w:lvlJc w:val="left"/>
       <w:pPr>
-        <w:ind w:left="1200" w:hanging="360"/>
+        <w:ind w:left="1440" w:hanging="360"/>
       </w:pPr>
       <w:rPr>
-        <w:rFonts w:ascii="Arial" w:cs="Arial" w:eastAsia="Arial" w:hAnsi="Arial"/>
+        <w:rFonts w:ascii="Arial" w:eastAsia="Arial" w:hAnsi="Arial" w:cs="Arial"/>
         <w:b w:val="0"/>
         <w:bCs w:val="0"/>
         <w:i w:val="0"/>
@@ -1427,7 +7039,7 @@
         <w:sz w:val="22"/>
         <w:szCs w:val="22"/>
         <w:u w:val="none"/>
-        <w:shd w:fill="auto" w:val="clear"/>
+        <w:shd w:val="clear" w:color="auto" w:fill="auto"/>
         <w:vertAlign w:val="baseline"/>
       </w:rPr>
     </w:lvl>
@@ -1440,7 +7052,7 @@
         <w:ind w:left="2160" w:hanging="360"/>
       </w:pPr>
       <w:rPr>
-        <w:rFonts w:ascii="Arial" w:cs="Arial" w:eastAsia="Arial" w:hAnsi="Arial"/>
+        <w:rFonts w:ascii="Arial" w:eastAsia="Arial" w:hAnsi="Arial" w:cs="Arial"/>
         <w:b w:val="0"/>
         <w:bCs w:val="0"/>
         <w:i w:val="0"/>
@@ -1451,7 +7063,7 @@
         <w:sz w:val="22"/>
         <w:szCs w:val="22"/>
         <w:u w:val="none"/>
-        <w:shd w:fill="auto" w:val="clear"/>
+        <w:shd w:val="clear" w:color="auto" w:fill="auto"/>
         <w:vertAlign w:val="baseline"/>
       </w:rPr>
     </w:lvl>
@@ -1464,7 +7076,7 @@
         <w:ind w:left="2880" w:hanging="360"/>
       </w:pPr>
       <w:rPr>
-        <w:rFonts w:ascii="Arial" w:cs="Arial" w:eastAsia="Arial" w:hAnsi="Arial"/>
+        <w:rFonts w:ascii="Arial" w:eastAsia="Arial" w:hAnsi="Arial" w:cs="Arial"/>
         <w:b w:val="0"/>
         <w:bCs w:val="0"/>
         <w:i w:val="0"/>
@@ -1475,7 +7087,7 @@
         <w:sz w:val="22"/>
         <w:szCs w:val="22"/>
         <w:u w:val="none"/>
-        <w:shd w:fill="auto" w:val="clear"/>
+        <w:shd w:val="clear" w:color="auto" w:fill="auto"/>
         <w:vertAlign w:val="baseline"/>
       </w:rPr>
     </w:lvl>
@@ -1488,7 +7100,7 @@
         <w:ind w:left="3600" w:hanging="360"/>
       </w:pPr>
       <w:rPr>
-        <w:rFonts w:ascii="Arial" w:cs="Arial" w:eastAsia="Arial" w:hAnsi="Arial"/>
+        <w:rFonts w:ascii="Arial" w:eastAsia="Arial" w:hAnsi="Arial" w:cs="Arial"/>
         <w:b w:val="0"/>
         <w:bCs w:val="0"/>
         <w:i w:val="0"/>
@@ -1499,7 +7111,7 @@
         <w:sz w:val="22"/>
         <w:szCs w:val="22"/>
         <w:u w:val="none"/>
-        <w:shd w:fill="auto" w:val="clear"/>
+        <w:shd w:val="clear" w:color="auto" w:fill="auto"/>
         <w:vertAlign w:val="baseline"/>
       </w:rPr>
     </w:lvl>
@@ -1512,7 +7124,7 @@
         <w:ind w:left="4320" w:hanging="360"/>
       </w:pPr>
       <w:rPr>
-        <w:rFonts w:ascii="Arial" w:cs="Arial" w:eastAsia="Arial" w:hAnsi="Arial"/>
+        <w:rFonts w:ascii="Arial" w:eastAsia="Arial" w:hAnsi="Arial" w:cs="Arial"/>
         <w:b w:val="0"/>
         <w:bCs w:val="0"/>
         <w:i w:val="0"/>
@@ -1523,7 +7135,7 @@
         <w:sz w:val="22"/>
         <w:szCs w:val="22"/>
         <w:u w:val="none"/>
-        <w:shd w:fill="auto" w:val="clear"/>
+        <w:shd w:val="clear" w:color="auto" w:fill="auto"/>
         <w:vertAlign w:val="baseline"/>
       </w:rPr>
     </w:lvl>
@@ -1536,7 +7148,7 @@
         <w:ind w:left="5040" w:hanging="360"/>
       </w:pPr>
       <w:rPr>
-        <w:rFonts w:ascii="Arial" w:cs="Arial" w:eastAsia="Arial" w:hAnsi="Arial"/>
+        <w:rFonts w:ascii="Arial" w:eastAsia="Arial" w:hAnsi="Arial" w:cs="Arial"/>
         <w:b w:val="0"/>
         <w:bCs w:val="0"/>
         <w:i w:val="0"/>
@@ -1547,7 +7159,7 @@
         <w:sz w:val="22"/>
         <w:szCs w:val="22"/>
         <w:u w:val="none"/>
-        <w:shd w:fill="auto" w:val="clear"/>
+        <w:shd w:val="clear" w:color="auto" w:fill="auto"/>
         <w:vertAlign w:val="baseline"/>
       </w:rPr>
     </w:lvl>
@@ -1560,7 +7172,7 @@
         <w:ind w:left="5760" w:hanging="360"/>
       </w:pPr>
       <w:rPr>
-        <w:rFonts w:ascii="Arial" w:cs="Arial" w:eastAsia="Arial" w:hAnsi="Arial"/>
+        <w:rFonts w:ascii="Arial" w:eastAsia="Arial" w:hAnsi="Arial" w:cs="Arial"/>
         <w:b w:val="0"/>
         <w:bCs w:val="0"/>
         <w:i w:val="0"/>
@@ -1571,7 +7183,7 @@
         <w:sz w:val="22"/>
         <w:szCs w:val="22"/>
         <w:u w:val="none"/>
-        <w:shd w:fill="auto" w:val="clear"/>
+        <w:shd w:val="clear" w:color="auto" w:fill="auto"/>
         <w:vertAlign w:val="baseline"/>
       </w:rPr>
     </w:lvl>
@@ -1584,7 +7196,7 @@
         <w:ind w:left="6480" w:hanging="360"/>
       </w:pPr>
       <w:rPr>
-        <w:rFonts w:ascii="Arial" w:cs="Arial" w:eastAsia="Arial" w:hAnsi="Arial"/>
+        <w:rFonts w:ascii="Arial" w:eastAsia="Arial" w:hAnsi="Arial" w:cs="Arial"/>
         <w:b w:val="0"/>
         <w:bCs w:val="0"/>
         <w:i w:val="0"/>
@@ -1595,12 +7207,15 @@
         <w:sz w:val="22"/>
         <w:szCs w:val="22"/>
         <w:u w:val="none"/>
-        <w:shd w:fill="auto" w:val="clear"/>
+        <w:shd w:val="clear" w:color="auto" w:fill="auto"/>
         <w:vertAlign w:val="baseline"/>
       </w:rPr>
     </w:lvl>
   </w:abstractNum>
-  <w:abstractNum w:abstractNumId="2">
+  <w:abstractNum w:abstractNumId="1" w15:restartNumberingAfterBreak="0">
+    <w:nsid w:val="4FDD1A19"/>
+    <w:multiLevelType w:val="multilevel"/>
+    <w:tmpl w:val="D92612AE"/>
     <w:lvl w:ilvl="0">
       <w:start w:val="1"/>
       <w:numFmt w:val="bullet"/>
@@ -1610,7 +7225,7 @@
         <w:ind w:left="600" w:hanging="360"/>
       </w:pPr>
       <w:rPr>
-        <w:rFonts w:ascii="Arial" w:cs="Arial" w:eastAsia="Arial" w:hAnsi="Arial"/>
+        <w:rFonts w:ascii="Arial" w:eastAsia="Arial" w:hAnsi="Arial" w:cs="Arial"/>
         <w:b w:val="0"/>
         <w:bCs w:val="0"/>
         <w:i w:val="0"/>
@@ -1621,7 +7236,7 @@
         <w:sz w:val="22"/>
         <w:szCs w:val="22"/>
         <w:u w:val="none"/>
-        <w:shd w:fill="auto" w:val="clear"/>
+        <w:shd w:val="clear" w:color="auto" w:fill="auto"/>
         <w:vertAlign w:val="baseline"/>
       </w:rPr>
     </w:lvl>
@@ -1631,10 +7246,10 @@
       <w:lvlText w:val="○"/>
       <w:lvlJc w:val="left"/>
       <w:pPr>
-        <w:ind w:left="1200" w:hanging="360"/>
+        <w:ind w:left="1440" w:hanging="360"/>
       </w:pPr>
       <w:rPr>
-        <w:rFonts w:ascii="Arial" w:cs="Arial" w:eastAsia="Arial" w:hAnsi="Arial"/>
+        <w:rFonts w:ascii="Arial" w:eastAsia="Arial" w:hAnsi="Arial" w:cs="Arial"/>
         <w:b w:val="0"/>
         <w:bCs w:val="0"/>
         <w:i w:val="0"/>
@@ -1645,7 +7260,7 @@
         <w:sz w:val="22"/>
         <w:szCs w:val="22"/>
         <w:u w:val="none"/>
-        <w:shd w:fill="auto" w:val="clear"/>
+        <w:shd w:val="clear" w:color="auto" w:fill="auto"/>
         <w:vertAlign w:val="baseline"/>
       </w:rPr>
     </w:lvl>
@@ -1658,7 +7273,7 @@
         <w:ind w:left="2160" w:hanging="360"/>
       </w:pPr>
       <w:rPr>
-        <w:rFonts w:ascii="Arial" w:cs="Arial" w:eastAsia="Arial" w:hAnsi="Arial"/>
+        <w:rFonts w:ascii="Arial" w:eastAsia="Arial" w:hAnsi="Arial" w:cs="Arial"/>
         <w:b w:val="0"/>
         <w:bCs w:val="0"/>
         <w:i w:val="0"/>
@@ -1669,7 +7284,7 @@
         <w:sz w:val="22"/>
         <w:szCs w:val="22"/>
         <w:u w:val="none"/>
-        <w:shd w:fill="auto" w:val="clear"/>
+        <w:shd w:val="clear" w:color="auto" w:fill="auto"/>
         <w:vertAlign w:val="baseline"/>
       </w:rPr>
     </w:lvl>
@@ -1682,7 +7297,7 @@
         <w:ind w:left="2880" w:hanging="360"/>
       </w:pPr>
       <w:rPr>
-        <w:rFonts w:ascii="Arial" w:cs="Arial" w:eastAsia="Arial" w:hAnsi="Arial"/>
+        <w:rFonts w:ascii="Arial" w:eastAsia="Arial" w:hAnsi="Arial" w:cs="Arial"/>
         <w:b w:val="0"/>
         <w:bCs w:val="0"/>
         <w:i w:val="0"/>
@@ -1693,7 +7308,7 @@
         <w:sz w:val="22"/>
         <w:szCs w:val="22"/>
         <w:u w:val="none"/>
-        <w:shd w:fill="auto" w:val="clear"/>
+        <w:shd w:val="clear" w:color="auto" w:fill="auto"/>
         <w:vertAlign w:val="baseline"/>
       </w:rPr>
     </w:lvl>
@@ -1706,7 +7321,7 @@
         <w:ind w:left="3600" w:hanging="360"/>
       </w:pPr>
       <w:rPr>
-        <w:rFonts w:ascii="Arial" w:cs="Arial" w:eastAsia="Arial" w:hAnsi="Arial"/>
+        <w:rFonts w:ascii="Arial" w:eastAsia="Arial" w:hAnsi="Arial" w:cs="Arial"/>
         <w:b w:val="0"/>
         <w:bCs w:val="0"/>
         <w:i w:val="0"/>
@@ -1717,7 +7332,7 @@
         <w:sz w:val="22"/>
         <w:szCs w:val="22"/>
         <w:u w:val="none"/>
-        <w:shd w:fill="auto" w:val="clear"/>
+        <w:shd w:val="clear" w:color="auto" w:fill="auto"/>
         <w:vertAlign w:val="baseline"/>
       </w:rPr>
     </w:lvl>
@@ -1730,7 +7345,7 @@
         <w:ind w:left="4320" w:hanging="360"/>
       </w:pPr>
       <w:rPr>
-        <w:rFonts w:ascii="Arial" w:cs="Arial" w:eastAsia="Arial" w:hAnsi="Arial"/>
+        <w:rFonts w:ascii="Arial" w:eastAsia="Arial" w:hAnsi="Arial" w:cs="Arial"/>
         <w:b w:val="0"/>
         <w:bCs w:val="0"/>
         <w:i w:val="0"/>
@@ -1741,7 +7356,7 @@
         <w:sz w:val="22"/>
         <w:szCs w:val="22"/>
         <w:u w:val="none"/>
-        <w:shd w:fill="auto" w:val="clear"/>
+        <w:shd w:val="clear" w:color="auto" w:fill="auto"/>
         <w:vertAlign w:val="baseline"/>
       </w:rPr>
     </w:lvl>
@@ -1754,7 +7369,7 @@
         <w:ind w:left="5040" w:hanging="360"/>
       </w:pPr>
       <w:rPr>
-        <w:rFonts w:ascii="Arial" w:cs="Arial" w:eastAsia="Arial" w:hAnsi="Arial"/>
+        <w:rFonts w:ascii="Arial" w:eastAsia="Arial" w:hAnsi="Arial" w:cs="Arial"/>
         <w:b w:val="0"/>
         <w:bCs w:val="0"/>
         <w:i w:val="0"/>
@@ -1765,7 +7380,7 @@
         <w:sz w:val="22"/>
         <w:szCs w:val="22"/>
         <w:u w:val="none"/>
-        <w:shd w:fill="auto" w:val="clear"/>
+        <w:shd w:val="clear" w:color="auto" w:fill="auto"/>
         <w:vertAlign w:val="baseline"/>
       </w:rPr>
     </w:lvl>
@@ -1778,7 +7393,7 @@
         <w:ind w:left="5760" w:hanging="360"/>
       </w:pPr>
       <w:rPr>
-        <w:rFonts w:ascii="Arial" w:cs="Arial" w:eastAsia="Arial" w:hAnsi="Arial"/>
+        <w:rFonts w:ascii="Arial" w:eastAsia="Arial" w:hAnsi="Arial" w:cs="Arial"/>
         <w:b w:val="0"/>
         <w:bCs w:val="0"/>
         <w:i w:val="0"/>
@@ -1789,7 +7404,7 @@
         <w:sz w:val="22"/>
         <w:szCs w:val="22"/>
         <w:u w:val="none"/>
-        <w:shd w:fill="auto" w:val="clear"/>
+        <w:shd w:val="clear" w:color="auto" w:fill="auto"/>
         <w:vertAlign w:val="baseline"/>
       </w:rPr>
     </w:lvl>
@@ -1802,7 +7417,7 @@
         <w:ind w:left="6480" w:hanging="360"/>
       </w:pPr>
       <w:rPr>
-        <w:rFonts w:ascii="Arial" w:cs="Arial" w:eastAsia="Arial" w:hAnsi="Arial"/>
+        <w:rFonts w:ascii="Arial" w:eastAsia="Arial" w:hAnsi="Arial" w:cs="Arial"/>
         <w:b w:val="0"/>
         <w:bCs w:val="0"/>
         <w:i w:val="0"/>
@@ -1813,12 +7428,15 @@
         <w:sz w:val="22"/>
         <w:szCs w:val="22"/>
         <w:u w:val="none"/>
-        <w:shd w:fill="auto" w:val="clear"/>
+        <w:shd w:val="clear" w:color="auto" w:fill="auto"/>
         <w:vertAlign w:val="baseline"/>
       </w:rPr>
     </w:lvl>
   </w:abstractNum>
-  <w:abstractNum w:abstractNumId="3">
+  <w:abstractNum w:abstractNumId="2" w15:restartNumberingAfterBreak="0">
+    <w:nsid w:val="58C01261"/>
+    <w:multiLevelType w:val="multilevel"/>
+    <w:tmpl w:val="A06CF1EE"/>
     <w:lvl w:ilvl="0">
       <w:start w:val="1"/>
       <w:numFmt w:val="bullet"/>
@@ -1828,7 +7446,7 @@
         <w:ind w:left="600" w:hanging="360"/>
       </w:pPr>
       <w:rPr>
-        <w:rFonts w:ascii="Arial" w:cs="Arial" w:eastAsia="Arial" w:hAnsi="Arial"/>
+        <w:rFonts w:ascii="Arial" w:eastAsia="Arial" w:hAnsi="Arial" w:cs="Arial"/>
         <w:b w:val="0"/>
         <w:bCs w:val="0"/>
         <w:i w:val="0"/>
@@ -1839,7 +7457,7 @@
         <w:sz w:val="22"/>
         <w:szCs w:val="22"/>
         <w:u w:val="none"/>
-        <w:shd w:fill="auto" w:val="clear"/>
+        <w:shd w:val="clear" w:color="auto" w:fill="auto"/>
         <w:vertAlign w:val="baseline"/>
       </w:rPr>
     </w:lvl>
@@ -1852,7 +7470,7 @@
         <w:ind w:left="1440" w:hanging="360"/>
       </w:pPr>
       <w:rPr>
-        <w:rFonts w:ascii="Arial" w:cs="Arial" w:eastAsia="Arial" w:hAnsi="Arial"/>
+        <w:rFonts w:ascii="Arial" w:eastAsia="Arial" w:hAnsi="Arial" w:cs="Arial"/>
         <w:b w:val="0"/>
         <w:bCs w:val="0"/>
         <w:i w:val="0"/>
@@ -1863,7 +7481,7 @@
         <w:sz w:val="22"/>
         <w:szCs w:val="22"/>
         <w:u w:val="none"/>
-        <w:shd w:fill="auto" w:val="clear"/>
+        <w:shd w:val="clear" w:color="auto" w:fill="auto"/>
         <w:vertAlign w:val="baseline"/>
       </w:rPr>
     </w:lvl>
@@ -1876,7 +7494,7 @@
         <w:ind w:left="2160" w:hanging="360"/>
       </w:pPr>
       <w:rPr>
-        <w:rFonts w:ascii="Arial" w:cs="Arial" w:eastAsia="Arial" w:hAnsi="Arial"/>
+        <w:rFonts w:ascii="Arial" w:eastAsia="Arial" w:hAnsi="Arial" w:cs="Arial"/>
         <w:b w:val="0"/>
         <w:bCs w:val="0"/>
         <w:i w:val="0"/>
@@ -1887,7 +7505,7 @@
         <w:sz w:val="22"/>
         <w:szCs w:val="22"/>
         <w:u w:val="none"/>
-        <w:shd w:fill="auto" w:val="clear"/>
+        <w:shd w:val="clear" w:color="auto" w:fill="auto"/>
         <w:vertAlign w:val="baseline"/>
       </w:rPr>
     </w:lvl>
@@ -1900,7 +7518,7 @@
         <w:ind w:left="2880" w:hanging="360"/>
       </w:pPr>
       <w:rPr>
-        <w:rFonts w:ascii="Arial" w:cs="Arial" w:eastAsia="Arial" w:hAnsi="Arial"/>
+        <w:rFonts w:ascii="Arial" w:eastAsia="Arial" w:hAnsi="Arial" w:cs="Arial"/>
         <w:b w:val="0"/>
         <w:bCs w:val="0"/>
         <w:i w:val="0"/>
@@ -1911,7 +7529,7 @@
         <w:sz w:val="22"/>
         <w:szCs w:val="22"/>
         <w:u w:val="none"/>
-        <w:shd w:fill="auto" w:val="clear"/>
+        <w:shd w:val="clear" w:color="auto" w:fill="auto"/>
         <w:vertAlign w:val="baseline"/>
       </w:rPr>
     </w:lvl>
@@ -1924,7 +7542,7 @@
         <w:ind w:left="3600" w:hanging="360"/>
       </w:pPr>
       <w:rPr>
-        <w:rFonts w:ascii="Arial" w:cs="Arial" w:eastAsia="Arial" w:hAnsi="Arial"/>
+        <w:rFonts w:ascii="Arial" w:eastAsia="Arial" w:hAnsi="Arial" w:cs="Arial"/>
         <w:b w:val="0"/>
         <w:bCs w:val="0"/>
         <w:i w:val="0"/>
@@ -1935,7 +7553,7 @@
         <w:sz w:val="22"/>
         <w:szCs w:val="22"/>
         <w:u w:val="none"/>
-        <w:shd w:fill="auto" w:val="clear"/>
+        <w:shd w:val="clear" w:color="auto" w:fill="auto"/>
         <w:vertAlign w:val="baseline"/>
       </w:rPr>
     </w:lvl>
@@ -1948,7 +7566,7 @@
         <w:ind w:left="4320" w:hanging="360"/>
       </w:pPr>
       <w:rPr>
-        <w:rFonts w:ascii="Arial" w:cs="Arial" w:eastAsia="Arial" w:hAnsi="Arial"/>
+        <w:rFonts w:ascii="Arial" w:eastAsia="Arial" w:hAnsi="Arial" w:cs="Arial"/>
         <w:b w:val="0"/>
         <w:bCs w:val="0"/>
         <w:i w:val="0"/>
@@ -1959,7 +7577,7 @@
         <w:sz w:val="22"/>
         <w:szCs w:val="22"/>
         <w:u w:val="none"/>
-        <w:shd w:fill="auto" w:val="clear"/>
+        <w:shd w:val="clear" w:color="auto" w:fill="auto"/>
         <w:vertAlign w:val="baseline"/>
       </w:rPr>
     </w:lvl>
@@ -1972,7 +7590,7 @@
         <w:ind w:left="5040" w:hanging="360"/>
       </w:pPr>
       <w:rPr>
-        <w:rFonts w:ascii="Arial" w:cs="Arial" w:eastAsia="Arial" w:hAnsi="Arial"/>
+        <w:rFonts w:ascii="Arial" w:eastAsia="Arial" w:hAnsi="Arial" w:cs="Arial"/>
         <w:b w:val="0"/>
         <w:bCs w:val="0"/>
         <w:i w:val="0"/>
@@ -1983,7 +7601,7 @@
         <w:sz w:val="22"/>
         <w:szCs w:val="22"/>
         <w:u w:val="none"/>
-        <w:shd w:fill="auto" w:val="clear"/>
+        <w:shd w:val="clear" w:color="auto" w:fill="auto"/>
         <w:vertAlign w:val="baseline"/>
       </w:rPr>
     </w:lvl>
@@ -1996,7 +7614,7 @@
         <w:ind w:left="5760" w:hanging="360"/>
       </w:pPr>
       <w:rPr>
-        <w:rFonts w:ascii="Arial" w:cs="Arial" w:eastAsia="Arial" w:hAnsi="Arial"/>
+        <w:rFonts w:ascii="Arial" w:eastAsia="Arial" w:hAnsi="Arial" w:cs="Arial"/>
         <w:b w:val="0"/>
         <w:bCs w:val="0"/>
         <w:i w:val="0"/>
@@ -2007,7 +7625,7 @@
         <w:sz w:val="22"/>
         <w:szCs w:val="22"/>
         <w:u w:val="none"/>
-        <w:shd w:fill="auto" w:val="clear"/>
+        <w:shd w:val="clear" w:color="auto" w:fill="auto"/>
         <w:vertAlign w:val="baseline"/>
       </w:rPr>
     </w:lvl>
@@ -2020,7 +7638,7 @@
         <w:ind w:left="6480" w:hanging="360"/>
       </w:pPr>
       <w:rPr>
-        <w:rFonts w:ascii="Arial" w:cs="Arial" w:eastAsia="Arial" w:hAnsi="Arial"/>
+        <w:rFonts w:ascii="Arial" w:eastAsia="Arial" w:hAnsi="Arial" w:cs="Arial"/>
         <w:b w:val="0"/>
         <w:bCs w:val="0"/>
         <w:i w:val="0"/>
@@ -2031,22 +7649,25 @@
         <w:sz w:val="22"/>
         <w:szCs w:val="22"/>
         <w:u w:val="none"/>
-        <w:shd w:fill="auto" w:val="clear"/>
+        <w:shd w:val="clear" w:color="auto" w:fill="auto"/>
         <w:vertAlign w:val="baseline"/>
       </w:rPr>
     </w:lvl>
   </w:abstractNum>
-  <w:abstractNum w:abstractNumId="4">
+  <w:abstractNum w:abstractNumId="3" w15:restartNumberingAfterBreak="0">
+    <w:nsid w:val="642777E9"/>
+    <w:multiLevelType w:val="multilevel"/>
+    <w:tmpl w:val="EAB6E4C8"/>
     <w:lvl w:ilvl="0">
       <w:start w:val="1"/>
-      <w:numFmt w:val="decimal"/>
-      <w:lvlText w:val="%1."/>
+      <w:numFmt w:val="bullet"/>
+      <w:lvlText w:val="●"/>
       <w:lvlJc w:val="left"/>
       <w:pPr>
         <w:ind w:left="600" w:hanging="360"/>
       </w:pPr>
       <w:rPr>
-        <w:rFonts w:ascii="Arial" w:cs="Arial" w:eastAsia="Arial" w:hAnsi="Arial"/>
+        <w:rFonts w:ascii="Arial" w:eastAsia="Arial" w:hAnsi="Arial" w:cs="Arial"/>
         <w:b w:val="0"/>
         <w:bCs w:val="0"/>
         <w:i w:val="0"/>
@@ -2057,7 +7678,7 @@
         <w:sz w:val="22"/>
         <w:szCs w:val="22"/>
         <w:u w:val="none"/>
-        <w:shd w:fill="auto" w:val="clear"/>
+        <w:shd w:val="clear" w:color="auto" w:fill="auto"/>
         <w:vertAlign w:val="baseline"/>
       </w:rPr>
     </w:lvl>
@@ -2067,10 +7688,10 @@
       <w:lvlText w:val="○"/>
       <w:lvlJc w:val="left"/>
       <w:pPr>
-        <w:ind w:left="1440" w:hanging="360"/>
+        <w:ind w:left="1200" w:hanging="360"/>
       </w:pPr>
       <w:rPr>
-        <w:rFonts w:ascii="Arial" w:cs="Arial" w:eastAsia="Arial" w:hAnsi="Arial"/>
+        <w:rFonts w:ascii="Arial" w:eastAsia="Arial" w:hAnsi="Arial" w:cs="Arial"/>
         <w:b w:val="0"/>
         <w:bCs w:val="0"/>
         <w:i w:val="0"/>
@@ -2081,7 +7702,7 @@
         <w:sz w:val="22"/>
         <w:szCs w:val="22"/>
         <w:u w:val="none"/>
-        <w:shd w:fill="auto" w:val="clear"/>
+        <w:shd w:val="clear" w:color="auto" w:fill="auto"/>
         <w:vertAlign w:val="baseline"/>
       </w:rPr>
     </w:lvl>
@@ -2094,7 +7715,7 @@
         <w:ind w:left="2160" w:hanging="360"/>
       </w:pPr>
       <w:rPr>
-        <w:rFonts w:ascii="Arial" w:cs="Arial" w:eastAsia="Arial" w:hAnsi="Arial"/>
+        <w:rFonts w:ascii="Arial" w:eastAsia="Arial" w:hAnsi="Arial" w:cs="Arial"/>
         <w:b w:val="0"/>
         <w:bCs w:val="0"/>
         <w:i w:val="0"/>
@@ -2105,7 +7726,7 @@
         <w:sz w:val="22"/>
         <w:szCs w:val="22"/>
         <w:u w:val="none"/>
-        <w:shd w:fill="auto" w:val="clear"/>
+        <w:shd w:val="clear" w:color="auto" w:fill="auto"/>
         <w:vertAlign w:val="baseline"/>
       </w:rPr>
     </w:lvl>
@@ -2118,7 +7739,7 @@
         <w:ind w:left="2880" w:hanging="360"/>
       </w:pPr>
       <w:rPr>
-        <w:rFonts w:ascii="Arial" w:cs="Arial" w:eastAsia="Arial" w:hAnsi="Arial"/>
+        <w:rFonts w:ascii="Arial" w:eastAsia="Arial" w:hAnsi="Arial" w:cs="Arial"/>
         <w:b w:val="0"/>
         <w:bCs w:val="0"/>
         <w:i w:val="0"/>
@@ -2129,7 +7750,7 @@
         <w:sz w:val="22"/>
         <w:szCs w:val="22"/>
         <w:u w:val="none"/>
-        <w:shd w:fill="auto" w:val="clear"/>
+        <w:shd w:val="clear" w:color="auto" w:fill="auto"/>
         <w:vertAlign w:val="baseline"/>
       </w:rPr>
     </w:lvl>
@@ -2142,7 +7763,7 @@
         <w:ind w:left="3600" w:hanging="360"/>
       </w:pPr>
       <w:rPr>
-        <w:rFonts w:ascii="Arial" w:cs="Arial" w:eastAsia="Arial" w:hAnsi="Arial"/>
+        <w:rFonts w:ascii="Arial" w:eastAsia="Arial" w:hAnsi="Arial" w:cs="Arial"/>
         <w:b w:val="0"/>
         <w:bCs w:val="0"/>
         <w:i w:val="0"/>
@@ -2153,7 +7774,7 @@
         <w:sz w:val="22"/>
         <w:szCs w:val="22"/>
         <w:u w:val="none"/>
-        <w:shd w:fill="auto" w:val="clear"/>
+        <w:shd w:val="clear" w:color="auto" w:fill="auto"/>
         <w:vertAlign w:val="baseline"/>
       </w:rPr>
     </w:lvl>
@@ -2166,7 +7787,7 @@
         <w:ind w:left="4320" w:hanging="360"/>
       </w:pPr>
       <w:rPr>
-        <w:rFonts w:ascii="Arial" w:cs="Arial" w:eastAsia="Arial" w:hAnsi="Arial"/>
+        <w:rFonts w:ascii="Arial" w:eastAsia="Arial" w:hAnsi="Arial" w:cs="Arial"/>
         <w:b w:val="0"/>
         <w:bCs w:val="0"/>
         <w:i w:val="0"/>
@@ -2177,7 +7798,7 @@
         <w:sz w:val="22"/>
         <w:szCs w:val="22"/>
         <w:u w:val="none"/>
-        <w:shd w:fill="auto" w:val="clear"/>
+        <w:shd w:val="clear" w:color="auto" w:fill="auto"/>
         <w:vertAlign w:val="baseline"/>
       </w:rPr>
     </w:lvl>
@@ -2190,7 +7811,7 @@
         <w:ind w:left="5040" w:hanging="360"/>
       </w:pPr>
       <w:rPr>
-        <w:rFonts w:ascii="Arial" w:cs="Arial" w:eastAsia="Arial" w:hAnsi="Arial"/>
+        <w:rFonts w:ascii="Arial" w:eastAsia="Arial" w:hAnsi="Arial" w:cs="Arial"/>
         <w:b w:val="0"/>
         <w:bCs w:val="0"/>
         <w:i w:val="0"/>
@@ -2201,7 +7822,7 @@
         <w:sz w:val="22"/>
         <w:szCs w:val="22"/>
         <w:u w:val="none"/>
-        <w:shd w:fill="auto" w:val="clear"/>
+        <w:shd w:val="clear" w:color="auto" w:fill="auto"/>
         <w:vertAlign w:val="baseline"/>
       </w:rPr>
     </w:lvl>
@@ -2214,7 +7835,7 @@
         <w:ind w:left="5760" w:hanging="360"/>
       </w:pPr>
       <w:rPr>
-        <w:rFonts w:ascii="Arial" w:cs="Arial" w:eastAsia="Arial" w:hAnsi="Arial"/>
+        <w:rFonts w:ascii="Arial" w:eastAsia="Arial" w:hAnsi="Arial" w:cs="Arial"/>
         <w:b w:val="0"/>
         <w:bCs w:val="0"/>
         <w:i w:val="0"/>
@@ -2225,7 +7846,7 @@
         <w:sz w:val="22"/>
         <w:szCs w:val="22"/>
         <w:u w:val="none"/>
-        <w:shd w:fill="auto" w:val="clear"/>
+        <w:shd w:val="clear" w:color="auto" w:fill="auto"/>
         <w:vertAlign w:val="baseline"/>
       </w:rPr>
     </w:lvl>
@@ -2238,7 +7859,7 @@
         <w:ind w:left="6480" w:hanging="360"/>
       </w:pPr>
       <w:rPr>
-        <w:rFonts w:ascii="Arial" w:cs="Arial" w:eastAsia="Arial" w:hAnsi="Arial"/>
+        <w:rFonts w:ascii="Arial" w:eastAsia="Arial" w:hAnsi="Arial" w:cs="Arial"/>
         <w:b w:val="0"/>
         <w:bCs w:val="0"/>
         <w:i w:val="0"/>
@@ -2249,12 +7870,15 @@
         <w:sz w:val="22"/>
         <w:szCs w:val="22"/>
         <w:u w:val="none"/>
-        <w:shd w:fill="auto" w:val="clear"/>
+        <w:shd w:val="clear" w:color="auto" w:fill="auto"/>
         <w:vertAlign w:val="baseline"/>
       </w:rPr>
     </w:lvl>
   </w:abstractNum>
-  <w:abstractNum w:abstractNumId="5">
+  <w:abstractNum w:abstractNumId="4" w15:restartNumberingAfterBreak="0">
+    <w:nsid w:val="65FF43D4"/>
+    <w:multiLevelType w:val="multilevel"/>
+    <w:tmpl w:val="D0EA58F8"/>
     <w:lvl w:ilvl="0">
       <w:start w:val="1"/>
       <w:numFmt w:val="bullet"/>
@@ -2264,7 +7888,7 @@
         <w:ind w:left="600" w:hanging="360"/>
       </w:pPr>
       <w:rPr>
-        <w:rFonts w:ascii="Arial" w:cs="Arial" w:eastAsia="Arial" w:hAnsi="Arial"/>
+        <w:rFonts w:ascii="Arial" w:eastAsia="Arial" w:hAnsi="Arial" w:cs="Arial"/>
         <w:b w:val="0"/>
         <w:bCs w:val="0"/>
         <w:i w:val="0"/>
@@ -2275,7 +7899,7 @@
         <w:sz w:val="22"/>
         <w:szCs w:val="22"/>
         <w:u w:val="none"/>
-        <w:shd w:fill="auto" w:val="clear"/>
+        <w:shd w:val="clear" w:color="auto" w:fill="auto"/>
         <w:vertAlign w:val="baseline"/>
       </w:rPr>
     </w:lvl>
@@ -2285,10 +7909,10 @@
       <w:lvlText w:val="○"/>
       <w:lvlJc w:val="left"/>
       <w:pPr>
-        <w:ind w:left="1440" w:hanging="360"/>
+        <w:ind w:left="1200" w:hanging="360"/>
       </w:pPr>
       <w:rPr>
-        <w:rFonts w:ascii="Arial" w:cs="Arial" w:eastAsia="Arial" w:hAnsi="Arial"/>
+        <w:rFonts w:ascii="Arial" w:eastAsia="Arial" w:hAnsi="Arial" w:cs="Arial"/>
         <w:b w:val="0"/>
         <w:bCs w:val="0"/>
         <w:i w:val="0"/>
@@ -2299,7 +7923,7 @@
         <w:sz w:val="22"/>
         <w:szCs w:val="22"/>
         <w:u w:val="none"/>
-        <w:shd w:fill="auto" w:val="clear"/>
+        <w:shd w:val="clear" w:color="auto" w:fill="auto"/>
         <w:vertAlign w:val="baseline"/>
       </w:rPr>
     </w:lvl>
@@ -2312,7 +7936,7 @@
         <w:ind w:left="2160" w:hanging="360"/>
       </w:pPr>
       <w:rPr>
-        <w:rFonts w:ascii="Arial" w:cs="Arial" w:eastAsia="Arial" w:hAnsi="Arial"/>
+        <w:rFonts w:ascii="Arial" w:eastAsia="Arial" w:hAnsi="Arial" w:cs="Arial"/>
         <w:b w:val="0"/>
         <w:bCs w:val="0"/>
         <w:i w:val="0"/>
@@ -2323,7 +7947,7 @@
         <w:sz w:val="22"/>
         <w:szCs w:val="22"/>
         <w:u w:val="none"/>
-        <w:shd w:fill="auto" w:val="clear"/>
+        <w:shd w:val="clear" w:color="auto" w:fill="auto"/>
         <w:vertAlign w:val="baseline"/>
       </w:rPr>
     </w:lvl>
@@ -2336,7 +7960,7 @@
         <w:ind w:left="2880" w:hanging="360"/>
       </w:pPr>
       <w:rPr>
-        <w:rFonts w:ascii="Arial" w:cs="Arial" w:eastAsia="Arial" w:hAnsi="Arial"/>
+        <w:rFonts w:ascii="Arial" w:eastAsia="Arial" w:hAnsi="Arial" w:cs="Arial"/>
         <w:b w:val="0"/>
         <w:bCs w:val="0"/>
         <w:i w:val="0"/>
@@ -2347,7 +7971,7 @@
         <w:sz w:val="22"/>
         <w:szCs w:val="22"/>
         <w:u w:val="none"/>
-        <w:shd w:fill="auto" w:val="clear"/>
+        <w:shd w:val="clear" w:color="auto" w:fill="auto"/>
         <w:vertAlign w:val="baseline"/>
       </w:rPr>
     </w:lvl>
@@ -2360,7 +7984,7 @@
         <w:ind w:left="3600" w:hanging="360"/>
       </w:pPr>
       <w:rPr>
-        <w:rFonts w:ascii="Arial" w:cs="Arial" w:eastAsia="Arial" w:hAnsi="Arial"/>
+        <w:rFonts w:ascii="Arial" w:eastAsia="Arial" w:hAnsi="Arial" w:cs="Arial"/>
         <w:b w:val="0"/>
         <w:bCs w:val="0"/>
         <w:i w:val="0"/>
@@ -2371,7 +7995,7 @@
         <w:sz w:val="22"/>
         <w:szCs w:val="22"/>
         <w:u w:val="none"/>
-        <w:shd w:fill="auto" w:val="clear"/>
+        <w:shd w:val="clear" w:color="auto" w:fill="auto"/>
         <w:vertAlign w:val="baseline"/>
       </w:rPr>
     </w:lvl>
@@ -2384,7 +8008,7 @@
         <w:ind w:left="4320" w:hanging="360"/>
       </w:pPr>
       <w:rPr>
-        <w:rFonts w:ascii="Arial" w:cs="Arial" w:eastAsia="Arial" w:hAnsi="Arial"/>
+        <w:rFonts w:ascii="Arial" w:eastAsia="Arial" w:hAnsi="Arial" w:cs="Arial"/>
         <w:b w:val="0"/>
         <w:bCs w:val="0"/>
         <w:i w:val="0"/>
@@ -2395,7 +8019,7 @@
         <w:sz w:val="22"/>
         <w:szCs w:val="22"/>
         <w:u w:val="none"/>
-        <w:shd w:fill="auto" w:val="clear"/>
+        <w:shd w:val="clear" w:color="auto" w:fill="auto"/>
         <w:vertAlign w:val="baseline"/>
       </w:rPr>
     </w:lvl>
@@ -2408,7 +8032,7 @@
         <w:ind w:left="5040" w:hanging="360"/>
       </w:pPr>
       <w:rPr>
-        <w:rFonts w:ascii="Arial" w:cs="Arial" w:eastAsia="Arial" w:hAnsi="Arial"/>
+        <w:rFonts w:ascii="Arial" w:eastAsia="Arial" w:hAnsi="Arial" w:cs="Arial"/>
         <w:b w:val="0"/>
         <w:bCs w:val="0"/>
         <w:i w:val="0"/>
@@ -2419,7 +8043,7 @@
         <w:sz w:val="22"/>
         <w:szCs w:val="22"/>
         <w:u w:val="none"/>
-        <w:shd w:fill="auto" w:val="clear"/>
+        <w:shd w:val="clear" w:color="auto" w:fill="auto"/>
         <w:vertAlign w:val="baseline"/>
       </w:rPr>
     </w:lvl>
@@ -2432,7 +8056,7 @@
         <w:ind w:left="5760" w:hanging="360"/>
       </w:pPr>
       <w:rPr>
-        <w:rFonts w:ascii="Arial" w:cs="Arial" w:eastAsia="Arial" w:hAnsi="Arial"/>
+        <w:rFonts w:ascii="Arial" w:eastAsia="Arial" w:hAnsi="Arial" w:cs="Arial"/>
         <w:b w:val="0"/>
         <w:bCs w:val="0"/>
         <w:i w:val="0"/>
@@ -2443,7 +8067,7 @@
         <w:sz w:val="22"/>
         <w:szCs w:val="22"/>
         <w:u w:val="none"/>
-        <w:shd w:fill="auto" w:val="clear"/>
+        <w:shd w:val="clear" w:color="auto" w:fill="auto"/>
         <w:vertAlign w:val="baseline"/>
       </w:rPr>
     </w:lvl>
@@ -2456,7 +8080,7 @@
         <w:ind w:left="6480" w:hanging="360"/>
       </w:pPr>
       <w:rPr>
-        <w:rFonts w:ascii="Arial" w:cs="Arial" w:eastAsia="Arial" w:hAnsi="Arial"/>
+        <w:rFonts w:ascii="Arial" w:eastAsia="Arial" w:hAnsi="Arial" w:cs="Arial"/>
         <w:b w:val="0"/>
         <w:bCs w:val="0"/>
         <w:i w:val="0"/>
@@ -2467,22 +8091,25 @@
         <w:sz w:val="22"/>
         <w:szCs w:val="22"/>
         <w:u w:val="none"/>
-        <w:shd w:fill="auto" w:val="clear"/>
+        <w:shd w:val="clear" w:color="auto" w:fill="auto"/>
         <w:vertAlign w:val="baseline"/>
       </w:rPr>
     </w:lvl>
   </w:abstractNum>
-  <w:abstractNum w:abstractNumId="6">
+  <w:abstractNum w:abstractNumId="5" w15:restartNumberingAfterBreak="0">
+    <w:nsid w:val="77D56B3F"/>
+    <w:multiLevelType w:val="multilevel"/>
+    <w:tmpl w:val="543CE726"/>
     <w:lvl w:ilvl="0">
       <w:start w:val="1"/>
-      <w:numFmt w:val="bullet"/>
-      <w:lvlText w:val="●"/>
+      <w:numFmt w:val="decimal"/>
+      <w:lvlText w:val="%1."/>
       <w:lvlJc w:val="left"/>
       <w:pPr>
         <w:ind w:left="600" w:hanging="360"/>
       </w:pPr>
       <w:rPr>
-        <w:rFonts w:ascii="Arial" w:cs="Arial" w:eastAsia="Arial" w:hAnsi="Arial"/>
+        <w:rFonts w:ascii="Arial" w:eastAsia="Arial" w:hAnsi="Arial" w:cs="Arial"/>
         <w:b w:val="0"/>
         <w:bCs w:val="0"/>
         <w:i w:val="0"/>
@@ -2493,7 +8120,7 @@
         <w:sz w:val="22"/>
         <w:szCs w:val="22"/>
         <w:u w:val="none"/>
-        <w:shd w:fill="auto" w:val="clear"/>
+        <w:shd w:val="clear" w:color="auto" w:fill="auto"/>
         <w:vertAlign w:val="baseline"/>
       </w:rPr>
     </w:lvl>
@@ -2506,7 +8133,7 @@
         <w:ind w:left="1440" w:hanging="360"/>
       </w:pPr>
       <w:rPr>
-        <w:rFonts w:ascii="Arial" w:cs="Arial" w:eastAsia="Arial" w:hAnsi="Arial"/>
+        <w:rFonts w:ascii="Arial" w:eastAsia="Arial" w:hAnsi="Arial" w:cs="Arial"/>
         <w:b w:val="0"/>
         <w:bCs w:val="0"/>
         <w:i w:val="0"/>
@@ -2517,7 +8144,7 @@
         <w:sz w:val="22"/>
         <w:szCs w:val="22"/>
         <w:u w:val="none"/>
-        <w:shd w:fill="auto" w:val="clear"/>
+        <w:shd w:val="clear" w:color="auto" w:fill="auto"/>
         <w:vertAlign w:val="baseline"/>
       </w:rPr>
     </w:lvl>
@@ -2530,7 +8157,7 @@
         <w:ind w:left="2160" w:hanging="360"/>
       </w:pPr>
       <w:rPr>
-        <w:rFonts w:ascii="Arial" w:cs="Arial" w:eastAsia="Arial" w:hAnsi="Arial"/>
+        <w:rFonts w:ascii="Arial" w:eastAsia="Arial" w:hAnsi="Arial" w:cs="Arial"/>
         <w:b w:val="0"/>
         <w:bCs w:val="0"/>
         <w:i w:val="0"/>
@@ -2541,7 +8168,7 @@
         <w:sz w:val="22"/>
         <w:szCs w:val="22"/>
         <w:u w:val="none"/>
-        <w:shd w:fill="auto" w:val="clear"/>
+        <w:shd w:val="clear" w:color="auto" w:fill="auto"/>
         <w:vertAlign w:val="baseline"/>
       </w:rPr>
     </w:lvl>
@@ -2554,7 +8181,7 @@
         <w:ind w:left="2880" w:hanging="360"/>
       </w:pPr>
       <w:rPr>
-        <w:rFonts w:ascii="Arial" w:cs="Arial" w:eastAsia="Arial" w:hAnsi="Arial"/>
+        <w:rFonts w:ascii="Arial" w:eastAsia="Arial" w:hAnsi="Arial" w:cs="Arial"/>
         <w:b w:val="0"/>
         <w:bCs w:val="0"/>
         <w:i w:val="0"/>
@@ -2565,7 +8192,7 @@
         <w:sz w:val="22"/>
         <w:szCs w:val="22"/>
         <w:u w:val="none"/>
-        <w:shd w:fill="auto" w:val="clear"/>
+        <w:shd w:val="clear" w:color="auto" w:fill="auto"/>
         <w:vertAlign w:val="baseline"/>
       </w:rPr>
     </w:lvl>
@@ -2578,7 +8205,7 @@
         <w:ind w:left="3600" w:hanging="360"/>
       </w:pPr>
       <w:rPr>
-        <w:rFonts w:ascii="Arial" w:cs="Arial" w:eastAsia="Arial" w:hAnsi="Arial"/>
+        <w:rFonts w:ascii="Arial" w:eastAsia="Arial" w:hAnsi="Arial" w:cs="Arial"/>
         <w:b w:val="0"/>
         <w:bCs w:val="0"/>
         <w:i w:val="0"/>
@@ -2589,7 +8216,7 @@
         <w:sz w:val="22"/>
         <w:szCs w:val="22"/>
         <w:u w:val="none"/>
-        <w:shd w:fill="auto" w:val="clear"/>
+        <w:shd w:val="clear" w:color="auto" w:fill="auto"/>
         <w:vertAlign w:val="baseline"/>
       </w:rPr>
     </w:lvl>
@@ -2602,7 +8229,7 @@
         <w:ind w:left="4320" w:hanging="360"/>
       </w:pPr>
       <w:rPr>
-        <w:rFonts w:ascii="Arial" w:cs="Arial" w:eastAsia="Arial" w:hAnsi="Arial"/>
+        <w:rFonts w:ascii="Arial" w:eastAsia="Arial" w:hAnsi="Arial" w:cs="Arial"/>
         <w:b w:val="0"/>
         <w:bCs w:val="0"/>
         <w:i w:val="0"/>
@@ -2613,7 +8240,7 @@
         <w:sz w:val="22"/>
         <w:szCs w:val="22"/>
         <w:u w:val="none"/>
-        <w:shd w:fill="auto" w:val="clear"/>
+        <w:shd w:val="clear" w:color="auto" w:fill="auto"/>
         <w:vertAlign w:val="baseline"/>
       </w:rPr>
     </w:lvl>
@@ -2626,7 +8253,7 @@
         <w:ind w:left="5040" w:hanging="360"/>
       </w:pPr>
       <w:rPr>
-        <w:rFonts w:ascii="Arial" w:cs="Arial" w:eastAsia="Arial" w:hAnsi="Arial"/>
+        <w:rFonts w:ascii="Arial" w:eastAsia="Arial" w:hAnsi="Arial" w:cs="Arial"/>
         <w:b w:val="0"/>
         <w:bCs w:val="0"/>
         <w:i w:val="0"/>
@@ -2637,7 +8264,7 @@
         <w:sz w:val="22"/>
         <w:szCs w:val="22"/>
         <w:u w:val="none"/>
-        <w:shd w:fill="auto" w:val="clear"/>
+        <w:shd w:val="clear" w:color="auto" w:fill="auto"/>
         <w:vertAlign w:val="baseline"/>
       </w:rPr>
     </w:lvl>
@@ -2650,7 +8277,7 @@
         <w:ind w:left="5760" w:hanging="360"/>
       </w:pPr>
       <w:rPr>
-        <w:rFonts w:ascii="Arial" w:cs="Arial" w:eastAsia="Arial" w:hAnsi="Arial"/>
+        <w:rFonts w:ascii="Arial" w:eastAsia="Arial" w:hAnsi="Arial" w:cs="Arial"/>
         <w:b w:val="0"/>
         <w:bCs w:val="0"/>
         <w:i w:val="0"/>
@@ -2661,7 +8288,7 @@
         <w:sz w:val="22"/>
         <w:szCs w:val="22"/>
         <w:u w:val="none"/>
-        <w:shd w:fill="auto" w:val="clear"/>
+        <w:shd w:val="clear" w:color="auto" w:fill="auto"/>
         <w:vertAlign w:val="baseline"/>
       </w:rPr>
     </w:lvl>
@@ -2674,7 +8301,7 @@
         <w:ind w:left="6480" w:hanging="360"/>
       </w:pPr>
       <w:rPr>
-        <w:rFonts w:ascii="Arial" w:cs="Arial" w:eastAsia="Arial" w:hAnsi="Arial"/>
+        <w:rFonts w:ascii="Arial" w:eastAsia="Arial" w:hAnsi="Arial" w:cs="Arial"/>
         <w:b w:val="0"/>
         <w:bCs w:val="0"/>
         <w:i w:val="0"/>
@@ -2685,40 +8312,41 @@
         <w:sz w:val="22"/>
         <w:szCs w:val="22"/>
         <w:u w:val="none"/>
-        <w:shd w:fill="auto" w:val="clear"/>
+        <w:shd w:val="clear" w:color="auto" w:fill="auto"/>
         <w:vertAlign w:val="baseline"/>
       </w:rPr>
     </w:lvl>
   </w:abstractNum>
-  <w:num w:numId="1">
+  <w:num w:numId="1" w16cid:durableId="359359576">
+    <w:abstractNumId w:val="3"/>
+  </w:num>
+  <w:num w:numId="2" w16cid:durableId="766196325">
+    <w:abstractNumId w:val="4"/>
+  </w:num>
+  <w:num w:numId="3" w16cid:durableId="2119064332">
     <w:abstractNumId w:val="1"/>
   </w:num>
-  <w:num w:numId="2">
-    <w:abstractNumId w:val="2"/>
-  </w:num>
-  <w:num w:numId="3">
-    <w:abstractNumId w:val="3"/>
-  </w:num>
-  <w:num w:numId="4">
-    <w:abstractNumId w:val="4"/>
-  </w:num>
-  <w:num w:numId="5">
+  <w:num w:numId="4" w16cid:durableId="1904565038">
     <w:abstractNumId w:val="5"/>
   </w:num>
-  <w:num w:numId="6">
-    <w:abstractNumId w:val="6"/>
+  <w:num w:numId="5" w16cid:durableId="2086754166">
+    <w:abstractNumId w:val="0"/>
+  </w:num>
+  <w:num w:numId="6" w16cid:durableId="612909357">
+    <w:abstractNumId w:val="2"/>
   </w:num>
 </w:numbering>
 </file>
 
 <file path=word/styles.xml><?xml version="1.0" encoding="utf-8"?>
-<w:styles xmlns:mc="http://schemas.openxmlformats.org/markup-compatibility/2006" xmlns:o="urn:schemas-microsoft-com:office:office" xmlns:r="http://schemas.openxmlformats.org/officeDocument/2006/relationships" xmlns:m="http://schemas.openxmlformats.org/officeDocument/2006/math" xmlns:v="urn:schemas-microsoft-com:vml" xmlns:wp="http://schemas.openxmlformats.org/drawingml/2006/wordprocessingDrawing" xmlns:w10="urn:schemas-microsoft-com:office:word" xmlns:w="http://schemas.openxmlformats.org/wordprocessingml/2006/main" xmlns:wne="http://schemas.microsoft.com/office/word/2006/wordml" xmlns:sl="http://schemas.openxmlformats.org/schemaLibrary/2006/main" xmlns:a="http://schemas.openxmlformats.org/drawingml/2006/main" xmlns:pic="http://schemas.openxmlformats.org/drawingml/2006/picture" xmlns:c="http://schemas.openxmlformats.org/drawingml/2006/chart" xmlns:lc="http://schemas.openxmlformats.org/drawingml/2006/lockedCanvas" xmlns:dgm="http://schemas.openxmlformats.org/drawingml/2006/diagram" xmlns:wps="http://schemas.microsoft.com/office/word/2010/wordprocessingShape" xmlns:wpg="http://schemas.microsoft.com/office/word/2010/wordprocessingGroup" xmlns:w14="http://schemas.microsoft.com/office/word/2010/wordml" xmlns:w15="http://schemas.microsoft.com/office/word/2012/wordml" xmlns:w16="http://schemas.microsoft.com/office/word/2018/wordml" xmlns:w16cex="http://schemas.microsoft.com/office/word/2018/wordml/cex" xmlns:w16cid="http://schemas.microsoft.com/office/word/2016/wordml/cid" xmlns="http://schemas.microsoft.com/office/tasks/2019/documenttasks" xmlns:cr="http://schemas.microsoft.com/office/comments/2020/reactions">
+<w:styles xmlns:mc="http://schemas.openxmlformats.org/markup-compatibility/2006" xmlns:r="http://schemas.openxmlformats.org/officeDocument/2006/relationships" xmlns:w="http://schemas.openxmlformats.org/wordprocessingml/2006/main" xmlns:w14="http://schemas.microsoft.com/office/word/2010/wordml" xmlns:w15="http://schemas.microsoft.com/office/word/2012/wordml" xmlns:w16cex="http://schemas.microsoft.com/office/word/2018/wordml/cex" xmlns:w16cid="http://schemas.microsoft.com/office/word/2016/wordml/cid" xmlns:w16="http://schemas.microsoft.com/office/word/2018/wordml" xmlns:w16du="http://schemas.microsoft.com/office/word/2023/wordml/word16du" xmlns:w16sdtdh="http://schemas.microsoft.com/office/word/2020/wordml/sdtdatahash" xmlns:w16sdtfl="http://schemas.microsoft.com/office/word/2024/wordml/sdtformatlock" xmlns:w16se="http://schemas.microsoft.com/office/word/2015/wordml/symex" mc:Ignorable="w14 w15 w16se w16cid w16 w16cex w16sdtdh w16sdtfl w16du">
   <w:docDefaults>
     <w:rPrDefault>
       <w:rPr>
-        <w:rFonts w:ascii="Arial" w:cs="Arial" w:eastAsia="Arial" w:hAnsi="Arial"/>
+        <w:rFonts w:ascii="Arial" w:eastAsia="Arial" w:hAnsi="Arial" w:cs="Arial"/>
         <w:sz w:val="22"/>
         <w:szCs w:val="22"/>
+        <w:lang w:val="it-IT" w:eastAsia="it-IT" w:bidi="ar-SA"/>
       </w:rPr>
     </w:rPrDefault>
     <w:pPrDefault>
@@ -2727,195 +8355,611 @@
       </w:pPr>
     </w:pPrDefault>
   </w:docDefaults>
-  <w:style w:type="table" w:styleId="TableNormal" w:default="1">
-    <w:name w:val="TableNormal"/>
-    <w:tblPr>
-      <w:tblCellMar>
-        <w:top w:w="100.0" w:type="dxa"/>
-        <w:left w:w="100.0" w:type="dxa"/>
-        <w:bottom w:w="100.0" w:type="dxa"/>
-        <w:right w:w="100.0" w:type="dxa"/>
-      </w:tblCellMar>
-    </w:tblPr>
+  <w:latentStyles w:defLockedState="0" w:defUIPriority="99" w:defSemiHidden="0" w:defUnhideWhenUsed="0" w:defQFormat="0" w:count="376">
+    <w:lsdException w:name="Normal" w:uiPriority="0" w:qFormat="1"/>
+    <w:lsdException w:name="heading 1" w:uiPriority="9" w:qFormat="1"/>
+    <w:lsdException w:name="heading 2" w:semiHidden="1" w:uiPriority="9" w:unhideWhenUsed="1" w:qFormat="1"/>
+    <w:lsdException w:name="heading 3" w:semiHidden="1" w:uiPriority="9" w:unhideWhenUsed="1" w:qFormat="1"/>
+    <w:lsdException w:name="heading 4" w:semiHidden="1" w:uiPriority="9" w:unhideWhenUsed="1" w:qFormat="1"/>
+    <w:lsdException w:name="heading 5" w:semiHidden="1" w:uiPriority="9" w:unhideWhenUsed="1" w:qFormat="1"/>
+    <w:lsdException w:name="heading 6" w:semiHidden="1" w:uiPriority="9" w:unhideWhenUsed="1" w:qFormat="1"/>
+    <w:lsdException w:name="heading 7" w:semiHidden="1" w:uiPriority="9" w:unhideWhenUsed="1" w:qFormat="1"/>
+    <w:lsdException w:name="heading 8" w:semiHidden="1" w:uiPriority="9" w:unhideWhenUsed="1" w:qFormat="1"/>
+    <w:lsdException w:name="heading 9" w:semiHidden="1" w:uiPriority="9" w:unhideWhenUsed="1" w:qFormat="1"/>
+    <w:lsdException w:name="index 1" w:semiHidden="1" w:unhideWhenUsed="1"/>
+    <w:lsdException w:name="index 2" w:semiHidden="1" w:unhideWhenUsed="1"/>
+    <w:lsdException w:name="index 3" w:semiHidden="1" w:unhideWhenUsed="1"/>
+    <w:lsdException w:name="index 4" w:semiHidden="1" w:unhideWhenUsed="1"/>
+    <w:lsdException w:name="index 5" w:semiHidden="1" w:unhideWhenUsed="1"/>
+    <w:lsdException w:name="index 6" w:semiHidden="1" w:unhideWhenUsed="1"/>
+    <w:lsdException w:name="index 7" w:semiHidden="1" w:unhideWhenUsed="1"/>
+    <w:lsdException w:name="index 8" w:semiHidden="1" w:unhideWhenUsed="1"/>
+    <w:lsdException w:name="index 9" w:semiHidden="1" w:unhideWhenUsed="1"/>
+    <w:lsdException w:name="toc 1" w:semiHidden="1" w:uiPriority="39" w:unhideWhenUsed="1"/>
+    <w:lsdException w:name="toc 2" w:semiHidden="1" w:uiPriority="39" w:unhideWhenUsed="1"/>
+    <w:lsdException w:name="toc 3" w:semiHidden="1" w:uiPriority="39" w:unhideWhenUsed="1"/>
+    <w:lsdException w:name="toc 4" w:semiHidden="1" w:uiPriority="39" w:unhideWhenUsed="1"/>
+    <w:lsdException w:name="toc 5" w:semiHidden="1" w:uiPriority="39" w:unhideWhenUsed="1"/>
+    <w:lsdException w:name="toc 6" w:semiHidden="1" w:uiPriority="39" w:unhideWhenUsed="1"/>
+    <w:lsdException w:name="toc 7" w:semiHidden="1" w:uiPriority="39" w:unhideWhenUsed="1"/>
+    <w:lsdException w:name="toc 8" w:semiHidden="1" w:uiPriority="39" w:unhideWhenUsed="1"/>
+    <w:lsdException w:name="toc 9" w:semiHidden="1" w:uiPriority="39" w:unhideWhenUsed="1"/>
+    <w:lsdException w:name="Normal Indent" w:semiHidden="1" w:unhideWhenUsed="1"/>
+    <w:lsdException w:name="footnote text" w:semiHidden="1" w:unhideWhenUsed="1"/>
+    <w:lsdException w:name="annotation text" w:semiHidden="1" w:unhideWhenUsed="1"/>
+    <w:lsdException w:name="header" w:semiHidden="1" w:unhideWhenUsed="1"/>
+    <w:lsdException w:name="footer" w:semiHidden="1" w:unhideWhenUsed="1"/>
+    <w:lsdException w:name="index heading" w:semiHidden="1" w:unhideWhenUsed="1"/>
+    <w:lsdException w:name="caption" w:semiHidden="1" w:uiPriority="35" w:unhideWhenUsed="1" w:qFormat="1"/>
+    <w:lsdException w:name="table of figures" w:semiHidden="1" w:unhideWhenUsed="1"/>
+    <w:lsdException w:name="envelope address" w:semiHidden="1" w:unhideWhenUsed="1"/>
+    <w:lsdException w:name="envelope return" w:semiHidden="1" w:unhideWhenUsed="1"/>
+    <w:lsdException w:name="footnote reference" w:semiHidden="1" w:unhideWhenUsed="1"/>
+    <w:lsdException w:name="annotation reference" w:semiHidden="1" w:unhideWhenUsed="1"/>
+    <w:lsdException w:name="line number" w:semiHidden="1" w:unhideWhenUsed="1"/>
+    <w:lsdException w:name="page number" w:semiHidden="1" w:unhideWhenUsed="1"/>
+    <w:lsdException w:name="endnote reference" w:semiHidden="1" w:unhideWhenUsed="1"/>
+    <w:lsdException w:name="endnote text" w:semiHidden="1" w:unhideWhenUsed="1"/>
+    <w:lsdException w:name="table of authorities" w:semiHidden="1" w:unhideWhenUsed="1"/>
+    <w:lsdException w:name="macro" w:semiHidden="1" w:unhideWhenUsed="1"/>
+    <w:lsdException w:name="toa heading" w:semiHidden="1" w:unhideWhenUsed="1"/>
+    <w:lsdException w:name="List" w:semiHidden="1" w:unhideWhenUsed="1"/>
+    <w:lsdException w:name="List Bullet" w:semiHidden="1" w:unhideWhenUsed="1"/>
+    <w:lsdException w:name="List Number" w:semiHidden="1" w:unhideWhenUsed="1"/>
+    <w:lsdException w:name="List 2" w:semiHidden="1" w:unhideWhenUsed="1"/>
+    <w:lsdException w:name="List 3" w:semiHidden="1" w:unhideWhenUsed="1"/>
+    <w:lsdException w:name="List 4" w:semiHidden="1" w:unhideWhenUsed="1"/>
+    <w:lsdException w:name="List 5" w:semiHidden="1" w:unhideWhenUsed="1"/>
+    <w:lsdException w:name="List Bullet 2" w:semiHidden="1" w:unhideWhenUsed="1"/>
+    <w:lsdException w:name="List Bullet 3" w:semiHidden="1" w:unhideWhenUsed="1"/>
+    <w:lsdException w:name="List Bullet 4" w:semiHidden="1" w:unhideWhenUsed="1"/>
+    <w:lsdException w:name="List Bullet 5" w:semiHidden="1" w:unhideWhenUsed="1"/>
+    <w:lsdException w:name="List Number 2" w:semiHidden="1" w:unhideWhenUsed="1"/>
+    <w:lsdException w:name="List Number 3" w:semiHidden="1" w:unhideWhenUsed="1"/>
+    <w:lsdException w:name="List Number 4" w:semiHidden="1" w:unhideWhenUsed="1"/>
+    <w:lsdException w:name="List Number 5" w:semiHidden="1" w:unhideWhenUsed="1"/>
+    <w:lsdException w:name="Title" w:uiPriority="10" w:qFormat="1"/>
+    <w:lsdException w:name="Closing" w:semiHidden="1" w:unhideWhenUsed="1"/>
+    <w:lsdException w:name="Signature" w:semiHidden="1" w:unhideWhenUsed="1"/>
+    <w:lsdException w:name="Default Paragraph Font" w:semiHidden="1" w:uiPriority="1" w:unhideWhenUsed="1"/>
+    <w:lsdException w:name="Body Text" w:semiHidden="1" w:unhideWhenUsed="1"/>
+    <w:lsdException w:name="Body Text Indent" w:semiHidden="1" w:unhideWhenUsed="1"/>
+    <w:lsdException w:name="List Continue" w:semiHidden="1" w:unhideWhenUsed="1"/>
+    <w:lsdException w:name="List Continue 2" w:semiHidden="1" w:unhideWhenUsed="1"/>
+    <w:lsdException w:name="List Continue 3" w:semiHidden="1" w:unhideWhenUsed="1"/>
+    <w:lsdException w:name="List Continue 4" w:semiHidden="1" w:unhideWhenUsed="1"/>
+    <w:lsdException w:name="List Continue 5" w:semiHidden="1" w:unhideWhenUsed="1"/>
+    <w:lsdException w:name="Message Header" w:semiHidden="1" w:unhideWhenUsed="1"/>
+    <w:lsdException w:name="Subtitle" w:uiPriority="11" w:qFormat="1"/>
+    <w:lsdException w:name="Salutation" w:semiHidden="1" w:unhideWhenUsed="1"/>
+    <w:lsdException w:name="Date" w:semiHidden="1" w:unhideWhenUsed="1"/>
+    <w:lsdException w:name="Body Text First Indent" w:semiHidden="1" w:unhideWhenUsed="1"/>
+    <w:lsdException w:name="Body Text First Indent 2" w:semiHidden="1" w:unhideWhenUsed="1"/>
+    <w:lsdException w:name="Note Heading" w:semiHidden="1" w:unhideWhenUsed="1"/>
+    <w:lsdException w:name="Body Text 2" w:semiHidden="1" w:unhideWhenUsed="1"/>
+    <w:lsdException w:name="Body Text 3" w:semiHidden="1" w:unhideWhenUsed="1"/>
+    <w:lsdException w:name="Body Text Indent 2" w:semiHidden="1" w:unhideWhenUsed="1"/>
+    <w:lsdException w:name="Body Text Indent 3" w:semiHidden="1" w:unhideWhenUsed="1"/>
+    <w:lsdException w:name="Block Text" w:semiHidden="1" w:unhideWhenUsed="1"/>
+    <w:lsdException w:name="Hyperlink" w:semiHidden="1" w:unhideWhenUsed="1"/>
+    <w:lsdException w:name="FollowedHyperlink" w:semiHidden="1" w:unhideWhenUsed="1"/>
+    <w:lsdException w:name="Strong" w:uiPriority="22" w:qFormat="1"/>
+    <w:lsdException w:name="Emphasis" w:uiPriority="20" w:qFormat="1"/>
+    <w:lsdException w:name="Document Map" w:semiHidden="1" w:unhideWhenUsed="1"/>
+    <w:lsdException w:name="Plain Text" w:semiHidden="1" w:unhideWhenUsed="1"/>
+    <w:lsdException w:name="E-mail Signature" w:semiHidden="1" w:unhideWhenUsed="1"/>
+    <w:lsdException w:name="HTML Top of Form" w:semiHidden="1" w:unhideWhenUsed="1"/>
+    <w:lsdException w:name="HTML Bottom of Form" w:semiHidden="1" w:unhideWhenUsed="1"/>
+    <w:lsdException w:name="Normal (Web)" w:semiHidden="1" w:unhideWhenUsed="1"/>
+    <w:lsdException w:name="HTML Acronym" w:semiHidden="1" w:unhideWhenUsed="1"/>
+    <w:lsdException w:name="HTML Address" w:semiHidden="1" w:unhideWhenUsed="1"/>
+    <w:lsdException w:name="HTML Cite" w:semiHidden="1" w:unhideWhenUsed="1"/>
+    <w:lsdException w:name="HTML Code" w:semiHidden="1" w:unhideWhenUsed="1"/>
+    <w:lsdException w:name="HTML Definition" w:semiHidden="1" w:unhideWhenUsed="1"/>
+    <w:lsdException w:name="HTML Keyboard" w:semiHidden="1" w:unhideWhenUsed="1"/>
+    <w:lsdException w:name="HTML Preformatted" w:semiHidden="1" w:unhideWhenUsed="1"/>
+    <w:lsdException w:name="HTML Sample" w:semiHidden="1" w:unhideWhenUsed="1"/>
+    <w:lsdException w:name="HTML Typewriter" w:semiHidden="1" w:unhideWhenUsed="1"/>
+    <w:lsdException w:name="HTML Variable" w:semiHidden="1" w:unhideWhenUsed="1"/>
+    <w:lsdException w:name="Normal Table" w:semiHidden="1" w:unhideWhenUsed="1"/>
+    <w:lsdException w:name="annotation subject" w:semiHidden="1" w:unhideWhenUsed="1"/>
+    <w:lsdException w:name="No List" w:semiHidden="1" w:unhideWhenUsed="1"/>
+    <w:lsdException w:name="Outline List 1" w:semiHidden="1" w:unhideWhenUsed="1"/>
+    <w:lsdException w:name="Outline List 2" w:semiHidden="1" w:unhideWhenUsed="1"/>
+    <w:lsdException w:name="Outline List 3" w:semiHidden="1" w:unhideWhenUsed="1"/>
+    <w:lsdException w:name="Table Simple 1" w:semiHidden="1" w:unhideWhenUsed="1"/>
+    <w:lsdException w:name="Table Simple 2" w:semiHidden="1" w:unhideWhenUsed="1"/>
+    <w:lsdException w:name="Table Simple 3" w:semiHidden="1" w:unhideWhenUsed="1"/>
+    <w:lsdException w:name="Table Classic 1" w:semiHidden="1" w:unhideWhenUsed="1"/>
+    <w:lsdException w:name="Table Classic 2" w:semiHidden="1" w:unhideWhenUsed="1"/>
+    <w:lsdException w:name="Table Classic 3" w:semiHidden="1" w:unhideWhenUsed="1"/>
+    <w:lsdException w:name="Table Classic 4" w:semiHidden="1" w:unhideWhenUsed="1"/>
+    <w:lsdException w:name="Table Colorful 1" w:semiHidden="1" w:unhideWhenUsed="1"/>
+    <w:lsdException w:name="Table Colorful 2" w:semiHidden="1" w:unhideWhenUsed="1"/>
+    <w:lsdException w:name="Table Colorful 3" w:semiHidden="1" w:unhideWhenUsed="1"/>
+    <w:lsdException w:name="Table Columns 1" w:semiHidden="1" w:unhideWhenUsed="1"/>
+    <w:lsdException w:name="Table Columns 2" w:semiHidden="1" w:unhideWhenUsed="1"/>
+    <w:lsdException w:name="Table Columns 3" w:semiHidden="1" w:unhideWhenUsed="1"/>
+    <w:lsdException w:name="Table Columns 4" w:semiHidden="1" w:unhideWhenUsed="1"/>
+    <w:lsdException w:name="Table Columns 5" w:semiHidden="1" w:unhideWhenUsed="1"/>
+    <w:lsdException w:name="Table Grid 1" w:semiHidden="1" w:unhideWhenUsed="1"/>
+    <w:lsdException w:name="Table Grid 2" w:semiHidden="1" w:unhideWhenUsed="1"/>
+    <w:lsdException w:name="Table Grid 3" w:semiHidden="1" w:unhideWhenUsed="1"/>
+    <w:lsdException w:name="Table Grid 4" w:semiHidden="1" w:unhideWhenUsed="1"/>
+    <w:lsdException w:name="Table Grid 5" w:semiHidden="1" w:unhideWhenUsed="1"/>
+    <w:lsdException w:name="Table Grid 6" w:semiHidden="1" w:unhideWhenUsed="1"/>
+    <w:lsdException w:name="Table Grid 7" w:semiHidden="1" w:unhideWhenUsed="1"/>
+    <w:lsdException w:name="Table Grid 8" w:semiHidden="1" w:unhideWhenUsed="1"/>
+    <w:lsdException w:name="Table List 1" w:semiHidden="1" w:unhideWhenUsed="1"/>
+    <w:lsdException w:name="Table List 2" w:semiHidden="1" w:unhideWhenUsed="1"/>
+    <w:lsdException w:name="Table List 3" w:semiHidden="1" w:unhideWhenUsed="1"/>
+    <w:lsdException w:name="Table List 4" w:semiHidden="1" w:unhideWhenUsed="1"/>
+    <w:lsdException w:name="Table List 5" w:semiHidden="1" w:unhideWhenUsed="1"/>
+    <w:lsdException w:name="Table List 6" w:semiHidden="1" w:unhideWhenUsed="1"/>
+    <w:lsdException w:name="Table List 7" w:semiHidden="1" w:unhideWhenUsed="1"/>
+    <w:lsdException w:name="Table List 8" w:semiHidden="1" w:unhideWhenUsed="1"/>
+    <w:lsdException w:name="Table 3D effects 1" w:semiHidden="1" w:unhideWhenUsed="1"/>
+    <w:lsdException w:name="Table 3D effects 2" w:semiHidden="1" w:unhideWhenUsed="1"/>
+    <w:lsdException w:name="Table 3D effects 3" w:semiHidden="1" w:unhideWhenUsed="1"/>
+    <w:lsdException w:name="Table Contemporary" w:semiHidden="1" w:unhideWhenUsed="1"/>
+    <w:lsdException w:name="Table Elegant" w:semiHidden="1" w:unhideWhenUsed="1"/>
+    <w:lsdException w:name="Table Professional" w:semiHidden="1" w:unhideWhenUsed="1"/>
+    <w:lsdException w:name="Table Subtle 1" w:semiHidden="1" w:unhideWhenUsed="1"/>
+    <w:lsdException w:name="Table Subtle 2" w:semiHidden="1" w:unhideWhenUsed="1"/>
+    <w:lsdException w:name="Table Web 1" w:semiHidden="1" w:unhideWhenUsed="1"/>
+    <w:lsdException w:name="Table Web 2" w:semiHidden="1" w:unhideWhenUsed="1"/>
+    <w:lsdException w:name="Table Web 3" w:semiHidden="1" w:unhideWhenUsed="1"/>
+    <w:lsdException w:name="Balloon Text" w:semiHidden="1" w:unhideWhenUsed="1"/>
+    <w:lsdException w:name="Table Grid" w:uiPriority="39"/>
+    <w:lsdException w:name="Table Theme" w:semiHidden="1" w:unhideWhenUsed="1"/>
+    <w:lsdException w:name="Placeholder Text" w:semiHidden="1"/>
+    <w:lsdException w:name="No Spacing" w:uiPriority="1" w:qFormat="1"/>
+    <w:lsdException w:name="Light Shading" w:uiPriority="60"/>
+    <w:lsdException w:name="Light List" w:uiPriority="61"/>
+    <w:lsdException w:name="Light Grid" w:uiPriority="62"/>
+    <w:lsdException w:name="Medium Shading 1" w:uiPriority="63"/>
+    <w:lsdException w:name="Medium Shading 2" w:uiPriority="64"/>
+    <w:lsdException w:name="Medium List 1" w:uiPriority="65"/>
+    <w:lsdException w:name="Medium List 2" w:uiPriority="66"/>
+    <w:lsdException w:name="Medium Grid 1" w:uiPriority="67"/>
+    <w:lsdException w:name="Medium Grid 2" w:uiPriority="68"/>
+    <w:lsdException w:name="Medium Grid 3" w:uiPriority="69"/>
+    <w:lsdException w:name="Dark List" w:uiPriority="70"/>
+    <w:lsdException w:name="Colorful Shading" w:uiPriority="71"/>
+    <w:lsdException w:name="Colorful List" w:uiPriority="72"/>
+    <w:lsdException w:name="Colorful Grid" w:uiPriority="73"/>
+    <w:lsdException w:name="Light Shading Accent 1" w:uiPriority="60"/>
+    <w:lsdException w:name="Light List Accent 1" w:uiPriority="61"/>
+    <w:lsdException w:name="Light Grid Accent 1" w:uiPriority="62"/>
+    <w:lsdException w:name="Medium Shading 1 Accent 1" w:uiPriority="63"/>
+    <w:lsdException w:name="Medium Shading 2 Accent 1" w:uiPriority="64"/>
+    <w:lsdException w:name="Medium List 1 Accent 1" w:uiPriority="65"/>
+    <w:lsdException w:name="Revision" w:semiHidden="1"/>
+    <w:lsdException w:name="List Paragraph" w:uiPriority="34" w:qFormat="1"/>
+    <w:lsdException w:name="Quote" w:uiPriority="29" w:qFormat="1"/>
+    <w:lsdException w:name="Intense Quote" w:uiPriority="30" w:qFormat="1"/>
+    <w:lsdException w:name="Medium List 2 Accent 1" w:uiPriority="66"/>
+    <w:lsdException w:name="Medium Grid 1 Accent 1" w:uiPriority="67"/>
+    <w:lsdException w:name="Medium Grid 2 Accent 1" w:uiPriority="68"/>
+    <w:lsdException w:name="Medium Grid 3 Accent 1" w:uiPriority="69"/>
+    <w:lsdException w:name="Dark List Accent 1" w:uiPriority="70"/>
+    <w:lsdException w:name="Colorful Shading Accent 1" w:uiPriority="71"/>
+    <w:lsdException w:name="Colorful List Accent 1" w:uiPriority="72"/>
+    <w:lsdException w:name="Colorful Grid Accent 1" w:uiPriority="73"/>
+    <w:lsdException w:name="Light Shading Accent 2" w:uiPriority="60"/>
+    <w:lsdException w:name="Light List Accent 2" w:uiPriority="61"/>
+    <w:lsdException w:name="Light Grid Accent 2" w:uiPriority="62"/>
+    <w:lsdException w:name="Medium Shading 1 Accent 2" w:uiPriority="63"/>
+    <w:lsdException w:name="Medium Shading 2 Accent 2" w:uiPriority="64"/>
+    <w:lsdException w:name="Medium List 1 Accent 2" w:uiPriority="65"/>
+    <w:lsdException w:name="Medium List 2 Accent 2" w:uiPriority="66"/>
+    <w:lsdException w:name="Medium Grid 1 Accent 2" w:uiPriority="67"/>
+    <w:lsdException w:name="Medium Grid 2 Accent 2" w:uiPriority="68"/>
+    <w:lsdException w:name="Medium Grid 3 Accent 2" w:uiPriority="69"/>
+    <w:lsdException w:name="Dark List Accent 2" w:uiPriority="70"/>
+    <w:lsdException w:name="Colorful Shading Accent 2" w:uiPriority="71"/>
+    <w:lsdException w:name="Colorful List Accent 2" w:uiPriority="72"/>
+    <w:lsdException w:name="Colorful Grid Accent 2" w:uiPriority="73"/>
+    <w:lsdException w:name="Light Shading Accent 3" w:uiPriority="60"/>
+    <w:lsdException w:name="Light List Accent 3" w:uiPriority="61"/>
+    <w:lsdException w:name="Light Grid Accent 3" w:uiPriority="62"/>
+    <w:lsdException w:name="Medium Shading 1 Accent 3" w:uiPriority="63"/>
+    <w:lsdException w:name="Medium Shading 2 Accent 3" w:uiPriority="64"/>
+    <w:lsdException w:name="Medium List 1 Accent 3" w:uiPriority="65"/>
+    <w:lsdException w:name="Medium List 2 Accent 3" w:uiPriority="66"/>
+    <w:lsdException w:name="Medium Grid 1 Accent 3" w:uiPriority="67"/>
+    <w:lsdException w:name="Medium Grid 2 Accent 3" w:uiPriority="68"/>
+    <w:lsdException w:name="Medium Grid 3 Accent 3" w:uiPriority="69"/>
+    <w:lsdException w:name="Dark List Accent 3" w:uiPriority="70"/>
+    <w:lsdException w:name="Colorful Shading Accent 3" w:uiPriority="71"/>
+    <w:lsdException w:name="Colorful List Accent 3" w:uiPriority="72"/>
+    <w:lsdException w:name="Colorful Grid Accent 3" w:uiPriority="73"/>
+    <w:lsdException w:name="Light Shading Accent 4" w:uiPriority="60"/>
+    <w:lsdException w:name="Light List Accent 4" w:uiPriority="61"/>
+    <w:lsdException w:name="Light Grid Accent 4" w:uiPriority="62"/>
+    <w:lsdException w:name="Medium Shading 1 Accent 4" w:uiPriority="63"/>
+    <w:lsdException w:name="Medium Shading 2 Accent 4" w:uiPriority="64"/>
+    <w:lsdException w:name="Medium List 1 Accent 4" w:uiPriority="65"/>
+    <w:lsdException w:name="Medium List 2 Accent 4" w:uiPriority="66"/>
+    <w:lsdException w:name="Medium Grid 1 Accent 4" w:uiPriority="67"/>
+    <w:lsdException w:name="Medium Grid 2 Accent 4" w:uiPriority="68"/>
+    <w:lsdException w:name="Medium Grid 3 Accent 4" w:uiPriority="69"/>
+    <w:lsdException w:name="Dark List Accent 4" w:uiPriority="70"/>
+    <w:lsdException w:name="Colorful Shading Accent 4" w:uiPriority="71"/>
+    <w:lsdException w:name="Colorful List Accent 4" w:uiPriority="72"/>
+    <w:lsdException w:name="Colorful Grid Accent 4" w:uiPriority="73"/>
+    <w:lsdException w:name="Light Shading Accent 5" w:uiPriority="60"/>
+    <w:lsdException w:name="Light List Accent 5" w:uiPriority="61"/>
+    <w:lsdException w:name="Light Grid Accent 5" w:uiPriority="62"/>
+    <w:lsdException w:name="Medium Shading 1 Accent 5" w:uiPriority="63"/>
+    <w:lsdException w:name="Medium Shading 2 Accent 5" w:uiPriority="64"/>
+    <w:lsdException w:name="Medium List 1 Accent 5" w:uiPriority="65"/>
+    <w:lsdException w:name="Medium List 2 Accent 5" w:uiPriority="66"/>
+    <w:lsdException w:name="Medium Grid 1 Accent 5" w:uiPriority="67"/>
+    <w:lsdException w:name="Medium Grid 2 Accent 5" w:uiPriority="68"/>
+    <w:lsdException w:name="Medium Grid 3 Accent 5" w:uiPriority="69"/>
+    <w:lsdException w:name="Dark List Accent 5" w:uiPriority="70"/>
+    <w:lsdException w:name="Colorful Shading Accent 5" w:uiPriority="71"/>
+    <w:lsdException w:name="Colorful List Accent 5" w:uiPriority="72"/>
+    <w:lsdException w:name="Colorful Grid Accent 5" w:uiPriority="73"/>
+    <w:lsdException w:name="Light Shading Accent 6" w:uiPriority="60"/>
+    <w:lsdException w:name="Light List Accent 6" w:uiPriority="61"/>
+    <w:lsdException w:name="Light Grid Accent 6" w:uiPriority="62"/>
+    <w:lsdException w:name="Medium Shading 1 Accent 6" w:uiPriority="63"/>
+    <w:lsdException w:name="Medium Shading 2 Accent 6" w:uiPriority="64"/>
+    <w:lsdException w:name="Medium List 1 Accent 6" w:uiPriority="65"/>
+    <w:lsdException w:name="Medium List 2 Accent 6" w:uiPriority="66"/>
+    <w:lsdException w:name="Medium Grid 1 Accent 6" w:uiPriority="67"/>
+    <w:lsdException w:name="Medium Grid 2 Accent 6" w:uiPriority="68"/>
+    <w:lsdException w:name="Medium Grid 3 Accent 6" w:uiPriority="69"/>
+    <w:lsdException w:name="Dark List Accent 6" w:uiPriority="70"/>
+    <w:lsdException w:name="Colorful Shading Accent 6" w:uiPriority="71"/>
+    <w:lsdException w:name="Colorful List Accent 6" w:uiPriority="72"/>
+    <w:lsdException w:name="Colorful Grid Accent 6" w:uiPriority="73"/>
+    <w:lsdException w:name="Subtle Emphasis" w:uiPriority="19" w:qFormat="1"/>
+    <w:lsdException w:name="Intense Emphasis" w:uiPriority="21" w:qFormat="1"/>
+    <w:lsdException w:name="Subtle Reference" w:uiPriority="31" w:qFormat="1"/>
+    <w:lsdException w:name="Intense Reference" w:uiPriority="32" w:qFormat="1"/>
+    <w:lsdException w:name="Book Title" w:uiPriority="33" w:qFormat="1"/>
+    <w:lsdException w:name="Bibliography" w:semiHidden="1" w:uiPriority="37" w:unhideWhenUsed="1"/>
+    <w:lsdException w:name="TOC Heading" w:semiHidden="1" w:uiPriority="39" w:unhideWhenUsed="1" w:qFormat="1"/>
+    <w:lsdException w:name="Plain Table 1" w:uiPriority="41"/>
+    <w:lsdException w:name="Plain Table 2" w:uiPriority="42"/>
+    <w:lsdException w:name="Plain Table 3" w:uiPriority="43"/>
+    <w:lsdException w:name="Plain Table 4" w:uiPriority="44"/>
+    <w:lsdException w:name="Plain Table 5" w:uiPriority="45"/>
+    <w:lsdException w:name="Grid Table Light" w:uiPriority="40"/>
+    <w:lsdException w:name="Grid Table 1 Light" w:uiPriority="46"/>
+    <w:lsdException w:name="Grid Table 2" w:uiPriority="47"/>
+    <w:lsdException w:name="Grid Table 3" w:uiPriority="48"/>
+    <w:lsdException w:name="Grid Table 4" w:uiPriority="49"/>
+    <w:lsdException w:name="Grid Table 5 Dark" w:uiPriority="50"/>
+    <w:lsdException w:name="Grid Table 6 Colorful" w:uiPriority="51"/>
+    <w:lsdException w:name="Grid Table 7 Colorful" w:uiPriority="52"/>
+    <w:lsdException w:name="Grid Table 1 Light Accent 1" w:uiPriority="46"/>
+    <w:lsdException w:name="Grid Table 2 Accent 1" w:uiPriority="47"/>
+    <w:lsdException w:name="Grid Table 3 Accent 1" w:uiPriority="48"/>
+    <w:lsdException w:name="Grid Table 4 Accent 1" w:uiPriority="49"/>
+    <w:lsdException w:name="Grid Table 5 Dark Accent 1" w:uiPriority="50"/>
+    <w:lsdException w:name="Grid Table 6 Colorful Accent 1" w:uiPriority="51"/>
+    <w:lsdException w:name="Grid Table 7 Colorful Accent 1" w:uiPriority="52"/>
+    <w:lsdException w:name="Grid Table 1 Light Accent 2" w:uiPriority="46"/>
+    <w:lsdException w:name="Grid Table 2 Accent 2" w:uiPriority="47"/>
+    <w:lsdException w:name="Grid Table 3 Accent 2" w:uiPriority="48"/>
+    <w:lsdException w:name="Grid Table 4 Accent 2" w:uiPriority="49"/>
+    <w:lsdException w:name="Grid Table 5 Dark Accent 2" w:uiPriority="50"/>
+    <w:lsdException w:name="Grid Table 6 Colorful Accent 2" w:uiPriority="51"/>
+    <w:lsdException w:name="Grid Table 7 Colorful Accent 2" w:uiPriority="52"/>
+    <w:lsdException w:name="Grid Table 1 Light Accent 3" w:uiPriority="46"/>
+    <w:lsdException w:name="Grid Table 2 Accent 3" w:uiPriority="47"/>
+    <w:lsdException w:name="Grid Table 3 Accent 3" w:uiPriority="48"/>
+    <w:lsdException w:name="Grid Table 4 Accent 3" w:uiPriority="49"/>
+    <w:lsdException w:name="Grid Table 5 Dark Accent 3" w:uiPriority="50"/>
+    <w:lsdException w:name="Grid Table 6 Colorful Accent 3" w:uiPriority="51"/>
+    <w:lsdException w:name="Grid Table 7 Colorful Accent 3" w:uiPriority="52"/>
+    <w:lsdException w:name="Grid Table 1 Light Accent 4" w:uiPriority="46"/>
+    <w:lsdException w:name="Grid Table 2 Accent 4" w:uiPriority="47"/>
+    <w:lsdException w:name="Grid Table 3 Accent 4" w:uiPriority="48"/>
+    <w:lsdException w:name="Grid Table 4 Accent 4" w:uiPriority="49"/>
+    <w:lsdException w:name="Grid Table 5 Dark Accent 4" w:uiPriority="50"/>
+    <w:lsdException w:name="Grid Table 6 Colorful Accent 4" w:uiPriority="51"/>
+    <w:lsdException w:name="Grid Table 7 Colorful Accent 4" w:uiPriority="52"/>
+    <w:lsdException w:name="Grid Table 1 Light Accent 5" w:uiPriority="46"/>
+    <w:lsdException w:name="Grid Table 2 Accent 5" w:uiPriority="47"/>
+    <w:lsdException w:name="Grid Table 3 Accent 5" w:uiPriority="48"/>
+    <w:lsdException w:name="Grid Table 4 Accent 5" w:uiPriority="49"/>
+    <w:lsdException w:name="Grid Table 5 Dark Accent 5" w:uiPriority="50"/>
+    <w:lsdException w:name="Grid Table 6 Colorful Accent 5" w:uiPriority="51"/>
+    <w:lsdException w:name="Grid Table 7 Colorful Accent 5" w:uiPriority="52"/>
+    <w:lsdException w:name="Grid Table 1 Light Accent 6" w:uiPriority="46"/>
+    <w:lsdException w:name="Grid Table 2 Accent 6" w:uiPriority="47"/>
+    <w:lsdException w:name="Grid Table 3 Accent 6" w:uiPriority="48"/>
+    <w:lsdException w:name="Grid Table 4 Accent 6" w:uiPriority="49"/>
+    <w:lsdException w:name="Grid Table 5 Dark Accent 6" w:uiPriority="50"/>
+    <w:lsdException w:name="Grid Table 6 Colorful Accent 6" w:uiPriority="51"/>
+    <w:lsdException w:name="Grid Table 7 Colorful Accent 6" w:uiPriority="52"/>
+    <w:lsdException w:name="List Table 1 Light" w:uiPriority="46"/>
+    <w:lsdException w:name="List Table 2" w:uiPriority="47"/>
+    <w:lsdException w:name="List Table 3" w:uiPriority="48"/>
+    <w:lsdException w:name="List Table 4" w:uiPriority="49"/>
+    <w:lsdException w:name="List Table 5 Dark" w:uiPriority="50"/>
+    <w:lsdException w:name="List Table 6 Colorful" w:uiPriority="51"/>
+    <w:lsdException w:name="List Table 7 Colorful" w:uiPriority="52"/>
+    <w:lsdException w:name="List Table 1 Light Accent 1" w:uiPriority="46"/>
+    <w:lsdException w:name="List Table 2 Accent 1" w:uiPriority="47"/>
+    <w:lsdException w:name="List Table 3 Accent 1" w:uiPriority="48"/>
+    <w:lsdException w:name="List Table 4 Accent 1" w:uiPriority="49"/>
+    <w:lsdException w:name="List Table 5 Dark Accent 1" w:uiPriority="50"/>
+    <w:lsdException w:name="List Table 6 Colorful Accent 1" w:uiPriority="51"/>
+    <w:lsdException w:name="List Table 7 Colorful Accent 1" w:uiPriority="52"/>
+    <w:lsdException w:name="List Table 1 Light Accent 2" w:uiPriority="46"/>
+    <w:lsdException w:name="List Table 2 Accent 2" w:uiPriority="47"/>
+    <w:lsdException w:name="List Table 3 Accent 2" w:uiPriority="48"/>
+    <w:lsdException w:name="List Table 4 Accent 2" w:uiPriority="49"/>
+    <w:lsdException w:name="List Table 5 Dark Accent 2" w:uiPriority="50"/>
+    <w:lsdException w:name="List Table 6 Colorful Accent 2" w:uiPriority="51"/>
+    <w:lsdException w:name="List Table 7 Colorful Accent 2" w:uiPriority="52"/>
+    <w:lsdException w:name="List Table 1 Light Accent 3" w:uiPriority="46"/>
+    <w:lsdException w:name="List Table 2 Accent 3" w:uiPriority="47"/>
+    <w:lsdException w:name="List Table 3 Accent 3" w:uiPriority="48"/>
+    <w:lsdException w:name="List Table 4 Accent 3" w:uiPriority="49"/>
+    <w:lsdException w:name="List Table 5 Dark Accent 3" w:uiPriority="50"/>
+    <w:lsdException w:name="List Table 6 Colorful Accent 3" w:uiPriority="51"/>
+    <w:lsdException w:name="List Table 7 Colorful Accent 3" w:uiPriority="52"/>
+    <w:lsdException w:name="List Table 1 Light Accent 4" w:uiPriority="46"/>
+    <w:lsdException w:name="List Table 2 Accent 4" w:uiPriority="47"/>
+    <w:lsdException w:name="List Table 3 Accent 4" w:uiPriority="48"/>
+    <w:lsdException w:name="List Table 4 Accent 4" w:uiPriority="49"/>
+    <w:lsdException w:name="List Table 5 Dark Accent 4" w:uiPriority="50"/>
+    <w:lsdException w:name="List Table 6 Colorful Accent 4" w:uiPriority="51"/>
+    <w:lsdException w:name="List Table 7 Colorful Accent 4" w:uiPriority="52"/>
+    <w:lsdException w:name="List Table 1 Light Accent 5" w:uiPriority="46"/>
+    <w:lsdException w:name="List Table 2 Accent 5" w:uiPriority="47"/>
+    <w:lsdException w:name="List Table 3 Accent 5" w:uiPriority="48"/>
+    <w:lsdException w:name="List Table 4 Accent 5" w:uiPriority="49"/>
+    <w:lsdException w:name="List Table 5 Dark Accent 5" w:uiPriority="50"/>
+    <w:lsdException w:name="List Table 6 Colorful Accent 5" w:uiPriority="51"/>
+    <w:lsdException w:name="List Table 7 Colorful Accent 5" w:uiPriority="52"/>
+    <w:lsdException w:name="List Table 1 Light Accent 6" w:uiPriority="46"/>
+    <w:lsdException w:name="List Table 2 Accent 6" w:uiPriority="47"/>
+    <w:lsdException w:name="List Table 3 Accent 6" w:uiPriority="48"/>
+    <w:lsdException w:name="List Table 4 Accent 6" w:uiPriority="49"/>
+    <w:lsdException w:name="List Table 5 Dark Accent 6" w:uiPriority="50"/>
+    <w:lsdException w:name="List Table 6 Colorful Accent 6" w:uiPriority="51"/>
+    <w:lsdException w:name="List Table 7 Colorful Accent 6" w:uiPriority="52"/>
+    <w:lsdException w:name="Mention" w:semiHidden="1" w:unhideWhenUsed="1"/>
+    <w:lsdException w:name="Smart Hyperlink" w:semiHidden="1" w:unhideWhenUsed="1"/>
+    <w:lsdException w:name="Hashtag" w:semiHidden="1" w:unhideWhenUsed="1"/>
+    <w:lsdException w:name="Unresolved Mention" w:semiHidden="1" w:unhideWhenUsed="1"/>
+    <w:lsdException w:name="Smart Link" w:semiHidden="1" w:unhideWhenUsed="1"/>
+  </w:latentStyles>
+  <w:style w:type="paragraph" w:default="1" w:styleId="Normale">
+    <w:name w:val="Normal"/>
+    <w:qFormat/>
   </w:style>
-  <w:style w:type="paragraph" w:styleId="Normal" w:default="1">
-    <w:name w:val="normal"/>
-  </w:style>
-  <w:style w:type="paragraph" w:styleId="Heading1">
+  <w:style w:type="paragraph" w:styleId="Titolo1">
     <w:name w:val="heading 1"/>
-    <w:basedOn w:val="Normal"/>
-    <w:next w:val="Normal"/>
+    <w:basedOn w:val="Normale"/>
+    <w:next w:val="Normale"/>
+    <w:uiPriority w:val="9"/>
+    <w:qFormat/>
     <w:pPr>
       <w:pBdr>
-        <w:top w:space="0" w:sz="0" w:val="nil"/>
-        <w:left w:space="0" w:sz="0" w:val="nil"/>
-        <w:bottom w:space="0" w:sz="0" w:val="nil"/>
-        <w:right w:space="0" w:sz="0" w:val="nil"/>
-        <w:between w:space="0" w:sz="0" w:val="nil"/>
+        <w:top w:val="nil"/>
+        <w:left w:val="nil"/>
+        <w:bottom w:val="nil"/>
+        <w:right w:val="nil"/>
+        <w:between w:val="nil"/>
       </w:pBdr>
-      <w:shd w:fill="auto" w:val="clear"/>
-      <w:spacing w:after="240" w:before="240" w:lineRule="auto"/>
+      <w:spacing w:before="240" w:after="240"/>
+      <w:outlineLvl w:val="0"/>
     </w:pPr>
     <w:rPr>
-      <w:b w:val="1"/>
-      <w:bCs w:val="1"/>
-      <w:i w:val="0"/>
-      <w:iCs w:val="0"/>
+      <w:b/>
+      <w:bCs/>
       <w:sz w:val="48"/>
       <w:szCs w:val="48"/>
     </w:rPr>
   </w:style>
-  <w:style w:type="paragraph" w:styleId="Heading2">
+  <w:style w:type="paragraph" w:styleId="Titolo2">
     <w:name w:val="heading 2"/>
-    <w:basedOn w:val="Normal"/>
-    <w:next w:val="Normal"/>
+    <w:basedOn w:val="Normale"/>
+    <w:next w:val="Normale"/>
+    <w:uiPriority w:val="9"/>
+    <w:unhideWhenUsed/>
+    <w:qFormat/>
     <w:pPr>
       <w:pBdr>
-        <w:top w:space="0" w:sz="0" w:val="nil"/>
-        <w:left w:space="0" w:sz="0" w:val="nil"/>
-        <w:bottom w:space="0" w:sz="0" w:val="nil"/>
-        <w:right w:space="0" w:sz="0" w:val="nil"/>
-        <w:between w:space="0" w:sz="0" w:val="nil"/>
+        <w:top w:val="nil"/>
+        <w:left w:val="nil"/>
+        <w:bottom w:val="nil"/>
+        <w:right w:val="nil"/>
+        <w:between w:val="nil"/>
       </w:pBdr>
-      <w:shd w:fill="auto" w:val="clear"/>
-      <w:spacing w:after="225" w:before="225" w:lineRule="auto"/>
+      <w:spacing w:before="225" w:after="225"/>
+      <w:outlineLvl w:val="1"/>
     </w:pPr>
     <w:rPr>
-      <w:b w:val="1"/>
-      <w:bCs w:val="1"/>
-      <w:i w:val="0"/>
-      <w:iCs w:val="0"/>
+      <w:b/>
+      <w:bCs/>
       <w:sz w:val="36"/>
       <w:szCs w:val="36"/>
     </w:rPr>
   </w:style>
-  <w:style w:type="paragraph" w:styleId="Heading3">
+  <w:style w:type="paragraph" w:styleId="Titolo3">
     <w:name w:val="heading 3"/>
-    <w:basedOn w:val="Normal"/>
-    <w:next w:val="Normal"/>
+    <w:basedOn w:val="Normale"/>
+    <w:next w:val="Normale"/>
+    <w:uiPriority w:val="9"/>
+    <w:unhideWhenUsed/>
+    <w:qFormat/>
     <w:pPr>
       <w:pBdr>
-        <w:top w:space="0" w:sz="0" w:val="nil"/>
-        <w:left w:space="0" w:sz="0" w:val="nil"/>
-        <w:bottom w:space="0" w:sz="0" w:val="nil"/>
-        <w:right w:space="0" w:sz="0" w:val="nil"/>
-        <w:between w:space="0" w:sz="0" w:val="nil"/>
+        <w:top w:val="nil"/>
+        <w:left w:val="nil"/>
+        <w:bottom w:val="nil"/>
+        <w:right w:val="nil"/>
+        <w:between w:val="nil"/>
       </w:pBdr>
-      <w:shd w:fill="auto" w:val="clear"/>
-      <w:spacing w:after="240" w:before="240" w:lineRule="auto"/>
+      <w:spacing w:before="240" w:after="240"/>
+      <w:outlineLvl w:val="2"/>
     </w:pPr>
     <w:rPr>
-      <w:b w:val="1"/>
-      <w:bCs w:val="1"/>
-      <w:i w:val="0"/>
-      <w:iCs w:val="0"/>
+      <w:b/>
+      <w:bCs/>
       <w:sz w:val="28"/>
       <w:szCs w:val="28"/>
     </w:rPr>
   </w:style>
-  <w:style w:type="paragraph" w:styleId="Heading4">
+  <w:style w:type="paragraph" w:styleId="Titolo4">
     <w:name w:val="heading 4"/>
-    <w:basedOn w:val="Normal"/>
-    <w:next w:val="Normal"/>
+    <w:basedOn w:val="Normale"/>
+    <w:next w:val="Normale"/>
+    <w:uiPriority w:val="9"/>
+    <w:semiHidden/>
+    <w:unhideWhenUsed/>
+    <w:qFormat/>
     <w:pPr>
       <w:pBdr>
-        <w:top w:space="0" w:sz="0" w:val="nil"/>
-        <w:left w:space="0" w:sz="0" w:val="nil"/>
-        <w:bottom w:space="0" w:sz="0" w:val="nil"/>
-        <w:right w:space="0" w:sz="0" w:val="nil"/>
-        <w:between w:space="0" w:sz="0" w:val="nil"/>
+        <w:top w:val="nil"/>
+        <w:left w:val="nil"/>
+        <w:bottom w:val="nil"/>
+        <w:right w:val="nil"/>
+        <w:between w:val="nil"/>
       </w:pBdr>
-      <w:shd w:fill="auto" w:val="clear"/>
-      <w:spacing w:after="255" w:before="255" w:lineRule="auto"/>
+      <w:spacing w:before="255" w:after="255"/>
+      <w:outlineLvl w:val="3"/>
     </w:pPr>
     <w:rPr>
-      <w:b w:val="1"/>
-      <w:bCs w:val="1"/>
-      <w:i w:val="0"/>
-      <w:iCs w:val="0"/>
+      <w:b/>
+      <w:bCs/>
       <w:sz w:val="24"/>
       <w:szCs w:val="24"/>
     </w:rPr>
   </w:style>
-  <w:style w:type="paragraph" w:styleId="Heading5">
+  <w:style w:type="paragraph" w:styleId="Titolo5">
     <w:name w:val="heading 5"/>
-    <w:basedOn w:val="Normal"/>
-    <w:next w:val="Normal"/>
+    <w:basedOn w:val="Normale"/>
+    <w:next w:val="Normale"/>
+    <w:uiPriority w:val="9"/>
+    <w:semiHidden/>
+    <w:unhideWhenUsed/>
+    <w:qFormat/>
     <w:pPr>
       <w:pBdr>
-        <w:top w:space="0" w:sz="0" w:val="nil"/>
-        <w:left w:space="0" w:sz="0" w:val="nil"/>
-        <w:bottom w:space="0" w:sz="0" w:val="nil"/>
-        <w:right w:space="0" w:sz="0" w:val="nil"/>
-        <w:between w:space="0" w:sz="0" w:val="nil"/>
+        <w:top w:val="nil"/>
+        <w:left w:val="nil"/>
+        <w:bottom w:val="nil"/>
+        <w:right w:val="nil"/>
+        <w:between w:val="nil"/>
       </w:pBdr>
-      <w:shd w:fill="auto" w:val="clear"/>
-      <w:spacing w:after="255" w:before="255" w:lineRule="auto"/>
+      <w:spacing w:before="255" w:after="255"/>
+      <w:outlineLvl w:val="4"/>
     </w:pPr>
     <w:rPr>
-      <w:b w:val="1"/>
-      <w:bCs w:val="1"/>
-      <w:i w:val="0"/>
-      <w:iCs w:val="0"/>
+      <w:b/>
+      <w:bCs/>
       <w:sz w:val="18"/>
       <w:szCs w:val="18"/>
     </w:rPr>
   </w:style>
-  <w:style w:type="paragraph" w:styleId="Heading6">
+  <w:style w:type="paragraph" w:styleId="Titolo6">
     <w:name w:val="heading 6"/>
-    <w:basedOn w:val="Normal"/>
-    <w:next w:val="Normal"/>
+    <w:basedOn w:val="Normale"/>
+    <w:next w:val="Normale"/>
+    <w:uiPriority w:val="9"/>
+    <w:semiHidden/>
+    <w:unhideWhenUsed/>
+    <w:qFormat/>
     <w:pPr>
       <w:pBdr>
-        <w:top w:space="0" w:sz="0" w:val="nil"/>
-        <w:left w:space="0" w:sz="0" w:val="nil"/>
-        <w:bottom w:space="0" w:sz="0" w:val="nil"/>
-        <w:right w:space="0" w:sz="0" w:val="nil"/>
-        <w:between w:space="0" w:sz="0" w:val="nil"/>
+        <w:top w:val="nil"/>
+        <w:left w:val="nil"/>
+        <w:bottom w:val="nil"/>
+        <w:right w:val="nil"/>
+        <w:between w:val="nil"/>
       </w:pBdr>
-      <w:shd w:fill="auto" w:val="clear"/>
-      <w:spacing w:after="360" w:before="360" w:lineRule="auto"/>
+      <w:spacing w:before="360" w:after="360"/>
+      <w:outlineLvl w:val="5"/>
     </w:pPr>
     <w:rPr>
-      <w:b w:val="1"/>
-      <w:bCs w:val="1"/>
-      <w:i w:val="0"/>
-      <w:iCs w:val="0"/>
+      <w:b/>
+      <w:bCs/>
       <w:sz w:val="16"/>
       <w:szCs w:val="16"/>
     </w:rPr>
   </w:style>
-  <w:style w:type="paragraph" w:styleId="Title">
+  <w:style w:type="character" w:default="1" w:styleId="Carpredefinitoparagrafo">
+    <w:name w:val="Default Paragraph Font"/>
+    <w:uiPriority w:val="1"/>
+    <w:semiHidden/>
+    <w:unhideWhenUsed/>
+  </w:style>
+  <w:style w:type="table" w:default="1" w:styleId="Tabellanormale">
+    <w:name w:val="Normal Table"/>
+    <w:uiPriority w:val="99"/>
+    <w:semiHidden/>
+    <w:unhideWhenUsed/>
+    <w:tblPr>
+      <w:tblInd w:w="0" w:type="dxa"/>
+      <w:tblCellMar>
+        <w:top w:w="0" w:type="dxa"/>
+        <w:left w:w="108" w:type="dxa"/>
+        <w:bottom w:w="0" w:type="dxa"/>
+        <w:right w:w="108" w:type="dxa"/>
+      </w:tblCellMar>
+    </w:tblPr>
+  </w:style>
+  <w:style w:type="numbering" w:default="1" w:styleId="Nessunelenco">
+    <w:name w:val="No List"/>
+    <w:uiPriority w:val="99"/>
+    <w:semiHidden/>
+    <w:unhideWhenUsed/>
+  </w:style>
+  <w:style w:type="table" w:customStyle="1" w:styleId="TableNormal">
+    <w:name w:val="TableNormal"/>
+    <w:tblPr>
+      <w:tblCellMar>
+        <w:top w:w="100" w:type="dxa"/>
+        <w:left w:w="100" w:type="dxa"/>
+        <w:bottom w:w="100" w:type="dxa"/>
+        <w:right w:w="100" w:type="dxa"/>
+      </w:tblCellMar>
+    </w:tblPr>
+  </w:style>
+  <w:style w:type="paragraph" w:styleId="Titolo">
     <w:name w:val="Title"/>
-    <w:basedOn w:val="Normal"/>
-    <w:next w:val="Normal"/>
+    <w:basedOn w:val="Normale"/>
+    <w:next w:val="Normale"/>
+    <w:uiPriority w:val="10"/>
+    <w:qFormat/>
     <w:pPr>
-      <w:keepNext w:val="1"/>
-      <w:keepLines w:val="1"/>
-      <w:pageBreakBefore w:val="0"/>
-      <w:spacing w:after="120" w:before="480" w:lineRule="auto"/>
+      <w:keepNext/>
+      <w:keepLines/>
+      <w:spacing w:before="480" w:after="120"/>
     </w:pPr>
     <w:rPr>
-      <w:b w:val="1"/>
-      <w:bCs w:val="1"/>
+      <w:b/>
+      <w:bCs/>
       <w:sz w:val="72"/>
       <w:szCs w:val="72"/>
     </w:rPr>
   </w:style>
-  <w:style w:type="paragraph" w:styleId="Subtitle">
+  <w:style w:type="paragraph" w:styleId="Sottotitolo">
     <w:name w:val="Subtitle"/>
-    <w:basedOn w:val="Normal"/>
-    <w:next w:val="Normal"/>
+    <w:basedOn w:val="Normale"/>
+    <w:next w:val="Normale"/>
+    <w:uiPriority w:val="11"/>
+    <w:qFormat/>
     <w:pPr>
-      <w:keepNext w:val="1"/>
-      <w:keepLines w:val="1"/>
-      <w:pageBreakBefore w:val="0"/>
-      <w:spacing w:after="80" w:before="360" w:lineRule="auto"/>
+      <w:keepNext/>
+      <w:keepLines/>
+      <w:spacing w:before="360" w:after="80"/>
     </w:pPr>
     <w:rPr>
-      <w:rFonts w:ascii="Georgia" w:cs="Georgia" w:eastAsia="Georgia" w:hAnsi="Georgia"/>
-      <w:i w:val="1"/>
-      <w:iCs w:val="1"/>
+      <w:rFonts w:ascii="Georgia" w:eastAsia="Georgia" w:hAnsi="Georgia" w:cs="Georgia"/>
+      <w:i/>
+      <w:iCs/>
       <w:color w:val="666666"/>
       <w:sz w:val="48"/>
       <w:szCs w:val="48"/>
